--- a/JASA_Response_Letter/Revision/JASA_naturalness_comment_letter_2026_revision.docx
+++ b/JASA_Response_Letter/Revision/JASA_naturalness_comment_letter_2026_revision.docx
@@ -1,6 +1,6 @@
 
 <file path=word/document.xml><?xml version="1.0" encoding="utf-8"?>
-<w:document xmlns:wpc="http://schemas.microsoft.com/office/word/2010/wordprocessingCanvas" xmlns:cx="http://schemas.microsoft.com/office/drawing/2014/chartex" xmlns:cx1="http://schemas.microsoft.com/office/drawing/2015/9/8/chartex" xmlns:cx2="http://schemas.microsoft.com/office/drawing/2015/10/21/chartex" xmlns:cx3="http://schemas.microsoft.com/office/drawing/2016/5/9/chartex" xmlns:cx4="http://schemas.microsoft.com/office/drawing/2016/5/10/chartex" xmlns:cx5="http://schemas.microsoft.com/office/drawing/2016/5/11/chartex" xmlns:cx6="http://schemas.microsoft.com/office/drawing/2016/5/12/chartex" xmlns:cx7="http://schemas.microsoft.com/office/drawing/2016/5/13/chartex" xmlns:cx8="http://schemas.microsoft.com/office/drawing/2016/5/14/chartex" xmlns:mc="http://schemas.openxmlformats.org/markup-compatibility/2006" xmlns:aink="http://schemas.microsoft.com/office/drawing/2016/ink" xmlns:am3d="http://schemas.microsoft.com/office/drawing/2017/model3d" xmlns:o="urn:schemas-microsoft-com:office:office" xmlns:r="http://schemas.openxmlformats.org/officeDocument/2006/relationships" xmlns:m="http://schemas.openxmlformats.org/officeDocument/2006/math" xmlns:v="urn:schemas-microsoft-com:vml" xmlns:wp14="http://schemas.microsoft.com/office/word/2010/wordprocessingDrawing" xmlns:wp="http://schemas.openxmlformats.org/drawingml/2006/wordprocessingDrawing" xmlns:w10="urn:schemas-microsoft-com:office:word" xmlns:w="http://schemas.openxmlformats.org/wordprocessingml/2006/main" xmlns:w14="http://schemas.microsoft.com/office/word/2010/wordml" xmlns:w15="http://schemas.microsoft.com/office/word/2012/wordml" xmlns:w16cid="http://schemas.microsoft.com/office/word/2016/wordml/cid" xmlns:w16se="http://schemas.microsoft.com/office/word/2015/wordml/symex" xmlns:wpg="http://schemas.microsoft.com/office/word/2010/wordprocessingGroup" xmlns:wpi="http://schemas.microsoft.com/office/word/2010/wordprocessingInk" xmlns:wne="http://schemas.microsoft.com/office/word/2006/wordml" xmlns:wps="http://schemas.microsoft.com/office/word/2010/wordprocessingShape" mc:Ignorable="w14 w15 w16se w16cid wp14">
+<w:document xmlns:wpc="http://schemas.microsoft.com/office/word/2010/wordprocessingCanvas" xmlns:cx="http://schemas.microsoft.com/office/drawing/2014/chartex" xmlns:cx1="http://schemas.microsoft.com/office/drawing/2015/9/8/chartex" xmlns:cx2="http://schemas.microsoft.com/office/drawing/2015/10/21/chartex" xmlns:cx3="http://schemas.microsoft.com/office/drawing/2016/5/9/chartex" xmlns:cx4="http://schemas.microsoft.com/office/drawing/2016/5/10/chartex" xmlns:cx5="http://schemas.microsoft.com/office/drawing/2016/5/11/chartex" xmlns:cx6="http://schemas.microsoft.com/office/drawing/2016/5/12/chartex" xmlns:cx7="http://schemas.microsoft.com/office/drawing/2016/5/13/chartex" xmlns:cx8="http://schemas.microsoft.com/office/drawing/2016/5/14/chartex" xmlns:mc="http://schemas.openxmlformats.org/markup-compatibility/2006" xmlns:aink="http://schemas.microsoft.com/office/drawing/2016/ink" xmlns:am3d="http://schemas.microsoft.com/office/drawing/2017/model3d" xmlns:o="urn:schemas-microsoft-com:office:office" xmlns:oel="http://schemas.microsoft.com/office/2019/extlst" xmlns:r="http://schemas.openxmlformats.org/officeDocument/2006/relationships" xmlns:m="http://schemas.openxmlformats.org/officeDocument/2006/math" xmlns:v="urn:schemas-microsoft-com:vml" xmlns:wp14="http://schemas.microsoft.com/office/word/2010/wordprocessingDrawing" xmlns:wp="http://schemas.openxmlformats.org/drawingml/2006/wordprocessingDrawing" xmlns:w10="urn:schemas-microsoft-com:office:word" xmlns:w="http://schemas.openxmlformats.org/wordprocessingml/2006/main" xmlns:w14="http://schemas.microsoft.com/office/word/2010/wordml" xmlns:w15="http://schemas.microsoft.com/office/word/2012/wordml" xmlns:w16cex="http://schemas.microsoft.com/office/word/2018/wordml/cex" xmlns:w16cid="http://schemas.microsoft.com/office/word/2016/wordml/cid" xmlns:w16="http://schemas.microsoft.com/office/word/2018/wordml" xmlns:w16du="http://schemas.microsoft.com/office/word/2023/wordml/word16du" xmlns:w16sdtdh="http://schemas.microsoft.com/office/word/2020/wordml/sdtdatahash" xmlns:w16sdtfl="http://schemas.microsoft.com/office/word/2024/wordml/sdtformatlock" xmlns:w16se="http://schemas.microsoft.com/office/word/2015/wordml/symex" xmlns:wpg="http://schemas.microsoft.com/office/word/2010/wordprocessingGroup" xmlns:wpi="http://schemas.microsoft.com/office/word/2010/wordprocessingInk" xmlns:wne="http://schemas.microsoft.com/office/word/2006/wordml" xmlns:wps="http://schemas.microsoft.com/office/word/2010/wordprocessingShape" mc:Ignorable="w14 w15 w16se w16cid w16 w16cex w16sdtdh w16sdtfl w16du wp14">
   <w:body>
     <w:p>
       <w:pPr>
@@ -89,9 +89,8 @@
           <w:szCs w:val="28"/>
           <w:lang w:val="en-US"/>
         </w:rPr>
-        <w:t xml:space="preserve">Comment on "Beyond acoustics: Self-relevance as a key to voice naturalness", J. </w:t>
-      </w:r>
-      <w:proofErr w:type="spellStart"/>
+        <w:t xml:space="preserve">Comment on "Beyond acoustics: Self-relevance as a key to voice naturalness", J. Acoust. </w:t>
+      </w:r>
       <w:r>
         <w:rPr>
           <w:rFonts w:asciiTheme="minorHAnsi" w:hAnsiTheme="minorHAnsi" w:cstheme="minorHAnsi"/>
@@ -100,49 +99,9 @@
           <w:color w:val="auto"/>
           <w:sz w:val="28"/>
           <w:szCs w:val="28"/>
-          <w:lang w:val="en-US"/>
-        </w:rPr>
-        <w:t>Acoust</w:t>
-      </w:r>
-      <w:proofErr w:type="spellEnd"/>
-      <w:r>
-        <w:rPr>
-          <w:rFonts w:asciiTheme="minorHAnsi" w:hAnsiTheme="minorHAnsi" w:cstheme="minorHAnsi"/>
-          <w:b/>
-          <w:bCs/>
-          <w:color w:val="auto"/>
-          <w:sz w:val="28"/>
-          <w:szCs w:val="28"/>
-          <w:lang w:val="en-US"/>
-        </w:rPr>
-        <w:t xml:space="preserve">. </w:t>
-      </w:r>
-      <w:proofErr w:type="spellStart"/>
-      <w:r>
-        <w:rPr>
-          <w:rFonts w:asciiTheme="minorHAnsi" w:hAnsiTheme="minorHAnsi" w:cstheme="minorHAnsi"/>
-          <w:b/>
-          <w:bCs/>
-          <w:color w:val="auto"/>
-          <w:sz w:val="28"/>
-          <w:szCs w:val="28"/>
-        </w:rPr>
-        <w:t>Soc</w:t>
-      </w:r>
-      <w:proofErr w:type="spellEnd"/>
-      <w:r>
-        <w:rPr>
-          <w:rFonts w:asciiTheme="minorHAnsi" w:hAnsiTheme="minorHAnsi" w:cstheme="minorHAnsi"/>
-          <w:b/>
-          <w:bCs/>
-          <w:color w:val="auto"/>
-          <w:sz w:val="28"/>
-          <w:szCs w:val="28"/>
-        </w:rPr>
-        <w:t>. Am. 158, 4045–4047 (2025).</w:t>
-      </w:r>
-      <w:bookmarkStart w:id="1" w:name="_GoBack"/>
-      <w:bookmarkEnd w:id="1"/>
+        </w:rPr>
+        <w:t>Soc. Am. 158, 4045–4047 (2025).</w:t>
+      </w:r>
     </w:p>
     <w:p>
       <w:pPr>
@@ -507,6 +466,7 @@
       <w:pPr>
         <w:spacing w:line="480" w:lineRule="auto"/>
         <w:rPr>
+          <w:color w:val="C00000"/>
           <w:lang w:val="en-US"/>
         </w:rPr>
       </w:pPr>
@@ -673,7 +633,6 @@
             <w:docPart w:val="DefaultPlaceholder_-1854013440"/>
           </w:placeholder>
         </w:sdtPr>
-        <w:sdtEndPr/>
         <w:sdtContent>
           <w:r>
             <w:rPr>
@@ -737,7 +696,6 @@
             <w:docPart w:val="DefaultPlaceholder_-1854013440"/>
           </w:placeholder>
         </w:sdtPr>
-        <w:sdtEndPr/>
         <w:sdtContent>
           <w:r>
             <w:rPr>
@@ -789,7 +747,6 @@
             <w:docPart w:val="DefaultPlaceholder_-1854013440"/>
           </w:placeholder>
         </w:sdtPr>
-        <w:sdtEndPr/>
         <w:sdtContent>
           <w:r>
             <w:rPr>
@@ -923,79 +880,77 @@
         <w:rPr>
           <w:lang w:val="en-US"/>
         </w:rPr>
-        <w:t xml:space="preserve"> of acoustics alone. Both </w:t>
-      </w:r>
-      <w:r>
-        <w:rPr>
-          <w:lang w:val="en-US"/>
-        </w:rPr>
-        <w:t>assertions are incorrect</w:t>
-      </w:r>
-      <w:r>
-        <w:rPr>
-          <w:lang w:val="en-US"/>
-        </w:rPr>
-        <w:t>.</w:t>
-      </w:r>
-      <w:r>
-        <w:rPr>
+        <w:t xml:space="preserve"> of acoustics alone. </w:t>
+      </w:r>
+      <w:r>
+        <w:rPr>
+          <w:color w:val="C00000"/>
+          <w:lang w:val="en-US"/>
+        </w:rPr>
+        <w:t xml:space="preserve">In this </w:t>
+      </w:r>
+      <w:r>
+        <w:rPr>
+          <w:color w:val="C00000"/>
+          <w:lang w:val="en-US"/>
+        </w:rPr>
+        <w:t>comment</w:t>
+      </w:r>
+      <w:r>
+        <w:rPr>
+          <w:color w:val="C00000"/>
+          <w:lang w:val="en-US"/>
+        </w:rPr>
+        <w:t xml:space="preserve">, we resolve these </w:t>
+      </w:r>
+      <w:r>
+        <w:rPr>
+          <w:color w:val="C00000"/>
+          <w:lang w:val="en-US"/>
+        </w:rPr>
+        <w:t xml:space="preserve">potential </w:t>
+      </w:r>
+      <w:r>
+        <w:rPr>
+          <w:color w:val="C00000"/>
+          <w:lang w:val="en-US"/>
+        </w:rPr>
+        <w:t>misunderstandings by</w:t>
+      </w:r>
+      <w:r>
+        <w:rPr>
+          <w:color w:val="C00000"/>
           <w:lang w:val="en-US"/>
         </w:rPr>
         <w:t xml:space="preserve"> </w:t>
       </w:r>
       <w:r>
         <w:rPr>
-          <w:lang w:val="en-US"/>
-        </w:rPr>
-        <w:t xml:space="preserve">In this </w:t>
-      </w:r>
-      <w:r>
-        <w:rPr>
-          <w:lang w:val="en-US"/>
-        </w:rPr>
-        <w:t>comment</w:t>
-      </w:r>
-      <w:r>
-        <w:rPr>
-          <w:lang w:val="en-US"/>
-        </w:rPr>
-        <w:t xml:space="preserve">, we resolve these misunderstandings by showing how self-voice </w:t>
-      </w:r>
-      <w:r>
-        <w:rPr>
-          <w:lang w:val="en-US"/>
-        </w:rPr>
-        <w:t>research</w:t>
-      </w:r>
-      <w:r>
-        <w:rPr>
-          <w:lang w:val="en-US"/>
-        </w:rPr>
-        <w:t>, while facing conceptual and methodological challenges of its own, is</w:t>
-      </w:r>
-      <w:r>
-        <w:rPr>
-          <w:lang w:val="en-US"/>
-        </w:rPr>
-        <w:t xml:space="preserve"> easily integrated into our framework</w:t>
-      </w:r>
-      <w:r>
-        <w:rPr>
-          <w:lang w:val="en-US"/>
-        </w:rPr>
-        <w:t xml:space="preserve"> and its</w:t>
-      </w:r>
-      <w:r>
-        <w:rPr>
-          <w:lang w:val="en-US"/>
-        </w:rPr>
-        <w:t xml:space="preserve"> concept of authenticity.</w:t>
-      </w:r>
-      <w:r>
-        <w:rPr>
-          <w:lang w:val="en-US"/>
-        </w:rPr>
-        <w:t xml:space="preserve"> </w:t>
+          <w:color w:val="C00000"/>
+          <w:lang w:val="en-US"/>
+        </w:rPr>
+        <w:t>showing how self-voice research is easily integrated into our framework and</w:t>
+      </w:r>
+      <w:r>
+        <w:rPr>
+          <w:color w:val="C00000"/>
+          <w:lang w:val="en-US"/>
+        </w:rPr>
+        <w:t xml:space="preserve"> especially</w:t>
+      </w:r>
+      <w:r>
+        <w:rPr>
+          <w:color w:val="C00000"/>
+          <w:lang w:val="en-US"/>
+        </w:rPr>
+        <w:t xml:space="preserve"> its concept of authenticity</w:t>
+      </w:r>
+      <w:r>
+        <w:rPr>
+          <w:color w:val="C00000"/>
+          <w:lang w:val="en-US"/>
+        </w:rPr>
+        <w:t xml:space="preserve">. </w:t>
       </w:r>
     </w:p>
     <w:p>
@@ -1092,7 +1047,6 @@
             <w:docPart w:val="DefaultPlaceholder_-1854013440"/>
           </w:placeholder>
         </w:sdtPr>
-        <w:sdtEndPr/>
         <w:sdtContent>
           <w:r>
             <w:rPr>
@@ -1134,21 +1088,110 @@
       </w:r>
       <w:r>
         <w:rPr>
-          <w:lang w:val="en-US"/>
-        </w:rPr>
-        <w:t xml:space="preserve">Against this backdrop, it is rather astonishing that an obvious and related question received </w:t>
-      </w:r>
-      <w:r>
-        <w:rPr>
+          <w:color w:val="C00000"/>
+          <w:lang w:val="en-US"/>
+        </w:rPr>
+        <w:t>However</w:t>
+      </w:r>
+      <w:r>
+        <w:rPr>
+          <w:color w:val="C00000"/>
+          <w:lang w:val="en-US"/>
+        </w:rPr>
+        <w:t>, a related</w:t>
+      </w:r>
+      <w:r>
+        <w:rPr>
+          <w:color w:val="C00000"/>
+          <w:lang w:val="en-US"/>
+        </w:rPr>
+        <w:t xml:space="preserve"> and equally important</w:t>
+      </w:r>
+      <w:r>
+        <w:rPr>
+          <w:color w:val="C00000"/>
+          <w:lang w:val="en-US"/>
+        </w:rPr>
+        <w:t xml:space="preserve"> question received </w:t>
+      </w:r>
+      <w:r>
+        <w:rPr>
+          <w:color w:val="C00000"/>
           <w:lang w:val="en-US"/>
         </w:rPr>
         <w:t>relatively</w:t>
       </w:r>
       <w:r>
         <w:rPr>
-          <w:lang w:val="en-US"/>
-        </w:rPr>
-        <w:t xml:space="preserve"> little attention until now: </w:t>
+          <w:color w:val="C00000"/>
+          <w:lang w:val="en-US"/>
+        </w:rPr>
+        <w:t xml:space="preserve"> little attention until now</w:t>
+      </w:r>
+      <w:r>
+        <w:rPr>
+          <w:color w:val="C00000"/>
+          <w:lang w:val="en-US"/>
+        </w:rPr>
+        <w:t xml:space="preserve"> </w:t>
+      </w:r>
+      <w:sdt>
+        <w:sdtPr>
+          <w:rPr>
+            <w:color w:val="C00000"/>
+            <w:lang w:val="en-US"/>
+          </w:rPr>
+          <w:alias w:val="To edit, see citavi.com/edit"/>
+          <w:tag w:val="CitaviPlaceholder#70b01764-272c-4b7f-8fe9-f0c107f6888e"/>
+          <w:id w:val="-1817558365"/>
+          <w:placeholder>
+            <w:docPart w:val="DefaultPlaceholder_-1854013440"/>
+          </w:placeholder>
+        </w:sdtPr>
+        <w:sdtContent>
+          <w:r>
+            <w:rPr>
+              <w:color w:val="C00000"/>
+              <w:lang w:val="en-US"/>
+            </w:rPr>
+            <w:fldChar w:fldCharType="begin"/>
+          </w:r>
+          <w:r>
+            <w:rPr>
+              <w:color w:val="C00000"/>
+              <w:lang w:val="en-US"/>
+            </w:rPr>
+            <w:instrText>ADDIN CitaviPlaceholder{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}</w:instrText>
+          </w:r>
+          <w:r>
+            <w:rPr>
+              <w:color w:val="C00000"/>
+              <w:lang w:val="en-US"/>
+            </w:rPr>
+            <w:fldChar w:fldCharType="separate"/>
+          </w:r>
+          <w:r>
+            <w:rPr>
+              <w:color w:val="C00000"/>
+              <w:lang w:val="en-US"/>
+            </w:rPr>
+            <w:t>(Nussbaum et al., 2025; Pandey et al., 2025)</w:t>
+          </w:r>
+          <w:r>
+            <w:rPr>
+              <w:color w:val="C00000"/>
+              <w:lang w:val="en-US"/>
+            </w:rPr>
+            <w:fldChar w:fldCharType="end"/>
+          </w:r>
+        </w:sdtContent>
+      </w:sdt>
+      <w:r>
+        <w:rPr>
+          <w:color w:val="C00000"/>
+          <w:lang w:val="en-US"/>
+        </w:rPr>
+        <w:t xml:space="preserve">: </w:t>
       </w:r>
       <w:r>
         <w:rPr>
@@ -1314,7 +1357,6 @@
             <w:docPart w:val="DefaultPlaceholder_-1854013440"/>
           </w:placeholder>
         </w:sdtPr>
-        <w:sdtEndPr/>
         <w:sdtContent>
           <w:r>
             <w:rPr>
@@ -1480,58 +1522,6 @@
         </w:rPr>
         <w:t xml:space="preserve"> diverse and highly interdisciplinary topic</w:t>
       </w:r>
-      <w:r>
-        <w:rPr>
-          <w:lang w:val="en-US"/>
-        </w:rPr>
-        <w:t xml:space="preserve"> </w:t>
-      </w:r>
-      <w:sdt>
-        <w:sdtPr>
-          <w:rPr>
-            <w:lang w:val="en-US"/>
-          </w:rPr>
-          <w:alias w:val="To edit, see citavi.com/edit"/>
-          <w:tag w:val="CitaviPlaceholder#89bb2102-6971-400a-a58c-025312bb8b6d"/>
-          <w:id w:val="2086182670"/>
-          <w:placeholder>
-            <w:docPart w:val="DefaultPlaceholder_-1854013440"/>
-          </w:placeholder>
-        </w:sdtPr>
-        <w:sdtEndPr/>
-        <w:sdtContent>
-          <w:r>
-            <w:rPr>
-              <w:lang w:val="en-US"/>
-            </w:rPr>
-            <w:fldChar w:fldCharType="begin"/>
-          </w:r>
-          <w:r>
-            <w:rPr>
-              <w:lang w:val="en-US"/>
-            </w:rPr>
-            <w:instrText>ADDIN CitaviPlaceholder{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}</w:instrText>
-          </w:r>
-          <w:r>
-            <w:rPr>
-              <w:lang w:val="en-US"/>
-            </w:rPr>
-            <w:fldChar w:fldCharType="separate"/>
-          </w:r>
-          <w:r>
-            <w:rPr>
-              <w:lang w:val="en-US"/>
-            </w:rPr>
-            <w:t>(Pandey et al., 2025)</w:t>
-          </w:r>
-          <w:r>
-            <w:rPr>
-              <w:lang w:val="en-US"/>
-            </w:rPr>
-            <w:fldChar w:fldCharType="end"/>
-          </w:r>
-        </w:sdtContent>
-      </w:sdt>
       <w:r>
         <w:rPr>
           <w:lang w:val="en-US"/>
@@ -1618,7 +1608,6 @@
             <w:docPart w:val="DefaultPlaceholder_-1854013440"/>
           </w:placeholder>
         </w:sdtPr>
-        <w:sdtEndPr/>
         <w:sdtContent>
           <w:r>
             <w:rPr>
@@ -1670,7 +1659,6 @@
             <w:docPart w:val="DefaultPlaceholder_-1854013440"/>
           </w:placeholder>
         </w:sdtPr>
-        <w:sdtEndPr/>
         <w:sdtContent>
           <w:r>
             <w:rPr>
@@ -1860,7 +1848,6 @@
             <w:docPart w:val="DefaultPlaceholder_-1854013440"/>
           </w:placeholder>
         </w:sdtPr>
-        <w:sdtEndPr/>
         <w:sdtContent>
           <w:r>
             <w:rPr>
@@ -1912,7 +1899,6 @@
             <w:docPart w:val="DefaultPlaceholder_-1854013440"/>
           </w:placeholder>
         </w:sdtPr>
-        <w:sdtEndPr/>
         <w:sdtContent>
           <w:r>
             <w:rPr>
@@ -2087,7 +2073,6 @@
             <w:docPart w:val="DefaultPlaceholder_-1854013440"/>
           </w:placeholder>
         </w:sdtPr>
-        <w:sdtEndPr/>
         <w:sdtContent>
           <w:r>
             <w:rPr>
@@ -2139,7 +2124,6 @@
             <w:docPart w:val="DefaultPlaceholder_-1854013440"/>
           </w:placeholder>
         </w:sdtPr>
-        <w:sdtEndPr/>
         <w:sdtContent>
           <w:r>
             <w:rPr>
@@ -2197,7 +2181,6 @@
             <w:docPart w:val="DefaultPlaceholder_-1854013440"/>
           </w:placeholder>
         </w:sdtPr>
-        <w:sdtEndPr/>
         <w:sdtContent>
           <w:r>
             <w:rPr>
@@ -2249,7 +2232,6 @@
             <w:docPart w:val="DefaultPlaceholder_-1854013440"/>
           </w:placeholder>
         </w:sdtPr>
-        <w:sdtEndPr/>
         <w:sdtContent>
           <w:r>
             <w:rPr>
@@ -2301,6 +2283,7 @@
         </w:rPr>
         <w:t xml:space="preserve">. </w:t>
       </w:r>
+      <w:commentRangeStart w:id="1"/>
       <w:r>
         <w:rPr>
           <w:lang w:val="en-US"/>
@@ -2402,6 +2385,16 @@
           <w:lang w:val="en-US"/>
         </w:rPr>
         <w:t xml:space="preserve">. </w:t>
+      </w:r>
+      <w:commentRangeEnd w:id="1"/>
+      <w:r>
+        <w:rPr>
+          <w:rStyle w:val="Kommentarzeichen"/>
+          <w:sz w:val="22"/>
+          <w:szCs w:val="22"/>
+          <w:lang w:val="en-US"/>
+        </w:rPr>
+        <w:commentReference w:id="1"/>
       </w:r>
     </w:p>
     <w:p>
@@ -2410,6 +2403,7 @@
         <w:rPr>
           <w:b/>
           <w:bCs/>
+          <w:color w:val="C00000"/>
           <w:lang w:val="en-US"/>
         </w:rPr>
       </w:pPr>
@@ -2417,6 +2411,7 @@
         <w:rPr>
           <w:b/>
           <w:bCs/>
+          <w:color w:val="C00000"/>
           <w:lang w:val="en-US"/>
         </w:rPr>
         <w:t>V</w:t>
@@ -2425,23 +2420,26 @@
         <w:rPr>
           <w:b/>
           <w:bCs/>
-          <w:lang w:val="en-US"/>
-        </w:rPr>
-        <w:t xml:space="preserve">oice naturalness and its links to self-voice </w:t>
+          <w:color w:val="C00000"/>
+          <w:lang w:val="en-US"/>
+        </w:rPr>
+        <w:t xml:space="preserve">oice naturalness </w:t>
       </w:r>
       <w:r>
         <w:rPr>
           <w:b/>
           <w:bCs/>
-          <w:lang w:val="en-US"/>
-        </w:rPr>
-        <w:t>processing</w:t>
+          <w:color w:val="C00000"/>
+          <w:lang w:val="en-US"/>
+        </w:rPr>
+        <w:t>– an entirely subjective impression</w:t>
       </w:r>
     </w:p>
     <w:p>
       <w:pPr>
         <w:spacing w:line="480" w:lineRule="auto"/>
         <w:rPr>
+          <w:color w:val="C00000"/>
           <w:lang w:val="en-US"/>
         </w:rPr>
       </w:pPr>
@@ -2457,7 +2455,6 @@
             <w:docPart w:val="DefaultPlaceholder_-1854013440"/>
           </w:placeholder>
         </w:sdtPr>
-        <w:sdtEndPr/>
         <w:sdtContent>
           <w:r>
             <w:rPr>
@@ -2509,7 +2506,6 @@
             <w:docPart w:val="DefaultPlaceholder_-1854013440"/>
           </w:placeholder>
         </w:sdtPr>
-        <w:sdtEndPr/>
         <w:sdtContent>
           <w:r>
             <w:rPr>
@@ -2657,7 +2653,6 @@
             <w:docPart w:val="DefaultPlaceholder_-1854013440"/>
           </w:placeholder>
         </w:sdtPr>
-        <w:sdtEndPr/>
         <w:sdtContent>
           <w:r>
             <w:rPr>
@@ -2775,7 +2770,6 @@
             <w:docPart w:val="DefaultPlaceholder_-1854013440"/>
           </w:placeholder>
         </w:sdtPr>
-        <w:sdtEndPr/>
         <w:sdtContent>
           <w:r>
             <w:rPr>
@@ -2827,7 +2821,6 @@
             <w:docPart w:val="DefaultPlaceholder_-1854013440"/>
           </w:placeholder>
         </w:sdtPr>
-        <w:sdtEndPr/>
         <w:sdtContent>
           <w:r>
             <w:rPr>
@@ -2921,7 +2914,6 @@
             <w:docPart w:val="DefaultPlaceholder_-1854013440"/>
           </w:placeholder>
         </w:sdtPr>
-        <w:sdtEndPr/>
         <w:sdtContent>
           <w:r>
             <w:rPr>
@@ -2983,67 +2975,499 @@
         <w:rPr>
           <w:lang w:val="en-US"/>
         </w:rPr>
-        <w:t xml:space="preserve">). Logically, the same acoustic signal </w:t>
-      </w:r>
-      <w:r>
-        <w:rPr>
-          <w:lang w:val="en-US"/>
-        </w:rPr>
-        <w:t xml:space="preserve">can </w:t>
-      </w:r>
-      <w:r>
-        <w:rPr>
-          <w:lang w:val="en-US"/>
-        </w:rPr>
-        <w:t>result in different subjective impressions, depending on listener and context</w:t>
-      </w:r>
-      <w:r>
-        <w:rPr>
-          <w:lang w:val="en-US"/>
-        </w:rPr>
-        <w:t xml:space="preserve"> variables</w:t>
-      </w:r>
-      <w:r>
-        <w:rPr>
-          <w:lang w:val="en-US"/>
-        </w:rPr>
-        <w:t xml:space="preserve">. </w:t>
-      </w:r>
-      <w:r>
-        <w:rPr>
-          <w:lang w:val="en-US"/>
-        </w:rPr>
-        <w:t>There</w:t>
-      </w:r>
-      <w:r>
-        <w:rPr>
-          <w:lang w:val="en-US"/>
-        </w:rPr>
-        <w:t xml:space="preserve"> is</w:t>
-      </w:r>
-      <w:r>
-        <w:rPr>
+        <w:t>)</w:t>
+      </w:r>
+      <w:r>
+        <w:rPr>
+          <w:lang w:val="en-US"/>
+        </w:rPr>
+        <w:t>, and is therefore formed in “</w:t>
+      </w:r>
+      <w:r>
+        <w:rPr>
+          <w:color w:val="C00000"/>
+          <w:lang w:val="en-US"/>
+        </w:rPr>
+        <w:t xml:space="preserve">the ear of the </w:t>
+      </w:r>
+      <w:r>
+        <w:rPr>
+          <w:color w:val="C00000"/>
+          <w:lang w:val="en-US"/>
+        </w:rPr>
+        <w:t>beholder”</w:t>
+      </w:r>
+      <w:r>
+        <w:rPr>
+          <w:color w:val="C00000"/>
+          <w:lang w:val="en-US"/>
+        </w:rPr>
+        <w:t>.</w:t>
+      </w:r>
+      <w:r>
+        <w:rPr>
+          <w:color w:val="C00000"/>
           <w:lang w:val="en-US"/>
         </w:rPr>
         <w:t xml:space="preserve"> </w:t>
       </w:r>
       <w:r>
         <w:rPr>
-          <w:lang w:val="en-US"/>
-        </w:rPr>
-        <w:t xml:space="preserve">ample </w:t>
-      </w:r>
-      <w:r>
-        <w:rPr>
-          <w:lang w:val="en-US"/>
-        </w:rPr>
-        <w:t>evidence</w:t>
-      </w:r>
-      <w:r>
-        <w:rPr>
-          <w:lang w:val="en-US"/>
-        </w:rPr>
-        <w:t xml:space="preserve"> for this</w:t>
+          <w:color w:val="C00000"/>
+          <w:lang w:val="en-US"/>
+        </w:rPr>
+        <w:t xml:space="preserve">Any paraphrasing </w:t>
+      </w:r>
+      <w:r>
+        <w:rPr>
+          <w:color w:val="C00000"/>
+          <w:lang w:val="en-US"/>
+        </w:rPr>
+        <w:t xml:space="preserve">of </w:t>
+      </w:r>
+      <w:r>
+        <w:rPr>
+          <w:color w:val="C00000"/>
+          <w:lang w:val="en-US"/>
+        </w:rPr>
+        <w:t>voice naturalness that</w:t>
+      </w:r>
+      <w:r>
+        <w:rPr>
+          <w:color w:val="C00000"/>
+          <w:lang w:val="en-US"/>
+        </w:rPr>
+        <w:t xml:space="preserve"> omits this subjective component is not only scientifically incomplete, but potentially harmful, because </w:t>
+      </w:r>
+      <w:r>
+        <w:rPr>
+          <w:color w:val="C00000"/>
+          <w:lang w:val="en-US"/>
+        </w:rPr>
+        <w:t>the</w:t>
+      </w:r>
+      <w:r>
+        <w:rPr>
+          <w:color w:val="C00000"/>
+          <w:lang w:val="en-US"/>
+        </w:rPr>
+        <w:t xml:space="preserve"> </w:t>
+      </w:r>
+      <w:r>
+        <w:rPr>
+          <w:color w:val="C00000"/>
+          <w:lang w:val="en-US"/>
+        </w:rPr>
+        <w:t xml:space="preserve">implication – even if unintentional - </w:t>
+      </w:r>
+      <w:r>
+        <w:rPr>
+          <w:color w:val="C00000"/>
+          <w:lang w:val="en-US"/>
+        </w:rPr>
+        <w:t>that</w:t>
+      </w:r>
+      <w:r>
+        <w:rPr>
+          <w:color w:val="C00000"/>
+          <w:lang w:val="en-US"/>
+        </w:rPr>
+        <w:t xml:space="preserve"> there is an objective ground truth of </w:t>
+      </w:r>
+      <w:r>
+        <w:rPr>
+          <w:color w:val="C00000"/>
+          <w:lang w:val="en-US"/>
+        </w:rPr>
+        <w:t xml:space="preserve">what constitutes as </w:t>
+      </w:r>
+      <w:r>
+        <w:rPr>
+          <w:color w:val="C00000"/>
+          <w:lang w:val="en-US"/>
+        </w:rPr>
+        <w:t xml:space="preserve">natural in voices gives rise to discrimination </w:t>
+      </w:r>
+      <w:r>
+        <w:rPr>
+          <w:color w:val="C00000"/>
+          <w:lang w:val="en-US"/>
+        </w:rPr>
+        <w:t>and repression of vocal diversity.</w:t>
+      </w:r>
+      <w:r>
+        <w:rPr>
+          <w:color w:val="C00000"/>
+          <w:lang w:val="en-US"/>
+        </w:rPr>
+        <w:t xml:space="preserve"> To counteract such potential harm, we </w:t>
+      </w:r>
+      <w:r>
+        <w:rPr>
+          <w:color w:val="C00000"/>
+          <w:lang w:val="en-US"/>
+        </w:rPr>
+        <w:t>share the responsibility in making an</w:t>
+      </w:r>
+      <w:r>
+        <w:rPr>
+          <w:color w:val="C00000"/>
+          <w:lang w:val="en-US"/>
+        </w:rPr>
+        <w:t xml:space="preserve"> active effort </w:t>
+      </w:r>
+      <w:r>
+        <w:rPr>
+          <w:color w:val="C00000"/>
+          <w:lang w:val="en-US"/>
+        </w:rPr>
+        <w:t>though</w:t>
+      </w:r>
+      <w:r>
+        <w:rPr>
+          <w:color w:val="C00000"/>
+          <w:lang w:val="en-US"/>
+        </w:rPr>
+        <w:t xml:space="preserve"> </w:t>
+      </w:r>
+      <w:r>
+        <w:rPr>
+          <w:color w:val="C00000"/>
+          <w:lang w:val="en-US"/>
+        </w:rPr>
+        <w:t xml:space="preserve">our </w:t>
+      </w:r>
+      <w:r>
+        <w:rPr>
+          <w:color w:val="C00000"/>
+          <w:lang w:val="en-US"/>
+        </w:rPr>
+        <w:t xml:space="preserve">scientific </w:t>
+      </w:r>
+      <w:r>
+        <w:rPr>
+          <w:color w:val="C00000"/>
+          <w:lang w:val="en-US"/>
+        </w:rPr>
+        <w:t xml:space="preserve">debates and constantly </w:t>
+      </w:r>
+      <w:r>
+        <w:rPr>
+          <w:color w:val="C00000"/>
+          <w:lang w:val="en-US"/>
+        </w:rPr>
+        <w:t>reflect on the</w:t>
+      </w:r>
+      <w:r>
+        <w:rPr>
+          <w:color w:val="C00000"/>
+          <w:lang w:val="en-US"/>
+        </w:rPr>
+        <w:t xml:space="preserve"> choice of</w:t>
+      </w:r>
+      <w:r>
+        <w:rPr>
+          <w:color w:val="C00000"/>
+          <w:lang w:val="en-US"/>
+        </w:rPr>
+        <w:t xml:space="preserve"> wording and</w:t>
+      </w:r>
+      <w:r>
+        <w:rPr>
+          <w:color w:val="C00000"/>
+          <w:lang w:val="en-US"/>
+        </w:rPr>
+        <w:t xml:space="preserve"> potential misunderstandings that could arise from it. On the conceptual understanding beneath, we are fully aligned with</w:t>
+      </w:r>
+      <w:r>
+        <w:rPr>
+          <w:color w:val="C00000"/>
+          <w:lang w:val="en-US"/>
+        </w:rPr>
+        <w:t xml:space="preserve"> </w:t>
+      </w:r>
+      <w:sdt>
+        <w:sdtPr>
+          <w:rPr>
+            <w:lang w:val="en-US"/>
+          </w:rPr>
+          <w:alias w:val="To edit, see citavi.com/edit"/>
+          <w:tag w:val="CitaviPlaceholder#2bdfd661-7908-4815-8b59-114d128eff6c"/>
+          <w:id w:val="-603196890"/>
+          <w:placeholder>
+            <w:docPart w:val="07CF5979FE1745ACAD5CE0E9D785BC9D"/>
+          </w:placeholder>
+        </w:sdtPr>
+        <w:sdtContent>
+          <w:r>
+            <w:rPr>
+              <w:lang w:val="en-US"/>
+            </w:rPr>
+            <w:fldChar w:fldCharType="begin"/>
+          </w:r>
+          <w:r>
+            <w:rPr>
+              <w:lang w:val="en-US"/>
+            </w:rPr>
+            <w:instrText>ADDIN CitaviPlaceholder{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}</w:instrText>
+          </w:r>
+          <w:r>
+            <w:rPr>
+              <w:lang w:val="en-US"/>
+            </w:rPr>
+            <w:fldChar w:fldCharType="separate"/>
+          </w:r>
+          <w:r>
+            <w:rPr>
+              <w:lang w:val="en-US"/>
+            </w:rPr>
+            <w:t>Pinheiro</w:t>
+          </w:r>
+          <w:r>
+            <w:rPr>
+              <w:lang w:val="en-US"/>
+            </w:rPr>
+            <w:fldChar w:fldCharType="end"/>
+          </w:r>
+        </w:sdtContent>
+      </w:sdt>
+      <w:r>
+        <w:rPr>
+          <w:lang w:val="en-US"/>
+        </w:rPr>
+        <w:t xml:space="preserve"> </w:t>
+      </w:r>
+      <w:sdt>
+        <w:sdtPr>
+          <w:rPr>
+            <w:lang w:val="en-US"/>
+          </w:rPr>
+          <w:alias w:val="To edit, see citavi.com/edit"/>
+          <w:tag w:val="CitaviPlaceholder#07d145af-5612-47c4-93d2-240e634f6664"/>
+          <w:id w:val="1715075713"/>
+          <w:placeholder>
+            <w:docPart w:val="07CF5979FE1745ACAD5CE0E9D785BC9D"/>
+          </w:placeholder>
+        </w:sdtPr>
+        <w:sdtContent>
+          <w:r>
+            <w:rPr>
+              <w:lang w:val="en-US"/>
+            </w:rPr>
+            <w:fldChar w:fldCharType="begin"/>
+          </w:r>
+          <w:r>
+            <w:rPr>
+              <w:lang w:val="en-US"/>
+            </w:rPr>
+            <w:instrText>ADDIN CitaviPlaceholder{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}</w:instrText>
+          </w:r>
+          <w:r>
+            <w:rPr>
+              <w:lang w:val="en-US"/>
+            </w:rPr>
+            <w:fldChar w:fldCharType="separate"/>
+          </w:r>
+          <w:r>
+            <w:rPr>
+              <w:lang w:val="en-US"/>
+            </w:rPr>
+            <w:t>(2025)</w:t>
+          </w:r>
+          <w:r>
+            <w:rPr>
+              <w:lang w:val="en-US"/>
+            </w:rPr>
+            <w:fldChar w:fldCharType="end"/>
+          </w:r>
+        </w:sdtContent>
+      </w:sdt>
+      <w:r>
+        <w:rPr>
+          <w:lang w:val="en-US"/>
+        </w:rPr>
+        <w:t>, who</w:t>
+      </w:r>
+      <w:r>
+        <w:rPr>
+          <w:lang w:val="en-US"/>
+        </w:rPr>
+        <w:t xml:space="preserve"> sums </w:t>
+      </w:r>
+      <w:r>
+        <w:rPr>
+          <w:lang w:val="en-US"/>
+        </w:rPr>
+        <w:t>it</w:t>
+      </w:r>
+      <w:r>
+        <w:rPr>
+          <w:lang w:val="en-US"/>
+        </w:rPr>
+        <w:t xml:space="preserve"> up perfectly: “Naturalness […] must therefore be understood as emerging from the interaction between the acoustic properties of speech and the listener’s representational framework.” (page 4046). </w:t>
+      </w:r>
+      <w:r>
+        <w:rPr>
+          <w:lang w:val="en-US"/>
+        </w:rPr>
+        <w:t xml:space="preserve">This is - </w:t>
+      </w:r>
+      <w:r>
+        <w:rPr>
+          <w:lang w:val="en-US"/>
+        </w:rPr>
+        <w:t xml:space="preserve"> in fact</w:t>
+      </w:r>
+      <w:r>
+        <w:rPr>
+          <w:lang w:val="en-US"/>
+        </w:rPr>
+        <w:t xml:space="preserve"> -</w:t>
+      </w:r>
+      <w:r>
+        <w:rPr>
+          <w:lang w:val="en-US"/>
+        </w:rPr>
+        <w:t xml:space="preserve"> the essence of our model (cf. Figure 2, </w:t>
+      </w:r>
+      <w:sdt>
+        <w:sdtPr>
+          <w:rPr>
+            <w:lang w:val="en-US"/>
+          </w:rPr>
+          <w:alias w:val="To edit, see citavi.com/edit"/>
+          <w:tag w:val="CitaviPlaceholder#e8dc9463-640f-4513-af3d-f8041894270b"/>
+          <w:id w:val="-762456600"/>
+          <w:placeholder>
+            <w:docPart w:val="07CF5979FE1745ACAD5CE0E9D785BC9D"/>
+          </w:placeholder>
+        </w:sdtPr>
+        <w:sdtContent>
+          <w:r>
+            <w:rPr>
+              <w:lang w:val="en-US"/>
+            </w:rPr>
+            <w:fldChar w:fldCharType="begin"/>
+          </w:r>
+          <w:r>
+            <w:rPr>
+              <w:lang w:val="en-US"/>
+            </w:rPr>
+            <w:instrText>ADDIN CitaviPlaceholder{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}</w:instrText>
+          </w:r>
+          <w:r>
+            <w:rPr>
+              <w:lang w:val="en-US"/>
+            </w:rPr>
+            <w:fldChar w:fldCharType="separate"/>
+          </w:r>
+          <w:r>
+            <w:rPr>
+              <w:lang w:val="en-US"/>
+            </w:rPr>
+            <w:t>Nussbaum et al.</w:t>
+          </w:r>
+          <w:r>
+            <w:rPr>
+              <w:lang w:val="en-US"/>
+            </w:rPr>
+            <w:fldChar w:fldCharType="end"/>
+          </w:r>
+        </w:sdtContent>
+      </w:sdt>
+      <w:r>
+        <w:rPr>
+          <w:lang w:val="en-US"/>
+        </w:rPr>
+        <w:t xml:space="preserve"> </w:t>
+      </w:r>
+      <w:sdt>
+        <w:sdtPr>
+          <w:rPr>
+            <w:lang w:val="en-US"/>
+          </w:rPr>
+          <w:alias w:val="To edit, see citavi.com/edit"/>
+          <w:tag w:val="CitaviPlaceholder#a84c515f-0ece-4de8-a461-019589b2929b"/>
+          <w:id w:val="-797760855"/>
+          <w:placeholder>
+            <w:docPart w:val="07CF5979FE1745ACAD5CE0E9D785BC9D"/>
+          </w:placeholder>
+        </w:sdtPr>
+        <w:sdtContent>
+          <w:r>
+            <w:rPr>
+              <w:lang w:val="en-US"/>
+            </w:rPr>
+            <w:fldChar w:fldCharType="begin"/>
+          </w:r>
+          <w:r>
+            <w:rPr>
+              <w:lang w:val="en-US"/>
+            </w:rPr>
+            <w:instrText>ADDIN CitaviPlaceholder{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}</w:instrText>
+          </w:r>
+          <w:r>
+            <w:rPr>
+              <w:lang w:val="en-US"/>
+            </w:rPr>
+            <w:fldChar w:fldCharType="separate"/>
+          </w:r>
+          <w:r>
+            <w:rPr>
+              <w:lang w:val="en-US"/>
+            </w:rPr>
+            <w:t>2025</w:t>
+          </w:r>
+          <w:r>
+            <w:rPr>
+              <w:lang w:val="en-US"/>
+            </w:rPr>
+            <w:fldChar w:fldCharType="end"/>
+          </w:r>
+          <w:r>
+            <w:rPr>
+              <w:lang w:val="en-US"/>
+            </w:rPr>
+            <w:t>,</w:t>
+          </w:r>
+        </w:sdtContent>
+      </w:sdt>
+      <w:r>
+        <w:rPr>
+          <w:lang w:val="en-US"/>
+        </w:rPr>
+        <w:t xml:space="preserve"> page 473).</w:t>
+      </w:r>
+    </w:p>
+    <w:p>
+      <w:pPr>
+        <w:spacing w:line="480" w:lineRule="auto"/>
+        <w:rPr>
+          <w:lang w:val="en-US"/>
+        </w:rPr>
+      </w:pPr>
+      <w:r>
+        <w:rPr>
+          <w:lang w:val="en-US"/>
+        </w:rPr>
+        <w:t xml:space="preserve"> </w:t>
+      </w:r>
+    </w:p>
+    <w:p>
+      <w:pPr>
+        <w:spacing w:line="480" w:lineRule="auto"/>
+        <w:rPr>
+          <w:color w:val="C00000"/>
+          <w:lang w:val="en-US"/>
+        </w:rPr>
+      </w:pPr>
+      <w:r>
+        <w:rPr>
+          <w:color w:val="C00000"/>
+          <w:lang w:val="en-US"/>
+        </w:rPr>
+        <w:lastRenderedPageBreak/>
+        <w:t>The listener- and context-dependent nature of voice naturalness impressions is already somewhat reflected in the empirical literature</w:t>
       </w:r>
       <w:r>
         <w:rPr>
@@ -3105,7 +3529,6 @@
             <w:docPart w:val="DefaultPlaceholder_-1854013440"/>
           </w:placeholder>
         </w:sdtPr>
-        <w:sdtEndPr/>
         <w:sdtContent>
           <w:r>
             <w:rPr>
@@ -3205,7 +3628,6 @@
             <w:docPart w:val="DefaultPlaceholder_-1854013440"/>
           </w:placeholder>
         </w:sdtPr>
-        <w:sdtEndPr/>
         <w:sdtContent>
           <w:r>
             <w:rPr>
@@ -3287,7 +3709,6 @@
             <w:docPart w:val="DefaultPlaceholder_-1854013440"/>
           </w:placeholder>
         </w:sdtPr>
-        <w:sdtEndPr/>
         <w:sdtContent>
           <w:r>
             <w:rPr>
@@ -3357,7 +3778,6 @@
             <w:docPart w:val="DefaultPlaceholder_-1854013440"/>
           </w:placeholder>
         </w:sdtPr>
-        <w:sdtEndPr/>
         <w:sdtContent>
           <w:r>
             <w:rPr>
@@ -3407,37 +3827,13 @@
         <w:rPr>
           <w:lang w:val="en-US"/>
         </w:rPr>
-        <w:t>W</w:t>
-      </w:r>
-      <w:r>
-        <w:rPr>
-          <w:lang w:val="en-US"/>
-        </w:rPr>
-        <w:t>e maintain that</w:t>
-      </w:r>
-      <w:r>
-        <w:rPr>
-          <w:lang w:val="en-US"/>
-        </w:rPr>
-        <w:t xml:space="preserve"> a full </w:t>
-      </w:r>
-      <w:r>
-        <w:rPr>
-          <w:lang w:val="en-US"/>
-        </w:rPr>
-        <w:t xml:space="preserve">understanding of voice naturalness </w:t>
-      </w:r>
-      <w:r>
-        <w:rPr>
-          <w:lang w:val="en-US"/>
-        </w:rPr>
-        <w:t>requires more systematic research that assesses</w:t>
-      </w:r>
-      <w:r>
-        <w:rPr>
-          <w:lang w:val="en-US"/>
-        </w:rPr>
-        <w:t xml:space="preserve"> differences across listeners and contexts, as we outlined in the </w:t>
+        <w:t xml:space="preserve">However, </w:t>
+      </w:r>
+      <w:r>
+        <w:rPr>
+          <w:lang w:val="en-US"/>
+        </w:rPr>
+        <w:t xml:space="preserve">as outlined in the </w:t>
       </w:r>
       <w:r>
         <w:rPr>
@@ -3451,7 +3847,13 @@
         <w:rPr>
           <w:lang w:val="en-US"/>
         </w:rPr>
-        <w:t xml:space="preserve"> section. </w:t>
+        <w:t xml:space="preserve"> section</w:t>
+      </w:r>
+      <w:r>
+        <w:rPr>
+          <w:lang w:val="en-US"/>
+        </w:rPr>
+        <w:t xml:space="preserve"> in </w:t>
       </w:r>
       <w:sdt>
         <w:sdtPr>
@@ -3459,13 +3861,12 @@
             <w:lang w:val="en-US"/>
           </w:rPr>
           <w:alias w:val="To edit, see citavi.com/edit"/>
-          <w:tag w:val="CitaviPlaceholder#2bdfd661-7908-4815-8b59-114d128eff6c"/>
-          <w:id w:val="-603196890"/>
+          <w:tag w:val="CitaviPlaceholder#bcdae68c-f767-4cda-ab43-6471e6fd763b"/>
+          <w:id w:val="493307413"/>
           <w:placeholder>
             <w:docPart w:val="DefaultPlaceholder_-1854013440"/>
           </w:placeholder>
         </w:sdtPr>
-        <w:sdtEndPr/>
         <w:sdtContent>
           <w:r>
             <w:rPr>
@@ -3477,7 +3878,7 @@
             <w:rPr>
               <w:lang w:val="en-US"/>
             </w:rPr>
-            <w:instrText>ADDIN CitaviPlaceholder{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}</w:instrText>
+            <w:instrText>ADDIN CitaviPlaceholder{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}</w:instrText>
           </w:r>
           <w:r>
             <w:rPr>
@@ -3489,7 +3890,7 @@
             <w:rPr>
               <w:lang w:val="en-US"/>
             </w:rPr>
-            <w:t>Pinheiro</w:t>
+            <w:t>Nussbaum et al.</w:t>
           </w:r>
           <w:r>
             <w:rPr>
@@ -3511,13 +3912,12 @@
             <w:lang w:val="en-US"/>
           </w:rPr>
           <w:alias w:val="To edit, see citavi.com/edit"/>
-          <w:tag w:val="CitaviPlaceholder#07d145af-5612-47c4-93d2-240e634f6664"/>
-          <w:id w:val="1715075713"/>
+          <w:tag w:val="CitaviPlaceholder#4ed4e402-7065-46a9-9f1d-262efd61a533"/>
+          <w:id w:val="907427160"/>
           <w:placeholder>
             <w:docPart w:val="DefaultPlaceholder_-1854013440"/>
           </w:placeholder>
         </w:sdtPr>
-        <w:sdtEndPr/>
         <w:sdtContent>
           <w:r>
             <w:rPr>
@@ -3529,7 +3929,7 @@
             <w:rPr>
               <w:lang w:val="en-US"/>
             </w:rPr>
-            <w:instrText>ADDIN CitaviPlaceholder{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}</w:instrText>
+            <w:instrText>ADDIN CitaviPlaceholder{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}</w:instrText>
           </w:r>
           <w:r>
             <w:rPr>
@@ -3555,86 +3955,7 @@
         <w:rPr>
           <w:lang w:val="en-US"/>
         </w:rPr>
-        <w:t xml:space="preserve"> sums this up perfectly: “Naturalness […] must therefore be understood as emerging from the interaction between the acoustic properties of speech and the listener’s representational </w:t>
-      </w:r>
-      <w:r>
-        <w:rPr>
-          <w:lang w:val="en-US"/>
-        </w:rPr>
-        <w:lastRenderedPageBreak/>
-        <w:t xml:space="preserve">framework.” (page </w:t>
-      </w:r>
-      <w:r>
-        <w:rPr>
-          <w:lang w:val="en-US"/>
-        </w:rPr>
-        <w:t>4046</w:t>
-      </w:r>
-      <w:r>
-        <w:rPr>
-          <w:lang w:val="en-US"/>
-        </w:rPr>
-        <w:t xml:space="preserve">). </w:t>
-      </w:r>
-      <w:r>
-        <w:rPr>
-          <w:lang w:val="en-US"/>
-        </w:rPr>
-        <w:t xml:space="preserve">But in </w:t>
-      </w:r>
-      <w:r>
-        <w:rPr>
-          <w:lang w:val="en-US"/>
-        </w:rPr>
-        <w:t>fact, t</w:t>
-      </w:r>
-      <w:r>
-        <w:rPr>
-          <w:lang w:val="en-US"/>
-        </w:rPr>
-        <w:t xml:space="preserve">his is the essence of our </w:t>
-      </w:r>
-      <w:r>
-        <w:rPr>
-          <w:lang w:val="en-US"/>
-        </w:rPr>
-        <w:t xml:space="preserve">model </w:t>
-      </w:r>
-      <w:r>
-        <w:rPr>
-          <w:lang w:val="en-US"/>
-        </w:rPr>
-        <w:t>(</w:t>
-      </w:r>
-      <w:r>
-        <w:rPr>
-          <w:lang w:val="en-US"/>
-        </w:rPr>
-        <w:t>cf</w:t>
-      </w:r>
-      <w:r>
-        <w:rPr>
-          <w:lang w:val="en-US"/>
-        </w:rPr>
-        <w:t>.</w:t>
-      </w:r>
-      <w:r>
-        <w:rPr>
-          <w:lang w:val="en-US"/>
-        </w:rPr>
-        <w:t xml:space="preserve"> Figure</w:t>
-      </w:r>
-      <w:r>
-        <w:rPr>
-          <w:lang w:val="en-US"/>
-        </w:rPr>
-        <w:t xml:space="preserve"> 2</w:t>
-      </w:r>
-      <w:r>
-        <w:rPr>
-          <w:lang w:val="en-US"/>
-        </w:rPr>
-        <w:t xml:space="preserve">, </w:t>
+        <w:t xml:space="preserve"> and in agreement with </w:t>
       </w:r>
       <w:sdt>
         <w:sdtPr>
@@ -3642,13 +3963,12 @@
             <w:lang w:val="en-US"/>
           </w:rPr>
           <w:alias w:val="To edit, see citavi.com/edit"/>
-          <w:tag w:val="CitaviPlaceholder#e8dc9463-640f-4513-af3d-f8041894270b"/>
-          <w:id w:val="-762456600"/>
+          <w:tag w:val="CitaviPlaceholder#a6df8f4b-0ca3-4f5e-a91e-8ed8a5d08b18"/>
+          <w:id w:val="-701011216"/>
           <w:placeholder>
             <w:docPart w:val="DefaultPlaceholder_-1854013440"/>
           </w:placeholder>
         </w:sdtPr>
-        <w:sdtEndPr/>
         <w:sdtContent>
           <w:r>
             <w:rPr>
@@ -3660,7 +3980,7 @@
             <w:rPr>
               <w:lang w:val="en-US"/>
             </w:rPr>
-            <w:instrText>ADDIN CitaviPlaceholder{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}</w:instrText>
+            <w:instrText>ADDIN CitaviPlaceholder{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}</w:instrText>
           </w:r>
           <w:r>
             <w:rPr>
@@ -3672,7 +3992,7 @@
             <w:rPr>
               <w:lang w:val="en-US"/>
             </w:rPr>
-            <w:t>Nussbaum et al.</w:t>
+            <w:t>Pinheiro</w:t>
           </w:r>
           <w:r>
             <w:rPr>
@@ -3694,13 +4014,12 @@
             <w:lang w:val="en-US"/>
           </w:rPr>
           <w:alias w:val="To edit, see citavi.com/edit"/>
-          <w:tag w:val="CitaviPlaceholder#a84c515f-0ece-4de8-a461-019589b2929b"/>
-          <w:id w:val="-797760855"/>
+          <w:tag w:val="CitaviPlaceholder#73f11dc6-3dae-4e66-a321-6e91cac5486f"/>
+          <w:id w:val="1220634752"/>
           <w:placeholder>
             <w:docPart w:val="DefaultPlaceholder_-1854013440"/>
           </w:placeholder>
         </w:sdtPr>
-        <w:sdtEndPr/>
         <w:sdtContent>
           <w:r>
             <w:rPr>
@@ -3712,7 +4031,7 @@
             <w:rPr>
               <w:lang w:val="en-US"/>
             </w:rPr>
-            <w:instrText>ADDIN CitaviPlaceholder{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}</w:instrText>
+            <w:instrText>ADDIN CitaviPlaceholder{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}</w:instrText>
           </w:r>
           <w:r>
             <w:rPr>
@@ -3724,19 +4043,13 @@
             <w:rPr>
               <w:lang w:val="en-US"/>
             </w:rPr>
-            <w:t>2025</w:t>
+            <w:t>(2025)</w:t>
           </w:r>
           <w:r>
             <w:rPr>
               <w:lang w:val="en-US"/>
             </w:rPr>
             <w:fldChar w:fldCharType="end"/>
-          </w:r>
-          <w:r>
-            <w:rPr>
-              <w:lang w:val="en-US"/>
-            </w:rPr>
-            <w:t>,</w:t>
           </w:r>
         </w:sdtContent>
       </w:sdt>
@@ -3744,19 +4057,120 @@
         <w:rPr>
           <w:lang w:val="en-US"/>
         </w:rPr>
-        <w:t xml:space="preserve"> page </w:t>
-      </w:r>
-      <w:r>
-        <w:rPr>
-          <w:lang w:val="en-US"/>
-        </w:rPr>
-        <w:t>473</w:t>
-      </w:r>
-      <w:r>
-        <w:rPr>
-          <w:lang w:val="en-US"/>
-        </w:rPr>
-        <w:t xml:space="preserve">). </w:t>
+        <w:t xml:space="preserve">, </w:t>
+      </w:r>
+      <w:r>
+        <w:rPr>
+          <w:lang w:val="en-US"/>
+        </w:rPr>
+        <w:t xml:space="preserve">we </w:t>
+      </w:r>
+      <w:r>
+        <w:rPr>
+          <w:lang w:val="en-US"/>
+        </w:rPr>
+        <w:t>maintain that</w:t>
+      </w:r>
+      <w:r>
+        <w:rPr>
+          <w:lang w:val="en-US"/>
+        </w:rPr>
+        <w:t xml:space="preserve"> a full </w:t>
+      </w:r>
+      <w:r>
+        <w:rPr>
+          <w:lang w:val="en-US"/>
+        </w:rPr>
+        <w:t xml:space="preserve">understanding of voice naturalness </w:t>
+      </w:r>
+      <w:r>
+        <w:rPr>
+          <w:lang w:val="en-US"/>
+        </w:rPr>
+        <w:t>requires more systematic research that assesses</w:t>
+      </w:r>
+      <w:r>
+        <w:rPr>
+          <w:lang w:val="en-US"/>
+        </w:rPr>
+        <w:t xml:space="preserve"> differences across listeners and contexts, </w:t>
+      </w:r>
+      <w:r>
+        <w:rPr>
+          <w:color w:val="C00000"/>
+          <w:lang w:val="en-US"/>
+        </w:rPr>
+        <w:t>addressing societal aspects of speech production as well</w:t>
+      </w:r>
+      <w:r>
+        <w:rPr>
+          <w:color w:val="C00000"/>
+          <w:lang w:val="en-US"/>
+        </w:rPr>
+        <w:t xml:space="preserve">. </w:t>
+      </w:r>
+    </w:p>
+    <w:p>
+      <w:pPr>
+        <w:spacing w:line="480" w:lineRule="auto"/>
+        <w:rPr>
+          <w:b/>
+          <w:bCs/>
+          <w:lang w:val="en-US"/>
+        </w:rPr>
+      </w:pPr>
+      <w:r>
+        <w:rPr>
+          <w:b/>
+          <w:bCs/>
+          <w:lang w:val="en-US"/>
+        </w:rPr>
+        <w:t>Linking v</w:t>
+      </w:r>
+      <w:r>
+        <w:rPr>
+          <w:b/>
+          <w:bCs/>
+          <w:lang w:val="en-US"/>
+        </w:rPr>
+        <w:t xml:space="preserve">oice naturalness to self-voice </w:t>
+      </w:r>
+      <w:r>
+        <w:rPr>
+          <w:b/>
+          <w:bCs/>
+          <w:lang w:val="en-US"/>
+        </w:rPr>
+        <w:t>processin</w:t>
+      </w:r>
+      <w:r>
+        <w:rPr>
+          <w:b/>
+          <w:bCs/>
+          <w:lang w:val="en-US"/>
+        </w:rPr>
+        <w:t xml:space="preserve">g through the concept of </w:t>
+      </w:r>
+      <w:commentRangeStart w:id="2"/>
+      <w:r>
+        <w:rPr>
+          <w:b/>
+          <w:bCs/>
+          <w:lang w:val="en-US"/>
+        </w:rPr>
+        <w:t>authenticity</w:t>
+      </w:r>
+      <w:commentRangeEnd w:id="2"/>
+      <w:r>
+        <w:rPr>
+          <w:rStyle w:val="Kommentarzeichen"/>
+          <w:b/>
+          <w:bCs/>
+          <w:sz w:val="22"/>
+          <w:szCs w:val="22"/>
+          <w:lang w:val="en-US"/>
+        </w:rPr>
+        <w:commentReference w:id="2"/>
       </w:r>
     </w:p>
     <w:p>
@@ -3784,7 +4198,6 @@
             <w:docPart w:val="DefaultPlaceholder_-1854013440"/>
           </w:placeholder>
         </w:sdtPr>
-        <w:sdtEndPr/>
         <w:sdtContent>
           <w:r>
             <w:rPr>
@@ -3836,7 +4249,6 @@
             <w:docPart w:val="DefaultPlaceholder_-1854013440"/>
           </w:placeholder>
         </w:sdtPr>
-        <w:sdtEndPr/>
         <w:sdtContent>
           <w:r>
             <w:rPr>
@@ -3888,7 +4300,6 @@
             <w:docPart w:val="DefaultPlaceholder_-1854013440"/>
           </w:placeholder>
         </w:sdtPr>
-        <w:sdtEndPr/>
         <w:sdtContent>
           <w:r>
             <w:rPr>
@@ -3940,7 +4351,6 @@
             <w:docPart w:val="DefaultPlaceholder_-1854013440"/>
           </w:placeholder>
         </w:sdtPr>
-        <w:sdtEndPr/>
         <w:sdtContent>
           <w:r>
             <w:rPr>
@@ -3978,31 +4388,26 @@
         <w:rPr>
           <w:lang w:val="en-US"/>
         </w:rPr>
-        <w:t xml:space="preserve"> “overlooked the self-voice”. This is </w:t>
-      </w:r>
-      <w:r>
-        <w:rPr>
-          <w:lang w:val="en-US"/>
-        </w:rPr>
-        <w:t>in</w:t>
-      </w:r>
-      <w:r>
-        <w:rPr>
-          <w:lang w:val="en-US"/>
-        </w:rPr>
-        <w:t>correct</w:t>
-      </w:r>
-      <w:r>
-        <w:rPr>
-          <w:lang w:val="en-US"/>
-        </w:rPr>
-        <w:t xml:space="preserve"> as well</w:t>
-      </w:r>
-      <w:r>
-        <w:rPr>
-          <w:lang w:val="en-US"/>
-        </w:rPr>
-        <w:t xml:space="preserve">. We intentionally decided to only briefly touch on the issue where relevant, in order </w:t>
+        <w:t xml:space="preserve"> “overlooked the self-voice”. </w:t>
+      </w:r>
+      <w:r>
+        <w:rPr>
+          <w:color w:val="C00000"/>
+          <w:lang w:val="en-US"/>
+        </w:rPr>
+        <w:t xml:space="preserve">Note that </w:t>
+      </w:r>
+      <w:r>
+        <w:rPr>
+          <w:lang w:val="en-US"/>
+        </w:rPr>
+        <w:t>w</w:t>
+      </w:r>
+      <w:r>
+        <w:rPr>
+          <w:lang w:val="en-US"/>
+        </w:rPr>
+        <w:t xml:space="preserve">e intentionally decided to only briefly touch on the issue where relevant, in order </w:t>
       </w:r>
       <w:r>
         <w:rPr>
@@ -4046,7 +4451,6 @@
             <w:docPart w:val="DefaultPlaceholder_-1854013440"/>
           </w:placeholder>
         </w:sdtPr>
-        <w:sdtEndPr/>
         <w:sdtContent>
           <w:r>
             <w:rPr>
@@ -4104,7 +4508,6 @@
             <w:docPart w:val="DefaultPlaceholder_-1854013440"/>
           </w:placeholder>
         </w:sdtPr>
-        <w:sdtEndPr/>
         <w:sdtContent>
           <w:r>
             <w:rPr>
@@ -4156,7 +4559,6 @@
             <w:docPart w:val="DefaultPlaceholder_-1854013440"/>
           </w:placeholder>
         </w:sdtPr>
-        <w:sdtEndPr/>
         <w:sdtContent>
           <w:r>
             <w:rPr>
@@ -4208,7 +4610,6 @@
             <w:docPart w:val="88A8E12764FF4480A921BFC2CD617FBC"/>
           </w:placeholder>
         </w:sdtPr>
-        <w:sdtEndPr/>
         <w:sdtContent>
           <w:r>
             <w:rPr>
@@ -4260,7 +4661,6 @@
             <w:docPart w:val="88A8E12764FF4480A921BFC2CD617FBC"/>
           </w:placeholder>
         </w:sdtPr>
-        <w:sdtEndPr/>
         <w:sdtContent>
           <w:r>
             <w:rPr>
@@ -4330,37 +4730,37 @@
         <w:rPr>
           <w:lang w:val="en-US"/>
         </w:rPr>
-        <w:t>On a related note</w:t>
-      </w:r>
-      <w:r>
-        <w:rPr>
-          <w:lang w:val="en-US"/>
-        </w:rPr>
-        <w:t>, while w</w:t>
-      </w:r>
-      <w:r>
-        <w:rPr>
-          <w:lang w:val="en-US"/>
-        </w:rPr>
-        <w:t>e welcome</w:t>
-      </w:r>
-      <w:r>
-        <w:rPr>
-          <w:lang w:val="en-US"/>
-        </w:rPr>
-        <w:t xml:space="preserve"> </w:t>
-      </w:r>
-      <w:r>
-        <w:rPr>
-          <w:lang w:val="en-US"/>
-        </w:rPr>
-        <w:t>Pinheiro’s call for more scientific attention towards multifaceted aspects that contribute to the impression of a voice as one’s own</w:t>
-      </w:r>
-      <w:r>
-        <w:rPr>
-          <w:lang w:val="en-US"/>
-        </w:rPr>
-        <w:t xml:space="preserve">, closer contact with </w:t>
+        <w:t xml:space="preserve">Nevertheless, we </w:t>
+      </w:r>
+      <w:r>
+        <w:rPr>
+          <w:lang w:val="en-US"/>
+        </w:rPr>
+        <w:t xml:space="preserve">fully </w:t>
+      </w:r>
+      <w:r>
+        <w:rPr>
+          <w:lang w:val="en-US"/>
+        </w:rPr>
+        <w:t xml:space="preserve">agree with </w:t>
+      </w:r>
+      <w:r>
+        <w:rPr>
+          <w:lang w:val="en-US"/>
+        </w:rPr>
+        <w:t>Pinheiro’s call for more scientific attention towards multifaceted aspects that contribute to the impression of a voice as one’s ow</w:t>
+      </w:r>
+      <w:r>
+        <w:rPr>
+          <w:lang w:val="en-US"/>
+        </w:rPr>
+        <w:t>n. C</w:t>
+      </w:r>
+      <w:r>
+        <w:rPr>
+          <w:lang w:val="en-US"/>
+        </w:rPr>
+        <w:t xml:space="preserve">loser contact with </w:t>
       </w:r>
       <w:sdt>
         <w:sdtPr>
@@ -4374,7 +4774,6 @@
             <w:docPart w:val="DefaultPlaceholder_-1854013440"/>
           </w:placeholder>
         </w:sdtPr>
-        <w:sdtEndPr/>
         <w:sdtContent>
           <w:r>
             <w:rPr>
@@ -4426,7 +4825,6 @@
             <w:docPart w:val="DefaultPlaceholder_-1854013440"/>
           </w:placeholder>
         </w:sdtPr>
-        <w:sdtEndPr/>
         <w:sdtContent>
           <w:r>
             <w:rPr>
@@ -4554,13 +4952,12 @@
             <w:lang w:val="en-US"/>
           </w:rPr>
           <w:alias w:val="To edit, see citavi.com/edit"/>
-          <w:tag w:val="CitaviPlaceholder#e8dc9463-640f-4513-af3d-f8041894270b"/>
+          <w:tag w:val="CitaviPlaceholder#9cb14308-7718-4aba-9583-d3129a75541f"/>
           <w:id w:val="-949925284"/>
           <w:placeholder>
             <w:docPart w:val="F189A230FDF64AF089178909B2657379"/>
           </w:placeholder>
         </w:sdtPr>
-        <w:sdtEndPr/>
         <w:sdtContent>
           <w:r>
             <w:rPr>
@@ -4606,13 +5003,12 @@
             <w:lang w:val="en-US"/>
           </w:rPr>
           <w:alias w:val="To edit, see citavi.com/edit"/>
-          <w:tag w:val="CitaviPlaceholder#a84c515f-0ece-4de8-a461-019589b2929b"/>
+          <w:tag w:val="CitaviPlaceholder#780e23c6-bdda-49d5-bc0c-c14aa56bcc2b"/>
           <w:id w:val="-26866763"/>
           <w:placeholder>
             <w:docPart w:val="F189A230FDF64AF089178909B2657379"/>
           </w:placeholder>
         </w:sdtPr>
-        <w:sdtEndPr/>
         <w:sdtContent>
           <w:r>
             <w:rPr>
@@ -4674,7 +5070,14 @@
         <w:rPr>
           <w:lang w:val="en-US"/>
         </w:rPr>
-        <w:t xml:space="preserve">. Whereas naturalness refers to the holistic impression of a voice (i.e. “does a voice sound natural or unnatural?”), authenticity has been used to refer to specific social signals, such as emotion, gender or identity (i.e. “does this voice sound like an authentic </w:t>
+        <w:t xml:space="preserve">. Whereas naturalness refers to the holistic impression of a voice (i.e. “does a voice sound natural or unnatural?”), authenticity has been used to refer to specific social </w:t>
+      </w:r>
+      <w:r>
+        <w:rPr>
+          <w:lang w:val="en-US"/>
+        </w:rPr>
+        <w:lastRenderedPageBreak/>
+        <w:t xml:space="preserve">signals, such as emotion, gender or identity (i.e. “does this voice sound like an authentic </w:t>
       </w:r>
       <w:r>
         <w:rPr>
@@ -4706,7 +5109,6 @@
             <w:docPart w:val="DefaultPlaceholder_-1854013440"/>
           </w:placeholder>
         </w:sdtPr>
-        <w:sdtEndPr/>
         <w:sdtContent>
           <w:r>
             <w:rPr>
@@ -4825,7 +5227,6 @@
             <w:docPart w:val="DefaultPlaceholder_-1854013440"/>
           </w:placeholder>
         </w:sdtPr>
-        <w:sdtEndPr/>
         <w:sdtContent>
           <w:r>
             <w:rPr>
@@ -4877,7 +5278,6 @@
             <w:docPart w:val="DefaultPlaceholder_-1854013440"/>
           </w:placeholder>
         </w:sdtPr>
-        <w:sdtEndPr/>
         <w:sdtContent>
           <w:r>
             <w:rPr>
@@ -4927,43 +5327,7 @@
         <w:rPr>
           <w:lang w:val="en-US"/>
         </w:rPr>
-        <w:t xml:space="preserve"> a special case, </w:t>
-      </w:r>
-      <w:r>
-        <w:rPr>
-          <w:lang w:val="en-US"/>
-        </w:rPr>
-        <w:t xml:space="preserve">which we will </w:t>
-      </w:r>
-      <w:r>
-        <w:rPr>
-          <w:lang w:val="en-US"/>
-        </w:rPr>
-        <w:t xml:space="preserve">even </w:t>
-      </w:r>
-      <w:r>
-        <w:rPr>
-          <w:lang w:val="en-US"/>
-        </w:rPr>
-        <w:t>expand</w:t>
-      </w:r>
-      <w:r>
-        <w:rPr>
-          <w:lang w:val="en-US"/>
-        </w:rPr>
-        <w:t xml:space="preserve"> </w:t>
-      </w:r>
-      <w:r>
-        <w:rPr>
-          <w:lang w:val="en-US"/>
-        </w:rPr>
-        <w:t xml:space="preserve">upon </w:t>
-      </w:r>
-      <w:r>
-        <w:rPr>
-          <w:lang w:val="en-US"/>
-        </w:rPr>
-        <w:t>below</w:t>
+        <w:t xml:space="preserve"> a special case</w:t>
       </w:r>
       <w:r>
         <w:rPr>
@@ -4983,7 +5347,6 @@
             <w:docPart w:val="DefaultPlaceholder_-1854013440"/>
           </w:placeholder>
         </w:sdtPr>
-        <w:sdtEndPr/>
         <w:sdtContent>
           <w:r>
             <w:rPr>
@@ -5021,97 +5384,13 @@
         <w:rPr>
           <w:lang w:val="en-US"/>
         </w:rPr>
-        <w:t xml:space="preserve">. </w:t>
-      </w:r>
-      <w:r>
-        <w:rPr>
-          <w:lang w:val="en-US"/>
-        </w:rPr>
-        <w:t xml:space="preserve">We </w:t>
-      </w:r>
-      <w:r>
-        <w:rPr>
-          <w:lang w:val="en-US"/>
-        </w:rPr>
-        <w:t xml:space="preserve">therefore </w:t>
-      </w:r>
-      <w:r>
-        <w:rPr>
-          <w:lang w:val="en-US"/>
-        </w:rPr>
-        <w:t>do not object</w:t>
-      </w:r>
-      <w:r>
-        <w:rPr>
-          <w:lang w:val="en-US"/>
-        </w:rPr>
-        <w:t xml:space="preserve">, </w:t>
-      </w:r>
-      <w:r>
-        <w:rPr>
-          <w:lang w:val="en-US"/>
-        </w:rPr>
-        <w:t xml:space="preserve">but we quite simply find </w:t>
-      </w:r>
-      <w:r>
-        <w:rPr>
-          <w:lang w:val="en-US"/>
-        </w:rPr>
-        <w:t xml:space="preserve">that a </w:t>
-      </w:r>
-      <w:r>
-        <w:rPr>
-          <w:lang w:val="en-US"/>
-        </w:rPr>
-        <w:t>c</w:t>
-      </w:r>
-      <w:r>
-        <w:rPr>
-          <w:lang w:val="en-US"/>
-        </w:rPr>
-        <w:t xml:space="preserve">onceptual clarification </w:t>
-      </w:r>
-      <w:r>
-        <w:rPr>
-          <w:lang w:val="en-US"/>
-        </w:rPr>
-        <w:t>linking it</w:t>
-      </w:r>
-      <w:r>
-        <w:rPr>
-          <w:lang w:val="en-US"/>
-        </w:rPr>
-        <w:t xml:space="preserve"> to the concepts of voice naturalness and authenticity</w:t>
-      </w:r>
-      <w:r>
-        <w:rPr>
-          <w:lang w:val="en-US"/>
-        </w:rPr>
-        <w:t xml:space="preserve"> </w:t>
-      </w:r>
-      <w:r>
-        <w:rPr>
-          <w:lang w:val="en-US"/>
-        </w:rPr>
-        <w:t>eradicates</w:t>
-      </w:r>
-      <w:r>
-        <w:rPr>
-          <w:lang w:val="en-US"/>
-        </w:rPr>
-        <w:t xml:space="preserve"> the need to </w:t>
-      </w:r>
-      <w:r>
-        <w:rPr>
-          <w:lang w:val="en-US"/>
-        </w:rPr>
-        <w:t>declare self-relevance as a complementary dimension</w:t>
-      </w:r>
-      <w:r>
-        <w:rPr>
-          <w:lang w:val="en-US"/>
-        </w:rPr>
-        <w:t xml:space="preserve">. </w:t>
+        <w:t xml:space="preserve">. The consistent conceptual integration of self-voice into the framework of naturalness, and authenticity in particular, </w:t>
+      </w:r>
+      <w:r>
+        <w:rPr>
+          <w:lang w:val="en-US"/>
+        </w:rPr>
+        <w:t xml:space="preserve">thus offers a valuable anchor point for empirical designs that target aspects of impressions that are unique to the self-voice. </w:t>
       </w:r>
     </w:p>
     <w:p>
@@ -5129,7 +5408,6 @@
           <w:bCs/>
           <w:lang w:val="en-US"/>
         </w:rPr>
-        <w:lastRenderedPageBreak/>
         <w:t>Current Challenges for</w:t>
       </w:r>
       <w:r>
@@ -5168,13 +5446,7 @@
         <w:rPr>
           <w:lang w:val="en-US"/>
         </w:rPr>
-        <w:t>Here we</w:t>
-      </w:r>
-      <w:r>
-        <w:rPr>
-          <w:lang w:val="en-US"/>
-        </w:rPr>
-        <w:t xml:space="preserve"> </w:t>
+        <w:t xml:space="preserve">In the last section, we briefly </w:t>
       </w:r>
       <w:r>
         <w:rPr>
@@ -5284,7 +5556,6 @@
             <w:docPart w:val="DefaultPlaceholder_-1854013440"/>
           </w:placeholder>
         </w:sdtPr>
-        <w:sdtEndPr/>
         <w:sdtContent>
           <w:r>
             <w:rPr>
@@ -5360,7 +5631,6 @@
             <w:docPart w:val="DefaultPlaceholder_-1854013440"/>
           </w:placeholder>
         </w:sdtPr>
-        <w:sdtEndPr/>
         <w:sdtContent>
           <w:r>
             <w:rPr>
@@ -5466,7 +5736,6 @@
             <w:docPart w:val="DefaultPlaceholder_-1854013440"/>
           </w:placeholder>
         </w:sdtPr>
-        <w:sdtEndPr/>
         <w:sdtContent>
           <w:r>
             <w:rPr>
@@ -5514,11 +5783,28 @@
           <w:lang w:val="en-US"/>
         </w:rPr>
       </w:pPr>
-      <w:r>
-        <w:rPr>
-          <w:lang w:val="en-US"/>
-        </w:rPr>
-        <w:t xml:space="preserve">Finally, we should not forget </w:t>
+      <w:commentRangeStart w:id="3"/>
+      <w:r>
+        <w:rPr>
+          <w:lang w:val="en-US"/>
+        </w:rPr>
+        <w:t>Finally</w:t>
+      </w:r>
+      <w:commentRangeEnd w:id="3"/>
+      <w:r>
+        <w:rPr>
+          <w:rStyle w:val="Kommentarzeichen"/>
+          <w:sz w:val="22"/>
+          <w:szCs w:val="22"/>
+          <w:lang w:val="en-US"/>
+        </w:rPr>
+        <w:commentReference w:id="3"/>
+      </w:r>
+      <w:r>
+        <w:rPr>
+          <w:lang w:val="en-US"/>
+        </w:rPr>
+        <w:t xml:space="preserve">, we should not forget </w:t>
       </w:r>
       <w:r>
         <w:rPr>
@@ -5598,7 +5884,6 @@
             <w:docPart w:val="DefaultPlaceholder_-1854013440"/>
           </w:placeholder>
         </w:sdtPr>
-        <w:sdtEndPr/>
         <w:sdtContent>
           <w:r>
             <w:rPr>
@@ -5722,7 +6007,6 @@
             <w:docPart w:val="DefaultPlaceholder_-1854013440"/>
           </w:placeholder>
         </w:sdtPr>
-        <w:sdtEndPr/>
         <w:sdtContent>
           <w:r>
             <w:rPr>
@@ -5772,7 +6056,14 @@
         <w:rPr>
           <w:lang w:val="en-US"/>
         </w:rPr>
-        <w:t xml:space="preserve"> important aspect of self-voice, not mentioned by Pinheiro, is kinship recognition</w:t>
+        <w:t xml:space="preserve"> important aspect of self-</w:t>
+      </w:r>
+      <w:r>
+        <w:rPr>
+          <w:lang w:val="en-US"/>
+        </w:rPr>
+        <w:lastRenderedPageBreak/>
+        <w:t>voice, not mentioned by Pinheiro, is kinship recognition</w:t>
       </w:r>
       <w:r>
         <w:rPr>
@@ -5798,7 +6089,6 @@
             <w:docPart w:val="DefaultPlaceholder_-1854013440"/>
           </w:placeholder>
         </w:sdtPr>
-        <w:sdtEndPr/>
         <w:sdtContent>
           <w:r>
             <w:rPr>
@@ -5850,7 +6140,6 @@
             <w:docPart w:val="DefaultPlaceholder_-1854013440"/>
           </w:placeholder>
         </w:sdtPr>
-        <w:sdtEndPr/>
         <w:sdtContent>
           <w:r>
             <w:rPr>
@@ -5926,7 +6215,6 @@
             <w:docPart w:val="DefaultPlaceholder_-1854013440"/>
           </w:placeholder>
         </w:sdtPr>
-        <w:sdtEndPr/>
         <w:sdtContent>
           <w:r>
             <w:rPr>
@@ -5978,7 +6266,6 @@
             <w:docPart w:val="DefaultPlaceholder_-1854013440"/>
           </w:placeholder>
         </w:sdtPr>
-        <w:sdtEndPr/>
         <w:sdtContent>
           <w:r>
             <w:rPr>
@@ -6036,7 +6323,6 @@
             <w:docPart w:val="DefaultPlaceholder_-1854013440"/>
           </w:placeholder>
         </w:sdtPr>
-        <w:sdtEndPr/>
         <w:sdtContent>
           <w:r>
             <w:rPr>
@@ -6118,14 +6404,7 @@
         <w:rPr>
           <w:lang w:val="en-US"/>
         </w:rPr>
-        <w:t xml:space="preserve"> perception is special are </w:t>
-      </w:r>
-      <w:r>
-        <w:rPr>
-          <w:lang w:val="en-US"/>
-        </w:rPr>
-        <w:lastRenderedPageBreak/>
-        <w:t>intriguing</w:t>
+        <w:t xml:space="preserve"> perception is special are intriguing</w:t>
       </w:r>
       <w:r>
         <w:rPr>
@@ -6199,7 +6478,6 @@
             <w:docPart w:val="DefaultPlaceholder_-1854013440"/>
           </w:placeholder>
         </w:sdtPr>
-        <w:sdtEndPr/>
         <w:sdtContent>
           <w:r>
             <w:rPr>
@@ -6450,48 +6728,6 @@
           <w:lang w:val="en-US"/>
         </w:rPr>
         <w:t xml:space="preserve">. </w:t>
-      </w:r>
-      <w:r>
-        <w:rPr>
-          <w:lang w:val="en-US"/>
-        </w:rPr>
-        <w:t xml:space="preserve">We also reflected on </w:t>
-      </w:r>
-      <w:r>
-        <w:rPr>
-          <w:lang w:val="en-US"/>
-        </w:rPr>
-        <w:t xml:space="preserve">the </w:t>
-      </w:r>
-      <w:r>
-        <w:rPr>
-          <w:lang w:val="en-US"/>
-        </w:rPr>
-        <w:t xml:space="preserve">challenges of self-voice research </w:t>
-      </w:r>
-      <w:r>
-        <w:rPr>
-          <w:lang w:val="en-US"/>
-        </w:rPr>
-        <w:t>more</w:t>
-      </w:r>
-      <w:r>
-        <w:rPr>
-          <w:lang w:val="en-US"/>
-        </w:rPr>
-        <w:t xml:space="preserve"> broad</w:t>
-      </w:r>
-      <w:r>
-        <w:rPr>
-          <w:lang w:val="en-US"/>
-        </w:rPr>
-        <w:t>ly</w:t>
-      </w:r>
-      <w:r>
-        <w:rPr>
-          <w:lang w:val="en-US"/>
-        </w:rPr>
-        <w:t xml:space="preserve">, both methodologically and conceptually. </w:t>
       </w:r>
       <w:r>
         <w:rPr>
@@ -6690,9 +6926,8 @@
           <w:color w:val="1D1B1B"/>
           <w:lang w:val="en-US"/>
         </w:rPr>
-        <w:t xml:space="preserve">We thank Manuel </w:t>
-      </w:r>
-      <w:proofErr w:type="spellStart"/>
+        <w:t xml:space="preserve">We thank Manuel Pöhlmann </w:t>
+      </w:r>
       <w:r>
         <w:rPr>
           <w:rFonts w:cstheme="minorHAnsi"/>
@@ -6700,9 +6935,17 @@
           <w:color w:val="1D1B1B"/>
           <w:lang w:val="en-US"/>
         </w:rPr>
-        <w:t>Pöhlmann</w:t>
-      </w:r>
-      <w:proofErr w:type="spellEnd"/>
+        <w:t xml:space="preserve">and </w:t>
+      </w:r>
+      <w:r>
+        <w:rPr>
+          <w:rFonts w:cstheme="minorHAnsi"/>
+          <w:bCs/>
+          <w:color w:val="C00000"/>
+          <w:lang w:val="en-US"/>
+        </w:rPr>
+        <w:t xml:space="preserve">three anonymous reviewers </w:t>
+      </w:r>
       <w:r>
         <w:rPr>
           <w:rFonts w:cstheme="minorHAnsi"/>
@@ -6710,7 +6953,7 @@
           <w:color w:val="1D1B1B"/>
           <w:lang w:val="en-US"/>
         </w:rPr>
-        <w:t xml:space="preserve"> for helpful suggestions about a previous version of this work. </w:t>
+        <w:t xml:space="preserve">for helpful suggestions about a previous version of this work. </w:t>
       </w:r>
       <w:r>
         <w:rPr>
@@ -6812,10 +7055,7 @@
     <w:sdt>
       <w:sdtPr>
         <w:rPr>
-          <w:rFonts w:asciiTheme="minorHAnsi" w:eastAsiaTheme="minorHAnsi" w:hAnsiTheme="minorHAnsi" w:cstheme="minorBidi"/>
-          <w:color w:val="auto"/>
-          <w:sz w:val="22"/>
-          <w:szCs w:val="22"/>
+          <w:rFonts w:eastAsiaTheme="minorHAnsi"/>
           <w:lang w:val="en-US"/>
         </w:rPr>
         <w:tag w:val="CitaviBibliography"/>
@@ -6824,15 +7064,18 @@
           <w:docPart w:val="DefaultPlaceholder_-1854013440"/>
         </w:placeholder>
       </w:sdtPr>
-      <w:sdtEndPr/>
+      <w:sdtEndPr>
+        <w:rPr>
+          <w:rFonts w:asciiTheme="minorHAnsi" w:hAnsiTheme="minorHAnsi" w:cstheme="minorBidi"/>
+          <w:color w:val="auto"/>
+          <w:sz w:val="22"/>
+          <w:szCs w:val="22"/>
+        </w:rPr>
+      </w:sdtEndPr>
       <w:sdtContent>
         <w:p>
           <w:pPr>
             <w:pStyle w:val="CitaviBibliographyHeading"/>
-            <w:spacing w:line="480" w:lineRule="auto"/>
-            <w:rPr>
-              <w:lang w:val="en-US"/>
-            </w:rPr>
           </w:pPr>
           <w:r>
             <w:rPr>
@@ -6841,9 +7084,6 @@
             <w:fldChar w:fldCharType="begin"/>
           </w:r>
           <w:r>
-            <w:rPr>
-              <w:lang w:val="en-US"/>
-            </w:rPr>
             <w:instrText>ADDIN CitaviBibliography</w:instrText>
           </w:r>
           <w:r>
@@ -6853,28 +7093,27 @@
             <w:fldChar w:fldCharType="separate"/>
           </w:r>
           <w:r>
-            <w:rPr>
-              <w:lang w:val="en-US"/>
-            </w:rPr>
             <w:t>References</w:t>
           </w:r>
         </w:p>
         <w:p>
           <w:pPr>
             <w:pStyle w:val="CitaviBibliographyEntry"/>
-            <w:spacing w:line="480" w:lineRule="auto"/>
             <w:rPr>
               <w:lang w:val="en-US"/>
             </w:rPr>
           </w:pPr>
-          <w:bookmarkStart w:id="2" w:name="_CTVL0018473d197b6e74f58899b2d313eecae96"/>
-          <w:r>
-            <w:rPr>
-              <w:lang w:val="en-US"/>
-            </w:rPr>
-            <w:t>Belin, P., Bestelmeyer, P. E. G., Latinus, M., &amp; Watson, R. (2011). Understanding voice perception.</w:t>
-          </w:r>
-          <w:bookmarkEnd w:id="2"/>
+          <w:bookmarkStart w:id="4" w:name="_CTVL001872a0bd54a2d42f483613d3eb82d0fe3"/>
+          <w:r>
+            <w:t xml:space="preserve">Nussbaum, C., Frühholz, S., &amp; Schweinberger, S. R. (2025). </w:t>
+          </w:r>
+          <w:r>
+            <w:rPr>
+              <w:lang w:val="en-US"/>
+            </w:rPr>
+            <w:t>Understanding voice naturalness.</w:t>
+          </w:r>
+          <w:bookmarkEnd w:id="4"/>
           <w:r>
             <w:rPr>
               <w:lang w:val="en-US"/>
@@ -6886,7 +7125,7 @@
               <w:i/>
               <w:lang w:val="en-US"/>
             </w:rPr>
-            <w:t>British Journal of Psychology</w:t>
+            <w:t>Trends in Cognitive Sciences</w:t>
           </w:r>
           <w:r>
             <w:rPr>
@@ -6899,31 +7138,30 @@
               <w:i/>
               <w:lang w:val="en-US"/>
             </w:rPr>
-            <w:t>102</w:t>
-          </w:r>
-          <w:r>
-            <w:rPr>
-              <w:lang w:val="en-US"/>
-            </w:rPr>
-            <w:t>(4), 711–725. https://doi.org/10.1111/j.2044-8295.2011.02041.x</w:t>
+            <w:t>29</w:t>
+          </w:r>
+          <w:r>
+            <w:rPr>
+              <w:lang w:val="en-US"/>
+            </w:rPr>
+            <w:t>(5), 467–480. https://doi.org/10.1016/j.tics.2025.01.010</w:t>
           </w:r>
         </w:p>
         <w:p>
           <w:pPr>
             <w:pStyle w:val="CitaviBibliographyEntry"/>
-            <w:spacing w:line="480" w:lineRule="auto"/>
             <w:rPr>
               <w:lang w:val="en-US"/>
             </w:rPr>
           </w:pPr>
-          <w:bookmarkStart w:id="3" w:name="_CTVL0012dd5f700c4e04db09175a3ec98625a13"/>
-          <w:r>
-            <w:rPr>
-              <w:lang w:val="en-US"/>
-            </w:rPr>
-            <w:t>DeBruine, L. M., Smith, F. G., Jones, B. C., Roberts, S. C., Petrie, M., &amp; Spector, T. D. (2009). Kin recognition signals in adult faces.</w:t>
-          </w:r>
-          <w:bookmarkEnd w:id="3"/>
+          <w:bookmarkStart w:id="5" w:name="_CTVL001b9676ab1e5684c59b62432858caa6e4f"/>
+          <w:r>
+            <w:rPr>
+              <w:lang w:val="en-US"/>
+            </w:rPr>
+            <w:t>Pandey, A., Le Maguer, S., &amp; Harte, N. (2025). What is Naturalness? In</w:t>
+          </w:r>
+          <w:bookmarkEnd w:id="5"/>
           <w:r>
             <w:rPr>
               <w:lang w:val="en-US"/>
@@ -6935,45 +7173,30 @@
               <w:i/>
               <w:lang w:val="en-US"/>
             </w:rPr>
-            <w:t>Vision Res</w:t>
-          </w:r>
-          <w:r>
-            <w:rPr>
-              <w:lang w:val="en-US"/>
-            </w:rPr>
-            <w:t xml:space="preserve">, </w:t>
-          </w:r>
-          <w:r>
-            <w:rPr>
-              <w:i/>
-              <w:lang w:val="en-US"/>
-            </w:rPr>
-            <w:t>49</w:t>
-          </w:r>
-          <w:r>
-            <w:rPr>
-              <w:lang w:val="en-US"/>
-            </w:rPr>
-            <w:t>(1), 38–43. https://doi.org/10.1016/j.visres.2008.09.025</w:t>
+            <w:t xml:space="preserve">13th edition of the Speech Synthesis Workshop </w:t>
+          </w:r>
+          <w:r>
+            <w:rPr>
+              <w:lang w:val="en-US"/>
+            </w:rPr>
+            <w:t>(pp. 215–221). ISCA. https://doi.org/10.21437/SSW.2025-33</w:t>
           </w:r>
         </w:p>
         <w:p>
           <w:pPr>
             <w:pStyle w:val="CitaviBibliographyEntry"/>
-            <w:spacing w:line="480" w:lineRule="auto"/>
             <w:rPr>
               <w:lang w:val="en-US"/>
             </w:rPr>
           </w:pPr>
-          <w:bookmarkStart w:id="4" w:name="_CTVL001b5c0484d49404a5cb36f3df0914c617e"/>
-          <w:r>
-            <w:rPr>
-              <w:lang w:val="en-US"/>
-            </w:rPr>
-            <w:lastRenderedPageBreak/>
-            <w:t>Frühholz, S., &amp; Belin, P. (2018).</w:t>
-          </w:r>
-          <w:bookmarkEnd w:id="4"/>
+          <w:bookmarkStart w:id="6" w:name="_CTVL0015455222ba26a4de58c36fd167329696a"/>
+          <w:r>
+            <w:rPr>
+              <w:lang w:val="en-US"/>
+            </w:rPr>
+            <w:t>Pinheiro, A. P. (2025). Beyond acoustics: Self-relevance as a key to voice naturalness (L).</w:t>
+          </w:r>
+          <w:bookmarkEnd w:id="6"/>
           <w:r>
             <w:rPr>
               <w:lang w:val="en-US"/>
@@ -6985,716 +7208,17 @@
               <w:i/>
               <w:lang w:val="en-US"/>
             </w:rPr>
-            <w:t>The Oxford Handbook of Voice Perception</w:t>
-          </w:r>
-          <w:r>
-            <w:rPr>
-              <w:lang w:val="en-US"/>
-            </w:rPr>
-            <w:t>. Oxford University Press. https://doi.org/10.1093/oxfordhb/9780198743187.001.0001</w:t>
-          </w:r>
-        </w:p>
-        <w:p>
-          <w:pPr>
-            <w:pStyle w:val="CitaviBibliographyEntry"/>
-            <w:spacing w:line="480" w:lineRule="auto"/>
-          </w:pPr>
-          <w:bookmarkStart w:id="5" w:name="_CTVL001ea1526d28f4a4bfd8cbb27222a58911f"/>
-          <w:r>
-            <w:rPr>
-              <w:lang w:val="en-US"/>
-            </w:rPr>
-            <w:t>Frühholz, S., &amp; Schweinberger, S. R. (2021). Nonverbal auditory communication - Evidence for integrated neural systems for voice signal production and perception.</w:t>
-          </w:r>
-          <w:bookmarkEnd w:id="5"/>
-          <w:r>
-            <w:rPr>
-              <w:lang w:val="en-US"/>
-            </w:rPr>
-            <w:t xml:space="preserve"> </w:t>
+            <w:t>The Journal of the Acoustical Society of America</w:t>
+          </w:r>
+          <w:r>
+            <w:rPr>
+              <w:lang w:val="en-US"/>
+            </w:rPr>
+            <w:t xml:space="preserve">, </w:t>
           </w:r>
           <w:r>
             <w:rPr>
               <w:i/>
-            </w:rPr>
-            <w:t>Progress in Neurobiology</w:t>
-          </w:r>
-          <w:r>
-            <w:t xml:space="preserve">, </w:t>
-          </w:r>
-          <w:r>
-            <w:rPr>
-              <w:i/>
-            </w:rPr>
-            <w:t>199</w:t>
-          </w:r>
-          <w:r>
-            <w:t>, 101948. https://doi.org/10.1016/j.pneurobio.2020.101948</w:t>
-          </w:r>
-        </w:p>
-        <w:p>
-          <w:pPr>
-            <w:pStyle w:val="CitaviBibliographyEntry"/>
-            <w:spacing w:line="480" w:lineRule="auto"/>
-            <w:rPr>
-              <w:lang w:val="en-US"/>
-            </w:rPr>
-          </w:pPr>
-          <w:bookmarkStart w:id="6" w:name="_CTVL001ae80c5ee55574e2a8031ca141080f218"/>
-          <w:r>
-            <w:t xml:space="preserve">Hyppa-Martin, J., Lilley, J., Chen, M., Friese, J., Schmidt, C., &amp; Bunnell, H. T. (2024). </w:t>
-          </w:r>
-          <w:r>
-            <w:rPr>
-              <w:lang w:val="en-US"/>
-            </w:rPr>
-            <w:t>A large-scale comparison of two voice synthesis techniques on intelligibility, naturalness, preferences, and attitudes toward voices banked by individuals with amyotrophic lateral sclerosis.</w:t>
-          </w:r>
-          <w:bookmarkEnd w:id="6"/>
-          <w:r>
-            <w:rPr>
-              <w:lang w:val="en-US"/>
-            </w:rPr>
-            <w:t xml:space="preserve"> </w:t>
-          </w:r>
-          <w:r>
-            <w:rPr>
-              <w:i/>
-              <w:lang w:val="en-US"/>
-            </w:rPr>
-            <w:t>Augmentative and Alternative Communication</w:t>
-          </w:r>
-          <w:r>
-            <w:rPr>
-              <w:lang w:val="en-US"/>
-            </w:rPr>
-            <w:t xml:space="preserve">, </w:t>
-          </w:r>
-          <w:r>
-            <w:rPr>
-              <w:i/>
-              <w:lang w:val="en-US"/>
-            </w:rPr>
-            <w:t>40</w:t>
-          </w:r>
-          <w:r>
-            <w:rPr>
-              <w:lang w:val="en-US"/>
-            </w:rPr>
-            <w:t>(1), 31–45. https://doi.org/10.1080/07434618.2023.2262032</w:t>
-          </w:r>
-        </w:p>
-        <w:p>
-          <w:pPr>
-            <w:pStyle w:val="CitaviBibliographyEntry"/>
-            <w:spacing w:line="480" w:lineRule="auto"/>
-            <w:rPr>
-              <w:lang w:val="en-US"/>
-            </w:rPr>
-          </w:pPr>
-          <w:bookmarkStart w:id="7" w:name="_CTVL0011668ab7cd410419e9aefa6881534a39a"/>
-          <w:r>
-            <w:rPr>
-              <w:lang w:val="en-US"/>
-            </w:rPr>
-            <w:t>Kapolowicz, M. R., Guest, D. R., Montazeri, V., Baese-Berk, M. M., &amp; Assmann, P. F. (2022). Effects of Spectral Envelope and Fundamental Frequency Shifts on the Perception of Foreign-Accented Speech.</w:t>
-          </w:r>
-          <w:bookmarkEnd w:id="7"/>
-          <w:r>
-            <w:rPr>
-              <w:lang w:val="en-US"/>
-            </w:rPr>
-            <w:t xml:space="preserve"> </w:t>
-          </w:r>
-          <w:r>
-            <w:rPr>
-              <w:i/>
-              <w:lang w:val="en-US"/>
-            </w:rPr>
-            <w:t>Language and Speech</w:t>
-          </w:r>
-          <w:r>
-            <w:rPr>
-              <w:lang w:val="en-US"/>
-            </w:rPr>
-            <w:t xml:space="preserve">, </w:t>
-          </w:r>
-          <w:r>
-            <w:rPr>
-              <w:i/>
-              <w:lang w:val="en-US"/>
-            </w:rPr>
-            <w:t>65</w:t>
-          </w:r>
-          <w:r>
-            <w:rPr>
-              <w:lang w:val="en-US"/>
-            </w:rPr>
-            <w:t>(2), 418–443. https://doi.org/10.1177/00238309211029679</w:t>
-          </w:r>
-        </w:p>
-        <w:p>
-          <w:pPr>
-            <w:pStyle w:val="CitaviBibliographyEntry"/>
-            <w:spacing w:line="480" w:lineRule="auto"/>
-            <w:rPr>
-              <w:lang w:val="en-US"/>
-            </w:rPr>
-          </w:pPr>
-          <w:bookmarkStart w:id="8" w:name="_CTVL0016dbd513c46ad443c91d5cd8367ad72bb"/>
-          <w:r>
-            <w:rPr>
-              <w:lang w:val="en-US"/>
-            </w:rPr>
-            <w:t>Kovács, G., Göschel, L., Pawlik, S. M., &amp; Tramacere, A. (2025). The neural dynamics of current and past self-face perception: Challenging the privilege access hypothesis.</w:t>
-          </w:r>
-          <w:bookmarkEnd w:id="8"/>
-          <w:r>
-            <w:rPr>
-              <w:lang w:val="en-US"/>
-            </w:rPr>
-            <w:t xml:space="preserve"> </w:t>
-          </w:r>
-          <w:r>
-            <w:rPr>
-              <w:i/>
-              <w:lang w:val="en-US"/>
-            </w:rPr>
-            <w:t>Cortex; a Journal Devoted to the Study of the Nervous System and Behavior</w:t>
-          </w:r>
-          <w:r>
-            <w:rPr>
-              <w:lang w:val="en-US"/>
-            </w:rPr>
-            <w:t xml:space="preserve">, </w:t>
-          </w:r>
-          <w:r>
-            <w:rPr>
-              <w:i/>
-              <w:lang w:val="en-US"/>
-            </w:rPr>
-            <w:t>194</w:t>
-          </w:r>
-          <w:r>
-            <w:rPr>
-              <w:lang w:val="en-US"/>
-            </w:rPr>
-            <w:t>, 77–90. https://doi.org/10.1016/j.cortex.2025.11.006</w:t>
-          </w:r>
-        </w:p>
-        <w:p>
-          <w:pPr>
-            <w:pStyle w:val="CitaviBibliographyEntry"/>
-            <w:spacing w:line="480" w:lineRule="auto"/>
-            <w:rPr>
-              <w:lang w:val="en-US"/>
-            </w:rPr>
-          </w:pPr>
-          <w:bookmarkStart w:id="9" w:name="_CTVL001119f069538084cc0afa0ce98f08c90db"/>
-          <w:r>
-            <w:rPr>
-              <w:lang w:val="en-US"/>
-            </w:rPr>
-            <w:t>Lavan, N., Irvine, M., Rosi, V., &amp; McGettigan, C. (2025). Voice clones sound realistic but not (yet) hyperrealistic.</w:t>
-          </w:r>
-          <w:bookmarkEnd w:id="9"/>
-          <w:r>
-            <w:rPr>
-              <w:lang w:val="en-US"/>
-            </w:rPr>
-            <w:t xml:space="preserve"> </w:t>
-          </w:r>
-          <w:r>
-            <w:rPr>
-              <w:i/>
-              <w:lang w:val="en-US"/>
-            </w:rPr>
-            <w:t>PLoS One</w:t>
-          </w:r>
-          <w:r>
-            <w:rPr>
-              <w:lang w:val="en-US"/>
-            </w:rPr>
-            <w:t xml:space="preserve">, </w:t>
-          </w:r>
-          <w:r>
-            <w:rPr>
-              <w:i/>
-              <w:lang w:val="en-US"/>
-            </w:rPr>
-            <w:t>20</w:t>
-          </w:r>
-          <w:r>
-            <w:rPr>
-              <w:lang w:val="en-US"/>
-            </w:rPr>
-            <w:t>(9), e0332692. https://doi.org/10.1371/journal.pone.0332692</w:t>
-          </w:r>
-        </w:p>
-        <w:p>
-          <w:pPr>
-            <w:pStyle w:val="CitaviBibliographyEntry"/>
-            <w:spacing w:line="480" w:lineRule="auto"/>
-            <w:rPr>
-              <w:lang w:val="en-US"/>
-            </w:rPr>
-          </w:pPr>
-          <w:bookmarkStart w:id="10" w:name="_CTVL001336c0a9a324c431a956472a7daab8a11"/>
-          <w:r>
-            <w:rPr>
-              <w:lang w:val="en-US"/>
-            </w:rPr>
-            <w:t>Lee, E.</w:t>
-          </w:r>
-          <w:r>
-            <w:rPr>
-              <w:rFonts w:ascii="Cambria Math" w:hAnsi="Cambria Math" w:cs="Cambria Math"/>
-              <w:lang w:val="en-US"/>
-            </w:rPr>
-            <w:t>‑</w:t>
-          </w:r>
-          <w:r>
-            <w:rPr>
-              <w:lang w:val="en-US"/>
-            </w:rPr>
-            <w:t>J. (2010). The more humanlike, the better? How speech type and users</w:t>
-          </w:r>
-          <w:r>
-            <w:rPr>
-              <w:rFonts w:ascii="Calibri" w:hAnsi="Calibri" w:cs="Calibri"/>
-              <w:lang w:val="en-US"/>
-            </w:rPr>
-            <w:t>’</w:t>
-          </w:r>
-          <w:r>
-            <w:rPr>
-              <w:lang w:val="en-US"/>
-            </w:rPr>
-            <w:t xml:space="preserve"> cognitive style affect social responses to computers.</w:t>
-          </w:r>
-          <w:bookmarkEnd w:id="10"/>
-          <w:r>
-            <w:rPr>
-              <w:lang w:val="en-US"/>
-            </w:rPr>
-            <w:t xml:space="preserve"> </w:t>
-          </w:r>
-          <w:r>
-            <w:rPr>
-              <w:i/>
-              <w:lang w:val="en-US"/>
-            </w:rPr>
-            <w:t>Computers in Human Behavior</w:t>
-          </w:r>
-          <w:r>
-            <w:rPr>
-              <w:lang w:val="en-US"/>
-            </w:rPr>
-            <w:t xml:space="preserve">, </w:t>
-          </w:r>
-          <w:r>
-            <w:rPr>
-              <w:i/>
-              <w:lang w:val="en-US"/>
-            </w:rPr>
-            <w:t>26</w:t>
-          </w:r>
-          <w:r>
-            <w:rPr>
-              <w:lang w:val="en-US"/>
-            </w:rPr>
-            <w:t>(4), 665–672. https://doi.org/10.1016/j.chb.2010.01.003</w:t>
-          </w:r>
-        </w:p>
-        <w:p>
-          <w:pPr>
-            <w:pStyle w:val="CitaviBibliographyEntry"/>
-            <w:spacing w:line="480" w:lineRule="auto"/>
-            <w:rPr>
-              <w:lang w:val="en-US"/>
-            </w:rPr>
-          </w:pPr>
-          <w:bookmarkStart w:id="11" w:name="_CTVL001929ae89f05734acbb13c08fb32e0991f"/>
-          <w:r>
-            <w:rPr>
-              <w:lang w:val="en-US"/>
-            </w:rPr>
-            <w:t>Maloney, L. T., &amp; Dal Martello, M. F. (2006). Kin recognition and the perceived facial similarity of children.</w:t>
-          </w:r>
-          <w:bookmarkEnd w:id="11"/>
-          <w:r>
-            <w:rPr>
-              <w:lang w:val="en-US"/>
-            </w:rPr>
-            <w:t xml:space="preserve"> </w:t>
-          </w:r>
-          <w:r>
-            <w:rPr>
-              <w:i/>
-              <w:lang w:val="en-US"/>
-            </w:rPr>
-            <w:t>Journal of Vision</w:t>
-          </w:r>
-          <w:r>
-            <w:rPr>
-              <w:lang w:val="en-US"/>
-            </w:rPr>
-            <w:t xml:space="preserve">, </w:t>
-          </w:r>
-          <w:r>
-            <w:rPr>
-              <w:i/>
-              <w:lang w:val="en-US"/>
-            </w:rPr>
-            <w:t>6</w:t>
-          </w:r>
-          <w:r>
-            <w:rPr>
-              <w:lang w:val="en-US"/>
-            </w:rPr>
-            <w:t>(10), 1047–1056. https://doi.org/10.1167/6.10.4</w:t>
-          </w:r>
-        </w:p>
-        <w:p>
-          <w:pPr>
-            <w:pStyle w:val="CitaviBibliographyEntry"/>
-            <w:spacing w:line="480" w:lineRule="auto"/>
-            <w:rPr>
-              <w:lang w:val="en-US"/>
-            </w:rPr>
-          </w:pPr>
-          <w:bookmarkStart w:id="12" w:name="_CTVL001a41221023d83451484034bf88cfe9a4a"/>
-          <w:r>
-            <w:rPr>
-              <w:lang w:val="en-US"/>
-            </w:rPr>
-            <w:t>Mateo, J. M. (2015). Perspectives: Hamilton's Legacy: Mechanisms of Kin Recognition in Humans.</w:t>
-          </w:r>
-          <w:bookmarkEnd w:id="12"/>
-          <w:r>
-            <w:rPr>
-              <w:lang w:val="en-US"/>
-            </w:rPr>
-            <w:t xml:space="preserve"> </w:t>
-          </w:r>
-          <w:r>
-            <w:rPr>
-              <w:i/>
-              <w:lang w:val="en-US"/>
-            </w:rPr>
-            <w:t>Ethology</w:t>
-          </w:r>
-          <w:r>
-            <w:rPr>
-              <w:lang w:val="en-US"/>
-            </w:rPr>
-            <w:t xml:space="preserve">, </w:t>
-          </w:r>
-          <w:r>
-            <w:rPr>
-              <w:i/>
-              <w:lang w:val="en-US"/>
-            </w:rPr>
-            <w:t>121</w:t>
-          </w:r>
-          <w:r>
-            <w:rPr>
-              <w:lang w:val="en-US"/>
-            </w:rPr>
-            <w:t>(5), 419–427. https://doi.org/10.1111/eth.12358</w:t>
-          </w:r>
-        </w:p>
-        <w:p>
-          <w:pPr>
-            <w:pStyle w:val="CitaviBibliographyEntry"/>
-            <w:spacing w:line="480" w:lineRule="auto"/>
-          </w:pPr>
-          <w:bookmarkStart w:id="13" w:name="_CTVL0015b69d468d9074575b75d44ca5cf2c5d1"/>
-          <w:r>
-            <w:rPr>
-              <w:lang w:val="en-US"/>
-            </w:rPr>
-            <w:lastRenderedPageBreak/>
-            <w:t>Maurer, D., &amp; Landis, T. (1990). Role of bone conduction in the self-perception of speech.</w:t>
-          </w:r>
-          <w:bookmarkEnd w:id="13"/>
-          <w:r>
-            <w:rPr>
-              <w:lang w:val="en-US"/>
-            </w:rPr>
-            <w:t xml:space="preserve"> </w:t>
-          </w:r>
-          <w:r>
-            <w:rPr>
-              <w:i/>
-            </w:rPr>
-            <w:t>Folia Phoniatrica</w:t>
-          </w:r>
-          <w:r>
-            <w:t xml:space="preserve">, </w:t>
-          </w:r>
-          <w:r>
-            <w:rPr>
-              <w:i/>
-            </w:rPr>
-            <w:t>42</w:t>
-          </w:r>
-          <w:r>
-            <w:t>(5), 226–229. https://doi.org/10.1159/000266070</w:t>
-          </w:r>
-        </w:p>
-        <w:p>
-          <w:pPr>
-            <w:pStyle w:val="CitaviBibliographyEntry"/>
-            <w:spacing w:line="480" w:lineRule="auto"/>
-          </w:pPr>
-          <w:bookmarkStart w:id="14" w:name="_CTVL00120728d07d052409b8c97a27a3cfc4717"/>
-          <w:r>
-            <w:t xml:space="preserve">Mitchell, W. J., Szerszen, K. A., Lu, A. S., Schermerhorn, P. W., Scheutz, M., &amp; Macdorman, K. F. (2011). </w:t>
-          </w:r>
-          <w:r>
-            <w:rPr>
-              <w:lang w:val="en-US"/>
-            </w:rPr>
-            <w:t>A mismatch in the human realism of face and voice produces an uncanny valley.</w:t>
-          </w:r>
-          <w:bookmarkEnd w:id="14"/>
-          <w:r>
-            <w:rPr>
-              <w:lang w:val="en-US"/>
-            </w:rPr>
-            <w:t xml:space="preserve"> </w:t>
-          </w:r>
-          <w:r>
-            <w:rPr>
-              <w:i/>
-            </w:rPr>
-            <w:t>I-Perception</w:t>
-          </w:r>
-          <w:r>
-            <w:t xml:space="preserve">, </w:t>
-          </w:r>
-          <w:r>
-            <w:rPr>
-              <w:i/>
-            </w:rPr>
-            <w:t>2</w:t>
-          </w:r>
-          <w:r>
-            <w:t>(1), 10–12. https://doi.org/10.1068/i0415</w:t>
-          </w:r>
-        </w:p>
-        <w:p>
-          <w:pPr>
-            <w:pStyle w:val="CitaviBibliographyEntry"/>
-            <w:spacing w:line="480" w:lineRule="auto"/>
-            <w:rPr>
-              <w:lang w:val="en-US"/>
-            </w:rPr>
-          </w:pPr>
-          <w:bookmarkStart w:id="15" w:name="_CTVL001872a0bd54a2d42f483613d3eb82d0fe3"/>
-          <w:r>
-            <w:t xml:space="preserve">Nussbaum, C., Frühholz, S., &amp; Schweinberger, S. R. (2025). </w:t>
-          </w:r>
-          <w:r>
-            <w:rPr>
-              <w:lang w:val="en-US"/>
-            </w:rPr>
-            <w:t>Understanding voice naturalness.</w:t>
-          </w:r>
-          <w:bookmarkEnd w:id="15"/>
-          <w:r>
-            <w:rPr>
-              <w:lang w:val="en-US"/>
-            </w:rPr>
-            <w:t xml:space="preserve"> </w:t>
-          </w:r>
-          <w:r>
-            <w:rPr>
-              <w:i/>
-              <w:lang w:val="en-US"/>
-            </w:rPr>
-            <w:t>Trends in Cognitive Sciences</w:t>
-          </w:r>
-          <w:r>
-            <w:rPr>
-              <w:lang w:val="en-US"/>
-            </w:rPr>
-            <w:t xml:space="preserve">, </w:t>
-          </w:r>
-          <w:r>
-            <w:rPr>
-              <w:i/>
-              <w:lang w:val="en-US"/>
-            </w:rPr>
-            <w:t>29</w:t>
-          </w:r>
-          <w:r>
-            <w:rPr>
-              <w:lang w:val="en-US"/>
-            </w:rPr>
-            <w:t>(5), 467–480. https://doi.org/10.1016/j.tics.2025.01.010</w:t>
-          </w:r>
-        </w:p>
-        <w:p>
-          <w:pPr>
-            <w:pStyle w:val="CitaviBibliographyEntry"/>
-            <w:spacing w:line="480" w:lineRule="auto"/>
-            <w:rPr>
-              <w:lang w:val="en-US"/>
-            </w:rPr>
-          </w:pPr>
-          <w:bookmarkStart w:id="16" w:name="_CTVL001caa0761a4b40485d8947aa87caf17b69"/>
-          <w:r>
-            <w:rPr>
-              <w:lang w:val="en-US"/>
-            </w:rPr>
-            <w:t>Orepic, P., Kannape, O. A., Faivre, N., &amp; Blanke, O. (2023). Bone conduction facilitates self-other voice discrimination.</w:t>
-          </w:r>
-          <w:bookmarkEnd w:id="16"/>
-          <w:r>
-            <w:rPr>
-              <w:lang w:val="en-US"/>
-            </w:rPr>
-            <w:t xml:space="preserve"> </w:t>
-          </w:r>
-          <w:r>
-            <w:rPr>
-              <w:i/>
-              <w:lang w:val="en-US"/>
-            </w:rPr>
-            <w:t>Royal Society Open Science</w:t>
-          </w:r>
-          <w:r>
-            <w:rPr>
-              <w:lang w:val="en-US"/>
-            </w:rPr>
-            <w:t xml:space="preserve">, </w:t>
-          </w:r>
-          <w:r>
-            <w:rPr>
-              <w:i/>
-              <w:lang w:val="en-US"/>
-            </w:rPr>
-            <w:t>10</w:t>
-          </w:r>
-          <w:r>
-            <w:rPr>
-              <w:lang w:val="en-US"/>
-            </w:rPr>
-            <w:t>(2), 221561. https://doi.org/10.1098/rsos.221561</w:t>
-          </w:r>
-        </w:p>
-        <w:p>
-          <w:pPr>
-            <w:pStyle w:val="CitaviBibliographyEntry"/>
-            <w:spacing w:line="480" w:lineRule="auto"/>
-            <w:rPr>
-              <w:lang w:val="en-US"/>
-            </w:rPr>
-          </w:pPr>
-          <w:bookmarkStart w:id="17" w:name="_CTVL001ae64fd5455424fb08f620ef2f1fb7f64"/>
-          <w:r>
-            <w:rPr>
-              <w:lang w:val="en-US"/>
-            </w:rPr>
-            <w:t>Orepic, P., &amp; Pinheiro, A. (2025).</w:t>
-          </w:r>
-          <w:bookmarkEnd w:id="17"/>
-          <w:r>
-            <w:rPr>
-              <w:lang w:val="en-US"/>
-            </w:rPr>
-            <w:t xml:space="preserve"> </w:t>
-          </w:r>
-          <w:r>
-            <w:rPr>
-              <w:i/>
-              <w:lang w:val="en-US"/>
-            </w:rPr>
-            <w:t>From Voice to Self: An Integrative Framework on Self-Voice Processing</w:t>
-          </w:r>
-          <w:r>
-            <w:rPr>
-              <w:lang w:val="en-US"/>
-            </w:rPr>
-            <w:t>. PsyArXiv (preprint) https://doi.org/10.31234/osf.io/kg4ns_v2</w:t>
-          </w:r>
-        </w:p>
-        <w:p>
-          <w:pPr>
-            <w:pStyle w:val="CitaviBibliographyEntry"/>
-            <w:spacing w:line="480" w:lineRule="auto"/>
-            <w:rPr>
-              <w:lang w:val="en-US"/>
-            </w:rPr>
-          </w:pPr>
-          <w:bookmarkStart w:id="18" w:name="_CTVL001b9676ab1e5684c59b62432858caa6e4f"/>
-          <w:r>
-            <w:rPr>
-              <w:lang w:val="en-US"/>
-            </w:rPr>
-            <w:t>Pandey, A., Le Maguer, S., &amp; Harte, N. (2025). What is Naturalness? In</w:t>
-          </w:r>
-          <w:bookmarkEnd w:id="18"/>
-          <w:r>
-            <w:rPr>
-              <w:lang w:val="en-US"/>
-            </w:rPr>
-            <w:t xml:space="preserve"> </w:t>
-          </w:r>
-          <w:r>
-            <w:rPr>
-              <w:i/>
-              <w:lang w:val="en-US"/>
-            </w:rPr>
-            <w:t xml:space="preserve">13th edition of the Speech Synthesis Workshop </w:t>
-          </w:r>
-          <w:r>
-            <w:rPr>
-              <w:lang w:val="en-US"/>
-            </w:rPr>
-            <w:t>(pp. 215–221). ISCA. https://doi.org/10.21437/SSW.2025-33</w:t>
-          </w:r>
-        </w:p>
-        <w:p>
-          <w:pPr>
-            <w:pStyle w:val="CitaviBibliographyEntry"/>
-            <w:spacing w:line="480" w:lineRule="auto"/>
-            <w:rPr>
-              <w:lang w:val="en-US"/>
-            </w:rPr>
-          </w:pPr>
-          <w:bookmarkStart w:id="19" w:name="_CTVL0015455222ba26a4de58c36fd167329696a"/>
-          <w:r>
-            <w:rPr>
-              <w:lang w:val="en-US"/>
-            </w:rPr>
-            <w:t>Pinheiro, A. P. (2025). Beyond acoustics: Self-relevance as a key to voice naturalness (L).</w:t>
-          </w:r>
-          <w:bookmarkEnd w:id="19"/>
-          <w:r>
-            <w:rPr>
-              <w:lang w:val="en-US"/>
-            </w:rPr>
-            <w:t xml:space="preserve"> </w:t>
-          </w:r>
-          <w:r>
-            <w:rPr>
-              <w:i/>
-              <w:lang w:val="en-US"/>
-            </w:rPr>
-            <w:t>The Journal of the Acoustical Society of America</w:t>
-          </w:r>
-          <w:r>
-            <w:rPr>
-              <w:lang w:val="en-US"/>
-            </w:rPr>
-            <w:t xml:space="preserve">, </w:t>
-          </w:r>
-          <w:r>
-            <w:rPr>
-              <w:i/>
               <w:lang w:val="en-US"/>
             </w:rPr>
             <w:t>158</w:t>
@@ -7704,363 +7228,6 @@
               <w:lang w:val="en-US"/>
             </w:rPr>
             <w:t>(5), 4045–4047. https://doi.org/10.1121/10.0039927</w:t>
-          </w:r>
-        </w:p>
-        <w:p>
-          <w:pPr>
-            <w:pStyle w:val="CitaviBibliographyEntry"/>
-            <w:spacing w:line="480" w:lineRule="auto"/>
-            <w:rPr>
-              <w:lang w:val="en-US"/>
-            </w:rPr>
-          </w:pPr>
-          <w:bookmarkStart w:id="20" w:name="_CTVL001a39a77e7e22244a7a4f44c22f73ff172"/>
-          <w:r>
-            <w:rPr>
-              <w:lang w:val="en-US"/>
-            </w:rPr>
-            <w:t>Pinheiro, A. P., Sarzedas, J., Roberto, M. S., &amp; Kotz, S. A. (2023). Attention and emotion shape self-voice prioritization in speech processing.</w:t>
-          </w:r>
-          <w:bookmarkEnd w:id="20"/>
-          <w:r>
-            <w:rPr>
-              <w:lang w:val="en-US"/>
-            </w:rPr>
-            <w:t xml:space="preserve"> </w:t>
-          </w:r>
-          <w:r>
-            <w:rPr>
-              <w:i/>
-              <w:lang w:val="en-US"/>
-            </w:rPr>
-            <w:t>Cortex; a Journal Devoted to the Study of the Nervous System and Behavior</w:t>
-          </w:r>
-          <w:r>
-            <w:rPr>
-              <w:lang w:val="en-US"/>
-            </w:rPr>
-            <w:t xml:space="preserve">, </w:t>
-          </w:r>
-          <w:r>
-            <w:rPr>
-              <w:i/>
-              <w:lang w:val="en-US"/>
-            </w:rPr>
-            <w:t>158</w:t>
-          </w:r>
-          <w:r>
-            <w:rPr>
-              <w:lang w:val="en-US"/>
-            </w:rPr>
-            <w:t>, 83–95. https://doi.org/10.1016/j.cortex.2022.10.006</w:t>
-          </w:r>
-        </w:p>
-        <w:p>
-          <w:pPr>
-            <w:pStyle w:val="CitaviBibliographyEntry"/>
-            <w:spacing w:line="480" w:lineRule="auto"/>
-          </w:pPr>
-          <w:bookmarkStart w:id="21" w:name="_CTVL0019e12c96527c34f3d810bbf0dbdadc8ac"/>
-          <w:r>
-            <w:rPr>
-              <w:lang w:val="en-US"/>
-            </w:rPr>
-            <w:t>Platek, S. M., &amp; Kemp, S. M. (2009). Is family special to the brain? An event-related fMRI study of familiar, familial, and self-face recognition.</w:t>
-          </w:r>
-          <w:bookmarkEnd w:id="21"/>
-          <w:r>
-            <w:rPr>
-              <w:lang w:val="en-US"/>
-            </w:rPr>
-            <w:t xml:space="preserve"> </w:t>
-          </w:r>
-          <w:r>
-            <w:rPr>
-              <w:i/>
-            </w:rPr>
-            <w:t>Neuropsychologia</w:t>
-          </w:r>
-          <w:r>
-            <w:t xml:space="preserve">, </w:t>
-          </w:r>
-          <w:r>
-            <w:rPr>
-              <w:i/>
-            </w:rPr>
-            <w:t>47</w:t>
-          </w:r>
-          <w:r>
-            <w:t>(3), 849–858. https://doi.org/10.1016/j.neuropsychologia.2008.12.027</w:t>
-          </w:r>
-        </w:p>
-        <w:p>
-          <w:pPr>
-            <w:pStyle w:val="CitaviBibliographyEntry"/>
-            <w:spacing w:line="480" w:lineRule="auto"/>
-            <w:rPr>
-              <w:lang w:val="en-US"/>
-            </w:rPr>
-          </w:pPr>
-          <w:bookmarkStart w:id="22" w:name="_CTVL0013ee55c02bf1645a2ab8425de5c036b64"/>
-          <w:r>
-            <w:t xml:space="preserve">Roswandowitz, C., Kathiresan, T., Pellegrino, E., Dellwo, V., &amp; Frühholz, S. (2024). </w:t>
-          </w:r>
-          <w:r>
-            <w:rPr>
-              <w:lang w:val="en-US"/>
-            </w:rPr>
-            <w:t>Cortical-striatal brain network distinguishes deepfake from real speaker identity.</w:t>
-          </w:r>
-          <w:bookmarkEnd w:id="22"/>
-          <w:r>
-            <w:rPr>
-              <w:lang w:val="en-US"/>
-            </w:rPr>
-            <w:t xml:space="preserve"> </w:t>
-          </w:r>
-          <w:r>
-            <w:rPr>
-              <w:i/>
-              <w:lang w:val="en-US"/>
-            </w:rPr>
-            <w:t>Communications Biology</w:t>
-          </w:r>
-          <w:r>
-            <w:rPr>
-              <w:lang w:val="en-US"/>
-            </w:rPr>
-            <w:t xml:space="preserve">, </w:t>
-          </w:r>
-          <w:r>
-            <w:rPr>
-              <w:i/>
-              <w:lang w:val="en-US"/>
-            </w:rPr>
-            <w:t>7</w:t>
-          </w:r>
-          <w:r>
-            <w:rPr>
-              <w:lang w:val="en-US"/>
-            </w:rPr>
-            <w:t>(1), 711. https://doi.org/10.1038/s42003-024-06372-6</w:t>
-          </w:r>
-        </w:p>
-        <w:p>
-          <w:pPr>
-            <w:pStyle w:val="CitaviBibliographyEntry"/>
-            <w:spacing w:line="480" w:lineRule="auto"/>
-            <w:rPr>
-              <w:lang w:val="en-US"/>
-            </w:rPr>
-          </w:pPr>
-          <w:bookmarkStart w:id="23" w:name="_CTVL00148ec38ce4ecf4a778a0de86a90f22d5a"/>
-          <w:r>
-            <w:rPr>
-              <w:lang w:val="en-US"/>
-            </w:rPr>
-            <w:lastRenderedPageBreak/>
-            <w:t>Schweinberger, S. R., Casper, C., Hauthal, N., Kaufmann, J. M., Kawahara, H., Kloth, N., Robertson, D. M., Simpson, A. P., &amp; Zäske, R. (2008). Auditory adaptation in voice perception.</w:t>
-          </w:r>
-          <w:bookmarkEnd w:id="23"/>
-          <w:r>
-            <w:rPr>
-              <w:lang w:val="en-US"/>
-            </w:rPr>
-            <w:t xml:space="preserve"> </w:t>
-          </w:r>
-          <w:r>
-            <w:rPr>
-              <w:i/>
-              <w:lang w:val="en-US"/>
-            </w:rPr>
-            <w:t>Curr Biol</w:t>
-          </w:r>
-          <w:r>
-            <w:rPr>
-              <w:lang w:val="en-US"/>
-            </w:rPr>
-            <w:t xml:space="preserve">, </w:t>
-          </w:r>
-          <w:r>
-            <w:rPr>
-              <w:i/>
-              <w:lang w:val="en-US"/>
-            </w:rPr>
-            <w:t>18</w:t>
-          </w:r>
-          <w:r>
-            <w:rPr>
-              <w:lang w:val="en-US"/>
-            </w:rPr>
-            <w:t>(9), 684–688. https://doi.org/10.1016/j.cub.2008.04.015</w:t>
-          </w:r>
-        </w:p>
-        <w:p>
-          <w:pPr>
-            <w:pStyle w:val="CitaviBibliographyEntry"/>
-            <w:spacing w:line="480" w:lineRule="auto"/>
-          </w:pPr>
-          <w:bookmarkStart w:id="24" w:name="_CTVL001570cf69ac9ac461da2518c18a2951d6f"/>
-          <w:r>
-            <w:rPr>
-              <w:lang w:val="en-US"/>
-            </w:rPr>
-            <w:t>Sui, J., &amp; Humphreys, G. W. (2017). The ubiquitous self: What the properties of self-bias tell us about the self.</w:t>
-          </w:r>
-          <w:bookmarkEnd w:id="24"/>
-          <w:r>
-            <w:rPr>
-              <w:lang w:val="en-US"/>
-            </w:rPr>
-            <w:t xml:space="preserve"> </w:t>
-          </w:r>
-          <w:r>
-            <w:rPr>
-              <w:i/>
-            </w:rPr>
-            <w:t>Ann N Y Acad Sci</w:t>
-          </w:r>
-          <w:r>
-            <w:t xml:space="preserve">, </w:t>
-          </w:r>
-          <w:r>
-            <w:rPr>
-              <w:i/>
-            </w:rPr>
-            <w:t>1396</w:t>
-          </w:r>
-          <w:r>
-            <w:t>(1), 222–235. https://doi.org/10.1111/nyas.13197</w:t>
-          </w:r>
-        </w:p>
-        <w:p>
-          <w:pPr>
-            <w:pStyle w:val="CitaviBibliographyEntry"/>
-            <w:spacing w:line="480" w:lineRule="auto"/>
-          </w:pPr>
-          <w:bookmarkStart w:id="25" w:name="_CTVL0016421526d0c2d4b2185c77145e1496a84"/>
-          <w:r>
-            <w:t>Tsuchiya, A., &amp; Schweinberger, S. R. (2022). Erkennen von Verwandtschaft zu sich Selbst und bei Anderen [Recognition of Kinship to Self and in Others]: Part 2, Issue 1/2022.</w:t>
-          </w:r>
-          <w:bookmarkEnd w:id="25"/>
-          <w:r>
-            <w:t xml:space="preserve"> </w:t>
-          </w:r>
-          <w:r>
-            <w:rPr>
-              <w:i/>
-            </w:rPr>
-            <w:t>In-Mind Magazine</w:t>
-          </w:r>
-          <w:r>
-            <w:t xml:space="preserve">, </w:t>
-          </w:r>
-          <w:r>
-            <w:rPr>
-              <w:i/>
-            </w:rPr>
-            <w:t>1</w:t>
-          </w:r>
-          <w:r>
-            <w:t>(2). https://de.in-mind.org/article/erkennen-von-verwandtschaft-zu-sich-selbst-und-bei-anderen</w:t>
-          </w:r>
-        </w:p>
-        <w:p>
-          <w:pPr>
-            <w:pStyle w:val="CitaviBibliographyEntry"/>
-            <w:spacing w:line="480" w:lineRule="auto"/>
-            <w:rPr>
-              <w:lang w:val="en-US"/>
-            </w:rPr>
-          </w:pPr>
-          <w:bookmarkStart w:id="26" w:name="_CTVL0015f719101a6324ccf8bd88a1b6c297199"/>
-          <w:r>
-            <w:rPr>
-              <w:lang w:val="en-US"/>
-            </w:rPr>
-            <w:t>Yamagishi, J., Veaux, C., King, S., &amp; Renals, S. (2012). Speech synthesis technologies for individuals with vocal disabilities: Voice banking and reconstruction.</w:t>
-          </w:r>
-          <w:bookmarkEnd w:id="26"/>
-          <w:r>
-            <w:rPr>
-              <w:lang w:val="en-US"/>
-            </w:rPr>
-            <w:t xml:space="preserve"> </w:t>
-          </w:r>
-          <w:r>
-            <w:rPr>
-              <w:i/>
-              <w:lang w:val="en-US"/>
-            </w:rPr>
-            <w:t>Acoustical Science and Technology</w:t>
-          </w:r>
-          <w:r>
-            <w:rPr>
-              <w:lang w:val="en-US"/>
-            </w:rPr>
-            <w:t xml:space="preserve">, </w:t>
-          </w:r>
-          <w:r>
-            <w:rPr>
-              <w:i/>
-              <w:lang w:val="en-US"/>
-            </w:rPr>
-            <w:t>33</w:t>
-          </w:r>
-          <w:r>
-            <w:rPr>
-              <w:lang w:val="en-US"/>
-            </w:rPr>
-            <w:t>(1), 1–5. https://doi.org/10.1250/ast.33.1</w:t>
-          </w:r>
-        </w:p>
-        <w:p>
-          <w:pPr>
-            <w:pStyle w:val="CitaviBibliographyEntry"/>
-            <w:spacing w:line="480" w:lineRule="auto"/>
-            <w:rPr>
-              <w:lang w:val="en-US"/>
-            </w:rPr>
-          </w:pPr>
-          <w:bookmarkStart w:id="27" w:name="_CTVL001b001e71cfb0d478c9df1887d9aa8fa5d"/>
-          <w:r>
-            <w:rPr>
-              <w:lang w:val="en-US"/>
-            </w:rPr>
-            <w:t>Young, A. W., Frühholz, S., &amp; Schweinberger, S. R. (2020). Face and voice perception: Understanding commonalities and differences.</w:t>
-          </w:r>
-          <w:bookmarkEnd w:id="27"/>
-          <w:r>
-            <w:rPr>
-              <w:lang w:val="en-US"/>
-            </w:rPr>
-            <w:t xml:space="preserve"> </w:t>
-          </w:r>
-          <w:r>
-            <w:rPr>
-              <w:i/>
-              <w:lang w:val="en-US"/>
-            </w:rPr>
-            <w:t>Trends Cogn Sci</w:t>
-          </w:r>
-          <w:r>
-            <w:rPr>
-              <w:lang w:val="en-US"/>
-            </w:rPr>
-            <w:t xml:space="preserve">, </w:t>
-          </w:r>
-          <w:r>
-            <w:rPr>
-              <w:i/>
-              <w:lang w:val="en-US"/>
-            </w:rPr>
-            <w:t>24</w:t>
-          </w:r>
-          <w:r>
-            <w:rPr>
-              <w:lang w:val="en-US"/>
-            </w:rPr>
-            <w:t>(5), 398–410. https://doi.org/10.1016/j.tics.2020.02.001</w:t>
           </w:r>
           <w:r>
             <w:rPr>
@@ -8090,8 +7257,85 @@
 </w:document>
 </file>
 
+<file path=word/comments.xml><?xml version="1.0" encoding="utf-8"?>
+<w:comments xmlns:wpc="http://schemas.microsoft.com/office/word/2010/wordprocessingCanvas" xmlns:cx="http://schemas.microsoft.com/office/drawing/2014/chartex" xmlns:cx1="http://schemas.microsoft.com/office/drawing/2015/9/8/chartex" xmlns:cx2="http://schemas.microsoft.com/office/drawing/2015/10/21/chartex" xmlns:cx3="http://schemas.microsoft.com/office/drawing/2016/5/9/chartex" xmlns:cx4="http://schemas.microsoft.com/office/drawing/2016/5/10/chartex" xmlns:cx5="http://schemas.microsoft.com/office/drawing/2016/5/11/chartex" xmlns:cx6="http://schemas.microsoft.com/office/drawing/2016/5/12/chartex" xmlns:cx7="http://schemas.microsoft.com/office/drawing/2016/5/13/chartex" xmlns:cx8="http://schemas.microsoft.com/office/drawing/2016/5/14/chartex" xmlns:mc="http://schemas.openxmlformats.org/markup-compatibility/2006" xmlns:aink="http://schemas.microsoft.com/office/drawing/2016/ink" xmlns:am3d="http://schemas.microsoft.com/office/drawing/2017/model3d" xmlns:o="urn:schemas-microsoft-com:office:office" xmlns:oel="http://schemas.microsoft.com/office/2019/extlst" xmlns:r="http://schemas.openxmlformats.org/officeDocument/2006/relationships" xmlns:m="http://schemas.openxmlformats.org/officeDocument/2006/math" xmlns:v="urn:schemas-microsoft-com:vml" xmlns:wp14="http://schemas.microsoft.com/office/word/2010/wordprocessingDrawing" xmlns:wp="http://schemas.openxmlformats.org/drawingml/2006/wordprocessingDrawing" xmlns:w10="urn:schemas-microsoft-com:office:word" xmlns:w="http://schemas.openxmlformats.org/wordprocessingml/2006/main" xmlns:w14="http://schemas.microsoft.com/office/word/2010/wordml" xmlns:w15="http://schemas.microsoft.com/office/word/2012/wordml" xmlns:w16cex="http://schemas.microsoft.com/office/word/2018/wordml/cex" xmlns:w16cid="http://schemas.microsoft.com/office/word/2016/wordml/cid" xmlns:w16="http://schemas.microsoft.com/office/word/2018/wordml" xmlns:w16du="http://schemas.microsoft.com/office/word/2023/wordml/word16du" xmlns:w16sdtdh="http://schemas.microsoft.com/office/word/2020/wordml/sdtdatahash" xmlns:w16sdtfl="http://schemas.microsoft.com/office/word/2024/wordml/sdtformatlock" xmlns:w16se="http://schemas.microsoft.com/office/word/2015/wordml/symex" xmlns:wpg="http://schemas.microsoft.com/office/word/2010/wordprocessingGroup" xmlns:wpi="http://schemas.microsoft.com/office/word/2010/wordprocessingInk" xmlns:wne="http://schemas.microsoft.com/office/word/2006/wordml" xmlns:wps="http://schemas.microsoft.com/office/word/2010/wordprocessingShape" mc:Ignorable="w14 w15 w16se w16cid w16 w16cex w16sdtdh w16sdtfl w16du wp14">
+  <w:comment w:id="1" w:author="christine.nussbaum" w:date="2026-05-08T17:35:00Z" w:initials="c">
+    <w:p>
+      <w:pPr>
+        <w:pStyle w:val="Kommentartext"/>
+      </w:pPr>
+      <w:r>
+        <w:rPr>
+          <w:rStyle w:val="Kommentarzeichen"/>
+        </w:rPr>
+        <w:annotationRef/>
+      </w:r>
+      <w:r>
+        <w:t>Müssen wir dann nochmal anpassen</w:t>
+      </w:r>
+    </w:p>
+  </w:comment>
+  <w:comment w:id="2" w:author="christine.nussbaum" w:date="2026-05-08T17:47:00Z" w:initials="c">
+    <w:p>
+      <w:pPr>
+        <w:pStyle w:val="Kommentartext"/>
+      </w:pPr>
+      <w:r>
+        <w:rPr>
+          <w:rStyle w:val="Kommentarzeichen"/>
+        </w:rPr>
+        <w:annotationRef/>
+      </w:r>
+      <w:r>
+        <w:t>Weiß nicht ob ich mir der Überschrift so zufrieden bin</w:t>
+      </w:r>
+    </w:p>
+  </w:comment>
+  <w:comment w:id="3" w:author="christine.nussbaum" w:date="2026-05-08T18:04:00Z" w:initials="c">
+    <w:p>
+      <w:pPr>
+        <w:pStyle w:val="Kommentartext"/>
+      </w:pPr>
+      <w:r>
+        <w:rPr>
+          <w:rStyle w:val="Kommentarzeichen"/>
+        </w:rPr>
+        <w:annotationRef/>
+      </w:r>
+      <w:r>
+        <w:t>Ich muss zugeben, dass ich den Punkt des Reviewers hier schon sehe, dass dieser Absatz irgendwie bisschen aus der Reihe tanzt und nicht so richtig klar ist, wieso der heir drin ist. Vllt können wir ihn nochmal ein wenig kürzen bzw streamlinen?</w:t>
+      </w:r>
+    </w:p>
+  </w:comment>
+</w:comments>
+</file>
+
+<file path=word/commentsExtended.xml><?xml version="1.0" encoding="utf-8"?>
+<w15:commentsEx xmlns:wpc="http://schemas.microsoft.com/office/word/2010/wordprocessingCanvas" xmlns:cx="http://schemas.microsoft.com/office/drawing/2014/chartex" xmlns:cx1="http://schemas.microsoft.com/office/drawing/2015/9/8/chartex" xmlns:cx2="http://schemas.microsoft.com/office/drawing/2015/10/21/chartex" xmlns:cx3="http://schemas.microsoft.com/office/drawing/2016/5/9/chartex" xmlns:cx4="http://schemas.microsoft.com/office/drawing/2016/5/10/chartex" xmlns:cx5="http://schemas.microsoft.com/office/drawing/2016/5/11/chartex" xmlns:cx6="http://schemas.microsoft.com/office/drawing/2016/5/12/chartex" xmlns:cx7="http://schemas.microsoft.com/office/drawing/2016/5/13/chartex" xmlns:cx8="http://schemas.microsoft.com/office/drawing/2016/5/14/chartex" xmlns:mc="http://schemas.openxmlformats.org/markup-compatibility/2006" xmlns:aink="http://schemas.microsoft.com/office/drawing/2016/ink" xmlns:am3d="http://schemas.microsoft.com/office/drawing/2017/model3d" xmlns:o="urn:schemas-microsoft-com:office:office" xmlns:oel="http://schemas.microsoft.com/office/2019/extlst" xmlns:r="http://schemas.openxmlformats.org/officeDocument/2006/relationships" xmlns:m="http://schemas.openxmlformats.org/officeDocument/2006/math" xmlns:v="urn:schemas-microsoft-com:vml" xmlns:wp14="http://schemas.microsoft.com/office/word/2010/wordprocessingDrawing" xmlns:wp="http://schemas.openxmlformats.org/drawingml/2006/wordprocessingDrawing" xmlns:w10="urn:schemas-microsoft-com:office:word" xmlns:w="http://schemas.openxmlformats.org/wordprocessingml/2006/main" xmlns:w14="http://schemas.microsoft.com/office/word/2010/wordml" xmlns:w15="http://schemas.microsoft.com/office/word/2012/wordml" xmlns:w16cex="http://schemas.microsoft.com/office/word/2018/wordml/cex" xmlns:w16cid="http://schemas.microsoft.com/office/word/2016/wordml/cid" xmlns:w16="http://schemas.microsoft.com/office/word/2018/wordml" xmlns:w16du="http://schemas.microsoft.com/office/word/2023/wordml/word16du" xmlns:w16sdtdh="http://schemas.microsoft.com/office/word/2020/wordml/sdtdatahash" xmlns:w16sdtfl="http://schemas.microsoft.com/office/word/2024/wordml/sdtformatlock" xmlns:w16se="http://schemas.microsoft.com/office/word/2015/wordml/symex" xmlns:wpg="http://schemas.microsoft.com/office/word/2010/wordprocessingGroup" xmlns:wpi="http://schemas.microsoft.com/office/word/2010/wordprocessingInk" xmlns:wne="http://schemas.microsoft.com/office/word/2006/wordml" xmlns:wps="http://schemas.microsoft.com/office/word/2010/wordprocessingShape" mc:Ignorable="w14 w15 w16se w16cid w16 w16cex w16sdtdh w16sdtfl w16du wp14">
+  <w15:commentEx w15:paraId="6400A17B" w15:done="0"/>
+  <w15:commentEx w15:paraId="3C6FB450" w15:done="0"/>
+  <w15:commentEx w15:paraId="542BFBD0" w15:done="0"/>
+</w15:commentsEx>
+</file>
+
+<file path=word/commentsExtensible.xml><?xml version="1.0" encoding="utf-8"?>
+<w16cex:commentsExtensible xmlns:wpc="http://schemas.microsoft.com/office/word/2010/wordprocessingCanvas" xmlns:cx="http://schemas.microsoft.com/office/drawing/2014/chartex" xmlns:cx1="http://schemas.microsoft.com/office/drawing/2015/9/8/chartex" xmlns:cx2="http://schemas.microsoft.com/office/drawing/2015/10/21/chartex" xmlns:cx3="http://schemas.microsoft.com/office/drawing/2016/5/9/chartex" xmlns:cx4="http://schemas.microsoft.com/office/drawing/2016/5/10/chartex" xmlns:cx5="http://schemas.microsoft.com/office/drawing/2016/5/11/chartex" xmlns:cx6="http://schemas.microsoft.com/office/drawing/2016/5/12/chartex" xmlns:cx7="http://schemas.microsoft.com/office/drawing/2016/5/13/chartex" xmlns:cx8="http://schemas.microsoft.com/office/drawing/2016/5/14/chartex" xmlns:cr="http://schemas.microsoft.com/office/comments/2020/reactions" xmlns:mc="http://schemas.openxmlformats.org/markup-compatibility/2006" xmlns:aink="http://schemas.microsoft.com/office/drawing/2016/ink" xmlns:am3d="http://schemas.microsoft.com/office/drawing/2017/model3d" xmlns:o="urn:schemas-microsoft-com:office:office" xmlns:oel="http://schemas.microsoft.com/office/2019/extlst" xmlns:r="http://schemas.openxmlformats.org/officeDocument/2006/relationships" xmlns:m="http://schemas.openxmlformats.org/officeDocument/2006/math" xmlns:v="urn:schemas-microsoft-com:vml" xmlns:wp14="http://schemas.microsoft.com/office/word/2010/wordprocessingDrawing" xmlns:wp="http://schemas.openxmlformats.org/drawingml/2006/wordprocessingDrawing" xmlns:w10="urn:schemas-microsoft-com:office:word" xmlns:w="http://schemas.openxmlformats.org/wordprocessingml/2006/main" xmlns:w14="http://schemas.microsoft.com/office/word/2010/wordml" xmlns:w15="http://schemas.microsoft.com/office/word/2012/wordml" xmlns:w16cex="http://schemas.microsoft.com/office/word/2018/wordml/cex" xmlns:w16cid="http://schemas.microsoft.com/office/word/2016/wordml/cid" xmlns:w16="http://schemas.microsoft.com/office/word/2018/wordml" xmlns:w16du="http://schemas.microsoft.com/office/word/2023/wordml/word16du" xmlns:w16sdtdh="http://schemas.microsoft.com/office/word/2020/wordml/sdtdatahash" xmlns:w16sdtfl="http://schemas.microsoft.com/office/word/2024/wordml/sdtformatlock" xmlns:w16se="http://schemas.microsoft.com/office/word/2015/wordml/symex" xmlns:wpg="http://schemas.microsoft.com/office/word/2010/wordprocessingGroup" xmlns:wpi="http://schemas.microsoft.com/office/word/2010/wordprocessingInk" xmlns:wne="http://schemas.microsoft.com/office/word/2006/wordml" xmlns:wps="http://schemas.microsoft.com/office/word/2010/wordprocessingShape" mc:Ignorable="w14 w15 w16se w16cid w16 w16cex w16sdtdh w16sdtfl cr w16du wp14">
+  <w16cex:commentExtensible w16cex:durableId="5CBD75C5" w16cex:dateUtc="2026-05-08T15:35:00Z"/>
+  <w16cex:commentExtensible w16cex:durableId="5556E940" w16cex:dateUtc="2026-05-08T15:47:00Z"/>
+  <w16cex:commentExtensible w16cex:durableId="0DA191FE" w16cex:dateUtc="2026-05-08T16:04:00Z"/>
+</w16cex:commentsExtensible>
+</file>
+
+<file path=word/commentsIds.xml><?xml version="1.0" encoding="utf-8"?>
+<w16cid:commentsIds xmlns:wpc="http://schemas.microsoft.com/office/word/2010/wordprocessingCanvas" xmlns:cx="http://schemas.microsoft.com/office/drawing/2014/chartex" xmlns:cx1="http://schemas.microsoft.com/office/drawing/2015/9/8/chartex" xmlns:cx2="http://schemas.microsoft.com/office/drawing/2015/10/21/chartex" xmlns:cx3="http://schemas.microsoft.com/office/drawing/2016/5/9/chartex" xmlns:cx4="http://schemas.microsoft.com/office/drawing/2016/5/10/chartex" xmlns:cx5="http://schemas.microsoft.com/office/drawing/2016/5/11/chartex" xmlns:cx6="http://schemas.microsoft.com/office/drawing/2016/5/12/chartex" xmlns:cx7="http://schemas.microsoft.com/office/drawing/2016/5/13/chartex" xmlns:cx8="http://schemas.microsoft.com/office/drawing/2016/5/14/chartex" xmlns:mc="http://schemas.openxmlformats.org/markup-compatibility/2006" xmlns:aink="http://schemas.microsoft.com/office/drawing/2016/ink" xmlns:am3d="http://schemas.microsoft.com/office/drawing/2017/model3d" xmlns:o="urn:schemas-microsoft-com:office:office" xmlns:oel="http://schemas.microsoft.com/office/2019/extlst" xmlns:r="http://schemas.openxmlformats.org/officeDocument/2006/relationships" xmlns:m="http://schemas.openxmlformats.org/officeDocument/2006/math" xmlns:v="urn:schemas-microsoft-com:vml" xmlns:wp14="http://schemas.microsoft.com/office/word/2010/wordprocessingDrawing" xmlns:wp="http://schemas.openxmlformats.org/drawingml/2006/wordprocessingDrawing" xmlns:w10="urn:schemas-microsoft-com:office:word" xmlns:w="http://schemas.openxmlformats.org/wordprocessingml/2006/main" xmlns:w14="http://schemas.microsoft.com/office/word/2010/wordml" xmlns:w15="http://schemas.microsoft.com/office/word/2012/wordml" xmlns:w16cex="http://schemas.microsoft.com/office/word/2018/wordml/cex" xmlns:w16cid="http://schemas.microsoft.com/office/word/2016/wordml/cid" xmlns:w16="http://schemas.microsoft.com/office/word/2018/wordml" xmlns:w16du="http://schemas.microsoft.com/office/word/2023/wordml/word16du" xmlns:w16sdtdh="http://schemas.microsoft.com/office/word/2020/wordml/sdtdatahash" xmlns:w16sdtfl="http://schemas.microsoft.com/office/word/2024/wordml/sdtformatlock" xmlns:w16se="http://schemas.microsoft.com/office/word/2015/wordml/symex" xmlns:wpg="http://schemas.microsoft.com/office/word/2010/wordprocessingGroup" xmlns:wpi="http://schemas.microsoft.com/office/word/2010/wordprocessingInk" xmlns:wne="http://schemas.microsoft.com/office/word/2006/wordml" xmlns:wps="http://schemas.microsoft.com/office/word/2010/wordprocessingShape" mc:Ignorable="w14 w15 w16se w16cid w16 w16cex w16sdtdh w16sdtfl w16du wp14">
+  <w16cid:commentId w16cid:paraId="6400A17B" w16cid:durableId="5CBD75C5"/>
+  <w16cid:commentId w16cid:paraId="3C6FB450" w16cid:durableId="5556E940"/>
+  <w16cid:commentId w16cid:paraId="542BFBD0" w16cid:durableId="0DA191FE"/>
+</w16cid:commentsIds>
+</file>
+
 <file path=word/numbering.xml><?xml version="1.0" encoding="utf-8"?>
-<w:numbering xmlns:wpc="http://schemas.microsoft.com/office/word/2010/wordprocessingCanvas" xmlns:cx="http://schemas.microsoft.com/office/drawing/2014/chartex" xmlns:cx1="http://schemas.microsoft.com/office/drawing/2015/9/8/chartex" xmlns:cx2="http://schemas.microsoft.com/office/drawing/2015/10/21/chartex" xmlns:cx3="http://schemas.microsoft.com/office/drawing/2016/5/9/chartex" xmlns:cx4="http://schemas.microsoft.com/office/drawing/2016/5/10/chartex" xmlns:cx5="http://schemas.microsoft.com/office/drawing/2016/5/11/chartex" xmlns:cx6="http://schemas.microsoft.com/office/drawing/2016/5/12/chartex" xmlns:cx7="http://schemas.microsoft.com/office/drawing/2016/5/13/chartex" xmlns:cx8="http://schemas.microsoft.com/office/drawing/2016/5/14/chartex" xmlns:mc="http://schemas.openxmlformats.org/markup-compatibility/2006" xmlns:aink="http://schemas.microsoft.com/office/drawing/2016/ink" xmlns:am3d="http://schemas.microsoft.com/office/drawing/2017/model3d" xmlns:o="urn:schemas-microsoft-com:office:office" xmlns:r="http://schemas.openxmlformats.org/officeDocument/2006/relationships" xmlns:m="http://schemas.openxmlformats.org/officeDocument/2006/math" xmlns:v="urn:schemas-microsoft-com:vml" xmlns:wp14="http://schemas.microsoft.com/office/word/2010/wordprocessingDrawing" xmlns:wp="http://schemas.openxmlformats.org/drawingml/2006/wordprocessingDrawing" xmlns:w10="urn:schemas-microsoft-com:office:word" xmlns:w="http://schemas.openxmlformats.org/wordprocessingml/2006/main" xmlns:w14="http://schemas.microsoft.com/office/word/2010/wordml" xmlns:w15="http://schemas.microsoft.com/office/word/2012/wordml" xmlns:w16cid="http://schemas.microsoft.com/office/word/2016/wordml/cid" xmlns:w16se="http://schemas.microsoft.com/office/word/2015/wordml/symex" xmlns:wpg="http://schemas.microsoft.com/office/word/2010/wordprocessingGroup" xmlns:wpi="http://schemas.microsoft.com/office/word/2010/wordprocessingInk" xmlns:wne="http://schemas.microsoft.com/office/word/2006/wordml" xmlns:wps="http://schemas.microsoft.com/office/word/2010/wordprocessingShape" mc:Ignorable="w14 w15 w16se w16cid wp14">
+<w:numbering xmlns:wpc="http://schemas.microsoft.com/office/word/2010/wordprocessingCanvas" xmlns:cx="http://schemas.microsoft.com/office/drawing/2014/chartex" xmlns:cx1="http://schemas.microsoft.com/office/drawing/2015/9/8/chartex" xmlns:cx2="http://schemas.microsoft.com/office/drawing/2015/10/21/chartex" xmlns:cx3="http://schemas.microsoft.com/office/drawing/2016/5/9/chartex" xmlns:cx4="http://schemas.microsoft.com/office/drawing/2016/5/10/chartex" xmlns:cx5="http://schemas.microsoft.com/office/drawing/2016/5/11/chartex" xmlns:cx6="http://schemas.microsoft.com/office/drawing/2016/5/12/chartex" xmlns:cx7="http://schemas.microsoft.com/office/drawing/2016/5/13/chartex" xmlns:cx8="http://schemas.microsoft.com/office/drawing/2016/5/14/chartex" xmlns:mc="http://schemas.openxmlformats.org/markup-compatibility/2006" xmlns:aink="http://schemas.microsoft.com/office/drawing/2016/ink" xmlns:am3d="http://schemas.microsoft.com/office/drawing/2017/model3d" xmlns:o="urn:schemas-microsoft-com:office:office" xmlns:oel="http://schemas.microsoft.com/office/2019/extlst" xmlns:r="http://schemas.openxmlformats.org/officeDocument/2006/relationships" xmlns:m="http://schemas.openxmlformats.org/officeDocument/2006/math" xmlns:v="urn:schemas-microsoft-com:vml" xmlns:wp14="http://schemas.microsoft.com/office/word/2010/wordprocessingDrawing" xmlns:wp="http://schemas.openxmlformats.org/drawingml/2006/wordprocessingDrawing" xmlns:w10="urn:schemas-microsoft-com:office:word" xmlns:w="http://schemas.openxmlformats.org/wordprocessingml/2006/main" xmlns:w14="http://schemas.microsoft.com/office/word/2010/wordml" xmlns:w15="http://schemas.microsoft.com/office/word/2012/wordml" xmlns:w16cex="http://schemas.microsoft.com/office/word/2018/wordml/cex" xmlns:w16cid="http://schemas.microsoft.com/office/word/2016/wordml/cid" xmlns:w16="http://schemas.microsoft.com/office/word/2018/wordml" xmlns:w16du="http://schemas.microsoft.com/office/word/2023/wordml/word16du" xmlns:w16sdtdh="http://schemas.microsoft.com/office/word/2020/wordml/sdtdatahash" xmlns:w16sdtfl="http://schemas.microsoft.com/office/word/2024/wordml/sdtformatlock" xmlns:w16se="http://schemas.microsoft.com/office/word/2015/wordml/symex" xmlns:wpg="http://schemas.microsoft.com/office/word/2010/wordprocessingGroup" xmlns:wpi="http://schemas.microsoft.com/office/word/2010/wordprocessingInk" xmlns:wne="http://schemas.microsoft.com/office/word/2006/wordml" xmlns:wps="http://schemas.microsoft.com/office/word/2010/wordprocessingShape" mc:Ignorable="w14 w15 w16se w16cid w16 w16cex w16sdtdh w16sdtfl w16du wp14">
   <w:abstractNum w:abstractNumId="0" w15:restartNumberingAfterBreak="0">
     <w:nsid w:val="13C46F49"/>
     <w:multiLevelType w:val="hybridMultilevel"/>
@@ -8717,29 +7961,37 @@
       </w:pPr>
     </w:lvl>
   </w:abstractNum>
-  <w:num w:numId="1">
+  <w:num w:numId="1" w16cid:durableId="404299103">
     <w:abstractNumId w:val="0"/>
   </w:num>
-  <w:num w:numId="2">
+  <w:num w:numId="2" w16cid:durableId="1797946604">
     <w:abstractNumId w:val="1"/>
   </w:num>
-  <w:num w:numId="3">
+  <w:num w:numId="3" w16cid:durableId="1871063376">
     <w:abstractNumId w:val="2"/>
   </w:num>
-  <w:num w:numId="4">
+  <w:num w:numId="4" w16cid:durableId="552891834">
     <w:abstractNumId w:val="5"/>
   </w:num>
-  <w:num w:numId="5">
+  <w:num w:numId="5" w16cid:durableId="1372723739">
     <w:abstractNumId w:val="3"/>
   </w:num>
-  <w:num w:numId="6">
+  <w:num w:numId="6" w16cid:durableId="352264952">
     <w:abstractNumId w:val="4"/>
   </w:num>
 </w:numbering>
 </file>
 
+<file path=word/people.xml><?xml version="1.0" encoding="utf-8"?>
+<w15:people xmlns:wpc="http://schemas.microsoft.com/office/word/2010/wordprocessingCanvas" xmlns:cx="http://schemas.microsoft.com/office/drawing/2014/chartex" xmlns:cx1="http://schemas.microsoft.com/office/drawing/2015/9/8/chartex" xmlns:cx2="http://schemas.microsoft.com/office/drawing/2015/10/21/chartex" xmlns:cx3="http://schemas.microsoft.com/office/drawing/2016/5/9/chartex" xmlns:cx4="http://schemas.microsoft.com/office/drawing/2016/5/10/chartex" xmlns:cx5="http://schemas.microsoft.com/office/drawing/2016/5/11/chartex" xmlns:cx6="http://schemas.microsoft.com/office/drawing/2016/5/12/chartex" xmlns:cx7="http://schemas.microsoft.com/office/drawing/2016/5/13/chartex" xmlns:cx8="http://schemas.microsoft.com/office/drawing/2016/5/14/chartex" xmlns:mc="http://schemas.openxmlformats.org/markup-compatibility/2006" xmlns:aink="http://schemas.microsoft.com/office/drawing/2016/ink" xmlns:am3d="http://schemas.microsoft.com/office/drawing/2017/model3d" xmlns:o="urn:schemas-microsoft-com:office:office" xmlns:oel="http://schemas.microsoft.com/office/2019/extlst" xmlns:r="http://schemas.openxmlformats.org/officeDocument/2006/relationships" xmlns:m="http://schemas.openxmlformats.org/officeDocument/2006/math" xmlns:v="urn:schemas-microsoft-com:vml" xmlns:wp14="http://schemas.microsoft.com/office/word/2010/wordprocessingDrawing" xmlns:wp="http://schemas.openxmlformats.org/drawingml/2006/wordprocessingDrawing" xmlns:w10="urn:schemas-microsoft-com:office:word" xmlns:w="http://schemas.openxmlformats.org/wordprocessingml/2006/main" xmlns:w14="http://schemas.microsoft.com/office/word/2010/wordml" xmlns:w15="http://schemas.microsoft.com/office/word/2012/wordml" xmlns:w16cex="http://schemas.microsoft.com/office/word/2018/wordml/cex" xmlns:w16cid="http://schemas.microsoft.com/office/word/2016/wordml/cid" xmlns:w16="http://schemas.microsoft.com/office/word/2018/wordml" xmlns:w16du="http://schemas.microsoft.com/office/word/2023/wordml/word16du" xmlns:w16sdtdh="http://schemas.microsoft.com/office/word/2020/wordml/sdtdatahash" xmlns:w16sdtfl="http://schemas.microsoft.com/office/word/2024/wordml/sdtformatlock" xmlns:w16se="http://schemas.microsoft.com/office/word/2015/wordml/symex" xmlns:wpg="http://schemas.microsoft.com/office/word/2010/wordprocessingGroup" xmlns:wpi="http://schemas.microsoft.com/office/word/2010/wordprocessingInk" xmlns:wne="http://schemas.microsoft.com/office/word/2006/wordml" xmlns:wps="http://schemas.microsoft.com/office/word/2010/wordprocessingShape" mc:Ignorable="w14 w15 w16se w16cid w16 w16cex w16sdtdh w16sdtfl w16du wp14">
+  <w15:person w15:author="christine.nussbaum">
+    <w15:presenceInfo w15:providerId="AD" w15:userId="S::christine.nussbaum@uni-jena.de::94e65631-3463-4783-acd6-cf4969c56d12"/>
+  </w15:person>
+</w15:people>
+</file>
+
 <file path=word/styles.xml><?xml version="1.0" encoding="utf-8"?>
-<w:styles xmlns:mc="http://schemas.openxmlformats.org/markup-compatibility/2006" xmlns:r="http://schemas.openxmlformats.org/officeDocument/2006/relationships" xmlns:w="http://schemas.openxmlformats.org/wordprocessingml/2006/main" xmlns:w14="http://schemas.microsoft.com/office/word/2010/wordml" xmlns:w15="http://schemas.microsoft.com/office/word/2012/wordml" xmlns:w16cid="http://schemas.microsoft.com/office/word/2016/wordml/cid" xmlns:w16se="http://schemas.microsoft.com/office/word/2015/wordml/symex" mc:Ignorable="w14 w15 w16se w16cid">
+<w:styles xmlns:mc="http://schemas.openxmlformats.org/markup-compatibility/2006" xmlns:r="http://schemas.openxmlformats.org/officeDocument/2006/relationships" xmlns:w="http://schemas.openxmlformats.org/wordprocessingml/2006/main" xmlns:w14="http://schemas.microsoft.com/office/word/2010/wordml" xmlns:w15="http://schemas.microsoft.com/office/word/2012/wordml" xmlns:w16cex="http://schemas.microsoft.com/office/word/2018/wordml/cex" xmlns:w16cid="http://schemas.microsoft.com/office/word/2016/wordml/cid" xmlns:w16="http://schemas.microsoft.com/office/word/2018/wordml" xmlns:w16du="http://schemas.microsoft.com/office/word/2023/wordml/word16du" xmlns:w16sdtdh="http://schemas.microsoft.com/office/word/2020/wordml/sdtdatahash" xmlns:w16sdtfl="http://schemas.microsoft.com/office/word/2024/wordml/sdtformatlock" xmlns:w16se="http://schemas.microsoft.com/office/word/2015/wordml/symex" mc:Ignorable="w14 w15 w16se w16cid w16 w16cex w16sdtdh w16sdtfl w16du">
   <w:docDefaults>
     <w:rPrDefault>
       <w:rPr>
@@ -8755,7 +8007,7 @@
       </w:pPr>
     </w:pPrDefault>
   </w:docDefaults>
-  <w:latentStyles w:defLockedState="0" w:defUIPriority="99" w:defSemiHidden="0" w:defUnhideWhenUsed="0" w:defQFormat="0" w:count="375">
+  <w:latentStyles w:defLockedState="0" w:defUIPriority="99" w:defSemiHidden="0" w:defUnhideWhenUsed="0" w:defQFormat="0" w:count="376">
     <w:lsdException w:name="Normal" w:uiPriority="0" w:qFormat="1"/>
     <w:lsdException w:name="heading 1" w:uiPriority="9" w:qFormat="1"/>
     <w:lsdException w:name="heading 2" w:semiHidden="1" w:uiPriority="9" w:unhideWhenUsed="1" w:qFormat="1"/>
@@ -9131,6 +8383,7 @@
     <w:lsdException w:name="Smart Hyperlink" w:semiHidden="1" w:unhideWhenUsed="1"/>
     <w:lsdException w:name="Hashtag" w:semiHidden="1" w:unhideWhenUsed="1"/>
     <w:lsdException w:name="Unresolved Mention" w:semiHidden="1" w:unhideWhenUsed="1"/>
+    <w:lsdException w:name="Smart Link" w:semiHidden="1" w:unhideWhenUsed="1"/>
   </w:latentStyles>
   <w:style w:type="paragraph" w:default="1" w:styleId="Standard">
     <w:name w:val="Normal"/>
@@ -9340,7 +8593,6 @@
   <w:style w:type="character" w:default="1" w:styleId="Absatz-Standardschriftart">
     <w:name w:val="Default Paragraph Font"/>
     <w:uiPriority w:val="1"/>
-    <w:semiHidden/>
     <w:unhideWhenUsed/>
   </w:style>
   <w:style w:type="table" w:default="1" w:styleId="NormaleTabelle">
@@ -9953,7 +9205,7 @@
 </file>
 
 <file path=word/glossary/document.xml><?xml version="1.0" encoding="utf-8"?>
-<w:glossaryDocument xmlns:wpc="http://schemas.microsoft.com/office/word/2010/wordprocessingCanvas" xmlns:cx="http://schemas.microsoft.com/office/drawing/2014/chartex" xmlns:cx1="http://schemas.microsoft.com/office/drawing/2015/9/8/chartex" xmlns:cx2="http://schemas.microsoft.com/office/drawing/2015/10/21/chartex" xmlns:cx3="http://schemas.microsoft.com/office/drawing/2016/5/9/chartex" xmlns:cx4="http://schemas.microsoft.com/office/drawing/2016/5/10/chartex" xmlns:cx5="http://schemas.microsoft.com/office/drawing/2016/5/11/chartex" xmlns:cx6="http://schemas.microsoft.com/office/drawing/2016/5/12/chartex" xmlns:cx7="http://schemas.microsoft.com/office/drawing/2016/5/13/chartex" xmlns:cx8="http://schemas.microsoft.com/office/drawing/2016/5/14/chartex" xmlns:mc="http://schemas.openxmlformats.org/markup-compatibility/2006" xmlns:aink="http://schemas.microsoft.com/office/drawing/2016/ink" xmlns:am3d="http://schemas.microsoft.com/office/drawing/2017/model3d" xmlns:o="urn:schemas-microsoft-com:office:office" xmlns:r="http://schemas.openxmlformats.org/officeDocument/2006/relationships" xmlns:m="http://schemas.openxmlformats.org/officeDocument/2006/math" xmlns:v="urn:schemas-microsoft-com:vml" xmlns:wp14="http://schemas.microsoft.com/office/word/2010/wordprocessingDrawing" xmlns:wp="http://schemas.openxmlformats.org/drawingml/2006/wordprocessingDrawing" xmlns:w10="urn:schemas-microsoft-com:office:word" xmlns:w="http://schemas.openxmlformats.org/wordprocessingml/2006/main" xmlns:w14="http://schemas.microsoft.com/office/word/2010/wordml" xmlns:w15="http://schemas.microsoft.com/office/word/2012/wordml" xmlns:w16cid="http://schemas.microsoft.com/office/word/2016/wordml/cid" xmlns:w16se="http://schemas.microsoft.com/office/word/2015/wordml/symex" xmlns:wpg="http://schemas.microsoft.com/office/word/2010/wordprocessingGroup" xmlns:wpi="http://schemas.microsoft.com/office/word/2010/wordprocessingInk" xmlns:wne="http://schemas.microsoft.com/office/word/2006/wordml" xmlns:wps="http://schemas.microsoft.com/office/word/2010/wordprocessingShape" mc:Ignorable="w14 w15 w16se w16cid wp14">
+<w:glossaryDocument xmlns:wpc="http://schemas.microsoft.com/office/word/2010/wordprocessingCanvas" xmlns:cx="http://schemas.microsoft.com/office/drawing/2014/chartex" xmlns:cx1="http://schemas.microsoft.com/office/drawing/2015/9/8/chartex" xmlns:cx2="http://schemas.microsoft.com/office/drawing/2015/10/21/chartex" xmlns:cx3="http://schemas.microsoft.com/office/drawing/2016/5/9/chartex" xmlns:cx4="http://schemas.microsoft.com/office/drawing/2016/5/10/chartex" xmlns:cx5="http://schemas.microsoft.com/office/drawing/2016/5/11/chartex" xmlns:cx6="http://schemas.microsoft.com/office/drawing/2016/5/12/chartex" xmlns:cx7="http://schemas.microsoft.com/office/drawing/2016/5/13/chartex" xmlns:cx8="http://schemas.microsoft.com/office/drawing/2016/5/14/chartex" xmlns:mc="http://schemas.openxmlformats.org/markup-compatibility/2006" xmlns:aink="http://schemas.microsoft.com/office/drawing/2016/ink" xmlns:am3d="http://schemas.microsoft.com/office/drawing/2017/model3d" xmlns:o="urn:schemas-microsoft-com:office:office" xmlns:oel="http://schemas.microsoft.com/office/2019/extlst" xmlns:r="http://schemas.openxmlformats.org/officeDocument/2006/relationships" xmlns:m="http://schemas.openxmlformats.org/officeDocument/2006/math" xmlns:v="urn:schemas-microsoft-com:vml" xmlns:wp14="http://schemas.microsoft.com/office/word/2010/wordprocessingDrawing" xmlns:wp="http://schemas.openxmlformats.org/drawingml/2006/wordprocessingDrawing" xmlns:w10="urn:schemas-microsoft-com:office:word" xmlns:w="http://schemas.openxmlformats.org/wordprocessingml/2006/main" xmlns:w14="http://schemas.microsoft.com/office/word/2010/wordml" xmlns:w15="http://schemas.microsoft.com/office/word/2012/wordml" xmlns:w16cex="http://schemas.microsoft.com/office/word/2018/wordml/cex" xmlns:w16cid="http://schemas.microsoft.com/office/word/2016/wordml/cid" xmlns:w16="http://schemas.microsoft.com/office/word/2018/wordml" xmlns:w16du="http://schemas.microsoft.com/office/word/2023/wordml/word16du" xmlns:w16sdtdh="http://schemas.microsoft.com/office/word/2020/wordml/sdtdatahash" xmlns:w16sdtfl="http://schemas.microsoft.com/office/word/2024/wordml/sdtformatlock" xmlns:w16se="http://schemas.microsoft.com/office/word/2015/wordml/symex" xmlns:wpg="http://schemas.microsoft.com/office/word/2010/wordprocessingGroup" xmlns:wpi="http://schemas.microsoft.com/office/word/2010/wordprocessingInk" xmlns:wne="http://schemas.microsoft.com/office/word/2006/wordml" xmlns:wps="http://schemas.microsoft.com/office/word/2010/wordprocessingShape" mc:Ignorable="w14 w15 w16se w16cid w16 w16cex w16sdtdh w16sdtfl w16du wp14">
   <w:docParts>
     <w:docPart>
       <w:docPartPr>
@@ -10039,12 +9291,41 @@
         </w:p>
       </w:docPartBody>
     </w:docPart>
+    <w:docPart>
+      <w:docPartPr>
+        <w:name w:val="07CF5979FE1745ACAD5CE0E9D785BC9D"/>
+        <w:category>
+          <w:name w:val="Allgemein"/>
+          <w:gallery w:val="placeholder"/>
+        </w:category>
+        <w:types>
+          <w:type w:val="bbPlcHdr"/>
+        </w:types>
+        <w:behaviors>
+          <w:behavior w:val="content"/>
+        </w:behaviors>
+        <w:guid w:val="{E97A3990-2A01-4A5A-AA4C-F89DBFF762FC}"/>
+      </w:docPartPr>
+      <w:docPartBody>
+        <w:p>
+          <w:pPr>
+            <w:pStyle w:val="07CF5979FE1745ACAD5CE0E9D785BC9D"/>
+          </w:pPr>
+          <w:r>
+            <w:rPr>
+              <w:rStyle w:val="Platzhaltertext"/>
+            </w:rPr>
+            <w:t>Klicken oder tippen Sie hier, um Text einzugeben.</w:t>
+          </w:r>
+        </w:p>
+      </w:docPartBody>
+    </w:docPart>
   </w:docParts>
 </w:glossaryDocument>
 </file>
 
 <file path=word/glossary/fontTable.xml><?xml version="1.0" encoding="utf-8"?>
-<w:fonts xmlns:mc="http://schemas.openxmlformats.org/markup-compatibility/2006" xmlns:r="http://schemas.openxmlformats.org/officeDocument/2006/relationships" xmlns:w="http://schemas.openxmlformats.org/wordprocessingml/2006/main" xmlns:w14="http://schemas.microsoft.com/office/word/2010/wordml" xmlns:w15="http://schemas.microsoft.com/office/word/2012/wordml" xmlns:w16cid="http://schemas.microsoft.com/office/word/2016/wordml/cid" xmlns:w16se="http://schemas.microsoft.com/office/word/2015/wordml/symex" mc:Ignorable="w14 w15 w16se w16cid">
+<w:fonts xmlns:mc="http://schemas.openxmlformats.org/markup-compatibility/2006" xmlns:r="http://schemas.openxmlformats.org/officeDocument/2006/relationships" xmlns:w="http://schemas.openxmlformats.org/wordprocessingml/2006/main" xmlns:w14="http://schemas.microsoft.com/office/word/2010/wordml" xmlns:w15="http://schemas.microsoft.com/office/word/2012/wordml" xmlns:w16cex="http://schemas.microsoft.com/office/word/2018/wordml/cex" xmlns:w16cid="http://schemas.microsoft.com/office/word/2016/wordml/cid" xmlns:w16="http://schemas.microsoft.com/office/word/2018/wordml" xmlns:w16du="http://schemas.microsoft.com/office/word/2023/wordml/word16du" xmlns:w16sdtdh="http://schemas.microsoft.com/office/word/2020/wordml/sdtdatahash" xmlns:w16sdtfl="http://schemas.microsoft.com/office/word/2024/wordml/sdtformatlock" xmlns:w16se="http://schemas.microsoft.com/office/word/2015/wordml/symex" mc:Ignorable="w14 w15 w16se w16cid w16 w16cex w16sdtdh w16sdtfl w16du">
   <w:font w:name="Symbol">
     <w:panose1 w:val="05050102010706020507"/>
     <w:charset w:val="02"/>
@@ -10094,18 +9375,23 @@
     <w:pitch w:val="variable"/>
     <w:sig w:usb0="E4002EFF" w:usb1="C000E47F" w:usb2="00000009" w:usb3="00000000" w:csb0="000001FF" w:csb1="00000000"/>
   </w:font>
-  <w:font w:name="Cambria Math">
-    <w:panose1 w:val="02040503050406030204"/>
+  <w:font w:name="Aptos">
     <w:charset w:val="00"/>
-    <w:family w:val="roman"/>
+    <w:family w:val="swiss"/>
     <w:pitch w:val="variable"/>
-    <w:sig w:usb0="E00006FF" w:usb1="420024FF" w:usb2="02000000" w:usb3="00000000" w:csb0="0000019F" w:csb1="00000000"/>
+    <w:sig w:usb0="20000287" w:usb1="00000003" w:usb2="00000000" w:usb3="00000000" w:csb0="0000019F" w:csb1="00000000"/>
+  </w:font>
+  <w:font w:name="Aptos Display">
+    <w:charset w:val="00"/>
+    <w:family w:val="swiss"/>
+    <w:pitch w:val="variable"/>
+    <w:sig w:usb0="20000287" w:usb1="00000003" w:usb2="00000000" w:usb3="00000000" w:csb0="0000019F" w:csb1="00000000"/>
   </w:font>
 </w:fonts>
 </file>
 
 <file path=word/glossary/settings.xml><?xml version="1.0" encoding="utf-8"?>
-<w:settings xmlns:mc="http://schemas.openxmlformats.org/markup-compatibility/2006" xmlns:o="urn:schemas-microsoft-com:office:office" xmlns:r="http://schemas.openxmlformats.org/officeDocument/2006/relationships" xmlns:m="http://schemas.openxmlformats.org/officeDocument/2006/math" xmlns:v="urn:schemas-microsoft-com:vml" xmlns:w10="urn:schemas-microsoft-com:office:word" xmlns:w="http://schemas.openxmlformats.org/wordprocessingml/2006/main" xmlns:w14="http://schemas.microsoft.com/office/word/2010/wordml" xmlns:w15="http://schemas.microsoft.com/office/word/2012/wordml" xmlns:w16cid="http://schemas.microsoft.com/office/word/2016/wordml/cid" xmlns:w16se="http://schemas.microsoft.com/office/word/2015/wordml/symex" xmlns:sl="http://schemas.openxmlformats.org/schemaLibrary/2006/main" mc:Ignorable="w14 w15 w16se w16cid">
+<w:settings xmlns:mc="http://schemas.openxmlformats.org/markup-compatibility/2006" xmlns:o="urn:schemas-microsoft-com:office:office" xmlns:r="http://schemas.openxmlformats.org/officeDocument/2006/relationships" xmlns:m="http://schemas.openxmlformats.org/officeDocument/2006/math" xmlns:v="urn:schemas-microsoft-com:vml" xmlns:w10="urn:schemas-microsoft-com:office:word" xmlns:w="http://schemas.openxmlformats.org/wordprocessingml/2006/main" xmlns:w14="http://schemas.microsoft.com/office/word/2010/wordml" xmlns:w15="http://schemas.microsoft.com/office/word/2012/wordml" xmlns:w16cex="http://schemas.microsoft.com/office/word/2018/wordml/cex" xmlns:w16cid="http://schemas.microsoft.com/office/word/2016/wordml/cid" xmlns:w16="http://schemas.microsoft.com/office/word/2018/wordml" xmlns:w16du="http://schemas.microsoft.com/office/word/2023/wordml/word16du" xmlns:w16sdtdh="http://schemas.microsoft.com/office/word/2020/wordml/sdtdatahash" xmlns:w16sdtfl="http://schemas.microsoft.com/office/word/2024/wordml/sdtformatlock" xmlns:w16se="http://schemas.microsoft.com/office/word/2015/wordml/symex" xmlns:sl="http://schemas.openxmlformats.org/schemaLibrary/2006/main" mc:Ignorable="w14 w15 w16se w16cid w16 w16cex w16sdtdh w16sdtfl w16du">
   <w:view w:val="normal"/>
   <w:defaultTabStop w:val="720"/>
   <w:hyphenationZone w:val="425"/>
@@ -10137,6 +9423,7 @@
     <w:rsid w:val="004B63F2"/>
     <w:rsid w:val="004C4A5E"/>
     <w:rsid w:val="004D6FC4"/>
+    <w:rsid w:val="00525DAC"/>
     <w:rsid w:val="00585E27"/>
     <w:rsid w:val="00586718"/>
     <w:rsid w:val="005C29A7"/>
@@ -10147,10 +9434,12 @@
     <w:rsid w:val="00913557"/>
     <w:rsid w:val="009841C2"/>
     <w:rsid w:val="009B54B6"/>
+    <w:rsid w:val="009F7D1D"/>
     <w:rsid w:val="00A006C6"/>
     <w:rsid w:val="00A719B4"/>
     <w:rsid w:val="00B22DDA"/>
     <w:rsid w:val="00B45595"/>
+    <w:rsid w:val="00C431EF"/>
     <w:rsid w:val="00C61A35"/>
     <w:rsid w:val="00C91249"/>
     <w:rsid w:val="00D31119"/>
@@ -10184,7 +9473,7 @@
 </file>
 
 <file path=word/glossary/styles.xml><?xml version="1.0" encoding="utf-8"?>
-<w:styles xmlns:mc="http://schemas.openxmlformats.org/markup-compatibility/2006" xmlns:r="http://schemas.openxmlformats.org/officeDocument/2006/relationships" xmlns:w="http://schemas.openxmlformats.org/wordprocessingml/2006/main" xmlns:w14="http://schemas.microsoft.com/office/word/2010/wordml" xmlns:w15="http://schemas.microsoft.com/office/word/2012/wordml" xmlns:w16cid="http://schemas.microsoft.com/office/word/2016/wordml/cid" xmlns:w16se="http://schemas.microsoft.com/office/word/2015/wordml/symex" mc:Ignorable="w14 w15 w16se w16cid">
+<w:styles xmlns:mc="http://schemas.openxmlformats.org/markup-compatibility/2006" xmlns:r="http://schemas.openxmlformats.org/officeDocument/2006/relationships" xmlns:w="http://schemas.openxmlformats.org/wordprocessingml/2006/main" xmlns:w14="http://schemas.microsoft.com/office/word/2010/wordml" xmlns:w15="http://schemas.microsoft.com/office/word/2012/wordml" xmlns:w16cex="http://schemas.microsoft.com/office/word/2018/wordml/cex" xmlns:w16cid="http://schemas.microsoft.com/office/word/2016/wordml/cid" xmlns:w16="http://schemas.microsoft.com/office/word/2018/wordml" xmlns:w16du="http://schemas.microsoft.com/office/word/2023/wordml/word16du" xmlns:w16sdtdh="http://schemas.microsoft.com/office/word/2020/wordml/sdtdatahash" xmlns:w16sdtfl="http://schemas.microsoft.com/office/word/2024/wordml/sdtformatlock" xmlns:w16se="http://schemas.microsoft.com/office/word/2015/wordml/symex" mc:Ignorable="w14 w15 w16se w16cid w16 w16cex w16sdtdh w16sdtfl w16du">
   <w:docDefaults>
     <w:rPrDefault>
       <w:rPr>
@@ -10202,7 +9491,7 @@
       </w:pPr>
     </w:pPrDefault>
   </w:docDefaults>
-  <w:latentStyles w:defLockedState="0" w:defUIPriority="99" w:defSemiHidden="0" w:defUnhideWhenUsed="0" w:defQFormat="0" w:count="375">
+  <w:latentStyles w:defLockedState="0" w:defUIPriority="99" w:defSemiHidden="0" w:defUnhideWhenUsed="0" w:defQFormat="0" w:count="376">
     <w:lsdException w:name="Normal" w:uiPriority="0" w:qFormat="1"/>
     <w:lsdException w:name="heading 1" w:uiPriority="9" w:qFormat="1"/>
     <w:lsdException w:name="heading 2" w:semiHidden="1" w:uiPriority="9" w:unhideWhenUsed="1" w:qFormat="1"/>
@@ -10578,6 +9867,7 @@
     <w:lsdException w:name="Smart Hyperlink" w:semiHidden="1" w:unhideWhenUsed="1"/>
     <w:lsdException w:name="Hashtag" w:semiHidden="1" w:unhideWhenUsed="1"/>
     <w:lsdException w:name="Unresolved Mention" w:semiHidden="1" w:unhideWhenUsed="1"/>
+    <w:lsdException w:name="Smart Link" w:semiHidden="1" w:unhideWhenUsed="1"/>
   </w:latentStyles>
   <w:style w:type="paragraph" w:default="1" w:styleId="Standard">
     <w:name w:val="Normal"/>
@@ -10615,7 +9905,7 @@
     <w:basedOn w:val="Absatz-Standardschriftart"/>
     <w:uiPriority w:val="99"/>
     <w:semiHidden/>
-    <w:rsid w:val="00B22DDA"/>
+    <w:rsid w:val="00C431EF"/>
     <w:rPr>
       <w:color w:val="666666"/>
     </w:rPr>
@@ -10628,11 +9918,15 @@
     <w:name w:val="F189A230FDF64AF089178909B2657379"/>
     <w:rsid w:val="00B22DDA"/>
   </w:style>
+  <w:style w:type="paragraph" w:customStyle="1" w:styleId="07CF5979FE1745ACAD5CE0E9D785BC9D">
+    <w:name w:val="07CF5979FE1745ACAD5CE0E9D785BC9D"/>
+    <w:rsid w:val="00C431EF"/>
+  </w:style>
 </w:styles>
 </file>
 
 <file path=word/glossary/webSettings.xml><?xml version="1.0" encoding="utf-8"?>
-<w:webSettings xmlns:mc="http://schemas.openxmlformats.org/markup-compatibility/2006" xmlns:r="http://schemas.openxmlformats.org/officeDocument/2006/relationships" xmlns:w="http://schemas.openxmlformats.org/wordprocessingml/2006/main" xmlns:w14="http://schemas.microsoft.com/office/word/2010/wordml" xmlns:w15="http://schemas.microsoft.com/office/word/2012/wordml" xmlns:w16cid="http://schemas.microsoft.com/office/word/2016/wordml/cid" xmlns:w16se="http://schemas.microsoft.com/office/word/2015/wordml/symex" mc:Ignorable="w14 w15 w16se w16cid">
+<w:webSettings xmlns:mc="http://schemas.openxmlformats.org/markup-compatibility/2006" xmlns:r="http://schemas.openxmlformats.org/officeDocument/2006/relationships" xmlns:w="http://schemas.openxmlformats.org/wordprocessingml/2006/main" xmlns:w14="http://schemas.microsoft.com/office/word/2010/wordml" xmlns:w15="http://schemas.microsoft.com/office/word/2012/wordml" xmlns:w16cex="http://schemas.microsoft.com/office/word/2018/wordml/cex" xmlns:w16cid="http://schemas.microsoft.com/office/word/2016/wordml/cid" xmlns:w16="http://schemas.microsoft.com/office/word/2018/wordml" xmlns:w16du="http://schemas.microsoft.com/office/word/2023/wordml/word16du" xmlns:w16sdtdh="http://schemas.microsoft.com/office/word/2020/wordml/sdtdatahash" xmlns:w16sdtfl="http://schemas.microsoft.com/office/word/2024/wordml/sdtformatlock" xmlns:w16se="http://schemas.microsoft.com/office/word/2015/wordml/symex" mc:Ignorable="w14 w15 w16se w16cid w16 w16cex w16sdtdh w16sdtfl w16du">
   <w:optimizeForBrowser/>
   <w:allowPNG/>
 </w:webSettings>

--- a/JASA_Response_Letter/Revision/JASA_naturalness_comment_letter_2026_revision.docx
+++ b/JASA_Response_Letter/Revision/JASA_naturalness_comment_letter_2026_revision.docx
@@ -390,7 +390,14 @@
           <w:rFonts w:cstheme="minorHAnsi"/>
           <w:lang w:val="en-US"/>
         </w:rPr>
-        <w:t xml:space="preserve"> (</w:t>
+        <w:t xml:space="preserve"> </w:t>
+      </w:r>
+      <w:r>
+        <w:rPr>
+          <w:rFonts w:cstheme="minorHAnsi"/>
+          <w:lang w:val="en-US"/>
+        </w:rPr>
+        <w:t>(</w:t>
       </w:r>
       <w:hyperlink r:id="rId5" w:history="1">
         <w:r>
@@ -443,16 +450,32 @@
         </w:rPr>
         <w:t xml:space="preserve">, E-Mail: </w:t>
       </w:r>
-      <w:hyperlink r:id="rId6" w:history="1">
-        <w:r>
-          <w:rPr>
-            <w:rStyle w:val="Hyperlink"/>
-            <w:rFonts w:cstheme="minorHAnsi"/>
-            <w:lang w:val="en-US"/>
-          </w:rPr>
-          <w:t>christine.nussbaum@uni-jena.de</w:t>
-        </w:r>
-      </w:hyperlink>
+      <w:r>
+        <w:fldChar w:fldCharType="begin"/>
+      </w:r>
+      <w:r>
+        <w:rPr>
+          <w:lang w:val="en-US"/>
+          <w:rPrChange w:id="1" w:author="christine.nussbaum" w:date="2026-05-15T13:56:00Z" w16du:dateUtc="2026-05-15T11:56:00Z">
+            <w:rPr/>
+          </w:rPrChange>
+        </w:rPr>
+        <w:instrText>HYPERLINK "mailto:christine.nussbaum@uni-jena.de"</w:instrText>
+      </w:r>
+      <w:r>
+        <w:fldChar w:fldCharType="separate"/>
+      </w:r>
+      <w:r>
+        <w:rPr>
+          <w:rStyle w:val="Hyperlink"/>
+          <w:rFonts w:cstheme="minorHAnsi"/>
+          <w:lang w:val="en-US"/>
+        </w:rPr>
+        <w:t>christine.nussbaum@uni-jena.de</w:t>
+      </w:r>
+      <w:r>
+        <w:fldChar w:fldCharType="end"/>
+      </w:r>
       <w:r>
         <w:rPr>
           <w:rFonts w:cstheme="minorHAnsi"/>
@@ -644,7 +667,7 @@
             <w:rPr>
               <w:lang w:val="en-US"/>
             </w:rPr>
-            <w:instrText>ADDIN CitaviPlaceholder{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}</w:instrText>
+            <w:instrText>ADDIN CitaviPlaceholder{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}</w:instrText>
           </w:r>
           <w:r>
             <w:rPr>
@@ -707,7 +730,7 @@
             <w:rPr>
               <w:lang w:val="en-US"/>
             </w:rPr>
-            <w:instrText>ADDIN CitaviPlaceholder{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}</w:instrText>
+            <w:instrText>ADDIN CitaviPlaceholder{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}</w:instrText>
           </w:r>
           <w:r>
             <w:rPr>
@@ -758,7 +781,7 @@
             <w:rPr>
               <w:lang w:val="en-US"/>
             </w:rPr>
-            <w:instrText>ADDIN CitaviPlaceholder{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}</w:instrText>
+            <w:instrText>ADDIN CitaviPlaceholder{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}</w:instrText>
           </w:r>
           <w:r>
             <w:rPr>
@@ -901,7 +924,21 @@
           <w:color w:val="C00000"/>
           <w:lang w:val="en-US"/>
         </w:rPr>
-        <w:t xml:space="preserve">, we resolve these </w:t>
+        <w:t xml:space="preserve">, </w:t>
+      </w:r>
+      <w:r>
+        <w:rPr>
+          <w:color w:val="C00000"/>
+          <w:lang w:val="en-US"/>
+        </w:rPr>
+        <w:t xml:space="preserve">we unpack these criticisms, and </w:t>
+      </w:r>
+      <w:r>
+        <w:rPr>
+          <w:color w:val="C00000"/>
+          <w:lang w:val="en-US"/>
+        </w:rPr>
+        <w:t xml:space="preserve">we resolve these </w:t>
       </w:r>
       <w:r>
         <w:rPr>
@@ -922,14 +959,7 @@
           <w:color w:val="C00000"/>
           <w:lang w:val="en-US"/>
         </w:rPr>
-        <w:t xml:space="preserve"> </w:t>
-      </w:r>
-      <w:r>
-        <w:rPr>
-          <w:color w:val="C00000"/>
-          <w:lang w:val="en-US"/>
-        </w:rPr>
-        <w:t>showing how self-voice research is easily integrated into our framework and</w:t>
+        <w:t xml:space="preserve"> showing how self-voice research is easily integrated into our framework and</w:t>
       </w:r>
       <w:r>
         <w:rPr>
@@ -1058,7 +1088,7 @@
             <w:rPr>
               <w:lang w:val="en-US"/>
             </w:rPr>
-            <w:instrText>ADDIN CitaviPlaceholder{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}</w:instrText>
+            <w:instrText>ADDIN CitaviPlaceholder{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}</w:instrText>
           </w:r>
           <w:r>
             <w:rPr>
@@ -1161,7 +1191,7 @@
               <w:color w:val="C00000"/>
               <w:lang w:val="en-US"/>
             </w:rPr>
-            <w:instrText>ADDIN CitaviPlaceholder{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}</w:instrText>
+            <w:instrText>ADDIN CitaviPlaceholder{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}</w:instrText>
           </w:r>
           <w:r>
             <w:rPr>
@@ -1368,7 +1398,7 @@
             <w:rPr>
               <w:lang w:val="en-US"/>
             </w:rPr>
-            <w:instrText>ADDIN CitaviPlaceholder{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}</w:instrText>
+            <w:instrText>ADDIN CitaviPlaceholder{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}</w:instrText>
           </w:r>
           <w:r>
             <w:rPr>
@@ -1619,7 +1649,7 @@
             <w:rPr>
               <w:lang w:val="en-US"/>
             </w:rPr>
-            <w:instrText>ADDIN CitaviPlaceholder{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}</w:instrText>
+            <w:instrText>ADDIN CitaviPlaceholder{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}</w:instrText>
           </w:r>
           <w:r>
             <w:rPr>
@@ -1670,7 +1700,7 @@
             <w:rPr>
               <w:lang w:val="en-US"/>
             </w:rPr>
-            <w:instrText>ADDIN CitaviPlaceholder{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}</w:instrText>
+            <w:instrText>ADDIN CitaviPlaceholder{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}</w:instrText>
           </w:r>
           <w:r>
             <w:rPr>
@@ -1859,7 +1889,7 @@
             <w:rPr>
               <w:lang w:val="en-US"/>
             </w:rPr>
-            <w:instrText>ADDIN CitaviPlaceholder{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}</w:instrText>
+            <w:instrText>ADDIN CitaviPlaceholder{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}</w:instrText>
           </w:r>
           <w:r>
             <w:rPr>
@@ -1910,7 +1940,7 @@
             <w:rPr>
               <w:lang w:val="en-US"/>
             </w:rPr>
-            <w:instrText>ADDIN CitaviPlaceholder{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}</w:instrText>
+            <w:instrText>ADDIN CitaviPlaceholder{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}</w:instrText>
           </w:r>
           <w:r>
             <w:rPr>
@@ -2003,6 +2033,7 @@
       <w:pPr>
         <w:spacing w:line="480" w:lineRule="auto"/>
         <w:rPr>
+          <w:color w:val="C00000"/>
           <w:lang w:val="en-US"/>
         </w:rPr>
       </w:pPr>
@@ -2010,7 +2041,27 @@
         <w:rPr>
           <w:lang w:val="en-US"/>
         </w:rPr>
-        <w:t xml:space="preserve">We welcome the opportunity to reply to Pinheiro´s letter. </w:t>
+        <w:t xml:space="preserve">We welcome the opportunity to </w:t>
+      </w:r>
+      <w:r>
+        <w:rPr>
+          <w:color w:val="C00000"/>
+          <w:lang w:val="en-US"/>
+        </w:rPr>
+        <w:t>comment on</w:t>
+      </w:r>
+      <w:r>
+        <w:rPr>
+          <w:color w:val="C00000"/>
+          <w:lang w:val="en-US"/>
+        </w:rPr>
+        <w:t xml:space="preserve"> </w:t>
+      </w:r>
+      <w:r>
+        <w:rPr>
+          <w:lang w:val="en-US"/>
+        </w:rPr>
+        <w:t xml:space="preserve">Pinheiro´s letter. </w:t>
       </w:r>
       <w:r>
         <w:rPr>
@@ -2022,38 +2073,38 @@
         <w:rPr>
           <w:lang w:val="en-US"/>
         </w:rPr>
-        <w:t xml:space="preserve">, which includes interdisciplinary (e.g., neurocognitive, </w:t>
-      </w:r>
-      <w:r>
-        <w:rPr>
-          <w:lang w:val="en-US"/>
-        </w:rPr>
-        <w:t>acoustic</w:t>
-      </w:r>
-      <w:r>
-        <w:rPr>
-          <w:lang w:val="en-US"/>
-        </w:rPr>
-        <w:t>, philosophical,</w:t>
-      </w:r>
-      <w:r>
-        <w:rPr>
-          <w:lang w:val="en-US"/>
-        </w:rPr>
-        <w:t xml:space="preserve"> and medical) perspectives. Furthermore, we agree that impressions of naturalness in self-voice evaluation deserve </w:t>
+        <w:t>,</w:t>
+      </w:r>
+      <w:r>
+        <w:rPr>
+          <w:lang w:val="en-US"/>
+        </w:rPr>
+        <w:t xml:space="preserve"> and </w:t>
+      </w:r>
+      <w:r>
+        <w:rPr>
+          <w:lang w:val="en-US"/>
+        </w:rPr>
+        <w:t xml:space="preserve">we agree that impressions of naturalness in self-voice evaluation deserve </w:t>
+      </w:r>
+      <w:r>
+        <w:rPr>
+          <w:lang w:val="en-US"/>
+        </w:rPr>
+        <w:t xml:space="preserve">more </w:t>
+      </w:r>
+      <w:r>
+        <w:rPr>
+          <w:lang w:val="en-US"/>
+        </w:rPr>
+        <w:t xml:space="preserve">attention. Above all, however, we want to emphasize that this is not in conflict but in complete accordance with our </w:t>
       </w:r>
       <w:r>
         <w:rPr>
           <w:lang w:val="en-US"/>
         </w:rPr>
         <w:lastRenderedPageBreak/>
-        <w:t xml:space="preserve">more </w:t>
-      </w:r>
-      <w:r>
-        <w:rPr>
-          <w:lang w:val="en-US"/>
-        </w:rPr>
-        <w:t>attention. Above all, however, we want to emphasize that this is not in conflict but in complete accordance with our proposed framework. The points raised by</w:t>
+        <w:t>proposed framework. The points raised by</w:t>
       </w:r>
       <w:r>
         <w:rPr>
@@ -2084,7 +2135,7 @@
             <w:rPr>
               <w:lang w:val="en-US"/>
             </w:rPr>
-            <w:instrText>ADDIN CitaviPlaceholder{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}</w:instrText>
+            <w:instrText>ADDIN CitaviPlaceholder{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}</w:instrText>
           </w:r>
           <w:r>
             <w:rPr>
@@ -2135,7 +2186,7 @@
             <w:rPr>
               <w:lang w:val="en-US"/>
             </w:rPr>
-            <w:instrText>ADDIN CitaviPlaceholder{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}</w:instrText>
+            <w:instrText>ADDIN CitaviPlaceholder{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}</w:instrText>
           </w:r>
           <w:r>
             <w:rPr>
@@ -2192,7 +2243,7 @@
             <w:rPr>
               <w:lang w:val="en-US"/>
             </w:rPr>
-            <w:instrText>ADDIN CitaviPlaceholder{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}</w:instrText>
+            <w:instrText>ADDIN CitaviPlaceholder{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}</w:instrText>
           </w:r>
           <w:r>
             <w:rPr>
@@ -2243,7 +2294,7 @@
             <w:rPr>
               <w:lang w:val="en-US"/>
             </w:rPr>
-            <w:instrText>ADDIN CitaviPlaceholder{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}</w:instrText>
+            <w:instrText>ADDIN CitaviPlaceholder{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}</w:instrText>
           </w:r>
           <w:r>
             <w:rPr>
@@ -2269,132 +2320,98 @@
         <w:rPr>
           <w:lang w:val="en-US"/>
         </w:rPr>
-        <w:t>, and a</w:t>
-      </w:r>
-      <w:r>
-        <w:rPr>
-          <w:lang w:val="en-US"/>
-        </w:rPr>
-        <w:t>ny apparent contradiction stems from misconceptions of our framework</w:t>
-      </w:r>
-      <w:r>
-        <w:rPr>
-          <w:lang w:val="en-US"/>
-        </w:rPr>
         <w:t xml:space="preserve">. </w:t>
       </w:r>
-      <w:commentRangeStart w:id="1"/>
-      <w:r>
-        <w:rPr>
-          <w:lang w:val="en-US"/>
-        </w:rPr>
-        <w:t>O</w:t>
-      </w:r>
-      <w:r>
-        <w:rPr>
-          <w:lang w:val="en-US"/>
-        </w:rPr>
-        <w:t xml:space="preserve">ur response is </w:t>
-      </w:r>
-      <w:r>
-        <w:rPr>
-          <w:lang w:val="en-US"/>
-        </w:rPr>
-        <w:t xml:space="preserve">twofold: in the first part, we </w:t>
-      </w:r>
-      <w:r>
-        <w:rPr>
-          <w:lang w:val="en-US"/>
-        </w:rPr>
-        <w:t xml:space="preserve">resolve these misunderstandings and </w:t>
-      </w:r>
-      <w:r>
-        <w:rPr>
-          <w:lang w:val="en-US"/>
-        </w:rPr>
-        <w:t xml:space="preserve">outline how self-voice perception fits well within </w:t>
-      </w:r>
-      <w:r>
-        <w:rPr>
-          <w:lang w:val="en-US"/>
-        </w:rPr>
-        <w:t>our</w:t>
-      </w:r>
-      <w:r>
-        <w:rPr>
-          <w:lang w:val="en-US"/>
-        </w:rPr>
-        <w:t xml:space="preserve"> proposed </w:t>
-      </w:r>
-      <w:r>
-        <w:rPr>
-          <w:lang w:val="en-US"/>
-        </w:rPr>
-        <w:t>model</w:t>
-      </w:r>
-      <w:r>
-        <w:rPr>
-          <w:lang w:val="en-US"/>
-        </w:rPr>
-        <w:t>.</w:t>
-      </w:r>
-      <w:r>
-        <w:rPr>
-          <w:lang w:val="en-US"/>
-        </w:rPr>
-        <w:t xml:space="preserve"> In the second part, we expand on the </w:t>
-      </w:r>
-      <w:r>
-        <w:rPr>
+      <w:r>
+        <w:rPr>
+          <w:color w:val="C00000"/>
+          <w:lang w:val="en-US"/>
+        </w:rPr>
+        <w:t>In the next two paragraphs,</w:t>
+      </w:r>
+      <w:r>
+        <w:rPr>
+          <w:color w:val="C00000"/>
+          <w:lang w:val="en-US"/>
+        </w:rPr>
+        <w:t xml:space="preserve"> </w:t>
+      </w:r>
+      <w:r>
+        <w:rPr>
+          <w:color w:val="C00000"/>
+          <w:lang w:val="en-US"/>
+        </w:rPr>
+        <w:t xml:space="preserve">we resolve these potential misunderstandings </w:t>
+      </w:r>
+      <w:r>
+        <w:rPr>
+          <w:color w:val="C00000"/>
+          <w:lang w:val="en-US"/>
+        </w:rPr>
+        <w:t>and</w:t>
+      </w:r>
+      <w:r>
+        <w:rPr>
+          <w:color w:val="C00000"/>
+          <w:lang w:val="en-US"/>
+        </w:rPr>
+        <w:t xml:space="preserve"> show how self-voice research is easily integrated into our framework and especially its concept of authenticity. In the final paragraph, we briefly</w:t>
+      </w:r>
+      <w:r>
+        <w:rPr>
+          <w:color w:val="C00000"/>
+          <w:lang w:val="en-US"/>
+        </w:rPr>
+        <w:t xml:space="preserve"> expand on the </w:t>
+      </w:r>
+      <w:r>
+        <w:rPr>
+          <w:color w:val="C00000"/>
           <w:lang w:val="en-US"/>
         </w:rPr>
         <w:t xml:space="preserve">important </w:t>
       </w:r>
       <w:r>
         <w:rPr>
+          <w:color w:val="C00000"/>
           <w:lang w:val="en-US"/>
         </w:rPr>
         <w:t xml:space="preserve">points Pinheiro </w:t>
       </w:r>
       <w:r>
         <w:rPr>
-          <w:lang w:val="en-US"/>
-        </w:rPr>
-        <w:t>raised and</w:t>
-      </w:r>
-      <w:r>
-        <w:rPr>
-          <w:lang w:val="en-US"/>
-        </w:rPr>
-        <w:t xml:space="preserve"> share </w:t>
-      </w:r>
-      <w:r>
-        <w:rPr>
-          <w:lang w:val="en-US"/>
-        </w:rPr>
-        <w:t xml:space="preserve">our perspective on current challenges around research on self-voice </w:t>
-      </w:r>
-      <w:r>
-        <w:rPr>
+          <w:color w:val="C00000"/>
+          <w:lang w:val="en-US"/>
+        </w:rPr>
+        <w:t xml:space="preserve">raised </w:t>
+      </w:r>
+      <w:r>
+        <w:rPr>
+          <w:color w:val="C00000"/>
+          <w:lang w:val="en-US"/>
+        </w:rPr>
+        <w:t>around</w:t>
+      </w:r>
+      <w:r>
+        <w:rPr>
+          <w:color w:val="C00000"/>
+          <w:lang w:val="en-US"/>
+        </w:rPr>
+        <w:t xml:space="preserve"> current challenges around research on self-voice </w:t>
+      </w:r>
+      <w:r>
+        <w:rPr>
+          <w:color w:val="C00000"/>
           <w:lang w:val="en-US"/>
         </w:rPr>
         <w:t>processing</w:t>
       </w:r>
       <w:r>
         <w:rPr>
+          <w:color w:val="C00000"/>
           <w:lang w:val="en-US"/>
         </w:rPr>
         <w:t xml:space="preserve">. </w:t>
-      </w:r>
-      <w:commentRangeEnd w:id="1"/>
-      <w:r>
-        <w:rPr>
-          <w:rStyle w:val="Kommentarzeichen"/>
-          <w:sz w:val="22"/>
-          <w:szCs w:val="22"/>
-          <w:lang w:val="en-US"/>
-        </w:rPr>
-        <w:commentReference w:id="1"/>
       </w:r>
     </w:p>
     <w:p>
@@ -2432,7 +2449,16 @@
           <w:color w:val="C00000"/>
           <w:lang w:val="en-US"/>
         </w:rPr>
-        <w:t>– an entirely subjective impression</w:t>
+        <w:t xml:space="preserve">– </w:t>
+      </w:r>
+      <w:r>
+        <w:rPr>
+          <w:b/>
+          <w:bCs/>
+          <w:color w:val="C00000"/>
+          <w:lang w:val="en-US"/>
+        </w:rPr>
+        <w:t>a matter of subjective impressions</w:t>
       </w:r>
     </w:p>
     <w:p>
@@ -2443,6 +2469,27 @@
           <w:lang w:val="en-US"/>
         </w:rPr>
       </w:pPr>
+      <w:r>
+        <w:rPr>
+          <w:color w:val="C00000"/>
+          <w:lang w:val="en-US"/>
+        </w:rPr>
+        <w:t xml:space="preserve">Defining naturalness is challenging, </w:t>
+      </w:r>
+      <w:r>
+        <w:rPr>
+          <w:color w:val="C00000"/>
+          <w:lang w:val="en-US"/>
+        </w:rPr>
+        <w:t>and was a key objective in</w:t>
+      </w:r>
+      <w:r>
+        <w:rPr>
+          <w:color w:val="C00000"/>
+          <w:lang w:val="en-US"/>
+        </w:rPr>
+        <w:t xml:space="preserve"> Nussbaum et al. (2025). </w:t>
+      </w:r>
       <w:sdt>
         <w:sdtPr>
           <w:rPr>
@@ -2466,7 +2513,7 @@
             <w:rPr>
               <w:lang w:val="en-US"/>
             </w:rPr>
-            <w:instrText>ADDIN CitaviPlaceholder{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}</w:instrText>
+            <w:instrText>ADDIN CitaviPlaceholder{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}</w:instrText>
           </w:r>
           <w:r>
             <w:rPr>
@@ -2517,7 +2564,7 @@
             <w:rPr>
               <w:lang w:val="en-US"/>
             </w:rPr>
-            <w:instrText>ADDIN CitaviPlaceholder{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}</w:instrText>
+            <w:instrText>ADDIN CitaviPlaceholder{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}</w:instrText>
           </w:r>
           <w:r>
             <w:rPr>
@@ -2549,13 +2596,52 @@
         <w:rPr>
           <w:lang w:val="en-US"/>
         </w:rPr>
-        <w:t xml:space="preserve">writes </w:t>
-      </w:r>
-      <w:r>
-        <w:rPr>
-          <w:lang w:val="en-US"/>
-        </w:rPr>
-        <w:t>that our dimension of “deviation-based naturalness captures how much a voice diverges from typical acoustic patterns” (</w:t>
+        <w:t>wr</w:t>
+      </w:r>
+      <w:r>
+        <w:rPr>
+          <w:lang w:val="en-US"/>
+        </w:rPr>
+        <w:t>ote</w:t>
+      </w:r>
+      <w:r>
+        <w:rPr>
+          <w:lang w:val="en-US"/>
+        </w:rPr>
+        <w:t xml:space="preserve"> </w:t>
+      </w:r>
+      <w:r>
+        <w:rPr>
+          <w:lang w:val="en-US"/>
+        </w:rPr>
+        <w:t xml:space="preserve">that our </w:t>
+      </w:r>
+      <w:r>
+        <w:rPr>
+          <w:color w:val="C00000"/>
+          <w:lang w:val="en-US"/>
+        </w:rPr>
+        <w:t xml:space="preserve">proposed </w:t>
+      </w:r>
+      <w:r>
+        <w:rPr>
+          <w:color w:val="C00000"/>
+          <w:lang w:val="en-US"/>
+        </w:rPr>
+        <w:t>d</w:t>
+      </w:r>
+      <w:r>
+        <w:rPr>
+          <w:color w:val="C00000"/>
+          <w:lang w:val="en-US"/>
+        </w:rPr>
+        <w:t>efinition</w:t>
+      </w:r>
+      <w:r>
+        <w:rPr>
+          <w:lang w:val="en-US"/>
+        </w:rPr>
+        <w:t xml:space="preserve"> of “deviation-based naturalness captures how much a voice diverges from typical acoustic patterns” (</w:t>
       </w:r>
       <w:r>
         <w:rPr>
@@ -2664,7 +2750,7 @@
             <w:rPr>
               <w:lang w:val="en-US"/>
             </w:rPr>
-            <w:instrText>ADDIN CitaviPlaceholder{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}</w:instrText>
+            <w:instrText>ADDIN CitaviPlaceholder{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}</w:instrText>
           </w:r>
           <w:r>
             <w:rPr>
@@ -2781,7 +2867,7 @@
             <w:rPr>
               <w:lang w:val="en-US"/>
             </w:rPr>
-            <w:instrText>ADDIN CitaviPlaceholder{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}</w:instrText>
+            <w:instrText>ADDIN CitaviPlaceholder{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}</w:instrText>
           </w:r>
           <w:r>
             <w:rPr>
@@ -2832,7 +2918,7 @@
             <w:rPr>
               <w:lang w:val="en-US"/>
             </w:rPr>
-            <w:instrText>ADDIN CitaviPlaceholder{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}</w:instrText>
+            <w:instrText>ADDIN CitaviPlaceholder{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}</w:instrText>
           </w:r>
           <w:r>
             <w:rPr>
@@ -2925,7 +3011,7 @@
             <w:rPr>
               <w:lang w:val="en-US"/>
             </w:rPr>
-            <w:instrText>ADDIN CitaviPlaceholder{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}</w:instrText>
+            <w:instrText>ADDIN CitaviPlaceholder{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}</w:instrText>
           </w:r>
           <w:r>
             <w:rPr>
@@ -3002,6 +3088,64 @@
           <w:color w:val="C00000"/>
           <w:lang w:val="en-US"/>
         </w:rPr>
+        <w:t xml:space="preserve"> </w:t>
+      </w:r>
+      <w:sdt>
+        <w:sdtPr>
+          <w:rPr>
+            <w:color w:val="C00000"/>
+            <w:lang w:val="en-US"/>
+          </w:rPr>
+          <w:alias w:val="To edit, see citavi.com/edit"/>
+          <w:tag w:val="CitaviPlaceholder#9287d95c-cd51-4a55-a2bc-b53c09dd3b1b"/>
+          <w:id w:val="1297795121"/>
+          <w:placeholder>
+            <w:docPart w:val="DefaultPlaceholder_-1854013440"/>
+          </w:placeholder>
+        </w:sdtPr>
+        <w:sdtContent>
+          <w:r>
+            <w:rPr>
+              <w:color w:val="C00000"/>
+              <w:lang w:val="en-US"/>
+            </w:rPr>
+            <w:fldChar w:fldCharType="begin"/>
+          </w:r>
+          <w:r>
+            <w:rPr>
+              <w:color w:val="C00000"/>
+              <w:lang w:val="en-US"/>
+            </w:rPr>
+            <w:instrText>ADDIN CitaviPlaceholder{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}</w:instrText>
+          </w:r>
+          <w:r>
+            <w:rPr>
+              <w:color w:val="C00000"/>
+              <w:lang w:val="en-US"/>
+            </w:rPr>
+            <w:fldChar w:fldCharType="separate"/>
+          </w:r>
+          <w:r>
+            <w:rPr>
+              <w:color w:val="C00000"/>
+              <w:lang w:val="en-US"/>
+            </w:rPr>
+            <w:t>(for empirical evidence, see e.g. Kapolowicz et al., 2022; Lee, 2010)</w:t>
+          </w:r>
+          <w:r>
+            <w:rPr>
+              <w:color w:val="C00000"/>
+              <w:lang w:val="en-US"/>
+            </w:rPr>
+            <w:fldChar w:fldCharType="end"/>
+          </w:r>
+        </w:sdtContent>
+      </w:sdt>
+      <w:r>
+        <w:rPr>
+          <w:color w:val="C00000"/>
+          <w:lang w:val="en-US"/>
+        </w:rPr>
         <w:t>.</w:t>
       </w:r>
       <w:r>
@@ -3009,6 +3153,34 @@
           <w:color w:val="C00000"/>
           <w:lang w:val="en-US"/>
         </w:rPr>
+        <w:t xml:space="preserve"> Any paraphrasing </w:t>
+      </w:r>
+      <w:r>
+        <w:rPr>
+          <w:color w:val="C00000"/>
+          <w:lang w:val="en-US"/>
+        </w:rPr>
+        <w:t xml:space="preserve">of </w:t>
+      </w:r>
+      <w:r>
+        <w:rPr>
+          <w:color w:val="C00000"/>
+          <w:lang w:val="en-US"/>
+        </w:rPr>
+        <w:t xml:space="preserve">voice naturalness that omits this subjective component is not only scientifically incomplete, but potentially harmful, because </w:t>
+      </w:r>
+      <w:r>
+        <w:rPr>
+          <w:color w:val="C00000"/>
+          <w:lang w:val="en-US"/>
+        </w:rPr>
+        <w:t>the</w:t>
+      </w:r>
+      <w:r>
+        <w:rPr>
+          <w:color w:val="C00000"/>
+          <w:lang w:val="en-US"/>
+        </w:rPr>
         <w:t xml:space="preserve"> </w:t>
       </w:r>
       <w:r>
@@ -3016,35 +3188,112 @@
           <w:color w:val="C00000"/>
           <w:lang w:val="en-US"/>
         </w:rPr>
-        <w:t xml:space="preserve">Any paraphrasing </w:t>
-      </w:r>
-      <w:r>
-        <w:rPr>
-          <w:color w:val="C00000"/>
-          <w:lang w:val="en-US"/>
-        </w:rPr>
-        <w:t xml:space="preserve">of </w:t>
-      </w:r>
-      <w:r>
-        <w:rPr>
-          <w:color w:val="C00000"/>
-          <w:lang w:val="en-US"/>
-        </w:rPr>
-        <w:t>voice naturalness that</w:t>
-      </w:r>
-      <w:r>
-        <w:rPr>
-          <w:color w:val="C00000"/>
-          <w:lang w:val="en-US"/>
-        </w:rPr>
-        <w:t xml:space="preserve"> omits this subjective component is not only scientifically incomplete, but potentially harmful, because </w:t>
-      </w:r>
-      <w:r>
-        <w:rPr>
-          <w:color w:val="C00000"/>
-          <w:lang w:val="en-US"/>
-        </w:rPr>
-        <w:t>the</w:t>
+        <w:t xml:space="preserve">implication – even if unintentional - </w:t>
+      </w:r>
+      <w:r>
+        <w:rPr>
+          <w:color w:val="C00000"/>
+          <w:lang w:val="en-US"/>
+        </w:rPr>
+        <w:t>that</w:t>
+      </w:r>
+      <w:r>
+        <w:rPr>
+          <w:color w:val="C00000"/>
+          <w:lang w:val="en-US"/>
+        </w:rPr>
+        <w:t xml:space="preserve"> there is an objective ground truth of </w:t>
+      </w:r>
+      <w:r>
+        <w:rPr>
+          <w:color w:val="C00000"/>
+          <w:lang w:val="en-US"/>
+        </w:rPr>
+        <w:t xml:space="preserve">what constitutes </w:t>
+      </w:r>
+      <w:r>
+        <w:rPr>
+          <w:color w:val="C00000"/>
+          <w:lang w:val="en-US"/>
+        </w:rPr>
+        <w:t>naturalness in</w:t>
+      </w:r>
+      <w:r>
+        <w:rPr>
+          <w:color w:val="C00000"/>
+          <w:lang w:val="en-US"/>
+        </w:rPr>
+        <w:t xml:space="preserve"> voices gives rise to discrimination </w:t>
+      </w:r>
+      <w:r>
+        <w:rPr>
+          <w:color w:val="C00000"/>
+          <w:lang w:val="en-US"/>
+        </w:rPr>
+        <w:t>and repression of vocal diversity.</w:t>
+      </w:r>
+      <w:r>
+        <w:rPr>
+          <w:color w:val="C00000"/>
+          <w:lang w:val="en-US"/>
+        </w:rPr>
+        <w:t xml:space="preserve"> Vocal minorities, who locate themselves outside of the distribution of </w:t>
+      </w:r>
+      <w:r>
+        <w:rPr>
+          <w:color w:val="C00000"/>
+          <w:lang w:val="en-US"/>
+        </w:rPr>
+        <w:t>“</w:t>
+      </w:r>
+      <w:r>
+        <w:rPr>
+          <w:color w:val="C00000"/>
+          <w:lang w:val="en-US"/>
+        </w:rPr>
+        <w:t>typical</w:t>
+      </w:r>
+      <w:r>
+        <w:rPr>
+          <w:color w:val="C00000"/>
+          <w:lang w:val="en-US"/>
+        </w:rPr>
+        <w:t>”</w:t>
+      </w:r>
+      <w:r>
+        <w:rPr>
+          <w:color w:val="C00000"/>
+          <w:lang w:val="en-US"/>
+        </w:rPr>
+        <w:t xml:space="preserve"> acoustic patterns, </w:t>
+      </w:r>
+      <w:r>
+        <w:rPr>
+          <w:color w:val="C00000"/>
+          <w:lang w:val="en-US"/>
+        </w:rPr>
+        <w:t xml:space="preserve">would be labelled as unnatural, although they may </w:t>
+      </w:r>
+      <w:r>
+        <w:rPr>
+          <w:color w:val="C00000"/>
+          <w:lang w:val="en-US"/>
+        </w:rPr>
+        <w:t xml:space="preserve">simply express their </w:t>
+      </w:r>
+      <w:r>
+        <w:rPr>
+          <w:color w:val="C00000"/>
+          <w:lang w:val="en-US"/>
+        </w:rPr>
+        <w:t xml:space="preserve">natural </w:t>
+      </w:r>
+      <w:r>
+        <w:rPr>
+          <w:color w:val="C00000"/>
+          <w:lang w:val="en-US"/>
+        </w:rPr>
+        <w:t>individuality.</w:t>
       </w:r>
       <w:r>
         <w:rPr>
@@ -3058,126 +3307,106 @@
           <w:color w:val="C00000"/>
           <w:lang w:val="en-US"/>
         </w:rPr>
-        <w:t xml:space="preserve">implication – even if unintentional - </w:t>
-      </w:r>
-      <w:r>
-        <w:rPr>
-          <w:color w:val="C00000"/>
-          <w:lang w:val="en-US"/>
-        </w:rPr>
-        <w:t>that</w:t>
-      </w:r>
-      <w:r>
-        <w:rPr>
-          <w:color w:val="C00000"/>
-          <w:lang w:val="en-US"/>
-        </w:rPr>
-        <w:t xml:space="preserve"> there is an objective ground truth of </w:t>
-      </w:r>
-      <w:r>
-        <w:rPr>
-          <w:color w:val="C00000"/>
-          <w:lang w:val="en-US"/>
-        </w:rPr>
-        <w:t xml:space="preserve">what constitutes as </w:t>
-      </w:r>
-      <w:r>
-        <w:rPr>
-          <w:color w:val="C00000"/>
-          <w:lang w:val="en-US"/>
-        </w:rPr>
-        <w:t xml:space="preserve">natural in voices gives rise to discrimination </w:t>
-      </w:r>
-      <w:r>
-        <w:rPr>
-          <w:color w:val="C00000"/>
-          <w:lang w:val="en-US"/>
-        </w:rPr>
-        <w:t>and repression of vocal diversity.</w:t>
-      </w:r>
-      <w:r>
-        <w:rPr>
-          <w:color w:val="C00000"/>
-          <w:lang w:val="en-US"/>
-        </w:rPr>
-        <w:t xml:space="preserve"> To counteract such potential harm, we </w:t>
-      </w:r>
-      <w:r>
-        <w:rPr>
-          <w:color w:val="C00000"/>
-          <w:lang w:val="en-US"/>
-        </w:rPr>
-        <w:t>share the responsibility in making an</w:t>
-      </w:r>
-      <w:r>
-        <w:rPr>
-          <w:color w:val="C00000"/>
-          <w:lang w:val="en-US"/>
-        </w:rPr>
-        <w:t xml:space="preserve"> active effort </w:t>
-      </w:r>
-      <w:r>
-        <w:rPr>
-          <w:color w:val="C00000"/>
-          <w:lang w:val="en-US"/>
-        </w:rPr>
-        <w:t>though</w:t>
-      </w:r>
-      <w:r>
-        <w:rPr>
-          <w:color w:val="C00000"/>
-          <w:lang w:val="en-US"/>
-        </w:rPr>
-        <w:t xml:space="preserve"> </w:t>
-      </w:r>
-      <w:r>
-        <w:rPr>
-          <w:color w:val="C00000"/>
-          <w:lang w:val="en-US"/>
-        </w:rPr>
-        <w:t xml:space="preserve">our </w:t>
-      </w:r>
-      <w:r>
-        <w:rPr>
-          <w:color w:val="C00000"/>
-          <w:lang w:val="en-US"/>
-        </w:rPr>
-        <w:t xml:space="preserve">scientific </w:t>
-      </w:r>
-      <w:r>
-        <w:rPr>
-          <w:color w:val="C00000"/>
-          <w:lang w:val="en-US"/>
-        </w:rPr>
-        <w:t xml:space="preserve">debates and constantly </w:t>
-      </w:r>
-      <w:r>
-        <w:rPr>
-          <w:color w:val="C00000"/>
-          <w:lang w:val="en-US"/>
-        </w:rPr>
-        <w:t>reflect on the</w:t>
-      </w:r>
-      <w:r>
-        <w:rPr>
-          <w:color w:val="C00000"/>
-          <w:lang w:val="en-US"/>
-        </w:rPr>
-        <w:t xml:space="preserve"> choice of</w:t>
-      </w:r>
-      <w:r>
-        <w:rPr>
-          <w:color w:val="C00000"/>
-          <w:lang w:val="en-US"/>
-        </w:rPr>
-        <w:t xml:space="preserve"> wording and</w:t>
-      </w:r>
-      <w:r>
-        <w:rPr>
-          <w:color w:val="C00000"/>
-          <w:lang w:val="en-US"/>
-        </w:rPr>
-        <w:t xml:space="preserve"> potential misunderstandings that could arise from it. On the conceptual understanding beneath, we are fully aligned with</w:t>
+        <w:t xml:space="preserve">To counteract such potential harm, we share the responsibility in making an active effort though our scientific debates </w:t>
+      </w:r>
+      <w:r>
+        <w:rPr>
+          <w:color w:val="C00000"/>
+          <w:lang w:val="en-US"/>
+        </w:rPr>
+        <w:t>by</w:t>
+      </w:r>
+      <w:r>
+        <w:rPr>
+          <w:color w:val="C00000"/>
+          <w:lang w:val="en-US"/>
+        </w:rPr>
+        <w:t xml:space="preserve"> reflect</w:t>
+      </w:r>
+      <w:r>
+        <w:rPr>
+          <w:color w:val="C00000"/>
+          <w:lang w:val="en-US"/>
+        </w:rPr>
+        <w:t>ing</w:t>
+      </w:r>
+      <w:r>
+        <w:rPr>
+          <w:color w:val="C00000"/>
+          <w:lang w:val="en-US"/>
+        </w:rPr>
+        <w:t xml:space="preserve"> on the choice of wording and potential misunderstandings that could arise from it.</w:t>
+      </w:r>
+      <w:r>
+        <w:rPr>
+          <w:color w:val="C00000"/>
+          <w:lang w:val="en-US"/>
+        </w:rPr>
+        <w:t xml:space="preserve"> Note that for </w:t>
+      </w:r>
+      <w:r>
+        <w:rPr>
+          <w:color w:val="C00000"/>
+          <w:lang w:val="en-US"/>
+        </w:rPr>
+        <w:t>the same</w:t>
+      </w:r>
+      <w:r>
+        <w:rPr>
+          <w:color w:val="C00000"/>
+          <w:lang w:val="en-US"/>
+        </w:rPr>
+        <w:t xml:space="preserve"> reason, we also recommend caution with words like “appropriateness” as a </w:t>
+      </w:r>
+      <w:r>
+        <w:rPr>
+          <w:color w:val="C00000"/>
+          <w:lang w:val="en-US"/>
+        </w:rPr>
+        <w:t>reconceptualiz</w:t>
+      </w:r>
+      <w:r>
+        <w:rPr>
+          <w:color w:val="C00000"/>
+          <w:lang w:val="en-US"/>
+        </w:rPr>
+        <w:t>ation of</w:t>
+      </w:r>
+      <w:r>
+        <w:rPr>
+          <w:color w:val="C00000"/>
+          <w:lang w:val="en-US"/>
+        </w:rPr>
+        <w:t xml:space="preserve"> naturalness</w:t>
+      </w:r>
+      <w:r>
+        <w:rPr>
+          <w:color w:val="C00000"/>
+          <w:lang w:val="en-US"/>
+        </w:rPr>
+        <w:t xml:space="preserve"> (Pinheiro, 2025, p. 4046), which may carry an additional evaluative layer which could be perceived as hurtful by the </w:t>
+      </w:r>
+      <w:r>
+        <w:rPr>
+          <w:color w:val="C00000"/>
+          <w:lang w:val="en-US"/>
+        </w:rPr>
+        <w:lastRenderedPageBreak/>
+        <w:t xml:space="preserve">affected individuals, despite best intentions. </w:t>
+      </w:r>
+      <w:r>
+        <w:rPr>
+          <w:color w:val="C00000"/>
+          <w:lang w:val="en-US"/>
+        </w:rPr>
+        <w:t>On the conceptual understanding beneath,</w:t>
+      </w:r>
+      <w:r>
+        <w:rPr>
+          <w:color w:val="C00000"/>
+          <w:lang w:val="en-US"/>
+        </w:rPr>
+        <w:t xml:space="preserve"> however,</w:t>
       </w:r>
       <w:r>
         <w:rPr>
@@ -3209,7 +3438,7 @@
             <w:rPr>
               <w:lang w:val="en-US"/>
             </w:rPr>
-            <w:instrText>ADDIN CitaviPlaceholder{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}</w:instrText>
+            <w:instrText>ADDIN CitaviPlaceholder{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}</w:instrText>
           </w:r>
           <w:r>
             <w:rPr>
@@ -3260,7 +3489,7 @@
             <w:rPr>
               <w:lang w:val="en-US"/>
             </w:rPr>
-            <w:instrText>ADDIN CitaviPlaceholder{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}</w:instrText>
+            <w:instrText>ADDIN CitaviPlaceholder{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}</w:instrText>
           </w:r>
           <w:r>
             <w:rPr>
@@ -3286,13 +3515,13 @@
         <w:rPr>
           <w:lang w:val="en-US"/>
         </w:rPr>
-        <w:t>, who</w:t>
-      </w:r>
-      <w:r>
-        <w:rPr>
-          <w:lang w:val="en-US"/>
-        </w:rPr>
-        <w:t xml:space="preserve"> sums </w:t>
+        <w:t xml:space="preserve"> </w:t>
+      </w:r>
+      <w:r>
+        <w:rPr>
+          <w:lang w:val="en-US"/>
+        </w:rPr>
+        <w:t xml:space="preserve">sums </w:t>
       </w:r>
       <w:r>
         <w:rPr>
@@ -3310,7 +3539,33 @@
         <w:rPr>
           <w:lang w:val="en-US"/>
         </w:rPr>
-        <w:t xml:space="preserve">This is - </w:t>
+        <w:t>W</w:t>
+      </w:r>
+      <w:r>
+        <w:rPr>
+          <w:color w:val="C00000"/>
+          <w:lang w:val="en-US"/>
+        </w:rPr>
+        <w:t>e are fully aligned with</w:t>
+      </w:r>
+      <w:r>
+        <w:rPr>
+          <w:color w:val="C00000"/>
+          <w:lang w:val="en-US"/>
+        </w:rPr>
+        <w:t xml:space="preserve"> </w:t>
+      </w:r>
+      <w:r>
+        <w:rPr>
+          <w:lang w:val="en-US"/>
+        </w:rPr>
+        <w:t>this -</w:t>
+      </w:r>
+      <w:r>
+        <w:rPr>
+          <w:lang w:val="en-US"/>
+        </w:rPr>
+        <w:t xml:space="preserve"> </w:t>
       </w:r>
       <w:r>
         <w:rPr>
@@ -3322,13 +3577,31 @@
         <w:rPr>
           <w:lang w:val="en-US"/>
         </w:rPr>
-        <w:t xml:space="preserve"> -</w:t>
-      </w:r>
-      <w:r>
-        <w:rPr>
-          <w:lang w:val="en-US"/>
-        </w:rPr>
-        <w:t xml:space="preserve"> the essence of our model (cf. Figure 2, </w:t>
+        <w:t>, it is</w:t>
+      </w:r>
+      <w:r>
+        <w:rPr>
+          <w:lang w:val="en-US"/>
+        </w:rPr>
+        <w:t xml:space="preserve"> </w:t>
+      </w:r>
+      <w:r>
+        <w:rPr>
+          <w:lang w:val="en-US"/>
+        </w:rPr>
+        <w:t>the</w:t>
+      </w:r>
+      <w:r>
+        <w:rPr>
+          <w:lang w:val="en-US"/>
+        </w:rPr>
+        <w:t xml:space="preserve"> </w:t>
+      </w:r>
+      <w:r>
+        <w:rPr>
+          <w:lang w:val="en-US"/>
+        </w:rPr>
+        <w:t xml:space="preserve">essence of our model (cf. Figure 2, </w:t>
       </w:r>
       <w:sdt>
         <w:sdtPr>
@@ -3353,7 +3626,7 @@
             <w:rPr>
               <w:lang w:val="en-US"/>
             </w:rPr>
-            <w:instrText>ADDIN CitaviPlaceholder{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}</w:instrText>
+            <w:instrText>ADDIN CitaviPlaceholder{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}</w:instrText>
           </w:r>
           <w:r>
             <w:rPr>
@@ -3404,7 +3677,7 @@
             <w:rPr>
               <w:lang w:val="en-US"/>
             </w:rPr>
-            <w:instrText>ADDIN CitaviPlaceholder{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}</w:instrText>
+            <w:instrText>ADDIN CitaviPlaceholder{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}</w:instrText>
           </w:r>
           <w:r>
             <w:rPr>
@@ -3437,683 +3710,94 @@
           <w:lang w:val="en-US"/>
         </w:rPr>
         <w:t xml:space="preserve"> page 473).</w:t>
+      </w:r>
+      <w:r>
+        <w:rPr>
+          <w:color w:val="C00000"/>
+          <w:lang w:val="en-US"/>
+        </w:rPr>
+        <w:t xml:space="preserve"> </w:t>
+      </w:r>
+      <w:commentRangeStart w:id="2"/>
+      <w:r>
+        <w:rPr>
+          <w:color w:val="C00000"/>
+          <w:lang w:val="en-US"/>
+        </w:rPr>
+        <w:t>W</w:t>
+      </w:r>
+      <w:r>
+        <w:rPr>
+          <w:color w:val="C00000"/>
+          <w:lang w:val="en-US"/>
+        </w:rPr>
+        <w:t>e</w:t>
+      </w:r>
+      <w:commentRangeEnd w:id="2"/>
+      <w:r>
+        <w:rPr>
+          <w:rStyle w:val="Kommentarzeichen"/>
+          <w:color w:val="C00000"/>
+          <w:sz w:val="22"/>
+          <w:szCs w:val="22"/>
+          <w:lang w:val="en-US"/>
+        </w:rPr>
+        <w:commentReference w:id="2"/>
+      </w:r>
+      <w:r>
+        <w:rPr>
+          <w:color w:val="C00000"/>
+          <w:lang w:val="en-US"/>
+        </w:rPr>
+        <w:t xml:space="preserve"> </w:t>
+      </w:r>
+      <w:r>
+        <w:rPr>
+          <w:color w:val="C00000"/>
+          <w:lang w:val="en-US"/>
+        </w:rPr>
+        <w:t xml:space="preserve">maintain that a full </w:t>
+      </w:r>
+      <w:r>
+        <w:rPr>
+          <w:color w:val="C00000"/>
+          <w:lang w:val="en-US"/>
+        </w:rPr>
+        <w:t xml:space="preserve">understanding of voice naturalness </w:t>
+      </w:r>
+      <w:r>
+        <w:rPr>
+          <w:color w:val="C00000"/>
+          <w:lang w:val="en-US"/>
+        </w:rPr>
+        <w:t>requires more systematic research that assesses</w:t>
+      </w:r>
+      <w:r>
+        <w:rPr>
+          <w:color w:val="C00000"/>
+          <w:lang w:val="en-US"/>
+        </w:rPr>
+        <w:t xml:space="preserve"> differences across listeners and contexts, </w:t>
+      </w:r>
+      <w:r>
+        <w:rPr>
+          <w:color w:val="C00000"/>
+          <w:lang w:val="en-US"/>
+        </w:rPr>
+        <w:t>addressing societal aspects of speech production as well</w:t>
+      </w:r>
+      <w:r>
+        <w:rPr>
+          <w:color w:val="C00000"/>
+          <w:lang w:val="en-US"/>
+        </w:rPr>
+        <w:t xml:space="preserve">. </w:t>
       </w:r>
     </w:p>
     <w:p>
       <w:pPr>
         <w:spacing w:line="480" w:lineRule="auto"/>
         <w:rPr>
-          <w:lang w:val="en-US"/>
-        </w:rPr>
-      </w:pPr>
-      <w:r>
-        <w:rPr>
-          <w:lang w:val="en-US"/>
-        </w:rPr>
-        <w:t xml:space="preserve"> </w:t>
-      </w:r>
-    </w:p>
-    <w:p>
-      <w:pPr>
-        <w:spacing w:line="480" w:lineRule="auto"/>
-        <w:rPr>
-          <w:color w:val="C00000"/>
-          <w:lang w:val="en-US"/>
-        </w:rPr>
-      </w:pPr>
-      <w:r>
-        <w:rPr>
-          <w:color w:val="C00000"/>
-          <w:lang w:val="en-US"/>
-        </w:rPr>
-        <w:lastRenderedPageBreak/>
-        <w:t>The listener- and context-dependent nature of voice naturalness impressions is already somewhat reflected in the empirical literature</w:t>
-      </w:r>
-      <w:r>
-        <w:rPr>
-          <w:lang w:val="en-US"/>
-        </w:rPr>
-        <w:t xml:space="preserve">: </w:t>
-      </w:r>
-      <w:r>
-        <w:rPr>
-          <w:lang w:val="en-US"/>
-        </w:rPr>
-        <w:t xml:space="preserve">For example, </w:t>
-      </w:r>
-      <w:r>
-        <w:rPr>
-          <w:lang w:val="en-US"/>
-        </w:rPr>
-        <w:t xml:space="preserve">listeners judge speech </w:t>
-      </w:r>
-      <w:r>
-        <w:rPr>
-          <w:lang w:val="en-US"/>
-        </w:rPr>
-        <w:t xml:space="preserve">in </w:t>
-      </w:r>
-      <w:r>
-        <w:rPr>
-          <w:lang w:val="en-US"/>
-        </w:rPr>
-        <w:t xml:space="preserve">their own accent </w:t>
-      </w:r>
-      <w:r>
-        <w:rPr>
-          <w:lang w:val="en-US"/>
-        </w:rPr>
-        <w:t xml:space="preserve">as </w:t>
-      </w:r>
-      <w:r>
-        <w:rPr>
-          <w:lang w:val="en-US"/>
-        </w:rPr>
-        <w:t>more natural than foreign-accented speech</w:t>
-      </w:r>
-      <w:r>
-        <w:rPr>
-          <w:lang w:val="en-US"/>
-        </w:rPr>
-        <w:t xml:space="preserve"> </w:t>
-      </w:r>
-      <w:sdt>
-        <w:sdtPr>
-          <w:rPr>
-            <w:lang w:val="en-US"/>
-          </w:rPr>
-          <w:alias w:val="To edit, see citavi.com/edit"/>
-          <w:tag w:val="CitaviPlaceholder#63c3a878-f7c0-4393-8512-6696cd35f635"/>
-          <w:id w:val="357933481"/>
-          <w:placeholder>
-            <w:docPart w:val="DefaultPlaceholder_-1854013440"/>
-          </w:placeholder>
-        </w:sdtPr>
-        <w:sdtContent>
-          <w:r>
-            <w:rPr>
-              <w:lang w:val="en-US"/>
-            </w:rPr>
-            <w:fldChar w:fldCharType="begin"/>
-          </w:r>
-          <w:r>
-            <w:rPr>
-              <w:lang w:val="en-US"/>
-            </w:rPr>
-            <w:instrText>ADDIN CitaviPlaceholder{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}</w:instrText>
-          </w:r>
-          <w:r>
-            <w:rPr>
-              <w:lang w:val="en-US"/>
-            </w:rPr>
-            <w:fldChar w:fldCharType="separate"/>
-          </w:r>
-          <w:r>
-            <w:rPr>
-              <w:lang w:val="en-US"/>
-            </w:rPr>
-            <w:t>(Kapolowicz et al., 2022)</w:t>
-          </w:r>
-          <w:r>
-            <w:rPr>
-              <w:lang w:val="en-US"/>
-            </w:rPr>
-            <w:fldChar w:fldCharType="end"/>
-          </w:r>
-        </w:sdtContent>
-      </w:sdt>
-      <w:r>
-        <w:rPr>
-          <w:lang w:val="en-US"/>
-        </w:rPr>
-        <w:t xml:space="preserve">. </w:t>
-      </w:r>
-      <w:r>
-        <w:rPr>
-          <w:lang w:val="en-US"/>
-        </w:rPr>
-        <w:t>T</w:t>
-      </w:r>
-      <w:r>
-        <w:rPr>
-          <w:lang w:val="en-US"/>
-        </w:rPr>
-        <w:t xml:space="preserve">he perception and acceptance of synthetic voices </w:t>
-      </w:r>
-      <w:r>
-        <w:rPr>
-          <w:lang w:val="en-US"/>
-        </w:rPr>
-        <w:t xml:space="preserve">also seems </w:t>
-      </w:r>
-      <w:r>
-        <w:rPr>
-          <w:lang w:val="en-US"/>
-        </w:rPr>
-        <w:t xml:space="preserve">modulated by </w:t>
-      </w:r>
-      <w:r>
-        <w:rPr>
-          <w:lang w:val="en-US"/>
-        </w:rPr>
-        <w:t>listeners’</w:t>
-      </w:r>
-      <w:r>
-        <w:rPr>
-          <w:lang w:val="en-US"/>
-        </w:rPr>
-        <w:t xml:space="preserve"> </w:t>
-      </w:r>
-      <w:r>
-        <w:rPr>
-          <w:lang w:val="en-US"/>
-        </w:rPr>
-        <w:t>personalities</w:t>
-      </w:r>
-      <w:r>
-        <w:rPr>
-          <w:lang w:val="en-US"/>
-        </w:rPr>
-        <w:t xml:space="preserve"> </w:t>
-      </w:r>
-      <w:sdt>
-        <w:sdtPr>
-          <w:rPr>
-            <w:lang w:val="en-US"/>
-          </w:rPr>
-          <w:alias w:val="To edit, see citavi.com/edit"/>
-          <w:tag w:val="CitaviPlaceholder#b7f3c6d7-04ac-41e2-885e-5d27564d5108"/>
-          <w:id w:val="-189766194"/>
-          <w:placeholder>
-            <w:docPart w:val="DefaultPlaceholder_-1854013440"/>
-          </w:placeholder>
-        </w:sdtPr>
-        <w:sdtContent>
-          <w:r>
-            <w:rPr>
-              <w:lang w:val="en-US"/>
-            </w:rPr>
-            <w:fldChar w:fldCharType="begin"/>
-          </w:r>
-          <w:r>
-            <w:rPr>
-              <w:lang w:val="en-US"/>
-            </w:rPr>
-            <w:instrText>ADDIN CitaviPlaceholder{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}</w:instrText>
-          </w:r>
-          <w:r>
-            <w:rPr>
-              <w:lang w:val="en-US"/>
-            </w:rPr>
-            <w:fldChar w:fldCharType="separate"/>
-          </w:r>
-          <w:r>
-            <w:rPr>
-              <w:lang w:val="en-US"/>
-            </w:rPr>
-            <w:t>(Lee, 2010)</w:t>
-          </w:r>
-          <w:r>
-            <w:rPr>
-              <w:lang w:val="en-US"/>
-            </w:rPr>
-            <w:fldChar w:fldCharType="end"/>
-          </w:r>
-        </w:sdtContent>
-      </w:sdt>
-      <w:r>
-        <w:rPr>
-          <w:lang w:val="en-US"/>
-        </w:rPr>
-        <w:t xml:space="preserve"> and </w:t>
-      </w:r>
-      <w:r>
-        <w:rPr>
-          <w:lang w:val="en-US"/>
-        </w:rPr>
-        <w:t>multimodal context</w:t>
-      </w:r>
-      <w:r>
-        <w:rPr>
-          <w:lang w:val="en-US"/>
-        </w:rPr>
-        <w:t>,</w:t>
-      </w:r>
-      <w:r>
-        <w:rPr>
-          <w:lang w:val="en-US"/>
-        </w:rPr>
-        <w:t xml:space="preserve"> such as the </w:t>
-      </w:r>
-      <w:r>
-        <w:rPr>
-          <w:lang w:val="en-US"/>
-        </w:rPr>
-        <w:t>visual</w:t>
-      </w:r>
-      <w:r>
-        <w:rPr>
-          <w:lang w:val="en-US"/>
-        </w:rPr>
-        <w:t xml:space="preserve"> appearance of an artificial agent </w:t>
-      </w:r>
-      <w:sdt>
-        <w:sdtPr>
-          <w:rPr>
-            <w:lang w:val="en-US"/>
-          </w:rPr>
-          <w:alias w:val="To edit, see citavi.com/edit"/>
-          <w:tag w:val="CitaviPlaceholder#b2323036-11de-476b-ba36-e73548882468"/>
-          <w:id w:val="-490176726"/>
-          <w:placeholder>
-            <w:docPart w:val="DefaultPlaceholder_-1854013440"/>
-          </w:placeholder>
-        </w:sdtPr>
-        <w:sdtContent>
-          <w:r>
-            <w:rPr>
-              <w:lang w:val="en-US"/>
-            </w:rPr>
-            <w:fldChar w:fldCharType="begin"/>
-          </w:r>
-          <w:r>
-            <w:rPr>
-              <w:lang w:val="en-US"/>
-            </w:rPr>
-            <w:instrText>ADDIN CitaviPlaceholder{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}</w:instrText>
-          </w:r>
-          <w:r>
-            <w:rPr>
-              <w:lang w:val="en-US"/>
-            </w:rPr>
-            <w:fldChar w:fldCharType="separate"/>
-          </w:r>
-          <w:r>
-            <w:rPr>
-              <w:lang w:val="en-US"/>
-            </w:rPr>
-            <w:t>(Mitchell et al., 2011)</w:t>
-          </w:r>
-          <w:r>
-            <w:rPr>
-              <w:lang w:val="en-US"/>
-            </w:rPr>
-            <w:fldChar w:fldCharType="end"/>
-          </w:r>
-        </w:sdtContent>
-      </w:sdt>
-      <w:r>
-        <w:rPr>
-          <w:lang w:val="en-US"/>
-        </w:rPr>
-        <w:t>.</w:t>
-      </w:r>
-      <w:r>
-        <w:rPr>
-          <w:lang w:val="en-US"/>
-        </w:rPr>
-        <w:t xml:space="preserve"> </w:t>
-      </w:r>
-      <w:r>
-        <w:rPr>
-          <w:lang w:val="en-US"/>
-        </w:rPr>
-        <w:t>Moreover</w:t>
-      </w:r>
-      <w:r>
-        <w:rPr>
-          <w:lang w:val="en-US"/>
-        </w:rPr>
-        <w:t xml:space="preserve">, auditory adaptation aftereffects in the perception of acoustically identical voices </w:t>
-      </w:r>
-      <w:sdt>
-        <w:sdtPr>
-          <w:rPr>
-            <w:lang w:val="en-US"/>
-          </w:rPr>
-          <w:alias w:val="To edit, see citavi.com/edit"/>
-          <w:tag w:val="CitaviPlaceholder#defedbb7-7406-491e-a597-8dd734286469"/>
-          <w:id w:val="-1507591955"/>
-          <w:placeholder>
-            <w:docPart w:val="DefaultPlaceholder_-1854013440"/>
-          </w:placeholder>
-        </w:sdtPr>
-        <w:sdtContent>
-          <w:r>
-            <w:rPr>
-              <w:lang w:val="en-US"/>
-            </w:rPr>
-            <w:fldChar w:fldCharType="begin"/>
-          </w:r>
-          <w:r>
-            <w:rPr>
-              <w:lang w:val="en-US"/>
-            </w:rPr>
-            <w:instrText>ADDIN CitaviPlaceholder{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}</w:instrText>
-          </w:r>
-          <w:r>
-            <w:rPr>
-              <w:lang w:val="en-US"/>
-            </w:rPr>
-            <w:fldChar w:fldCharType="separate"/>
-          </w:r>
-          <w:r>
-            <w:rPr>
-              <w:lang w:val="en-US"/>
-            </w:rPr>
-            <w:t>(Schweinberger et al., 2008)</w:t>
-          </w:r>
-          <w:r>
-            <w:rPr>
-              <w:lang w:val="en-US"/>
-            </w:rPr>
-            <w:fldChar w:fldCharType="end"/>
-          </w:r>
-        </w:sdtContent>
-      </w:sdt>
-      <w:r>
-        <w:rPr>
-          <w:lang w:val="en-US"/>
-        </w:rPr>
-        <w:t xml:space="preserve"> have now been established as a ubiquitous phenomenon.</w:t>
-      </w:r>
-      <w:r>
-        <w:rPr>
-          <w:lang w:val="en-US"/>
-        </w:rPr>
-        <w:t xml:space="preserve"> </w:t>
-      </w:r>
-      <w:r>
-        <w:rPr>
-          <w:lang w:val="en-US"/>
-        </w:rPr>
-        <w:t xml:space="preserve">However, </w:t>
-      </w:r>
-      <w:r>
-        <w:rPr>
-          <w:lang w:val="en-US"/>
-        </w:rPr>
-        <w:t xml:space="preserve">as outlined in the </w:t>
-      </w:r>
-      <w:r>
-        <w:rPr>
-          <w:i/>
-          <w:iCs/>
-          <w:lang w:val="en-US"/>
-        </w:rPr>
-        <w:t>outstanding questions</w:t>
-      </w:r>
-      <w:r>
-        <w:rPr>
-          <w:lang w:val="en-US"/>
-        </w:rPr>
-        <w:t xml:space="preserve"> section</w:t>
-      </w:r>
-      <w:r>
-        <w:rPr>
-          <w:lang w:val="en-US"/>
-        </w:rPr>
-        <w:t xml:space="preserve"> in </w:t>
-      </w:r>
-      <w:sdt>
-        <w:sdtPr>
-          <w:rPr>
-            <w:lang w:val="en-US"/>
-          </w:rPr>
-          <w:alias w:val="To edit, see citavi.com/edit"/>
-          <w:tag w:val="CitaviPlaceholder#bcdae68c-f767-4cda-ab43-6471e6fd763b"/>
-          <w:id w:val="493307413"/>
-          <w:placeholder>
-            <w:docPart w:val="DefaultPlaceholder_-1854013440"/>
-          </w:placeholder>
-        </w:sdtPr>
-        <w:sdtContent>
-          <w:r>
-            <w:rPr>
-              <w:lang w:val="en-US"/>
-            </w:rPr>
-            <w:fldChar w:fldCharType="begin"/>
-          </w:r>
-          <w:r>
-            <w:rPr>
-              <w:lang w:val="en-US"/>
-            </w:rPr>
-            <w:instrText>ADDIN CitaviPlaceholder{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}</w:instrText>
-          </w:r>
-          <w:r>
-            <w:rPr>
-              <w:lang w:val="en-US"/>
-            </w:rPr>
-            <w:fldChar w:fldCharType="separate"/>
-          </w:r>
-          <w:r>
-            <w:rPr>
-              <w:lang w:val="en-US"/>
-            </w:rPr>
-            <w:t>Nussbaum et al.</w:t>
-          </w:r>
-          <w:r>
-            <w:rPr>
-              <w:lang w:val="en-US"/>
-            </w:rPr>
-            <w:fldChar w:fldCharType="end"/>
-          </w:r>
-        </w:sdtContent>
-      </w:sdt>
-      <w:r>
-        <w:rPr>
-          <w:lang w:val="en-US"/>
-        </w:rPr>
-        <w:t xml:space="preserve"> </w:t>
-      </w:r>
-      <w:sdt>
-        <w:sdtPr>
-          <w:rPr>
-            <w:lang w:val="en-US"/>
-          </w:rPr>
-          <w:alias w:val="To edit, see citavi.com/edit"/>
-          <w:tag w:val="CitaviPlaceholder#4ed4e402-7065-46a9-9f1d-262efd61a533"/>
-          <w:id w:val="907427160"/>
-          <w:placeholder>
-            <w:docPart w:val="DefaultPlaceholder_-1854013440"/>
-          </w:placeholder>
-        </w:sdtPr>
-        <w:sdtContent>
-          <w:r>
-            <w:rPr>
-              <w:lang w:val="en-US"/>
-            </w:rPr>
-            <w:fldChar w:fldCharType="begin"/>
-          </w:r>
-          <w:r>
-            <w:rPr>
-              <w:lang w:val="en-US"/>
-            </w:rPr>
-            <w:instrText>ADDIN CitaviPlaceholder{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}</w:instrText>
-          </w:r>
-          <w:r>
-            <w:rPr>
-              <w:lang w:val="en-US"/>
-            </w:rPr>
-            <w:fldChar w:fldCharType="separate"/>
-          </w:r>
-          <w:r>
-            <w:rPr>
-              <w:lang w:val="en-US"/>
-            </w:rPr>
-            <w:t>(2025)</w:t>
-          </w:r>
-          <w:r>
-            <w:rPr>
-              <w:lang w:val="en-US"/>
-            </w:rPr>
-            <w:fldChar w:fldCharType="end"/>
-          </w:r>
-        </w:sdtContent>
-      </w:sdt>
-      <w:r>
-        <w:rPr>
-          <w:lang w:val="en-US"/>
-        </w:rPr>
-        <w:t xml:space="preserve"> and in agreement with </w:t>
-      </w:r>
-      <w:sdt>
-        <w:sdtPr>
-          <w:rPr>
-            <w:lang w:val="en-US"/>
-          </w:rPr>
-          <w:alias w:val="To edit, see citavi.com/edit"/>
-          <w:tag w:val="CitaviPlaceholder#a6df8f4b-0ca3-4f5e-a91e-8ed8a5d08b18"/>
-          <w:id w:val="-701011216"/>
-          <w:placeholder>
-            <w:docPart w:val="DefaultPlaceholder_-1854013440"/>
-          </w:placeholder>
-        </w:sdtPr>
-        <w:sdtContent>
-          <w:r>
-            <w:rPr>
-              <w:lang w:val="en-US"/>
-            </w:rPr>
-            <w:fldChar w:fldCharType="begin"/>
-          </w:r>
-          <w:r>
-            <w:rPr>
-              <w:lang w:val="en-US"/>
-            </w:rPr>
-            <w:instrText>ADDIN CitaviPlaceholder{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}</w:instrText>
-          </w:r>
-          <w:r>
-            <w:rPr>
-              <w:lang w:val="en-US"/>
-            </w:rPr>
-            <w:fldChar w:fldCharType="separate"/>
-          </w:r>
-          <w:r>
-            <w:rPr>
-              <w:lang w:val="en-US"/>
-            </w:rPr>
-            <w:t>Pinheiro</w:t>
-          </w:r>
-          <w:r>
-            <w:rPr>
-              <w:lang w:val="en-US"/>
-            </w:rPr>
-            <w:fldChar w:fldCharType="end"/>
-          </w:r>
-        </w:sdtContent>
-      </w:sdt>
-      <w:r>
-        <w:rPr>
-          <w:lang w:val="en-US"/>
-        </w:rPr>
-        <w:t xml:space="preserve"> </w:t>
-      </w:r>
-      <w:sdt>
-        <w:sdtPr>
-          <w:rPr>
-            <w:lang w:val="en-US"/>
-          </w:rPr>
-          <w:alias w:val="To edit, see citavi.com/edit"/>
-          <w:tag w:val="CitaviPlaceholder#73f11dc6-3dae-4e66-a321-6e91cac5486f"/>
-          <w:id w:val="1220634752"/>
-          <w:placeholder>
-            <w:docPart w:val="DefaultPlaceholder_-1854013440"/>
-          </w:placeholder>
-        </w:sdtPr>
-        <w:sdtContent>
-          <w:r>
-            <w:rPr>
-              <w:lang w:val="en-US"/>
-            </w:rPr>
-            <w:fldChar w:fldCharType="begin"/>
-          </w:r>
-          <w:r>
-            <w:rPr>
-              <w:lang w:val="en-US"/>
-            </w:rPr>
-            <w:instrText>ADDIN CitaviPlaceholder{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}</w:instrText>
-          </w:r>
-          <w:r>
-            <w:rPr>
-              <w:lang w:val="en-US"/>
-            </w:rPr>
-            <w:fldChar w:fldCharType="separate"/>
-          </w:r>
-          <w:r>
-            <w:rPr>
-              <w:lang w:val="en-US"/>
-            </w:rPr>
-            <w:t>(2025)</w:t>
-          </w:r>
-          <w:r>
-            <w:rPr>
-              <w:lang w:val="en-US"/>
-            </w:rPr>
-            <w:fldChar w:fldCharType="end"/>
-          </w:r>
-        </w:sdtContent>
-      </w:sdt>
-      <w:r>
-        <w:rPr>
-          <w:lang w:val="en-US"/>
-        </w:rPr>
-        <w:t xml:space="preserve">, </w:t>
-      </w:r>
-      <w:r>
-        <w:rPr>
-          <w:lang w:val="en-US"/>
-        </w:rPr>
-        <w:t xml:space="preserve">we </w:t>
-      </w:r>
-      <w:r>
-        <w:rPr>
-          <w:lang w:val="en-US"/>
-        </w:rPr>
-        <w:t>maintain that</w:t>
-      </w:r>
-      <w:r>
-        <w:rPr>
-          <w:lang w:val="en-US"/>
-        </w:rPr>
-        <w:t xml:space="preserve"> a full </w:t>
-      </w:r>
-      <w:r>
-        <w:rPr>
-          <w:lang w:val="en-US"/>
-        </w:rPr>
-        <w:t xml:space="preserve">understanding of voice naturalness </w:t>
-      </w:r>
-      <w:r>
-        <w:rPr>
-          <w:lang w:val="en-US"/>
-        </w:rPr>
-        <w:t>requires more systematic research that assesses</w:t>
-      </w:r>
-      <w:r>
-        <w:rPr>
-          <w:lang w:val="en-US"/>
-        </w:rPr>
-        <w:t xml:space="preserve"> differences across listeners and contexts, </w:t>
-      </w:r>
-      <w:r>
-        <w:rPr>
-          <w:color w:val="C00000"/>
-          <w:lang w:val="en-US"/>
-        </w:rPr>
-        <w:t>addressing societal aspects of speech production as well</w:t>
-      </w:r>
-      <w:r>
-        <w:rPr>
-          <w:color w:val="C00000"/>
-          <w:lang w:val="en-US"/>
-        </w:rPr>
-        <w:t xml:space="preserve">. </w:t>
-      </w:r>
-    </w:p>
-    <w:p>
-      <w:pPr>
-        <w:spacing w:line="480" w:lineRule="auto"/>
-        <w:rPr>
           <w:b/>
           <w:bCs/>
           <w:lang w:val="en-US"/>
@@ -4133,7 +3817,7 @@
           <w:bCs/>
           <w:lang w:val="en-US"/>
         </w:rPr>
-        <w:t xml:space="preserve">oice naturalness to self-voice </w:t>
+        <w:t>oice naturalness</w:t>
       </w:r>
       <w:r>
         <w:rPr>
@@ -4141,7 +3825,7 @@
           <w:bCs/>
           <w:lang w:val="en-US"/>
         </w:rPr>
-        <w:t>processin</w:t>
+        <w:t xml:space="preserve"> and authenticity</w:t>
       </w:r>
       <w:r>
         <w:rPr>
@@ -4149,28 +3833,23 @@
           <w:bCs/>
           <w:lang w:val="en-US"/>
         </w:rPr>
-        <w:t xml:space="preserve">g through the concept of </w:t>
-      </w:r>
-      <w:commentRangeStart w:id="2"/>
+        <w:t xml:space="preserve"> to self-voice </w:t>
+      </w:r>
       <w:r>
         <w:rPr>
           <w:b/>
           <w:bCs/>
           <w:lang w:val="en-US"/>
         </w:rPr>
-        <w:t>authenticity</w:t>
-      </w:r>
-      <w:commentRangeEnd w:id="2"/>
-      <w:r>
-        <w:rPr>
-          <w:rStyle w:val="Kommentarzeichen"/>
+        <w:t>processin</w:t>
+      </w:r>
+      <w:r>
+        <w:rPr>
           <w:b/>
           <w:bCs/>
-          <w:sz w:val="22"/>
-          <w:szCs w:val="22"/>
-          <w:lang w:val="en-US"/>
-        </w:rPr>
-        <w:commentReference w:id="2"/>
+          <w:lang w:val="en-US"/>
+        </w:rPr>
+        <w:t xml:space="preserve">g </w:t>
       </w:r>
     </w:p>
     <w:p>
@@ -4209,7 +3888,7 @@
             <w:rPr>
               <w:lang w:val="en-US"/>
             </w:rPr>
-            <w:instrText>ADDIN CitaviPlaceholder{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}</w:instrText>
+            <w:instrText>ADDIN CitaviPlaceholder{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}</w:instrText>
           </w:r>
           <w:r>
             <w:rPr>
@@ -4260,7 +3939,7 @@
             <w:rPr>
               <w:lang w:val="en-US"/>
             </w:rPr>
-            <w:instrText>ADDIN CitaviPlaceholder{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}</w:instrText>
+            <w:instrText>ADDIN CitaviPlaceholder{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}</w:instrText>
           </w:r>
           <w:r>
             <w:rPr>
@@ -4311,7 +3990,7 @@
             <w:rPr>
               <w:lang w:val="en-US"/>
             </w:rPr>
-            <w:instrText>ADDIN CitaviPlaceholder{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}</w:instrText>
+            <w:instrText>ADDIN CitaviPlaceholder{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}</w:instrText>
           </w:r>
           <w:r>
             <w:rPr>
@@ -4362,7 +4041,7 @@
             <w:rPr>
               <w:lang w:val="en-US"/>
             </w:rPr>
-            <w:instrText>ADDIN CitaviPlaceholder{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}</w:instrText>
+            <w:instrText>ADDIN CitaviPlaceholder{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}</w:instrText>
           </w:r>
           <w:r>
             <w:rPr>
@@ -4395,100 +4074,35 @@
           <w:color w:val="C00000"/>
           <w:lang w:val="en-US"/>
         </w:rPr>
-        <w:t xml:space="preserve">Note that </w:t>
-      </w:r>
-      <w:r>
-        <w:rPr>
-          <w:lang w:val="en-US"/>
-        </w:rPr>
-        <w:t>w</w:t>
-      </w:r>
-      <w:r>
-        <w:rPr>
-          <w:lang w:val="en-US"/>
-        </w:rPr>
-        <w:t xml:space="preserve">e intentionally decided to only briefly touch on the issue where relevant, in order </w:t>
-      </w:r>
-      <w:r>
-        <w:rPr>
-          <w:lang w:val="en-US"/>
-        </w:rPr>
-        <w:t>not to</w:t>
-      </w:r>
-      <w:r>
-        <w:rPr>
-          <w:lang w:val="en-US"/>
-        </w:rPr>
-        <w:t xml:space="preserve"> distract from the main points of our paper. What we did consider is an important aspect of self-voice that </w:t>
-      </w:r>
-      <w:r>
-        <w:rPr>
-          <w:lang w:val="en-US"/>
-        </w:rPr>
-        <w:t>provides</w:t>
-      </w:r>
-      <w:r>
-        <w:rPr>
-          <w:lang w:val="en-US"/>
-        </w:rPr>
-        <w:t xml:space="preserve"> substantial motivation for understanding voice naturalness (that was in turn not mentioned by</w:t>
-      </w:r>
-      <w:r>
-        <w:rPr>
-          <w:lang w:val="en-US"/>
-        </w:rPr>
-        <w:t xml:space="preserve"> </w:t>
-      </w:r>
-      <w:sdt>
-        <w:sdtPr>
-          <w:rPr>
-            <w:lang w:val="en-US"/>
-          </w:rPr>
-          <w:alias w:val="To edit, see citavi.com/edit"/>
-          <w:tag w:val="CitaviPlaceholder#d0d6e3bf-9369-4091-a9d3-299c8bf654ef"/>
-          <w:id w:val="-778573103"/>
-          <w:placeholder>
-            <w:docPart w:val="DefaultPlaceholder_-1854013440"/>
-          </w:placeholder>
-        </w:sdtPr>
-        <w:sdtContent>
-          <w:r>
-            <w:rPr>
-              <w:lang w:val="en-US"/>
-            </w:rPr>
-            <w:fldChar w:fldCharType="begin"/>
-          </w:r>
-          <w:r>
-            <w:rPr>
-              <w:lang w:val="en-US"/>
-            </w:rPr>
-            <w:instrText>ADDIN CitaviPlaceholder{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}</w:instrText>
-          </w:r>
-          <w:r>
-            <w:rPr>
-              <w:lang w:val="en-US"/>
-            </w:rPr>
-            <w:fldChar w:fldCharType="separate"/>
-          </w:r>
-          <w:r>
-            <w:rPr>
-              <w:lang w:val="en-US"/>
-            </w:rPr>
-            <w:t>Pinheiro, 2025</w:t>
-          </w:r>
-          <w:r>
-            <w:rPr>
-              <w:lang w:val="en-US"/>
-            </w:rPr>
-            <w:fldChar w:fldCharType="end"/>
-          </w:r>
-        </w:sdtContent>
-      </w:sdt>
-      <w:r>
-        <w:rPr>
-          <w:lang w:val="en-US"/>
-        </w:rPr>
-        <w:t xml:space="preserve">): </w:t>
+        <w:t xml:space="preserve">Note </w:t>
+      </w:r>
+      <w:r>
+        <w:rPr>
+          <w:color w:val="C00000"/>
+          <w:lang w:val="en-US"/>
+        </w:rPr>
+        <w:t>that w</w:t>
+      </w:r>
+      <w:r>
+        <w:rPr>
+          <w:color w:val="C00000"/>
+          <w:lang w:val="en-US"/>
+        </w:rPr>
+        <w:t xml:space="preserve">e intentionally decided to only briefly touch on the issue, </w:t>
+      </w:r>
+      <w:r>
+        <w:rPr>
+          <w:color w:val="C00000"/>
+          <w:lang w:val="en-US"/>
+        </w:rPr>
+        <w:t>but it provided</w:t>
+      </w:r>
+      <w:r>
+        <w:rPr>
+          <w:color w:val="C00000"/>
+          <w:lang w:val="en-US"/>
+        </w:rPr>
+        <w:t xml:space="preserve"> substantial motivation for understanding voice naturalness: </w:t>
       </w:r>
       <w:r>
         <w:rPr>
@@ -4519,7 +4133,7 @@
             <w:rPr>
               <w:lang w:val="en-US"/>
             </w:rPr>
-            <w:instrText>ADDIN CitaviPlaceholder{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}</w:instrText>
+            <w:instrText>ADDIN CitaviPlaceholder{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}</w:instrText>
           </w:r>
           <w:r>
             <w:rPr>
@@ -4570,7 +4184,7 @@
             <w:rPr>
               <w:lang w:val="en-US"/>
             </w:rPr>
-            <w:instrText>ADDIN CitaviPlaceholder{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}</w:instrText>
+            <w:instrText>ADDIN CitaviPlaceholder{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}</w:instrText>
           </w:r>
           <w:r>
             <w:rPr>
@@ -4621,7 +4235,7 @@
             <w:rPr>
               <w:lang w:val="en-US"/>
             </w:rPr>
-            <w:instrText>ADDIN CitaviPlaceholder{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}</w:instrText>
+            <w:instrText>ADDIN CitaviPlaceholder{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}</w:instrText>
           </w:r>
           <w:r>
             <w:rPr>
@@ -4672,7 +4286,7 @@
             <w:rPr>
               <w:lang w:val="en-US"/>
             </w:rPr>
-            <w:instrText>ADDIN CitaviPlaceholder{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}</w:instrText>
+            <w:instrText>ADDIN CitaviPlaceholder{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}</w:instrText>
           </w:r>
           <w:r>
             <w:rPr>
@@ -4710,7 +4324,19 @@
         <w:rPr>
           <w:lang w:val="en-US"/>
         </w:rPr>
-        <w:t>authentic and like “their own natural voice”.</w:t>
+        <w:t xml:space="preserve">authentic </w:t>
+      </w:r>
+      <w:r>
+        <w:rPr>
+          <w:lang w:val="en-US"/>
+        </w:rPr>
+        <w:t>to both the speaker and their next of kin,</w:t>
+      </w:r>
+      <w:r>
+        <w:rPr>
+          <w:lang w:val="en-US"/>
+        </w:rPr>
+        <w:t xml:space="preserve"> like “their own natural voice”.</w:t>
       </w:r>
       <w:r>
         <w:rPr>
@@ -4730,19 +4356,7 @@
         <w:rPr>
           <w:lang w:val="en-US"/>
         </w:rPr>
-        <w:t xml:space="preserve">Nevertheless, we </w:t>
-      </w:r>
-      <w:r>
-        <w:rPr>
-          <w:lang w:val="en-US"/>
-        </w:rPr>
-        <w:t xml:space="preserve">fully </w:t>
-      </w:r>
-      <w:r>
-        <w:rPr>
-          <w:lang w:val="en-US"/>
-        </w:rPr>
-        <w:t xml:space="preserve">agree with </w:t>
+        <w:t xml:space="preserve">Nevertheless, we agree with </w:t>
       </w:r>
       <w:r>
         <w:rPr>
@@ -4785,7 +4399,7 @@
             <w:rPr>
               <w:lang w:val="en-US"/>
             </w:rPr>
-            <w:instrText>ADDIN CitaviPlaceholder{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}</w:instrText>
+            <w:instrText>ADDIN CitaviPlaceholder{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}</w:instrText>
           </w:r>
           <w:r>
             <w:rPr>
@@ -4836,7 +4450,7 @@
             <w:rPr>
               <w:lang w:val="en-US"/>
             </w:rPr>
-            <w:instrText>ADDIN CitaviPlaceholder{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}</w:instrText>
+            <w:instrText>ADDIN CitaviPlaceholder{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}</w:instrText>
           </w:r>
           <w:r>
             <w:rPr>
@@ -4969,7 +4583,7 @@
             <w:rPr>
               <w:lang w:val="en-US"/>
             </w:rPr>
-            <w:instrText>ADDIN CitaviPlaceholder{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}</w:instrText>
+            <w:instrText>ADDIN CitaviPlaceholder{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}</w:instrText>
           </w:r>
           <w:r>
             <w:rPr>
@@ -5020,7 +4634,7 @@
             <w:rPr>
               <w:lang w:val="en-US"/>
             </w:rPr>
-            <w:instrText>ADDIN CitaviPlaceholder{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}</w:instrText>
+            <w:instrText>ADDIN CitaviPlaceholder{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}</w:instrText>
           </w:r>
           <w:r>
             <w:rPr>
@@ -5070,14 +4684,7 @@
         <w:rPr>
           <w:lang w:val="en-US"/>
         </w:rPr>
-        <w:t xml:space="preserve">. Whereas naturalness refers to the holistic impression of a voice (i.e. “does a voice sound natural or unnatural?”), authenticity has been used to refer to specific social </w:t>
-      </w:r>
-      <w:r>
-        <w:rPr>
-          <w:lang w:val="en-US"/>
-        </w:rPr>
-        <w:lastRenderedPageBreak/>
-        <w:t xml:space="preserve">signals, such as emotion, gender or identity (i.e. “does this voice sound like an authentic </w:t>
+        <w:t xml:space="preserve">. Whereas naturalness refers to the holistic impression of a voice (i.e. “does a voice sound natural or unnatural?”), authenticity has been used to refer to specific social signals, such as emotion, gender or identity (i.e. “does this voice sound like an authentic </w:t>
       </w:r>
       <w:r>
         <w:rPr>
@@ -5120,7 +4727,7 @@
             <w:rPr>
               <w:lang w:val="en-US"/>
             </w:rPr>
-            <w:instrText>ADDIN CitaviPlaceholder{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}</w:instrText>
+            <w:instrText>ADDIN CitaviPlaceholder{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}</w:instrText>
           </w:r>
           <w:r>
             <w:rPr>
@@ -5207,13 +4814,45 @@
         <w:rPr>
           <w:lang w:val="en-US"/>
         </w:rPr>
-        <w:t>equivalent to</w:t>
-      </w:r>
-      <w:r>
-        <w:rPr>
-          <w:lang w:val="en-US"/>
-        </w:rPr>
-        <w:t xml:space="preserve"> assessment of authenticity for other speakers’ identities. </w:t>
+        <w:t xml:space="preserve">equivalent </w:t>
+      </w:r>
+      <w:r>
+        <w:rPr>
+          <w:lang w:val="en-US"/>
+        </w:rPr>
+        <w:lastRenderedPageBreak/>
+        <w:t>to</w:t>
+      </w:r>
+      <w:r>
+        <w:rPr>
+          <w:lang w:val="en-US"/>
+        </w:rPr>
+        <w:t xml:space="preserve"> assessment of authenticity for other speakers’ identities</w:t>
+      </w:r>
+      <w:r>
+        <w:rPr>
+          <w:lang w:val="en-US"/>
+        </w:rPr>
+        <w:t>;</w:t>
+      </w:r>
+      <w:r>
+        <w:rPr>
+          <w:lang w:val="en-US"/>
+        </w:rPr>
+        <w:t xml:space="preserve"> </w:t>
+      </w:r>
+      <w:r>
+        <w:rPr>
+          <w:color w:val="C00000"/>
+          <w:lang w:val="en-US"/>
+        </w:rPr>
+        <w:t>their commonalities and differences require further empirical investigation</w:t>
+      </w:r>
+      <w:r>
+        <w:rPr>
+          <w:lang w:val="en-US"/>
+        </w:rPr>
+        <w:t xml:space="preserve">. </w:t>
       </w:r>
       <w:sdt>
         <w:sdtPr>
@@ -5238,7 +4877,7 @@
             <w:rPr>
               <w:lang w:val="en-US"/>
             </w:rPr>
-            <w:instrText>ADDIN CitaviPlaceholder{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}</w:instrText>
+            <w:instrText>ADDIN CitaviPlaceholder{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}</w:instrText>
           </w:r>
           <w:r>
             <w:rPr>
@@ -5289,7 +4928,7 @@
             <w:rPr>
               <w:lang w:val="en-US"/>
             </w:rPr>
-            <w:instrText>ADDIN CitaviPlaceholder{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}</w:instrText>
+            <w:instrText>ADDIN CitaviPlaceholder{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}</w:instrText>
           </w:r>
           <w:r>
             <w:rPr>
@@ -5358,7 +4997,7 @@
             <w:rPr>
               <w:lang w:val="en-US"/>
             </w:rPr>
-            <w:instrText>ADDIN CitaviPlaceholder{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}</w:instrText>
+            <w:instrText>ADDIN CitaviPlaceholder{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}</w:instrText>
           </w:r>
           <w:r>
             <w:rPr>
@@ -5384,13 +5023,50 @@
         <w:rPr>
           <w:lang w:val="en-US"/>
         </w:rPr>
-        <w:t xml:space="preserve">. The consistent conceptual integration of self-voice into the framework of naturalness, and authenticity in particular, </w:t>
-      </w:r>
-      <w:r>
-        <w:rPr>
-          <w:lang w:val="en-US"/>
-        </w:rPr>
-        <w:t xml:space="preserve">thus offers a valuable anchor point for empirical designs that target aspects of impressions that are unique to the self-voice. </w:t>
+        <w:t xml:space="preserve">. </w:t>
+      </w:r>
+      <w:r>
+        <w:rPr>
+          <w:color w:val="C00000"/>
+          <w:lang w:val="en-US"/>
+        </w:rPr>
+        <w:t xml:space="preserve">To this end, </w:t>
+      </w:r>
+      <w:r>
+        <w:rPr>
+          <w:lang w:val="en-US"/>
+        </w:rPr>
+        <w:t>t</w:t>
+      </w:r>
+      <w:r>
+        <w:rPr>
+          <w:lang w:val="en-US"/>
+        </w:rPr>
+        <w:t>he consistent conceptual integration of self-voice into the framework of naturalness, and authenticity in particular,</w:t>
+      </w:r>
+      <w:r>
+        <w:rPr>
+          <w:lang w:val="en-US"/>
+        </w:rPr>
+        <w:t xml:space="preserve"> </w:t>
+      </w:r>
+      <w:r>
+        <w:rPr>
+          <w:lang w:val="en-US"/>
+        </w:rPr>
+        <w:t>offers a valuable anchor point for empirical designs that target</w:t>
+      </w:r>
+      <w:r>
+        <w:rPr>
+          <w:lang w:val="en-US"/>
+        </w:rPr>
+        <w:t xml:space="preserve"> </w:t>
+      </w:r>
+      <w:r>
+        <w:rPr>
+          <w:lang w:val="en-US"/>
+        </w:rPr>
+        <w:t xml:space="preserve">aspects of impressions that are unique to the self-voice. </w:t>
       </w:r>
     </w:p>
     <w:p>
@@ -5567,7 +5243,7 @@
             <w:rPr>
               <w:lang w:val="en-US"/>
             </w:rPr>
-            <w:instrText>ADDIN CitaviPlaceholder{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}</w:instrText>
+            <w:instrText>ADDIN CitaviPlaceholder{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}</w:instrText>
           </w:r>
           <w:r>
             <w:rPr>
@@ -5642,7 +5318,7 @@
             <w:rPr>
               <w:lang w:val="en-US"/>
             </w:rPr>
-            <w:instrText>ADDIN CitaviPlaceholder{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}</w:instrText>
+            <w:instrText>ADDIN CitaviPlaceholder{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}</w:instrText>
           </w:r>
           <w:r>
             <w:rPr>
@@ -5747,7 +5423,7 @@
             <w:rPr>
               <w:lang w:val="en-US"/>
             </w:rPr>
-            <w:instrText>ADDIN CitaviPlaceholder{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}</w:instrText>
+            <w:instrText>ADDIN CitaviPlaceholder{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}</w:instrText>
           </w:r>
           <w:r>
             <w:rPr>
@@ -5788,7 +5464,7 @@
         <w:rPr>
           <w:lang w:val="en-US"/>
         </w:rPr>
-        <w:t>Finally</w:t>
+        <w:t>Another</w:t>
       </w:r>
       <w:commentRangeEnd w:id="3"/>
       <w:r>
@@ -5804,266 +5480,13 @@
         <w:rPr>
           <w:lang w:val="en-US"/>
         </w:rPr>
-        <w:t xml:space="preserve">, we should not forget </w:t>
-      </w:r>
-      <w:r>
-        <w:rPr>
-          <w:lang w:val="en-US"/>
-        </w:rPr>
-        <w:t xml:space="preserve">that </w:t>
-      </w:r>
-      <w:r>
-        <w:rPr>
-          <w:lang w:val="en-US"/>
-        </w:rPr>
-        <w:t xml:space="preserve">impressions about real people </w:t>
-      </w:r>
-      <w:r>
-        <w:rPr>
-          <w:lang w:val="en-US"/>
-        </w:rPr>
-        <w:t>are often</w:t>
-      </w:r>
-      <w:r>
-        <w:rPr>
-          <w:lang w:val="en-US"/>
-        </w:rPr>
-        <w:t xml:space="preserve"> </w:t>
-      </w:r>
-      <w:r>
-        <w:rPr>
-          <w:lang w:val="en-US"/>
-        </w:rPr>
-        <w:t>elicited by</w:t>
-      </w:r>
-      <w:r>
-        <w:rPr>
-          <w:lang w:val="en-US"/>
-        </w:rPr>
-        <w:t xml:space="preserve"> dynamic multisensory (vocal, facial, body motion) cues. T</w:t>
-      </w:r>
-      <w:r>
-        <w:rPr>
-          <w:lang w:val="en-US"/>
-        </w:rPr>
-        <w:t xml:space="preserve">he </w:t>
-      </w:r>
-      <w:r>
-        <w:rPr>
-          <w:lang w:val="en-US"/>
-        </w:rPr>
-        <w:t xml:space="preserve">relatively </w:t>
-      </w:r>
-      <w:r>
-        <w:rPr>
-          <w:lang w:val="en-US"/>
-        </w:rPr>
-        <w:t xml:space="preserve">short </w:t>
-      </w:r>
-      <w:r>
-        <w:rPr>
-          <w:lang w:val="en-US"/>
-        </w:rPr>
-        <w:t xml:space="preserve">but intense </w:t>
-      </w:r>
-      <w:r>
-        <w:rPr>
-          <w:lang w:val="en-US"/>
-        </w:rPr>
-        <w:t xml:space="preserve">history of voice perception research </w:t>
-      </w:r>
-      <w:sdt>
-        <w:sdtPr>
-          <w:rPr>
-            <w:lang w:val="en-US"/>
-          </w:rPr>
-          <w:alias w:val="To edit, see citavi.com/edit"/>
-          <w:tag w:val="CitaviPlaceholder#8ccca0b2-50c5-4eac-9ee5-98edd1bd4a95"/>
-          <w:id w:val="-584145609"/>
-          <w:placeholder>
-            <w:docPart w:val="DefaultPlaceholder_-1854013440"/>
-          </w:placeholder>
-        </w:sdtPr>
-        <w:sdtContent>
-          <w:r>
-            <w:rPr>
-              <w:lang w:val="en-US"/>
-            </w:rPr>
-            <w:fldChar w:fldCharType="begin"/>
-          </w:r>
-          <w:r>
-            <w:rPr>
-              <w:lang w:val="en-US"/>
-            </w:rPr>
-            <w:instrText>ADDIN CitaviPlaceholder{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}</w:instrText>
-          </w:r>
-          <w:r>
-            <w:rPr>
-              <w:lang w:val="en-US"/>
-            </w:rPr>
-            <w:fldChar w:fldCharType="separate"/>
-          </w:r>
-          <w:r>
-            <w:rPr>
-              <w:lang w:val="en-US"/>
-            </w:rPr>
-            <w:t>(Frühholz &amp; Belin, 2018)</w:t>
-          </w:r>
-          <w:r>
-            <w:rPr>
-              <w:lang w:val="en-US"/>
-            </w:rPr>
-            <w:fldChar w:fldCharType="end"/>
-          </w:r>
-        </w:sdtContent>
-      </w:sdt>
-      <w:r>
-        <w:rPr>
-          <w:lang w:val="en-US"/>
-        </w:rPr>
-        <w:t xml:space="preserve"> </w:t>
-      </w:r>
-      <w:r>
-        <w:rPr>
-          <w:lang w:val="en-US"/>
-        </w:rPr>
-        <w:t xml:space="preserve">suggests </w:t>
-      </w:r>
-      <w:r>
-        <w:rPr>
-          <w:lang w:val="en-US"/>
-        </w:rPr>
-        <w:t xml:space="preserve">that the human brain treats voices </w:t>
-      </w:r>
-      <w:r>
-        <w:rPr>
-          <w:lang w:val="en-US"/>
-        </w:rPr>
-        <w:t>and</w:t>
-      </w:r>
-      <w:r>
-        <w:rPr>
-          <w:lang w:val="en-US"/>
-        </w:rPr>
-        <w:t xml:space="preserve"> faces as sources of information about real persons</w:t>
-      </w:r>
-      <w:r>
-        <w:rPr>
-          <w:lang w:val="en-US"/>
-        </w:rPr>
-        <w:t xml:space="preserve">, and </w:t>
-      </w:r>
-      <w:r>
-        <w:rPr>
-          <w:lang w:val="en-US"/>
-        </w:rPr>
-        <w:t xml:space="preserve">that </w:t>
-      </w:r>
-      <w:r>
-        <w:rPr>
-          <w:lang w:val="en-US"/>
-        </w:rPr>
-        <w:t xml:space="preserve">voice perception theory </w:t>
-      </w:r>
-      <w:r>
-        <w:rPr>
-          <w:lang w:val="en-US"/>
-        </w:rPr>
-        <w:t xml:space="preserve">continues to </w:t>
-      </w:r>
-      <w:r>
-        <w:rPr>
-          <w:lang w:val="en-US"/>
-        </w:rPr>
-        <w:t xml:space="preserve">benefit </w:t>
-      </w:r>
-      <w:r>
-        <w:rPr>
-          <w:lang w:val="en-US"/>
-        </w:rPr>
-        <w:t xml:space="preserve">from face perception </w:t>
-      </w:r>
-      <w:r>
-        <w:rPr>
-          <w:lang w:val="en-US"/>
-        </w:rPr>
-        <w:t>models</w:t>
-      </w:r>
-      <w:r>
-        <w:rPr>
-          <w:lang w:val="en-US"/>
-        </w:rPr>
-        <w:t xml:space="preserve"> </w:t>
-      </w:r>
-      <w:sdt>
-        <w:sdtPr>
-          <w:rPr>
-            <w:lang w:val="en-US"/>
-          </w:rPr>
-          <w:alias w:val="To edit, see citavi.com/edit"/>
-          <w:tag w:val="CitaviPlaceholder#cc9340fd-ecd6-45b9-b400-ae8addea86dc"/>
-          <w:id w:val="-1703556034"/>
-          <w:placeholder>
-            <w:docPart w:val="DefaultPlaceholder_-1854013440"/>
-          </w:placeholder>
-        </w:sdtPr>
-        <w:sdtContent>
-          <w:r>
-            <w:rPr>
-              <w:lang w:val="en-US"/>
-            </w:rPr>
-            <w:fldChar w:fldCharType="begin"/>
-          </w:r>
-          <w:r>
-            <w:rPr>
-              <w:lang w:val="en-US"/>
-            </w:rPr>
-            <w:instrText>ADDIN CitaviPlaceholder{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}</w:instrText>
-          </w:r>
-          <w:r>
-            <w:rPr>
-              <w:lang w:val="en-US"/>
-            </w:rPr>
-            <w:fldChar w:fldCharType="separate"/>
-          </w:r>
-          <w:r>
-            <w:rPr>
-              <w:lang w:val="en-US"/>
-            </w:rPr>
-            <w:t>(e.g. Belin et al., 2011; Young et al., 2020)</w:t>
-          </w:r>
-          <w:r>
-            <w:rPr>
-              <w:lang w:val="en-US"/>
-            </w:rPr>
-            <w:fldChar w:fldCharType="end"/>
-          </w:r>
-        </w:sdtContent>
-      </w:sdt>
-      <w:r>
-        <w:rPr>
-          <w:lang w:val="en-US"/>
-        </w:rPr>
-        <w:t xml:space="preserve">. </w:t>
-      </w:r>
-      <w:r>
-        <w:rPr>
-          <w:lang w:val="en-US"/>
-        </w:rPr>
-        <w:t>One</w:t>
-      </w:r>
-      <w:r>
-        <w:rPr>
-          <w:lang w:val="en-US"/>
-        </w:rPr>
-        <w:t xml:space="preserve"> important aspect of self-</w:t>
-      </w:r>
-      <w:r>
-        <w:rPr>
-          <w:lang w:val="en-US"/>
-        </w:rPr>
-        <w:lastRenderedPageBreak/>
-        <w:t>voice, not mentioned by Pinheiro, is kinship recognition</w:t>
+        <w:t xml:space="preserve"> topic that is related to the</w:t>
+      </w:r>
+      <w:r>
+        <w:rPr>
+          <w:lang w:val="en-US"/>
+        </w:rPr>
+        <w:t xml:space="preserve"> self-voice, not mentioned by Pinheiro, is kinship recognition</w:t>
       </w:r>
       <w:r>
         <w:rPr>
@@ -6100,7 +5523,7 @@
             <w:rPr>
               <w:lang w:val="en-US"/>
             </w:rPr>
-            <w:instrText>ADDIN CitaviPlaceholder{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}</w:instrText>
+            <w:instrText>ADDIN CitaviPlaceholder{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}</w:instrText>
           </w:r>
           <w:r>
             <w:rPr>
@@ -6151,7 +5574,7 @@
             <w:rPr>
               <w:lang w:val="en-US"/>
             </w:rPr>
-            <w:instrText>ADDIN CitaviPlaceholder{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}</w:instrText>
+            <w:instrText>ADDIN CitaviPlaceholder{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}</w:instrText>
           </w:r>
           <w:r>
             <w:rPr>
@@ -6195,7 +5618,19 @@
         <w:rPr>
           <w:lang w:val="en-US"/>
         </w:rPr>
-        <w:t>here are good reasons to believe that perceived self-similarity is one of the key mechanisms of kinship recognition</w:t>
+        <w:t xml:space="preserve">here are </w:t>
+      </w:r>
+      <w:r>
+        <w:rPr>
+          <w:lang w:val="en-US"/>
+        </w:rPr>
+        <w:t xml:space="preserve">very </w:t>
+      </w:r>
+      <w:r>
+        <w:rPr>
+          <w:lang w:val="en-US"/>
+        </w:rPr>
+        <w:t>good reasons to believe that perceived self-similarity is one of the key mechanisms of kinship recognition</w:t>
       </w:r>
       <w:r>
         <w:rPr>
@@ -6226,7 +5661,7 @@
             <w:rPr>
               <w:lang w:val="en-US"/>
             </w:rPr>
-            <w:instrText>ADDIN CitaviPlaceholder{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}</w:instrText>
+            <w:instrText>ADDIN CitaviPlaceholder{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}</w:instrText>
           </w:r>
           <w:r>
             <w:rPr>
@@ -6277,7 +5712,7 @@
             <w:rPr>
               <w:lang w:val="en-US"/>
             </w:rPr>
-            <w:instrText>ADDIN CitaviPlaceholder{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}</w:instrText>
+            <w:instrText>ADDIN CitaviPlaceholder{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}</w:instrText>
           </w:r>
           <w:r>
             <w:rPr>
@@ -6305,11 +5740,40 @@
         </w:rPr>
         <w:t xml:space="preserve">. </w:t>
       </w:r>
-      <w:r>
-        <w:rPr>
-          <w:lang w:val="en-US"/>
-        </w:rPr>
-        <w:t xml:space="preserve">But even after decades of self-face perception research, the question of whether the self is special does remain controversial in psychology, neuroscience and philosophy </w:t>
+    </w:p>
+    <w:p>
+      <w:pPr>
+        <w:spacing w:line="480" w:lineRule="auto"/>
+        <w:rPr>
+          <w:lang w:val="en-US"/>
+        </w:rPr>
+      </w:pPr>
+      <w:r>
+        <w:rPr>
+          <w:lang w:val="en-US"/>
+        </w:rPr>
+        <w:lastRenderedPageBreak/>
+        <w:t>Finally,</w:t>
+      </w:r>
+      <w:r>
+        <w:rPr>
+          <w:lang w:val="en-US"/>
+        </w:rPr>
+        <w:t xml:space="preserve"> even after decades of self-</w:t>
+      </w:r>
+      <w:r>
+        <w:rPr>
+          <w:i/>
+          <w:iCs/>
+          <w:lang w:val="en-US"/>
+        </w:rPr>
+        <w:t>face</w:t>
+      </w:r>
+      <w:r>
+        <w:rPr>
+          <w:lang w:val="en-US"/>
+        </w:rPr>
+        <w:t xml:space="preserve"> perception research, the question of whether the self is special does remain controversial in psychology, neuroscience and philosophy </w:t>
       </w:r>
       <w:sdt>
         <w:sdtPr>
@@ -6334,7 +5798,7 @@
             <w:rPr>
               <w:lang w:val="en-US"/>
             </w:rPr>
-            <w:instrText>ADDIN CitaviPlaceholder{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}</w:instrText>
+            <w:instrText>ADDIN CitaviPlaceholder{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}</w:instrText>
           </w:r>
           <w:r>
             <w:rPr>
@@ -6458,7 +5922,19 @@
         <w:rPr>
           <w:lang w:val="en-US"/>
         </w:rPr>
-        <w:t>ongoing work in that direction</w:t>
+        <w:t>recent</w:t>
+      </w:r>
+      <w:r>
+        <w:rPr>
+          <w:lang w:val="en-US"/>
+        </w:rPr>
+        <w:t xml:space="preserve"> </w:t>
+      </w:r>
+      <w:r>
+        <w:rPr>
+          <w:lang w:val="en-US"/>
+        </w:rPr>
+        <w:t>work in that direction</w:t>
       </w:r>
       <w:r>
         <w:rPr>
@@ -6472,8 +5948,8 @@
             <w:lang w:val="en-US"/>
           </w:rPr>
           <w:alias w:val="To edit, see citavi.com/edit"/>
-          <w:tag w:val="CitaviPlaceholder#c4256932-067f-41c5-b716-efae89df24be"/>
-          <w:id w:val="75327132"/>
+          <w:tag w:val="CitaviPlaceholder#80bfc884-e5ad-4b41-835a-cd662f7167c2"/>
+          <w:id w:val="-1996327311"/>
           <w:placeholder>
             <w:docPart w:val="DefaultPlaceholder_-1854013440"/>
           </w:placeholder>
@@ -6489,7 +5965,7 @@
             <w:rPr>
               <w:lang w:val="en-US"/>
             </w:rPr>
-            <w:instrText>ADDIN CitaviPlaceholder{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}</w:instrText>
+            <w:instrText>ADDIN CitaviPlaceholder{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}</w:instrText>
           </w:r>
           <w:r>
             <w:rPr>
@@ -6501,7 +5977,7 @@
             <w:rPr>
               <w:lang w:val="en-US"/>
             </w:rPr>
-            <w:t>(Orepic &amp; Pinheiro, 2025)</w:t>
+            <w:t>(Orepic &amp; Pinheiro, 2026)</w:t>
           </w:r>
           <w:r>
             <w:rPr>
@@ -6515,93 +5991,97 @@
         <w:rPr>
           <w:lang w:val="en-US"/>
         </w:rPr>
+        <w:t>,</w:t>
+      </w:r>
+      <w:r>
+        <w:rPr>
+          <w:lang w:val="en-US"/>
+        </w:rPr>
+        <w:t xml:space="preserve"> </w:t>
+      </w:r>
+      <w:commentRangeStart w:id="4"/>
+      <w:r>
+        <w:rPr>
+          <w:color w:val="C00000"/>
+          <w:lang w:val="en-US"/>
+        </w:rPr>
+        <w:t xml:space="preserve">although </w:t>
+      </w:r>
+      <w:commentRangeEnd w:id="4"/>
+      <w:r>
+        <w:rPr>
+          <w:rStyle w:val="Kommentarzeichen"/>
+          <w:color w:val="C00000"/>
+          <w:sz w:val="22"/>
+          <w:szCs w:val="22"/>
+          <w:lang w:val="en-US"/>
+        </w:rPr>
+        <w:commentReference w:id="4"/>
+      </w:r>
+      <w:r>
+        <w:rPr>
+          <w:color w:val="C00000"/>
+          <w:lang w:val="en-US"/>
+        </w:rPr>
+        <w:t xml:space="preserve">we regret it does not make </w:t>
+      </w:r>
+      <w:r>
+        <w:rPr>
+          <w:color w:val="C00000"/>
+          <w:lang w:val="en-US"/>
+        </w:rPr>
+        <w:t>links</w:t>
+      </w:r>
+      <w:r>
+        <w:rPr>
+          <w:color w:val="C00000"/>
+          <w:lang w:val="en-US"/>
+        </w:rPr>
+        <w:t xml:space="preserve"> to our conceptual framework for voice naturalness</w:t>
+      </w:r>
+      <w:r>
+        <w:rPr>
+          <w:lang w:val="en-US"/>
+        </w:rPr>
+        <w:t xml:space="preserve">. </w:t>
+      </w:r>
+      <w:r>
+        <w:rPr>
+          <w:color w:val="C00000"/>
+          <w:lang w:val="en-US"/>
+        </w:rPr>
+        <w:t xml:space="preserve">We </w:t>
+      </w:r>
+      <w:r>
+        <w:rPr>
+          <w:color w:val="C00000"/>
+          <w:lang w:val="en-US"/>
+        </w:rPr>
+        <w:t xml:space="preserve">add that </w:t>
+      </w:r>
+      <w:r>
+        <w:rPr>
+          <w:lang w:val="en-US"/>
+        </w:rPr>
+        <w:t>future consideration of kinship perception might promote further understanding of a putative relationship between naturalness and self-relevance</w:t>
+      </w:r>
+      <w:r>
+        <w:rPr>
+          <w:lang w:val="en-US"/>
+        </w:rPr>
         <w:t>.</w:t>
       </w:r>
-    </w:p>
-    <w:p>
-      <w:pPr>
-        <w:spacing w:line="480" w:lineRule="auto"/>
-        <w:rPr>
-          <w:lang w:val="en-US"/>
-        </w:rPr>
-      </w:pPr>
-      <w:r>
-        <w:rPr>
-          <w:lang w:val="en-US"/>
-        </w:rPr>
-        <w:t xml:space="preserve">In </w:t>
-      </w:r>
-      <w:r>
-        <w:rPr>
-          <w:lang w:val="en-US"/>
-        </w:rPr>
-        <w:t>conclusion</w:t>
-      </w:r>
-      <w:r>
-        <w:rPr>
-          <w:lang w:val="en-US"/>
-        </w:rPr>
-        <w:t xml:space="preserve">, </w:t>
-      </w:r>
-      <w:r>
-        <w:rPr>
-          <w:lang w:val="en-US"/>
-        </w:rPr>
-        <w:t xml:space="preserve">we </w:t>
-      </w:r>
-      <w:r>
-        <w:rPr>
-          <w:lang w:val="en-US"/>
-        </w:rPr>
-        <w:t xml:space="preserve">appreciate that the response to this letter gave us the chance to </w:t>
-      </w:r>
-      <w:r>
-        <w:rPr>
-          <w:lang w:val="en-US"/>
-        </w:rPr>
-        <w:t>clarif</w:t>
-      </w:r>
-      <w:r>
-        <w:rPr>
-          <w:lang w:val="en-US"/>
-        </w:rPr>
-        <w:t>y</w:t>
-      </w:r>
-      <w:r>
-        <w:rPr>
-          <w:lang w:val="en-US"/>
-        </w:rPr>
-        <w:t xml:space="preserve"> how </w:t>
-      </w:r>
-      <w:r>
-        <w:rPr>
-          <w:lang w:val="en-US"/>
-        </w:rPr>
-        <w:t xml:space="preserve">the </w:t>
-      </w:r>
-      <w:r>
-        <w:rPr>
-          <w:lang w:val="en-US"/>
-        </w:rPr>
-        <w:t xml:space="preserve">self-voice can be </w:t>
-      </w:r>
-      <w:r>
-        <w:rPr>
-          <w:lang w:val="en-US"/>
-        </w:rPr>
-        <w:t xml:space="preserve">seamlessly </w:t>
-      </w:r>
-      <w:r>
-        <w:rPr>
-          <w:lang w:val="en-US"/>
-        </w:rPr>
-        <w:t xml:space="preserve">linked to our existing </w:t>
-      </w:r>
-      <w:r>
-        <w:rPr>
-          <w:lang w:val="en-US"/>
-        </w:rPr>
-        <w:t>framework</w:t>
+      <w:r>
+        <w:rPr>
+          <w:lang w:val="en-US"/>
+        </w:rPr>
+        <w:t xml:space="preserve"> W</w:t>
+      </w:r>
+      <w:r>
+        <w:rPr>
+          <w:lang w:val="en-US"/>
+        </w:rPr>
+        <w:t>e</w:t>
       </w:r>
       <w:r>
         <w:rPr>
@@ -6613,19 +6093,7 @@
         <w:rPr>
           <w:lang w:val="en-US"/>
         </w:rPr>
-        <w:t>of voice naturalness</w:t>
-      </w:r>
-      <w:r>
-        <w:rPr>
-          <w:lang w:val="en-US"/>
-        </w:rPr>
-        <w:t xml:space="preserve">. </w:t>
-      </w:r>
-      <w:r>
-        <w:rPr>
-          <w:lang w:val="en-US"/>
-        </w:rPr>
-        <w:t>We</w:t>
+        <w:t>look forward to</w:t>
       </w:r>
       <w:r>
         <w:rPr>
@@ -6637,7 +6105,13 @@
         <w:rPr>
           <w:lang w:val="en-US"/>
         </w:rPr>
-        <w:t>look forward to</w:t>
+        <w:t xml:space="preserve">empirical </w:t>
+      </w:r>
+      <w:r>
+        <w:rPr>
+          <w:lang w:val="en-US"/>
+        </w:rPr>
+        <w:t>contributions that</w:t>
       </w:r>
       <w:r>
         <w:rPr>
@@ -6649,19 +6123,7 @@
         <w:rPr>
           <w:lang w:val="en-US"/>
         </w:rPr>
-        <w:t xml:space="preserve">empirical </w:t>
-      </w:r>
-      <w:r>
-        <w:rPr>
-          <w:lang w:val="en-US"/>
-        </w:rPr>
-        <w:t xml:space="preserve">contributions </w:t>
-      </w:r>
-      <w:r>
-        <w:rPr>
-          <w:lang w:val="en-US"/>
-        </w:rPr>
-        <w:t>that</w:t>
+        <w:t>increase our</w:t>
       </w:r>
       <w:r>
         <w:rPr>
@@ -6673,25 +6135,7 @@
         <w:rPr>
           <w:lang w:val="en-US"/>
         </w:rPr>
-        <w:t>li</w:t>
-      </w:r>
-      <w:r>
-        <w:rPr>
-          <w:lang w:val="en-US"/>
-        </w:rPr>
-        <w:t>n</w:t>
-      </w:r>
-      <w:r>
-        <w:rPr>
-          <w:lang w:val="en-US"/>
-        </w:rPr>
-        <w:t>k phenomena of self-voice p</w:t>
-      </w:r>
-      <w:r>
-        <w:rPr>
-          <w:lang w:val="en-US"/>
-        </w:rPr>
-        <w:t>rocessing</w:t>
+        <w:t>understanding</w:t>
       </w:r>
       <w:r>
         <w:rPr>
@@ -6703,49 +6147,19 @@
         <w:rPr>
           <w:lang w:val="en-US"/>
         </w:rPr>
-        <w:t xml:space="preserve">to </w:t>
-      </w:r>
-      <w:r>
-        <w:rPr>
-          <w:lang w:val="en-US"/>
-        </w:rPr>
-        <w:t xml:space="preserve">this </w:t>
-      </w:r>
-      <w:r>
-        <w:rPr>
-          <w:lang w:val="en-US"/>
-        </w:rPr>
-        <w:t>framework and</w:t>
-      </w:r>
-      <w:r>
-        <w:rPr>
-          <w:lang w:val="en-US"/>
-        </w:rPr>
-        <w:t xml:space="preserve"> expect that these will be helpful to further develop and refine the model</w:t>
-      </w:r>
-      <w:r>
-        <w:rPr>
-          <w:lang w:val="en-US"/>
-        </w:rPr>
-        <w:t xml:space="preserve">. </w:t>
-      </w:r>
-      <w:r>
-        <w:rPr>
-          <w:lang w:val="en-US"/>
-        </w:rPr>
-        <w:t xml:space="preserve">With increasingly sophisticated </w:t>
-      </w:r>
-      <w:r>
-        <w:rPr>
-          <w:lang w:val="en-US"/>
-        </w:rPr>
-        <w:t>studies</w:t>
-      </w:r>
-      <w:r>
-        <w:rPr>
-          <w:lang w:val="en-US"/>
-        </w:rPr>
-        <w:t>, we are confident that future</w:t>
+        <w:t xml:space="preserve">of both </w:t>
+      </w:r>
+      <w:r>
+        <w:rPr>
+          <w:lang w:val="en-US"/>
+        </w:rPr>
+        <w:t xml:space="preserve">self-voice </w:t>
+      </w:r>
+      <w:r>
+        <w:rPr>
+          <w:lang w:val="en-US"/>
+        </w:rPr>
+        <w:t>processing</w:t>
       </w:r>
       <w:r>
         <w:rPr>
@@ -6757,121 +6171,30 @@
         <w:rPr>
           <w:lang w:val="en-US"/>
         </w:rPr>
-        <w:t>research program</w:t>
-      </w:r>
-      <w:r>
-        <w:rPr>
-          <w:lang w:val="en-US"/>
-        </w:rPr>
-        <w:t>s</w:t>
-      </w:r>
-      <w:r>
-        <w:rPr>
-          <w:lang w:val="en-US"/>
-        </w:rPr>
-        <w:t xml:space="preserve"> </w:t>
-      </w:r>
-      <w:r>
-        <w:rPr>
-          <w:lang w:val="en-US"/>
-        </w:rPr>
-        <w:t>will</w:t>
-      </w:r>
-      <w:r>
-        <w:rPr>
-          <w:lang w:val="en-US"/>
-        </w:rPr>
-        <w:t xml:space="preserve"> </w:t>
-      </w:r>
-      <w:r>
-        <w:rPr>
-          <w:lang w:val="en-US"/>
-        </w:rPr>
-        <w:t xml:space="preserve">address these </w:t>
-      </w:r>
-      <w:r>
-        <w:rPr>
-          <w:lang w:val="en-US"/>
-        </w:rPr>
-        <w:t>challenges and</w:t>
-      </w:r>
-      <w:r>
-        <w:rPr>
-          <w:lang w:val="en-US"/>
-        </w:rPr>
-        <w:t xml:space="preserve"> </w:t>
-      </w:r>
-      <w:r>
-        <w:rPr>
-          <w:lang w:val="en-US"/>
-        </w:rPr>
-        <w:t>promote</w:t>
-      </w:r>
-      <w:r>
-        <w:rPr>
-          <w:lang w:val="en-US"/>
-        </w:rPr>
-        <w:t xml:space="preserve"> further progress </w:t>
-      </w:r>
-      <w:r>
-        <w:rPr>
-          <w:lang w:val="en-US"/>
-        </w:rPr>
-        <w:t>that will mutually benefit</w:t>
-      </w:r>
-      <w:r>
-        <w:rPr>
-          <w:lang w:val="en-US"/>
-        </w:rPr>
-        <w:t xml:space="preserve"> a better </w:t>
-      </w:r>
-      <w:r>
-        <w:rPr>
-          <w:lang w:val="en-US"/>
-        </w:rPr>
-        <w:t>understanding</w:t>
-      </w:r>
-      <w:r>
-        <w:rPr>
-          <w:lang w:val="en-US"/>
-        </w:rPr>
-        <w:t xml:space="preserve"> </w:t>
-      </w:r>
-      <w:r>
-        <w:rPr>
-          <w:lang w:val="en-US"/>
-        </w:rPr>
-        <w:t xml:space="preserve">of both </w:t>
-      </w:r>
-      <w:r>
-        <w:rPr>
-          <w:lang w:val="en-US"/>
-        </w:rPr>
-        <w:t xml:space="preserve">self-voice </w:t>
-      </w:r>
-      <w:r>
-        <w:rPr>
-          <w:lang w:val="en-US"/>
-        </w:rPr>
-        <w:t>processing</w:t>
-      </w:r>
-      <w:r>
-        <w:rPr>
-          <w:lang w:val="en-US"/>
-        </w:rPr>
-        <w:t xml:space="preserve"> </w:t>
-      </w:r>
-      <w:r>
-        <w:rPr>
-          <w:lang w:val="en-US"/>
-        </w:rPr>
         <w:t xml:space="preserve">and voice </w:t>
       </w:r>
       <w:r>
         <w:rPr>
           <w:lang w:val="en-US"/>
         </w:rPr>
-        <w:t>naturalness impressions</w:t>
+        <w:t xml:space="preserve">naturalness </w:t>
+      </w:r>
+      <w:commentRangeStart w:id="5"/>
+      <w:r>
+        <w:rPr>
+          <w:lang w:val="en-US"/>
+        </w:rPr>
+        <w:t>impressions</w:t>
+      </w:r>
+      <w:commentRangeEnd w:id="5"/>
+      <w:r>
+        <w:rPr>
+          <w:rStyle w:val="Kommentarzeichen"/>
+          <w:sz w:val="22"/>
+          <w:szCs w:val="22"/>
+          <w:lang w:val="en-US"/>
+        </w:rPr>
+        <w:commentReference w:id="5"/>
       </w:r>
       <w:r>
         <w:rPr>
@@ -6953,7 +6276,25 @@
           <w:color w:val="1D1B1B"/>
           <w:lang w:val="en-US"/>
         </w:rPr>
-        <w:t xml:space="preserve">for helpful suggestions about a previous version of this work. </w:t>
+        <w:t xml:space="preserve">for helpful suggestions </w:t>
+      </w:r>
+      <w:r>
+        <w:rPr>
+          <w:rFonts w:cstheme="minorHAnsi"/>
+          <w:bCs/>
+          <w:color w:val="1D1B1B"/>
+          <w:lang w:val="en-US"/>
+        </w:rPr>
+        <w:t>on</w:t>
+      </w:r>
+      <w:r>
+        <w:rPr>
+          <w:rFonts w:cstheme="minorHAnsi"/>
+          <w:bCs/>
+          <w:color w:val="1D1B1B"/>
+          <w:lang w:val="en-US"/>
+        </w:rPr>
+        <w:t xml:space="preserve"> a previous version of this work. </w:t>
       </w:r>
       <w:r>
         <w:rPr>
@@ -7055,7 +6396,10 @@
     <w:sdt>
       <w:sdtPr>
         <w:rPr>
-          <w:rFonts w:eastAsiaTheme="minorHAnsi"/>
+          <w:rFonts w:asciiTheme="minorHAnsi" w:eastAsiaTheme="minorHAnsi" w:hAnsiTheme="minorHAnsi" w:cstheme="minorBidi"/>
+          <w:color w:val="auto"/>
+          <w:sz w:val="22"/>
+          <w:szCs w:val="22"/>
           <w:lang w:val="en-US"/>
         </w:rPr>
         <w:tag w:val="CitaviBibliography"/>
@@ -7064,18 +6408,13 @@
           <w:docPart w:val="DefaultPlaceholder_-1854013440"/>
         </w:placeholder>
       </w:sdtPr>
-      <w:sdtEndPr>
-        <w:rPr>
-          <w:rFonts w:asciiTheme="minorHAnsi" w:hAnsiTheme="minorHAnsi" w:cstheme="minorBidi"/>
-          <w:color w:val="auto"/>
-          <w:sz w:val="22"/>
-          <w:szCs w:val="22"/>
-        </w:rPr>
-      </w:sdtEndPr>
       <w:sdtContent>
         <w:p>
           <w:pPr>
             <w:pStyle w:val="CitaviBibliographyHeading"/>
+            <w:rPr>
+              <w:lang w:val="en-US"/>
+            </w:rPr>
           </w:pPr>
           <w:r>
             <w:rPr>
@@ -7084,6 +6423,9 @@
             <w:fldChar w:fldCharType="begin"/>
           </w:r>
           <w:r>
+            <w:rPr>
+              <w:lang w:val="en-US"/>
+            </w:rPr>
             <w:instrText>ADDIN CitaviBibliography</w:instrText>
           </w:r>
           <w:r>
@@ -7093,6 +6435,9 @@
             <w:fldChar w:fldCharType="separate"/>
           </w:r>
           <w:r>
+            <w:rPr>
+              <w:lang w:val="en-US"/>
+            </w:rPr>
             <w:t>References</w:t>
           </w:r>
         </w:p>
@@ -7103,17 +6448,14 @@
               <w:lang w:val="en-US"/>
             </w:rPr>
           </w:pPr>
-          <w:bookmarkStart w:id="4" w:name="_CTVL001872a0bd54a2d42f483613d3eb82d0fe3"/>
-          <w:r>
-            <w:t xml:space="preserve">Nussbaum, C., Frühholz, S., &amp; Schweinberger, S. R. (2025). </w:t>
-          </w:r>
-          <w:r>
-            <w:rPr>
-              <w:lang w:val="en-US"/>
-            </w:rPr>
-            <w:t>Understanding voice naturalness.</w:t>
-          </w:r>
-          <w:bookmarkEnd w:id="4"/>
+          <w:bookmarkStart w:id="6" w:name="_CTVL0012dd5f700c4e04db09175a3ec98625a13"/>
+          <w:r>
+            <w:rPr>
+              <w:lang w:val="en-US"/>
+            </w:rPr>
+            <w:t>DeBruine, L. M., Smith, F. G., Jones, B. C., Roberts, S. C., Petrie, M., &amp; Spector, T. D. (2009). Kin recognition signals in adult faces.</w:t>
+          </w:r>
+          <w:bookmarkEnd w:id="6"/>
           <w:r>
             <w:rPr>
               <w:lang w:val="en-US"/>
@@ -7125,7 +6467,7 @@
               <w:i/>
               <w:lang w:val="en-US"/>
             </w:rPr>
-            <w:t>Trends in Cognitive Sciences</w:t>
+            <w:t>Vision Res</w:t>
           </w:r>
           <w:r>
             <w:rPr>
@@ -7138,30 +6480,30 @@
               <w:i/>
               <w:lang w:val="en-US"/>
             </w:rPr>
-            <w:t>29</w:t>
-          </w:r>
-          <w:r>
-            <w:rPr>
-              <w:lang w:val="en-US"/>
-            </w:rPr>
-            <w:t>(5), 467–480. https://doi.org/10.1016/j.tics.2025.01.010</w:t>
+            <w:t>49</w:t>
+          </w:r>
+          <w:r>
+            <w:rPr>
+              <w:lang w:val="en-US"/>
+            </w:rPr>
+            <w:t>(1), 38–43. https://doi.org/10.1016/j.visres.2008.09.025</w:t>
           </w:r>
         </w:p>
         <w:p>
           <w:pPr>
             <w:pStyle w:val="CitaviBibliographyEntry"/>
-            <w:rPr>
-              <w:lang w:val="en-US"/>
-            </w:rPr>
           </w:pPr>
-          <w:bookmarkStart w:id="5" w:name="_CTVL001b9676ab1e5684c59b62432858caa6e4f"/>
-          <w:r>
-            <w:rPr>
-              <w:lang w:val="en-US"/>
-            </w:rPr>
-            <w:t>Pandey, A., Le Maguer, S., &amp; Harte, N. (2025). What is Naturalness? In</w:t>
-          </w:r>
-          <w:bookmarkEnd w:id="5"/>
+          <w:bookmarkStart w:id="7" w:name="_CTVL001ea1526d28f4a4bfd8cbb27222a58911f"/>
+          <w:r>
+            <w:t xml:space="preserve">Frühholz, S., &amp; Schweinberger, S. R. (2021). </w:t>
+          </w:r>
+          <w:r>
+            <w:rPr>
+              <w:lang w:val="en-US"/>
+            </w:rPr>
+            <w:t>Nonverbal auditory communication - Evidence for integrated neural systems for voice signal production and perception.</w:t>
+          </w:r>
+          <w:bookmarkEnd w:id="7"/>
           <w:r>
             <w:rPr>
               <w:lang w:val="en-US"/>
@@ -7171,15 +6513,20 @@
           <w:r>
             <w:rPr>
               <w:i/>
-              <w:lang w:val="en-US"/>
-            </w:rPr>
-            <w:t xml:space="preserve">13th edition of the Speech Synthesis Workshop </w:t>
-          </w:r>
-          <w:r>
-            <w:rPr>
-              <w:lang w:val="en-US"/>
-            </w:rPr>
-            <w:t>(pp. 215–221). ISCA. https://doi.org/10.21437/SSW.2025-33</w:t>
+            </w:rPr>
+            <w:t>Progress in Neurobiology</w:t>
+          </w:r>
+          <w:r>
+            <w:t xml:space="preserve">, </w:t>
+          </w:r>
+          <w:r>
+            <w:rPr>
+              <w:i/>
+            </w:rPr>
+            <w:t>199</w:t>
+          </w:r>
+          <w:r>
+            <w:t>, 101948. https://doi.org/10.1016/j.pneurobio.2020.101948</w:t>
           </w:r>
         </w:p>
         <w:p>
@@ -7189,14 +6536,592 @@
               <w:lang w:val="en-US"/>
             </w:rPr>
           </w:pPr>
-          <w:bookmarkStart w:id="6" w:name="_CTVL0015455222ba26a4de58c36fd167329696a"/>
+          <w:bookmarkStart w:id="8" w:name="_CTVL001ae80c5ee55574e2a8031ca141080f218"/>
+          <w:r>
+            <w:t xml:space="preserve">Hyppa-Martin, J., Lilley, J., Chen, M., Friese, J., Schmidt, C., &amp; Bunnell, H. T. (2024). </w:t>
+          </w:r>
+          <w:r>
+            <w:rPr>
+              <w:lang w:val="en-US"/>
+            </w:rPr>
+            <w:t>A large-scale comparison of two voice synthesis techniques on intelligibility, naturalness, preferences, and attitudes toward voices banked by individuals with amyotrophic lateral sclerosis.</w:t>
+          </w:r>
+          <w:bookmarkEnd w:id="8"/>
+          <w:r>
+            <w:rPr>
+              <w:lang w:val="en-US"/>
+            </w:rPr>
+            <w:t xml:space="preserve"> </w:t>
+          </w:r>
+          <w:r>
+            <w:rPr>
+              <w:i/>
+              <w:lang w:val="en-US"/>
+            </w:rPr>
+            <w:t>Augmentative and Alternative Communication</w:t>
+          </w:r>
+          <w:r>
+            <w:rPr>
+              <w:lang w:val="en-US"/>
+            </w:rPr>
+            <w:t xml:space="preserve">, </w:t>
+          </w:r>
+          <w:r>
+            <w:rPr>
+              <w:i/>
+              <w:lang w:val="en-US"/>
+            </w:rPr>
+            <w:t>40</w:t>
+          </w:r>
+          <w:r>
+            <w:rPr>
+              <w:lang w:val="en-US"/>
+            </w:rPr>
+            <w:t>(1), 31–45. https://doi.org/10.1080/07434618.2023.2262032</w:t>
+          </w:r>
+        </w:p>
+        <w:p>
+          <w:pPr>
+            <w:pStyle w:val="CitaviBibliographyEntry"/>
+            <w:rPr>
+              <w:lang w:val="en-US"/>
+            </w:rPr>
+          </w:pPr>
+          <w:bookmarkStart w:id="9" w:name="_CTVL0011668ab7cd410419e9aefa6881534a39a"/>
+          <w:r>
+            <w:rPr>
+              <w:lang w:val="en-US"/>
+            </w:rPr>
+            <w:t xml:space="preserve">Kapolowicz, M. R., Guest, D. R., Montazeri, V., Baese-Berk, M. M., &amp; Assmann, P. F. (2022). Effects of Spectral Envelope and Fundamental Frequency Shifts on the Perception of Foreign-Accented </w:t>
+          </w:r>
+          <w:r>
+            <w:rPr>
+              <w:lang w:val="en-US"/>
+            </w:rPr>
+            <w:lastRenderedPageBreak/>
+            <w:t>Speech.</w:t>
+          </w:r>
+          <w:bookmarkEnd w:id="9"/>
+          <w:r>
+            <w:rPr>
+              <w:lang w:val="en-US"/>
+            </w:rPr>
+            <w:t xml:space="preserve"> </w:t>
+          </w:r>
+          <w:r>
+            <w:rPr>
+              <w:i/>
+              <w:lang w:val="en-US"/>
+            </w:rPr>
+            <w:t>Language and Speech</w:t>
+          </w:r>
+          <w:r>
+            <w:rPr>
+              <w:lang w:val="en-US"/>
+            </w:rPr>
+            <w:t xml:space="preserve">, </w:t>
+          </w:r>
+          <w:r>
+            <w:rPr>
+              <w:i/>
+              <w:lang w:val="en-US"/>
+            </w:rPr>
+            <w:t>65</w:t>
+          </w:r>
+          <w:r>
+            <w:rPr>
+              <w:lang w:val="en-US"/>
+            </w:rPr>
+            <w:t>(2), 418–443. https://doi.org/10.1177/00238309211029679</w:t>
+          </w:r>
+        </w:p>
+        <w:p>
+          <w:pPr>
+            <w:pStyle w:val="CitaviBibliographyEntry"/>
+            <w:rPr>
+              <w:lang w:val="en-US"/>
+            </w:rPr>
+          </w:pPr>
+          <w:bookmarkStart w:id="10" w:name="_CTVL0016dbd513c46ad443c91d5cd8367ad72bb"/>
+          <w:r>
+            <w:rPr>
+              <w:lang w:val="en-US"/>
+            </w:rPr>
+            <w:t>Kovács, G., Göschel, L., Pawlik, S. M., &amp; Tramacere, A. (2025). The neural dynamics of current and past self-face perception: Challenging the privilege access hypothesis.</w:t>
+          </w:r>
+          <w:bookmarkEnd w:id="10"/>
+          <w:r>
+            <w:rPr>
+              <w:lang w:val="en-US"/>
+            </w:rPr>
+            <w:t xml:space="preserve"> </w:t>
+          </w:r>
+          <w:r>
+            <w:rPr>
+              <w:i/>
+              <w:lang w:val="en-US"/>
+            </w:rPr>
+            <w:t>Cortex; a Journal Devoted to the Study of the Nervous System and Behavior</w:t>
+          </w:r>
+          <w:r>
+            <w:rPr>
+              <w:lang w:val="en-US"/>
+            </w:rPr>
+            <w:t xml:space="preserve">, </w:t>
+          </w:r>
+          <w:r>
+            <w:rPr>
+              <w:i/>
+              <w:lang w:val="en-US"/>
+            </w:rPr>
+            <w:t>194</w:t>
+          </w:r>
+          <w:r>
+            <w:rPr>
+              <w:lang w:val="en-US"/>
+            </w:rPr>
+            <w:t>, 77–90. https://doi.org/10.1016/j.cortex.2025.11.006</w:t>
+          </w:r>
+        </w:p>
+        <w:p>
+          <w:pPr>
+            <w:pStyle w:val="CitaviBibliographyEntry"/>
+            <w:rPr>
+              <w:lang w:val="en-US"/>
+            </w:rPr>
+          </w:pPr>
+          <w:bookmarkStart w:id="11" w:name="_CTVL001119f069538084cc0afa0ce98f08c90db"/>
+          <w:r>
+            <w:rPr>
+              <w:lang w:val="en-US"/>
+            </w:rPr>
+            <w:t>Lavan, N., Irvine, M., Rosi, V., &amp; McGettigan, C. (2025). Voice clones sound realistic but not (yet) hyperrealistic.</w:t>
+          </w:r>
+          <w:bookmarkEnd w:id="11"/>
+          <w:r>
+            <w:rPr>
+              <w:lang w:val="en-US"/>
+            </w:rPr>
+            <w:t xml:space="preserve"> </w:t>
+          </w:r>
+          <w:r>
+            <w:rPr>
+              <w:i/>
+              <w:lang w:val="en-US"/>
+            </w:rPr>
+            <w:t>PLoS One</w:t>
+          </w:r>
+          <w:r>
+            <w:rPr>
+              <w:lang w:val="en-US"/>
+            </w:rPr>
+            <w:t xml:space="preserve">, </w:t>
+          </w:r>
+          <w:r>
+            <w:rPr>
+              <w:i/>
+              <w:lang w:val="en-US"/>
+            </w:rPr>
+            <w:t>20</w:t>
+          </w:r>
+          <w:r>
+            <w:rPr>
+              <w:lang w:val="en-US"/>
+            </w:rPr>
+            <w:t>(9), e0332692. https://doi.org/10.1371/journal.pone.0332692</w:t>
+          </w:r>
+        </w:p>
+        <w:p>
+          <w:pPr>
+            <w:pStyle w:val="CitaviBibliographyEntry"/>
+            <w:rPr>
+              <w:lang w:val="en-US"/>
+            </w:rPr>
+          </w:pPr>
+          <w:bookmarkStart w:id="12" w:name="_CTVL001336c0a9a324c431a956472a7daab8a11"/>
+          <w:r>
+            <w:rPr>
+              <w:lang w:val="en-US"/>
+            </w:rPr>
+            <w:t>Lee, E.</w:t>
+          </w:r>
+          <w:r>
+            <w:rPr>
+              <w:rFonts w:ascii="Cambria Math" w:hAnsi="Cambria Math" w:cs="Cambria Math"/>
+              <w:lang w:val="en-US"/>
+            </w:rPr>
+            <w:t>‑</w:t>
+          </w:r>
+          <w:r>
+            <w:rPr>
+              <w:lang w:val="en-US"/>
+            </w:rPr>
+            <w:t>J. (2010). The more humanlike, the better? How speech type and users</w:t>
+          </w:r>
+          <w:r>
+            <w:rPr>
+              <w:rFonts w:ascii="Calibri" w:hAnsi="Calibri" w:cs="Calibri"/>
+              <w:lang w:val="en-US"/>
+            </w:rPr>
+            <w:t>’</w:t>
+          </w:r>
+          <w:r>
+            <w:rPr>
+              <w:lang w:val="en-US"/>
+            </w:rPr>
+            <w:t xml:space="preserve"> cognitive style affect social responses to computers.</w:t>
+          </w:r>
+          <w:bookmarkEnd w:id="12"/>
+          <w:r>
+            <w:rPr>
+              <w:lang w:val="en-US"/>
+            </w:rPr>
+            <w:t xml:space="preserve"> </w:t>
+          </w:r>
+          <w:r>
+            <w:rPr>
+              <w:i/>
+              <w:lang w:val="en-US"/>
+            </w:rPr>
+            <w:t>Computers in Human Behavior</w:t>
+          </w:r>
+          <w:r>
+            <w:rPr>
+              <w:lang w:val="en-US"/>
+            </w:rPr>
+            <w:t xml:space="preserve">, </w:t>
+          </w:r>
+          <w:r>
+            <w:rPr>
+              <w:i/>
+              <w:lang w:val="en-US"/>
+            </w:rPr>
+            <w:t>26</w:t>
+          </w:r>
+          <w:r>
+            <w:rPr>
+              <w:lang w:val="en-US"/>
+            </w:rPr>
+            <w:t>(4), 665–672. https://doi.org/10.1016/j.chb.2010.01.003</w:t>
+          </w:r>
+        </w:p>
+        <w:p>
+          <w:pPr>
+            <w:pStyle w:val="CitaviBibliographyEntry"/>
+            <w:rPr>
+              <w:lang w:val="en-US"/>
+            </w:rPr>
+          </w:pPr>
+          <w:bookmarkStart w:id="13" w:name="_CTVL001929ae89f05734acbb13c08fb32e0991f"/>
+          <w:r>
+            <w:rPr>
+              <w:lang w:val="en-US"/>
+            </w:rPr>
+            <w:t>Maloney, L. T., &amp; Dal Martello, M. F. (2006). Kin recognition and the perceived facial similarity of children.</w:t>
+          </w:r>
+          <w:bookmarkEnd w:id="13"/>
+          <w:r>
+            <w:rPr>
+              <w:lang w:val="en-US"/>
+            </w:rPr>
+            <w:t xml:space="preserve"> </w:t>
+          </w:r>
+          <w:r>
+            <w:rPr>
+              <w:i/>
+              <w:lang w:val="en-US"/>
+            </w:rPr>
+            <w:t>Journal of Vision</w:t>
+          </w:r>
+          <w:r>
+            <w:rPr>
+              <w:lang w:val="en-US"/>
+            </w:rPr>
+            <w:t xml:space="preserve">, </w:t>
+          </w:r>
+          <w:r>
+            <w:rPr>
+              <w:i/>
+              <w:lang w:val="en-US"/>
+            </w:rPr>
+            <w:t>6</w:t>
+          </w:r>
+          <w:r>
+            <w:rPr>
+              <w:lang w:val="en-US"/>
+            </w:rPr>
+            <w:t>(10), 1047–1056. https://doi.org/10.1167/6.10.4</w:t>
+          </w:r>
+        </w:p>
+        <w:p>
+          <w:pPr>
+            <w:pStyle w:val="CitaviBibliographyEntry"/>
+            <w:rPr>
+              <w:lang w:val="en-US"/>
+            </w:rPr>
+          </w:pPr>
+          <w:bookmarkStart w:id="14" w:name="_CTVL001a41221023d83451484034bf88cfe9a4a"/>
+          <w:r>
+            <w:rPr>
+              <w:lang w:val="en-US"/>
+            </w:rPr>
+            <w:t>Mateo, J. M. (2015). Perspectives: Hamilton's Legacy: Mechanisms of Kin Recognition in Humans.</w:t>
+          </w:r>
+          <w:bookmarkEnd w:id="14"/>
+          <w:r>
+            <w:rPr>
+              <w:lang w:val="en-US"/>
+            </w:rPr>
+            <w:t xml:space="preserve"> </w:t>
+          </w:r>
+          <w:r>
+            <w:rPr>
+              <w:i/>
+              <w:lang w:val="en-US"/>
+            </w:rPr>
+            <w:t>Ethology</w:t>
+          </w:r>
+          <w:r>
+            <w:rPr>
+              <w:lang w:val="en-US"/>
+            </w:rPr>
+            <w:t xml:space="preserve">, </w:t>
+          </w:r>
+          <w:r>
+            <w:rPr>
+              <w:i/>
+              <w:lang w:val="en-US"/>
+            </w:rPr>
+            <w:t>121</w:t>
+          </w:r>
+          <w:r>
+            <w:rPr>
+              <w:lang w:val="en-US"/>
+            </w:rPr>
+            <w:t>(5), 419–427. https://doi.org/10.1111/eth.12358</w:t>
+          </w:r>
+        </w:p>
+        <w:p>
+          <w:pPr>
+            <w:pStyle w:val="CitaviBibliographyEntry"/>
+          </w:pPr>
+          <w:bookmarkStart w:id="15" w:name="_CTVL0015b69d468d9074575b75d44ca5cf2c5d1"/>
+          <w:r>
+            <w:rPr>
+              <w:lang w:val="en-US"/>
+            </w:rPr>
+            <w:t>Maurer, D., &amp; Landis, T. (1990). Role of bone conduction in the self-perception of speech.</w:t>
+          </w:r>
+          <w:bookmarkEnd w:id="15"/>
+          <w:r>
+            <w:rPr>
+              <w:lang w:val="en-US"/>
+            </w:rPr>
+            <w:t xml:space="preserve"> </w:t>
+          </w:r>
+          <w:r>
+            <w:rPr>
+              <w:i/>
+            </w:rPr>
+            <w:t>Folia Phoniatrica</w:t>
+          </w:r>
+          <w:r>
+            <w:t xml:space="preserve">, </w:t>
+          </w:r>
+          <w:r>
+            <w:rPr>
+              <w:i/>
+            </w:rPr>
+            <w:t>42</w:t>
+          </w:r>
+          <w:r>
+            <w:t>(5), 226–229. https://doi.org/10.1159/000266070</w:t>
+          </w:r>
+        </w:p>
+        <w:p>
+          <w:pPr>
+            <w:pStyle w:val="CitaviBibliographyEntry"/>
+            <w:rPr>
+              <w:lang w:val="en-US"/>
+            </w:rPr>
+          </w:pPr>
+          <w:bookmarkStart w:id="16" w:name="_CTVL001872a0bd54a2d42f483613d3eb82d0fe3"/>
+          <w:r>
+            <w:t xml:space="preserve">Nussbaum, C., Frühholz, S., &amp; Schweinberger, S. R. (2025). </w:t>
+          </w:r>
+          <w:r>
+            <w:rPr>
+              <w:lang w:val="en-US"/>
+            </w:rPr>
+            <w:t>Understanding voice naturalness.</w:t>
+          </w:r>
+          <w:bookmarkEnd w:id="16"/>
+          <w:r>
+            <w:rPr>
+              <w:lang w:val="en-US"/>
+            </w:rPr>
+            <w:t xml:space="preserve"> </w:t>
+          </w:r>
+          <w:r>
+            <w:rPr>
+              <w:i/>
+              <w:lang w:val="en-US"/>
+            </w:rPr>
+            <w:t>Trends in Cognitive Sciences</w:t>
+          </w:r>
+          <w:r>
+            <w:rPr>
+              <w:lang w:val="en-US"/>
+            </w:rPr>
+            <w:t xml:space="preserve">, </w:t>
+          </w:r>
+          <w:r>
+            <w:rPr>
+              <w:i/>
+              <w:lang w:val="en-US"/>
+            </w:rPr>
+            <w:t>29</w:t>
+          </w:r>
+          <w:r>
+            <w:rPr>
+              <w:lang w:val="en-US"/>
+            </w:rPr>
+            <w:t>(5), 467–480. https://doi.org/10.1016/j.tics.2025.01.010</w:t>
+          </w:r>
+        </w:p>
+        <w:p>
+          <w:pPr>
+            <w:pStyle w:val="CitaviBibliographyEntry"/>
+            <w:rPr>
+              <w:lang w:val="en-US"/>
+            </w:rPr>
+          </w:pPr>
+          <w:bookmarkStart w:id="17" w:name="_CTVL001caa0761a4b40485d8947aa87caf17b69"/>
+          <w:r>
+            <w:rPr>
+              <w:lang w:val="en-US"/>
+            </w:rPr>
+            <w:t>Orepic, P., Kannape, O. A., Faivre, N., &amp; Blanke, O. (2023). Bone conduction facilitates self-other voice discrimination.</w:t>
+          </w:r>
+          <w:bookmarkEnd w:id="17"/>
+          <w:r>
+            <w:rPr>
+              <w:lang w:val="en-US"/>
+            </w:rPr>
+            <w:t xml:space="preserve"> </w:t>
+          </w:r>
+          <w:r>
+            <w:rPr>
+              <w:i/>
+              <w:lang w:val="en-US"/>
+            </w:rPr>
+            <w:t>Royal Society Open Science</w:t>
+          </w:r>
+          <w:r>
+            <w:rPr>
+              <w:lang w:val="en-US"/>
+            </w:rPr>
+            <w:t xml:space="preserve">, </w:t>
+          </w:r>
+          <w:r>
+            <w:rPr>
+              <w:i/>
+              <w:lang w:val="en-US"/>
+            </w:rPr>
+            <w:t>10</w:t>
+          </w:r>
+          <w:r>
+            <w:rPr>
+              <w:lang w:val="en-US"/>
+            </w:rPr>
+            <w:t>(2), 221561. https://doi.org/10.1098/rsos.221561</w:t>
+          </w:r>
+        </w:p>
+        <w:p>
+          <w:pPr>
+            <w:pStyle w:val="CitaviBibliographyEntry"/>
+            <w:rPr>
+              <w:lang w:val="en-US"/>
+            </w:rPr>
+          </w:pPr>
+          <w:bookmarkStart w:id="18" w:name="_CTVL0010ac44d77870a43299b6dc953088d6398"/>
+          <w:r>
+            <w:rPr>
+              <w:lang w:val="en-US"/>
+            </w:rPr>
+            <w:t>Orepic, P., &amp; Pinheiro, A. P. (2026). From Voice to Self: An Integrative Framework on Self-Voice Processing.</w:t>
+          </w:r>
+          <w:bookmarkEnd w:id="18"/>
+          <w:r>
+            <w:rPr>
+              <w:lang w:val="en-US"/>
+            </w:rPr>
+            <w:t xml:space="preserve"> </w:t>
+          </w:r>
+          <w:r>
+            <w:rPr>
+              <w:i/>
+              <w:lang w:val="en-US"/>
+            </w:rPr>
+            <w:t>Perspect Psychol Sci</w:t>
+          </w:r>
+          <w:r>
+            <w:rPr>
+              <w:lang w:val="en-US"/>
+            </w:rPr>
+            <w:t>, 17456916261422585. https://doi.org/10.1177/17456916261422585</w:t>
+          </w:r>
+        </w:p>
+        <w:p>
+          <w:pPr>
+            <w:pStyle w:val="CitaviBibliographyEntry"/>
+            <w:rPr>
+              <w:lang w:val="en-US"/>
+            </w:rPr>
+          </w:pPr>
+          <w:bookmarkStart w:id="19" w:name="_CTVL001b9676ab1e5684c59b62432858caa6e4f"/>
+          <w:r>
+            <w:rPr>
+              <w:lang w:val="en-US"/>
+            </w:rPr>
+            <w:t>Pandey, A., Le Maguer, S., &amp; Harte, N. (2025). What is Naturalness? In</w:t>
+          </w:r>
+          <w:bookmarkEnd w:id="19"/>
+          <w:r>
+            <w:rPr>
+              <w:lang w:val="en-US"/>
+            </w:rPr>
+            <w:t xml:space="preserve"> </w:t>
+          </w:r>
+          <w:r>
+            <w:rPr>
+              <w:i/>
+              <w:lang w:val="en-US"/>
+            </w:rPr>
+            <w:t xml:space="preserve">13th edition of the Speech Synthesis Workshop </w:t>
+          </w:r>
+          <w:r>
+            <w:rPr>
+              <w:lang w:val="en-US"/>
+            </w:rPr>
+            <w:t>(pp. 215–221). ISCA. https://doi.org/10.21437/SSW.2025-33</w:t>
+          </w:r>
+        </w:p>
+        <w:p>
+          <w:pPr>
+            <w:pStyle w:val="CitaviBibliographyEntry"/>
+            <w:rPr>
+              <w:lang w:val="en-US"/>
+            </w:rPr>
+          </w:pPr>
+          <w:bookmarkStart w:id="20" w:name="_CTVL0015455222ba26a4de58c36fd167329696a"/>
           <w:r>
             <w:rPr>
               <w:lang w:val="en-US"/>
             </w:rPr>
             <w:t>Pinheiro, A. P. (2025). Beyond acoustics: Self-relevance as a key to voice naturalness (L).</w:t>
           </w:r>
-          <w:bookmarkEnd w:id="6"/>
+          <w:bookmarkEnd w:id="20"/>
           <w:r>
             <w:rPr>
               <w:lang w:val="en-US"/>
@@ -7228,6 +7153,258 @@
               <w:lang w:val="en-US"/>
             </w:rPr>
             <w:t>(5), 4045–4047. https://doi.org/10.1121/10.0039927</w:t>
+          </w:r>
+        </w:p>
+        <w:p>
+          <w:pPr>
+            <w:pStyle w:val="CitaviBibliographyEntry"/>
+            <w:rPr>
+              <w:lang w:val="en-US"/>
+            </w:rPr>
+          </w:pPr>
+          <w:bookmarkStart w:id="21" w:name="_CTVL001a39a77e7e22244a7a4f44c22f73ff172"/>
+          <w:r>
+            <w:rPr>
+              <w:lang w:val="en-US"/>
+            </w:rPr>
+            <w:t>Pinheiro, A. P., Sarzedas, J., Roberto, M. S., &amp; Kotz, S. A. (2023). Attention and emotion shape self-voice prioritization in speech processing.</w:t>
+          </w:r>
+          <w:bookmarkEnd w:id="21"/>
+          <w:r>
+            <w:rPr>
+              <w:lang w:val="en-US"/>
+            </w:rPr>
+            <w:t xml:space="preserve"> </w:t>
+          </w:r>
+          <w:r>
+            <w:rPr>
+              <w:i/>
+              <w:lang w:val="en-US"/>
+            </w:rPr>
+            <w:t>Cortex; a Journal Devoted to the Study of the Nervous System and Behavior</w:t>
+          </w:r>
+          <w:r>
+            <w:rPr>
+              <w:lang w:val="en-US"/>
+            </w:rPr>
+            <w:t xml:space="preserve">, </w:t>
+          </w:r>
+          <w:r>
+            <w:rPr>
+              <w:i/>
+              <w:lang w:val="en-US"/>
+            </w:rPr>
+            <w:t>158</w:t>
+          </w:r>
+          <w:r>
+            <w:rPr>
+              <w:lang w:val="en-US"/>
+            </w:rPr>
+            <w:t>, 83–95. https://doi.org/10.1016/j.cortex.2022.10.006</w:t>
+          </w:r>
+        </w:p>
+        <w:p>
+          <w:pPr>
+            <w:pStyle w:val="CitaviBibliographyEntry"/>
+          </w:pPr>
+          <w:bookmarkStart w:id="22" w:name="_CTVL0019e12c96527c34f3d810bbf0dbdadc8ac"/>
+          <w:r>
+            <w:rPr>
+              <w:lang w:val="en-US"/>
+            </w:rPr>
+            <w:t>Platek, S. M., &amp; Kemp, S. M. (2009). Is family special to the brain? An event-related fMRI study of familiar, familial, and self-face recognition.</w:t>
+          </w:r>
+          <w:bookmarkEnd w:id="22"/>
+          <w:r>
+            <w:rPr>
+              <w:lang w:val="en-US"/>
+            </w:rPr>
+            <w:t xml:space="preserve"> </w:t>
+          </w:r>
+          <w:r>
+            <w:rPr>
+              <w:i/>
+            </w:rPr>
+            <w:t>Neuropsychologia</w:t>
+          </w:r>
+          <w:r>
+            <w:t xml:space="preserve">, </w:t>
+          </w:r>
+          <w:r>
+            <w:rPr>
+              <w:i/>
+            </w:rPr>
+            <w:t>47</w:t>
+          </w:r>
+          <w:r>
+            <w:t>(3), 849–858. https://doi.org/10.1016/j.neuropsychologia.2008.12.027</w:t>
+          </w:r>
+        </w:p>
+        <w:p>
+          <w:pPr>
+            <w:pStyle w:val="CitaviBibliographyEntry"/>
+            <w:rPr>
+              <w:lang w:val="en-US"/>
+            </w:rPr>
+          </w:pPr>
+          <w:bookmarkStart w:id="23" w:name="_CTVL0013ee55c02bf1645a2ab8425de5c036b64"/>
+          <w:r>
+            <w:t xml:space="preserve">Roswandowitz, C., Kathiresan, T., Pellegrino, E., Dellwo, V., &amp; Frühholz, S. (2024). </w:t>
+          </w:r>
+          <w:r>
+            <w:rPr>
+              <w:lang w:val="en-US"/>
+            </w:rPr>
+            <w:t>Cortical-striatal brain network distinguishes deepfake from real speaker identity.</w:t>
+          </w:r>
+          <w:bookmarkEnd w:id="23"/>
+          <w:r>
+            <w:rPr>
+              <w:lang w:val="en-US"/>
+            </w:rPr>
+            <w:t xml:space="preserve"> </w:t>
+          </w:r>
+          <w:r>
+            <w:rPr>
+              <w:i/>
+              <w:lang w:val="en-US"/>
+            </w:rPr>
+            <w:t>Communications Biology</w:t>
+          </w:r>
+          <w:r>
+            <w:rPr>
+              <w:lang w:val="en-US"/>
+            </w:rPr>
+            <w:t xml:space="preserve">, </w:t>
+          </w:r>
+          <w:r>
+            <w:rPr>
+              <w:i/>
+              <w:lang w:val="en-US"/>
+            </w:rPr>
+            <w:t>7</w:t>
+          </w:r>
+          <w:r>
+            <w:rPr>
+              <w:lang w:val="en-US"/>
+            </w:rPr>
+            <w:t>(1), 711. https://doi.org/10.1038/s42003-024-06372-6</w:t>
+          </w:r>
+        </w:p>
+        <w:p>
+          <w:pPr>
+            <w:pStyle w:val="CitaviBibliographyEntry"/>
+          </w:pPr>
+          <w:bookmarkStart w:id="24" w:name="_CTVL001570cf69ac9ac461da2518c18a2951d6f"/>
+          <w:r>
+            <w:rPr>
+              <w:lang w:val="en-US"/>
+            </w:rPr>
+            <w:t>Sui, J., &amp; Humphreys, G. W. (2017). The ubiquitous self: What the properties of self-bias tell us about the self.</w:t>
+          </w:r>
+          <w:bookmarkEnd w:id="24"/>
+          <w:r>
+            <w:rPr>
+              <w:lang w:val="en-US"/>
+            </w:rPr>
+            <w:t xml:space="preserve"> </w:t>
+          </w:r>
+          <w:r>
+            <w:rPr>
+              <w:i/>
+            </w:rPr>
+            <w:t>Ann N Y Acad Sci</w:t>
+          </w:r>
+          <w:r>
+            <w:t xml:space="preserve">, </w:t>
+          </w:r>
+          <w:r>
+            <w:rPr>
+              <w:i/>
+            </w:rPr>
+            <w:t>1396</w:t>
+          </w:r>
+          <w:r>
+            <w:t>(1), 222–235. https://doi.org/10.1111/nyas.13197</w:t>
+          </w:r>
+        </w:p>
+        <w:p>
+          <w:pPr>
+            <w:pStyle w:val="CitaviBibliographyEntry"/>
+          </w:pPr>
+          <w:bookmarkStart w:id="25" w:name="_CTVL0016421526d0c2d4b2185c77145e1496a84"/>
+          <w:r>
+            <w:t>Tsuchiya, A., &amp; Schweinberger, S. R. (2022). Erkennen von Verwandtschaft zu sich Selbst und bei Anderen [Recognition of Kinship to Self and in Others]: Part 2, Issue 1/2022.</w:t>
+          </w:r>
+          <w:bookmarkEnd w:id="25"/>
+          <w:r>
+            <w:t xml:space="preserve"> </w:t>
+          </w:r>
+          <w:r>
+            <w:rPr>
+              <w:i/>
+            </w:rPr>
+            <w:t>In-Mind Magazine</w:t>
+          </w:r>
+          <w:r>
+            <w:t xml:space="preserve">, </w:t>
+          </w:r>
+          <w:r>
+            <w:rPr>
+              <w:i/>
+            </w:rPr>
+            <w:t>1</w:t>
+          </w:r>
+          <w:r>
+            <w:t>(2). https://de.in-mind.org/article/erkennen-von-verwandtschaft-zu-sich-selbst-und-bei-anderen</w:t>
+          </w:r>
+        </w:p>
+        <w:p>
+          <w:pPr>
+            <w:pStyle w:val="CitaviBibliographyEntry"/>
+            <w:rPr>
+              <w:lang w:val="en-US"/>
+            </w:rPr>
+          </w:pPr>
+          <w:bookmarkStart w:id="26" w:name="_CTVL0015f719101a6324ccf8bd88a1b6c297199"/>
+          <w:r>
+            <w:rPr>
+              <w:lang w:val="en-US"/>
+            </w:rPr>
+            <w:t>Yamagishi, J., Veaux, C., King, S., &amp; Renals, S. (2012). Speech synthesis technologies for individuals with vocal disabilities: Voice banking and reconstruction.</w:t>
+          </w:r>
+          <w:bookmarkEnd w:id="26"/>
+          <w:r>
+            <w:rPr>
+              <w:lang w:val="en-US"/>
+            </w:rPr>
+            <w:t xml:space="preserve"> </w:t>
+          </w:r>
+          <w:r>
+            <w:rPr>
+              <w:i/>
+              <w:lang w:val="en-US"/>
+            </w:rPr>
+            <w:t>Acoustical Science and Technology</w:t>
+          </w:r>
+          <w:r>
+            <w:rPr>
+              <w:lang w:val="en-US"/>
+            </w:rPr>
+            <w:t xml:space="preserve">, </w:t>
+          </w:r>
+          <w:r>
+            <w:rPr>
+              <w:i/>
+              <w:lang w:val="en-US"/>
+            </w:rPr>
+            <w:t>33</w:t>
+          </w:r>
+          <w:r>
+            <w:rPr>
+              <w:lang w:val="en-US"/>
+            </w:rPr>
+            <w:t>(1), 1–5. https://doi.org/10.1250/ast.33.1</w:t>
           </w:r>
           <w:r>
             <w:rPr>
@@ -7259,7 +7436,7 @@
 
 <file path=word/comments.xml><?xml version="1.0" encoding="utf-8"?>
 <w:comments xmlns:wpc="http://schemas.microsoft.com/office/word/2010/wordprocessingCanvas" xmlns:cx="http://schemas.microsoft.com/office/drawing/2014/chartex" xmlns:cx1="http://schemas.microsoft.com/office/drawing/2015/9/8/chartex" xmlns:cx2="http://schemas.microsoft.com/office/drawing/2015/10/21/chartex" xmlns:cx3="http://schemas.microsoft.com/office/drawing/2016/5/9/chartex" xmlns:cx4="http://schemas.microsoft.com/office/drawing/2016/5/10/chartex" xmlns:cx5="http://schemas.microsoft.com/office/drawing/2016/5/11/chartex" xmlns:cx6="http://schemas.microsoft.com/office/drawing/2016/5/12/chartex" xmlns:cx7="http://schemas.microsoft.com/office/drawing/2016/5/13/chartex" xmlns:cx8="http://schemas.microsoft.com/office/drawing/2016/5/14/chartex" xmlns:mc="http://schemas.openxmlformats.org/markup-compatibility/2006" xmlns:aink="http://schemas.microsoft.com/office/drawing/2016/ink" xmlns:am3d="http://schemas.microsoft.com/office/drawing/2017/model3d" xmlns:o="urn:schemas-microsoft-com:office:office" xmlns:oel="http://schemas.microsoft.com/office/2019/extlst" xmlns:r="http://schemas.openxmlformats.org/officeDocument/2006/relationships" xmlns:m="http://schemas.openxmlformats.org/officeDocument/2006/math" xmlns:v="urn:schemas-microsoft-com:vml" xmlns:wp14="http://schemas.microsoft.com/office/word/2010/wordprocessingDrawing" xmlns:wp="http://schemas.openxmlformats.org/drawingml/2006/wordprocessingDrawing" xmlns:w10="urn:schemas-microsoft-com:office:word" xmlns:w="http://schemas.openxmlformats.org/wordprocessingml/2006/main" xmlns:w14="http://schemas.microsoft.com/office/word/2010/wordml" xmlns:w15="http://schemas.microsoft.com/office/word/2012/wordml" xmlns:w16cex="http://schemas.microsoft.com/office/word/2018/wordml/cex" xmlns:w16cid="http://schemas.microsoft.com/office/word/2016/wordml/cid" xmlns:w16="http://schemas.microsoft.com/office/word/2018/wordml" xmlns:w16du="http://schemas.microsoft.com/office/word/2023/wordml/word16du" xmlns:w16sdtdh="http://schemas.microsoft.com/office/word/2020/wordml/sdtdatahash" xmlns:w16sdtfl="http://schemas.microsoft.com/office/word/2024/wordml/sdtformatlock" xmlns:w16se="http://schemas.microsoft.com/office/word/2015/wordml/symex" xmlns:wpg="http://schemas.microsoft.com/office/word/2010/wordprocessingGroup" xmlns:wpi="http://schemas.microsoft.com/office/word/2010/wordprocessingInk" xmlns:wne="http://schemas.microsoft.com/office/word/2006/wordml" xmlns:wps="http://schemas.microsoft.com/office/word/2010/wordprocessingShape" mc:Ignorable="w14 w15 w16se w16cid w16 w16cex w16sdtdh w16sdtfl w16du wp14">
-  <w:comment w:id="1" w:author="christine.nussbaum" w:date="2026-05-08T17:35:00Z" w:initials="c">
+  <w:comment w:id="2" w:author="christine.nussbaum" w:date="2026-05-15T15:08:00Z" w:initials="c">
     <w:p>
       <w:pPr>
         <w:pStyle w:val="Kommentartext"/>
@@ -7271,11 +7448,11 @@
         <w:annotationRef/>
       </w:r>
       <w:r>
-        <w:t>Müssen wir dann nochmal anpassen</w:t>
+        <w:t xml:space="preserve">Achtung: ich habe hier fast einen kompletten Absatzrausgenommen, inklusive 2-3 Zitationen, sonst wäre es einfach zzu lang geworden. </w:t>
       </w:r>
     </w:p>
   </w:comment>
-  <w:comment w:id="2" w:author="christine.nussbaum" w:date="2026-05-08T17:47:00Z" w:initials="c">
+  <w:comment w:id="3" w:author="christine.nussbaum" w:date="2026-05-15T15:30:00Z" w:initials="c">
     <w:p>
       <w:pPr>
         <w:pStyle w:val="Kommentartext"/>
@@ -7287,11 +7464,11 @@
         <w:annotationRef/>
       </w:r>
       <w:r>
-        <w:t>Weiß nicht ob ich mir der Überschrift so zufrieden bin</w:t>
+        <w:t xml:space="preserve">Bisschen gekürzt, aber inhalte sind noch drin. </w:t>
       </w:r>
     </w:p>
   </w:comment>
-  <w:comment w:id="3" w:author="christine.nussbaum" w:date="2026-05-08T18:04:00Z" w:initials="c">
+  <w:comment w:id="4" w:author="christine.nussbaum" w:date="2026-05-15T16:20:00Z" w:initials="c">
     <w:p>
       <w:pPr>
         <w:pStyle w:val="Kommentartext"/>
@@ -7303,7 +7480,23 @@
         <w:annotationRef/>
       </w:r>
       <w:r>
-        <w:t>Ich muss zugeben, dass ich den Punkt des Reviewers hier schon sehe, dass dieser Absatz irgendwie bisschen aus der Reihe tanzt und nicht so richtig klar ist, wieso der heir drin ist. Vllt können wir ihn nochmal ein wenig kürzen bzw streamlinen?</w:t>
+        <w:t xml:space="preserve">Den kleinen Seitenhieb konnte ich mir dann doch nicht verkneifen… </w:t>
+      </w:r>
+    </w:p>
+  </w:comment>
+  <w:comment w:id="5" w:author="christine.nussbaum" w:date="2026-05-15T15:53:00Z" w:initials="c">
+    <w:p>
+      <w:pPr>
+        <w:pStyle w:val="Kommentartext"/>
+      </w:pPr>
+      <w:r>
+        <w:rPr>
+          <w:rStyle w:val="Kommentarzeichen"/>
+        </w:rPr>
+        <w:annotationRef/>
+      </w:r>
+      <w:r>
+        <w:t xml:space="preserve">Habe die conclusion rausgekürzt. So isses für mich auch rund. </w:t>
       </w:r>
     </w:p>
   </w:comment>
@@ -7312,25 +7505,28 @@
 
 <file path=word/commentsExtended.xml><?xml version="1.0" encoding="utf-8"?>
 <w15:commentsEx xmlns:wpc="http://schemas.microsoft.com/office/word/2010/wordprocessingCanvas" xmlns:cx="http://schemas.microsoft.com/office/drawing/2014/chartex" xmlns:cx1="http://schemas.microsoft.com/office/drawing/2015/9/8/chartex" xmlns:cx2="http://schemas.microsoft.com/office/drawing/2015/10/21/chartex" xmlns:cx3="http://schemas.microsoft.com/office/drawing/2016/5/9/chartex" xmlns:cx4="http://schemas.microsoft.com/office/drawing/2016/5/10/chartex" xmlns:cx5="http://schemas.microsoft.com/office/drawing/2016/5/11/chartex" xmlns:cx6="http://schemas.microsoft.com/office/drawing/2016/5/12/chartex" xmlns:cx7="http://schemas.microsoft.com/office/drawing/2016/5/13/chartex" xmlns:cx8="http://schemas.microsoft.com/office/drawing/2016/5/14/chartex" xmlns:mc="http://schemas.openxmlformats.org/markup-compatibility/2006" xmlns:aink="http://schemas.microsoft.com/office/drawing/2016/ink" xmlns:am3d="http://schemas.microsoft.com/office/drawing/2017/model3d" xmlns:o="urn:schemas-microsoft-com:office:office" xmlns:oel="http://schemas.microsoft.com/office/2019/extlst" xmlns:r="http://schemas.openxmlformats.org/officeDocument/2006/relationships" xmlns:m="http://schemas.openxmlformats.org/officeDocument/2006/math" xmlns:v="urn:schemas-microsoft-com:vml" xmlns:wp14="http://schemas.microsoft.com/office/word/2010/wordprocessingDrawing" xmlns:wp="http://schemas.openxmlformats.org/drawingml/2006/wordprocessingDrawing" xmlns:w10="urn:schemas-microsoft-com:office:word" xmlns:w="http://schemas.openxmlformats.org/wordprocessingml/2006/main" xmlns:w14="http://schemas.microsoft.com/office/word/2010/wordml" xmlns:w15="http://schemas.microsoft.com/office/word/2012/wordml" xmlns:w16cex="http://schemas.microsoft.com/office/word/2018/wordml/cex" xmlns:w16cid="http://schemas.microsoft.com/office/word/2016/wordml/cid" xmlns:w16="http://schemas.microsoft.com/office/word/2018/wordml" xmlns:w16du="http://schemas.microsoft.com/office/word/2023/wordml/word16du" xmlns:w16sdtdh="http://schemas.microsoft.com/office/word/2020/wordml/sdtdatahash" xmlns:w16sdtfl="http://schemas.microsoft.com/office/word/2024/wordml/sdtformatlock" xmlns:w16se="http://schemas.microsoft.com/office/word/2015/wordml/symex" xmlns:wpg="http://schemas.microsoft.com/office/word/2010/wordprocessingGroup" xmlns:wpi="http://schemas.microsoft.com/office/word/2010/wordprocessingInk" xmlns:wne="http://schemas.microsoft.com/office/word/2006/wordml" xmlns:wps="http://schemas.microsoft.com/office/word/2010/wordprocessingShape" mc:Ignorable="w14 w15 w16se w16cid w16 w16cex w16sdtdh w16sdtfl w16du wp14">
-  <w15:commentEx w15:paraId="6400A17B" w15:done="0"/>
-  <w15:commentEx w15:paraId="3C6FB450" w15:done="0"/>
-  <w15:commentEx w15:paraId="542BFBD0" w15:done="0"/>
+  <w15:commentEx w15:paraId="212B6737" w15:done="0"/>
+  <w15:commentEx w15:paraId="4AF81385" w15:done="0"/>
+  <w15:commentEx w15:paraId="1711DF6D" w15:done="0"/>
+  <w15:commentEx w15:paraId="339F6882" w15:done="0"/>
 </w15:commentsEx>
 </file>
 
 <file path=word/commentsExtensible.xml><?xml version="1.0" encoding="utf-8"?>
 <w16cex:commentsExtensible xmlns:wpc="http://schemas.microsoft.com/office/word/2010/wordprocessingCanvas" xmlns:cx="http://schemas.microsoft.com/office/drawing/2014/chartex" xmlns:cx1="http://schemas.microsoft.com/office/drawing/2015/9/8/chartex" xmlns:cx2="http://schemas.microsoft.com/office/drawing/2015/10/21/chartex" xmlns:cx3="http://schemas.microsoft.com/office/drawing/2016/5/9/chartex" xmlns:cx4="http://schemas.microsoft.com/office/drawing/2016/5/10/chartex" xmlns:cx5="http://schemas.microsoft.com/office/drawing/2016/5/11/chartex" xmlns:cx6="http://schemas.microsoft.com/office/drawing/2016/5/12/chartex" xmlns:cx7="http://schemas.microsoft.com/office/drawing/2016/5/13/chartex" xmlns:cx8="http://schemas.microsoft.com/office/drawing/2016/5/14/chartex" xmlns:cr="http://schemas.microsoft.com/office/comments/2020/reactions" xmlns:mc="http://schemas.openxmlformats.org/markup-compatibility/2006" xmlns:aink="http://schemas.microsoft.com/office/drawing/2016/ink" xmlns:am3d="http://schemas.microsoft.com/office/drawing/2017/model3d" xmlns:o="urn:schemas-microsoft-com:office:office" xmlns:oel="http://schemas.microsoft.com/office/2019/extlst" xmlns:r="http://schemas.openxmlformats.org/officeDocument/2006/relationships" xmlns:m="http://schemas.openxmlformats.org/officeDocument/2006/math" xmlns:v="urn:schemas-microsoft-com:vml" xmlns:wp14="http://schemas.microsoft.com/office/word/2010/wordprocessingDrawing" xmlns:wp="http://schemas.openxmlformats.org/drawingml/2006/wordprocessingDrawing" xmlns:w10="urn:schemas-microsoft-com:office:word" xmlns:w="http://schemas.openxmlformats.org/wordprocessingml/2006/main" xmlns:w14="http://schemas.microsoft.com/office/word/2010/wordml" xmlns:w15="http://schemas.microsoft.com/office/word/2012/wordml" xmlns:w16cex="http://schemas.microsoft.com/office/word/2018/wordml/cex" xmlns:w16cid="http://schemas.microsoft.com/office/word/2016/wordml/cid" xmlns:w16="http://schemas.microsoft.com/office/word/2018/wordml" xmlns:w16du="http://schemas.microsoft.com/office/word/2023/wordml/word16du" xmlns:w16sdtdh="http://schemas.microsoft.com/office/word/2020/wordml/sdtdatahash" xmlns:w16sdtfl="http://schemas.microsoft.com/office/word/2024/wordml/sdtformatlock" xmlns:w16se="http://schemas.microsoft.com/office/word/2015/wordml/symex" xmlns:wpg="http://schemas.microsoft.com/office/word/2010/wordprocessingGroup" xmlns:wpi="http://schemas.microsoft.com/office/word/2010/wordprocessingInk" xmlns:wne="http://schemas.microsoft.com/office/word/2006/wordml" xmlns:wps="http://schemas.microsoft.com/office/word/2010/wordprocessingShape" mc:Ignorable="w14 w15 w16se w16cid w16 w16cex w16sdtdh w16sdtfl cr w16du wp14">
-  <w16cex:commentExtensible w16cex:durableId="5CBD75C5" w16cex:dateUtc="2026-05-08T15:35:00Z"/>
-  <w16cex:commentExtensible w16cex:durableId="5556E940" w16cex:dateUtc="2026-05-08T15:47:00Z"/>
-  <w16cex:commentExtensible w16cex:durableId="0DA191FE" w16cex:dateUtc="2026-05-08T16:04:00Z"/>
+  <w16cex:commentExtensible w16cex:durableId="2198058F" w16cex:dateUtc="2026-05-15T13:08:00Z"/>
+  <w16cex:commentExtensible w16cex:durableId="315CBEED" w16cex:dateUtc="2026-05-15T13:30:00Z"/>
+  <w16cex:commentExtensible w16cex:durableId="255D1B71" w16cex:dateUtc="2026-05-15T14:20:00Z"/>
+  <w16cex:commentExtensible w16cex:durableId="15E039AF" w16cex:dateUtc="2026-05-15T13:53:00Z"/>
 </w16cex:commentsExtensible>
 </file>
 
 <file path=word/commentsIds.xml><?xml version="1.0" encoding="utf-8"?>
 <w16cid:commentsIds xmlns:wpc="http://schemas.microsoft.com/office/word/2010/wordprocessingCanvas" xmlns:cx="http://schemas.microsoft.com/office/drawing/2014/chartex" xmlns:cx1="http://schemas.microsoft.com/office/drawing/2015/9/8/chartex" xmlns:cx2="http://schemas.microsoft.com/office/drawing/2015/10/21/chartex" xmlns:cx3="http://schemas.microsoft.com/office/drawing/2016/5/9/chartex" xmlns:cx4="http://schemas.microsoft.com/office/drawing/2016/5/10/chartex" xmlns:cx5="http://schemas.microsoft.com/office/drawing/2016/5/11/chartex" xmlns:cx6="http://schemas.microsoft.com/office/drawing/2016/5/12/chartex" xmlns:cx7="http://schemas.microsoft.com/office/drawing/2016/5/13/chartex" xmlns:cx8="http://schemas.microsoft.com/office/drawing/2016/5/14/chartex" xmlns:mc="http://schemas.openxmlformats.org/markup-compatibility/2006" xmlns:aink="http://schemas.microsoft.com/office/drawing/2016/ink" xmlns:am3d="http://schemas.microsoft.com/office/drawing/2017/model3d" xmlns:o="urn:schemas-microsoft-com:office:office" xmlns:oel="http://schemas.microsoft.com/office/2019/extlst" xmlns:r="http://schemas.openxmlformats.org/officeDocument/2006/relationships" xmlns:m="http://schemas.openxmlformats.org/officeDocument/2006/math" xmlns:v="urn:schemas-microsoft-com:vml" xmlns:wp14="http://schemas.microsoft.com/office/word/2010/wordprocessingDrawing" xmlns:wp="http://schemas.openxmlformats.org/drawingml/2006/wordprocessingDrawing" xmlns:w10="urn:schemas-microsoft-com:office:word" xmlns:w="http://schemas.openxmlformats.org/wordprocessingml/2006/main" xmlns:w14="http://schemas.microsoft.com/office/word/2010/wordml" xmlns:w15="http://schemas.microsoft.com/office/word/2012/wordml" xmlns:w16cex="http://schemas.microsoft.com/office/word/2018/wordml/cex" xmlns:w16cid="http://schemas.microsoft.com/office/word/2016/wordml/cid" xmlns:w16="http://schemas.microsoft.com/office/word/2018/wordml" xmlns:w16du="http://schemas.microsoft.com/office/word/2023/wordml/word16du" xmlns:w16sdtdh="http://schemas.microsoft.com/office/word/2020/wordml/sdtdatahash" xmlns:w16sdtfl="http://schemas.microsoft.com/office/word/2024/wordml/sdtformatlock" xmlns:w16se="http://schemas.microsoft.com/office/word/2015/wordml/symex" xmlns:wpg="http://schemas.microsoft.com/office/word/2010/wordprocessingGroup" xmlns:wpi="http://schemas.microsoft.com/office/word/2010/wordprocessingInk" xmlns:wne="http://schemas.microsoft.com/office/word/2006/wordml" xmlns:wps="http://schemas.microsoft.com/office/word/2010/wordprocessingShape" mc:Ignorable="w14 w15 w16se w16cid w16 w16cex w16sdtdh w16sdtfl w16du wp14">
-  <w16cid:commentId w16cid:paraId="6400A17B" w16cid:durableId="5CBD75C5"/>
-  <w16cid:commentId w16cid:paraId="3C6FB450" w16cid:durableId="5556E940"/>
-  <w16cid:commentId w16cid:paraId="542BFBD0" w16cid:durableId="0DA191FE"/>
+  <w16cid:commentId w16cid:paraId="212B6737" w16cid:durableId="2198058F"/>
+  <w16cid:commentId w16cid:paraId="4AF81385" w16cid:durableId="315CBEED"/>
+  <w16cid:commentId w16cid:paraId="1711DF6D" w16cid:durableId="255D1B71"/>
+  <w16cid:commentId w16cid:paraId="339F6882" w16cid:durableId="15E039AF"/>
 </w16cid:commentsIds>
 </file>
 
@@ -8593,6 +8789,7 @@
   <w:style w:type="character" w:default="1" w:styleId="Absatz-Standardschriftart">
     <w:name w:val="Default Paragraph Font"/>
     <w:uiPriority w:val="1"/>
+    <w:semiHidden/>
     <w:unhideWhenUsed/>
   </w:style>
   <w:style w:type="table" w:default="1" w:styleId="NormaleTabelle">
@@ -9375,6 +9572,13 @@
     <w:pitch w:val="variable"/>
     <w:sig w:usb0="E4002EFF" w:usb1="C000E47F" w:usb2="00000009" w:usb3="00000000" w:csb0="000001FF" w:csb1="00000000"/>
   </w:font>
+  <w:font w:name="Cambria Math">
+    <w:panose1 w:val="02040503050406030204"/>
+    <w:charset w:val="00"/>
+    <w:family w:val="roman"/>
+    <w:pitch w:val="variable"/>
+    <w:sig w:usb0="E00006FF" w:usb1="420024FF" w:usb2="02000000" w:usb3="00000000" w:csb0="0000019F" w:csb1="00000000"/>
+  </w:font>
   <w:font w:name="Aptos">
     <w:charset w:val="00"/>
     <w:family w:val="swiss"/>
@@ -9411,6 +9615,7 @@
     <w:rsid w:val="000C0311"/>
     <w:rsid w:val="0010630C"/>
     <w:rsid w:val="00122DAD"/>
+    <w:rsid w:val="00135B4F"/>
     <w:rsid w:val="001A0297"/>
     <w:rsid w:val="00213A4D"/>
     <w:rsid w:val="00234930"/>
@@ -9427,18 +9632,24 @@
     <w:rsid w:val="00585E27"/>
     <w:rsid w:val="00586718"/>
     <w:rsid w:val="005C29A7"/>
+    <w:rsid w:val="0061350E"/>
     <w:rsid w:val="006D7EFD"/>
+    <w:rsid w:val="007D2506"/>
     <w:rsid w:val="007D3C09"/>
     <w:rsid w:val="007D512B"/>
     <w:rsid w:val="007E6F05"/>
     <w:rsid w:val="00913557"/>
     <w:rsid w:val="009841C2"/>
     <w:rsid w:val="009B54B6"/>
+    <w:rsid w:val="009D35F1"/>
     <w:rsid w:val="009F7D1D"/>
     <w:rsid w:val="00A006C6"/>
     <w:rsid w:val="00A719B4"/>
+    <w:rsid w:val="00AA0CB4"/>
+    <w:rsid w:val="00B17A47"/>
     <w:rsid w:val="00B22DDA"/>
     <w:rsid w:val="00B45595"/>
+    <w:rsid w:val="00BF73DA"/>
     <w:rsid w:val="00C431EF"/>
     <w:rsid w:val="00C61A35"/>
     <w:rsid w:val="00C91249"/>
@@ -9448,6 +9659,7 @@
     <w:rsid w:val="00E56A53"/>
     <w:rsid w:val="00EE451C"/>
     <w:rsid w:val="00F03D91"/>
+    <w:rsid w:val="00F46AC5"/>
     <w:rsid w:val="00F73EFB"/>
     <w:rsid w:val="00FB4724"/>
   </w:rsids>
@@ -9905,7 +10117,7 @@
     <w:basedOn w:val="Absatz-Standardschriftart"/>
     <w:uiPriority w:val="99"/>
     <w:semiHidden/>
-    <w:rsid w:val="00C431EF"/>
+    <w:rsid w:val="00F46AC5"/>
     <w:rPr>
       <w:color w:val="666666"/>
     </w:rPr>

--- a/JASA_Response_Letter/Revision/JASA_naturalness_comment_letter_2026_revision.docx
+++ b/JASA_Response_Letter/Revision/JASA_naturalness_comment_letter_2026_revision.docx
@@ -89,7 +89,33 @@
           <w:szCs w:val="28"/>
           <w:lang w:val="en-US"/>
         </w:rPr>
-        <w:t xml:space="preserve">Comment on "Beyond acoustics: Self-relevance as a key to voice naturalness", J. Acoust. </w:t>
+        <w:t xml:space="preserve">Comment on "Beyond acoustics: Self-relevance as a key to voice naturalness", J. </w:t>
+      </w:r>
+      <w:proofErr w:type="spellStart"/>
+      <w:r>
+        <w:rPr>
+          <w:rFonts w:asciiTheme="minorHAnsi" w:hAnsiTheme="minorHAnsi" w:cstheme="minorHAnsi"/>
+          <w:b/>
+          <w:bCs/>
+          <w:color w:val="auto"/>
+          <w:sz w:val="28"/>
+          <w:szCs w:val="28"/>
+          <w:lang w:val="en-US"/>
+        </w:rPr>
+        <w:t>Acoust</w:t>
+      </w:r>
+      <w:proofErr w:type="spellEnd"/>
+      <w:r>
+        <w:rPr>
+          <w:rFonts w:asciiTheme="minorHAnsi" w:hAnsiTheme="minorHAnsi" w:cstheme="minorHAnsi"/>
+          <w:b/>
+          <w:bCs/>
+          <w:color w:val="auto"/>
+          <w:sz w:val="28"/>
+          <w:szCs w:val="28"/>
+          <w:lang w:val="en-US"/>
+        </w:rPr>
+        <w:t xml:space="preserve">. </w:t>
       </w:r>
       <w:r>
         <w:rPr>
@@ -450,32 +476,16 @@
         </w:rPr>
         <w:t xml:space="preserve">, E-Mail: </w:t>
       </w:r>
-      <w:r>
-        <w:fldChar w:fldCharType="begin"/>
-      </w:r>
-      <w:r>
-        <w:rPr>
-          <w:lang w:val="en-US"/>
-          <w:rPrChange w:id="1" w:author="christine.nussbaum" w:date="2026-05-15T13:56:00Z" w16du:dateUtc="2026-05-15T11:56:00Z">
-            <w:rPr/>
-          </w:rPrChange>
-        </w:rPr>
-        <w:instrText>HYPERLINK "mailto:christine.nussbaum@uni-jena.de"</w:instrText>
-      </w:r>
-      <w:r>
-        <w:fldChar w:fldCharType="separate"/>
-      </w:r>
-      <w:r>
-        <w:rPr>
-          <w:rStyle w:val="Hyperlink"/>
-          <w:rFonts w:cstheme="minorHAnsi"/>
-          <w:lang w:val="en-US"/>
-        </w:rPr>
-        <w:t>christine.nussbaum@uni-jena.de</w:t>
-      </w:r>
-      <w:r>
-        <w:fldChar w:fldCharType="end"/>
-      </w:r>
+      <w:hyperlink r:id="rId6" w:history="1">
+        <w:r>
+          <w:rPr>
+            <w:rStyle w:val="Hyperlink"/>
+            <w:rFonts w:cstheme="minorHAnsi"/>
+            <w:lang w:val="en-US"/>
+          </w:rPr>
+          <w:t>christine.nussbaum@uni-jena.de</w:t>
+        </w:r>
+      </w:hyperlink>
       <w:r>
         <w:rPr>
           <w:rFonts w:cstheme="minorHAnsi"/>
@@ -489,7 +499,6 @@
       <w:pPr>
         <w:spacing w:line="480" w:lineRule="auto"/>
         <w:rPr>
-          <w:color w:val="C00000"/>
           <w:lang w:val="en-US"/>
         </w:rPr>
       </w:pPr>
@@ -667,7 +676,7 @@
             <w:rPr>
               <w:lang w:val="en-US"/>
             </w:rPr>
-            <w:instrText>ADDIN CitaviPlaceholder{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}</w:instrText>
+            <w:instrText>ADDIN CitaviPlaceholder{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}</w:instrText>
           </w:r>
           <w:r>
             <w:rPr>
@@ -730,7 +739,7 @@
             <w:rPr>
               <w:lang w:val="en-US"/>
             </w:rPr>
-            <w:instrText>ADDIN CitaviPlaceholder{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}</w:instrText>
+            <w:instrText>ADDIN CitaviPlaceholder{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}</w:instrText>
           </w:r>
           <w:r>
             <w:rPr>
@@ -781,7 +790,7 @@
             <w:rPr>
               <w:lang w:val="en-US"/>
             </w:rPr>
-            <w:instrText>ADDIN CitaviPlaceholder{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}</w:instrText>
+            <w:instrText>ADDIN CitaviPlaceholder{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}</w:instrText>
           </w:r>
           <w:r>
             <w:rPr>
@@ -849,7 +858,25 @@
         <w:rPr>
           <w:lang w:val="en-US"/>
         </w:rPr>
-        <w:t>overlook</w:t>
+        <w:t xml:space="preserve">overlooks </w:t>
+      </w:r>
+      <w:r>
+        <w:rPr>
+          <w:lang w:val="en-US"/>
+        </w:rPr>
+        <w:t xml:space="preserve">the self-voice and </w:t>
+      </w:r>
+      <w:r>
+        <w:rPr>
+          <w:lang w:val="en-US"/>
+        </w:rPr>
+        <w:t xml:space="preserve">(2) </w:t>
+      </w:r>
+      <w:r>
+        <w:rPr>
+          <w:lang w:val="en-US"/>
+        </w:rPr>
+        <w:t>reduce</w:t>
       </w:r>
       <w:r>
         <w:rPr>
@@ -861,25 +888,7 @@
         <w:rPr>
           <w:lang w:val="en-US"/>
         </w:rPr>
-        <w:t xml:space="preserve"> </w:t>
-      </w:r>
-      <w:r>
-        <w:rPr>
-          <w:lang w:val="en-US"/>
-        </w:rPr>
-        <w:t xml:space="preserve">the self-voice and </w:t>
-      </w:r>
-      <w:r>
-        <w:rPr>
-          <w:lang w:val="en-US"/>
-        </w:rPr>
-        <w:t xml:space="preserve">(2) </w:t>
-      </w:r>
-      <w:r>
-        <w:rPr>
-          <w:lang w:val="en-US"/>
-        </w:rPr>
-        <w:t>reduce</w:t>
+        <w:t xml:space="preserve"> naturalness to consideration</w:t>
       </w:r>
       <w:r>
         <w:rPr>
@@ -891,93 +900,52 @@
         <w:rPr>
           <w:lang w:val="en-US"/>
         </w:rPr>
-        <w:t xml:space="preserve"> naturalness to consideration</w:t>
-      </w:r>
-      <w:r>
-        <w:rPr>
-          <w:lang w:val="en-US"/>
-        </w:rPr>
-        <w:t>s</w:t>
-      </w:r>
-      <w:r>
-        <w:rPr>
-          <w:lang w:val="en-US"/>
-        </w:rPr>
-        <w:t xml:space="preserve"> of acoustics alone. </w:t>
-      </w:r>
-      <w:r>
-        <w:rPr>
-          <w:color w:val="C00000"/>
-          <w:lang w:val="en-US"/>
-        </w:rPr>
-        <w:t xml:space="preserve">In this </w:t>
-      </w:r>
-      <w:r>
-        <w:rPr>
-          <w:color w:val="C00000"/>
+        <w:t xml:space="preserve"> of acoustics alone. In this </w:t>
+      </w:r>
+      <w:r>
+        <w:rPr>
           <w:lang w:val="en-US"/>
         </w:rPr>
         <w:t>comment</w:t>
       </w:r>
       <w:r>
         <w:rPr>
-          <w:color w:val="C00000"/>
           <w:lang w:val="en-US"/>
         </w:rPr>
         <w:t xml:space="preserve">, </w:t>
       </w:r>
       <w:r>
         <w:rPr>
-          <w:color w:val="C00000"/>
           <w:lang w:val="en-US"/>
         </w:rPr>
         <w:t xml:space="preserve">we unpack these criticisms, and </w:t>
       </w:r>
       <w:r>
         <w:rPr>
-          <w:color w:val="C00000"/>
           <w:lang w:val="en-US"/>
         </w:rPr>
         <w:t xml:space="preserve">we resolve these </w:t>
       </w:r>
       <w:r>
         <w:rPr>
-          <w:color w:val="C00000"/>
           <w:lang w:val="en-US"/>
         </w:rPr>
         <w:t xml:space="preserve">potential </w:t>
       </w:r>
       <w:r>
         <w:rPr>
-          <w:color w:val="C00000"/>
           <w:lang w:val="en-US"/>
         </w:rPr>
         <w:t>misunderstandings by</w:t>
       </w:r>
       <w:r>
         <w:rPr>
-          <w:color w:val="C00000"/>
-          <w:lang w:val="en-US"/>
-        </w:rPr>
-        <w:t xml:space="preserve"> showing how self-voice research is easily integrated into our framework and</w:t>
-      </w:r>
-      <w:r>
-        <w:rPr>
-          <w:color w:val="C00000"/>
-          <w:lang w:val="en-US"/>
-        </w:rPr>
-        <w:t xml:space="preserve"> especially</w:t>
-      </w:r>
-      <w:r>
-        <w:rPr>
-          <w:color w:val="C00000"/>
-          <w:lang w:val="en-US"/>
-        </w:rPr>
-        <w:t xml:space="preserve"> its concept of authenticity</w:t>
-      </w:r>
-      <w:r>
-        <w:rPr>
-          <w:color w:val="C00000"/>
+          <w:lang w:val="en-US"/>
+        </w:rPr>
+        <w:t xml:space="preserve"> showing how self-voice research is easily integrated into our framework and especially its concept of authenticity</w:t>
+      </w:r>
+      <w:r>
+        <w:rPr>
           <w:lang w:val="en-US"/>
         </w:rPr>
         <w:t xml:space="preserve">. </w:t>
@@ -1051,19 +1019,7 @@
         <w:rPr>
           <w:lang w:val="en-US"/>
         </w:rPr>
-        <w:t xml:space="preserve"> life </w:t>
-      </w:r>
-      <w:r>
-        <w:rPr>
-          <w:lang w:val="en-US"/>
-        </w:rPr>
-        <w:t>from various directions</w:t>
-      </w:r>
-      <w:r>
-        <w:rPr>
-          <w:lang w:val="en-US"/>
-        </w:rPr>
-        <w:t xml:space="preserve"> </w:t>
+        <w:t xml:space="preserve"> life from various directions </w:t>
       </w:r>
       <w:sdt>
         <w:sdtPr>
@@ -1088,7 +1044,7 @@
             <w:rPr>
               <w:lang w:val="en-US"/>
             </w:rPr>
-            <w:instrText>ADDIN CitaviPlaceholder{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}</w:instrText>
+            <w:instrText>ADDIN CitaviPlaceholder{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}</w:instrText>
           </w:r>
           <w:r>
             <w:rPr>
@@ -1118,49 +1074,42 @@
       </w:r>
       <w:r>
         <w:rPr>
-          <w:color w:val="C00000"/>
           <w:lang w:val="en-US"/>
         </w:rPr>
         <w:t>However</w:t>
       </w:r>
       <w:r>
         <w:rPr>
-          <w:color w:val="C00000"/>
           <w:lang w:val="en-US"/>
         </w:rPr>
         <w:t>, a related</w:t>
       </w:r>
       <w:r>
         <w:rPr>
-          <w:color w:val="C00000"/>
           <w:lang w:val="en-US"/>
         </w:rPr>
         <w:t xml:space="preserve"> and equally important</w:t>
       </w:r>
       <w:r>
         <w:rPr>
-          <w:color w:val="C00000"/>
           <w:lang w:val="en-US"/>
         </w:rPr>
         <w:t xml:space="preserve"> question received </w:t>
       </w:r>
       <w:r>
         <w:rPr>
-          <w:color w:val="C00000"/>
           <w:lang w:val="en-US"/>
         </w:rPr>
         <w:t>relatively</w:t>
       </w:r>
       <w:r>
         <w:rPr>
-          <w:color w:val="C00000"/>
           <w:lang w:val="en-US"/>
         </w:rPr>
         <w:t xml:space="preserve"> little attention until now</w:t>
       </w:r>
       <w:r>
         <w:rPr>
-          <w:color w:val="C00000"/>
           <w:lang w:val="en-US"/>
         </w:rPr>
         <w:t xml:space="preserve"> </w:t>
@@ -1168,7 +1117,6 @@
       <w:sdt>
         <w:sdtPr>
           <w:rPr>
-            <w:color w:val="C00000"/>
             <w:lang w:val="en-US"/>
           </w:rPr>
           <w:alias w:val="To edit, see citavi.com/edit"/>
@@ -1181,35 +1129,30 @@
         <w:sdtContent>
           <w:r>
             <w:rPr>
-              <w:color w:val="C00000"/>
               <w:lang w:val="en-US"/>
             </w:rPr>
             <w:fldChar w:fldCharType="begin"/>
           </w:r>
           <w:r>
             <w:rPr>
-              <w:color w:val="C00000"/>
-              <w:lang w:val="en-US"/>
-            </w:rPr>
-            <w:instrText>ADDIN CitaviPlaceholder{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}</w:instrText>
-          </w:r>
-          <w:r>
-            <w:rPr>
-              <w:color w:val="C00000"/>
+              <w:lang w:val="en-US"/>
+            </w:rPr>
+            <w:instrText>ADDIN CitaviPlaceholder{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}</w:instrText>
+          </w:r>
+          <w:r>
+            <w:rPr>
               <w:lang w:val="en-US"/>
             </w:rPr>
             <w:fldChar w:fldCharType="separate"/>
           </w:r>
           <w:r>
             <w:rPr>
-              <w:color w:val="C00000"/>
               <w:lang w:val="en-US"/>
             </w:rPr>
             <w:t>(Nussbaum et al., 2025; Pandey et al., 2025)</w:t>
           </w:r>
           <w:r>
             <w:rPr>
-              <w:color w:val="C00000"/>
               <w:lang w:val="en-US"/>
             </w:rPr>
             <w:fldChar w:fldCharType="end"/>
@@ -1218,22 +1161,9 @@
       </w:sdt>
       <w:r>
         <w:rPr>
-          <w:color w:val="C00000"/>
-          <w:lang w:val="en-US"/>
-        </w:rPr>
-        <w:t xml:space="preserve">: </w:t>
-      </w:r>
-      <w:r>
-        <w:rPr>
-          <w:lang w:val="en-US"/>
-        </w:rPr>
-        <w:t xml:space="preserve">What </w:t>
-      </w:r>
-      <w:r>
-        <w:rPr>
-          <w:lang w:val="en-US"/>
-        </w:rPr>
-        <w:t xml:space="preserve">do we </w:t>
+          <w:lang w:val="en-US"/>
+        </w:rPr>
+        <w:t xml:space="preserve">: What do we </w:t>
       </w:r>
       <w:r>
         <w:rPr>
@@ -1247,13 +1177,7 @@
         <w:rPr>
           <w:lang w:val="en-US"/>
         </w:rPr>
-        <w:t xml:space="preserve"> by voice naturalness</w:t>
-      </w:r>
-      <w:r>
-        <w:rPr>
-          <w:lang w:val="en-US"/>
-        </w:rPr>
-        <w:t>?</w:t>
+        <w:t xml:space="preserve"> by voice naturalness?</w:t>
       </w:r>
       <w:r>
         <w:rPr>
@@ -1325,19 +1249,7 @@
         <w:rPr>
           <w:lang w:val="en-US"/>
         </w:rPr>
-        <w:t xml:space="preserve"> a </w:t>
-      </w:r>
-      <w:r>
-        <w:rPr>
-          <w:lang w:val="en-US"/>
-        </w:rPr>
-        <w:t>concise definition</w:t>
-      </w:r>
-      <w:r>
-        <w:rPr>
-          <w:lang w:val="en-US"/>
-        </w:rPr>
-        <w:t xml:space="preserve"> </w:t>
+        <w:t xml:space="preserve"> a concise definition </w:t>
       </w:r>
       <w:r>
         <w:rPr>
@@ -1398,7 +1310,7 @@
             <w:rPr>
               <w:lang w:val="en-US"/>
             </w:rPr>
-            <w:instrText>ADDIN CitaviPlaceholder{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}</w:instrText>
+            <w:instrText>ADDIN CitaviPlaceholder{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}</w:instrText>
           </w:r>
           <w:r>
             <w:rPr>
@@ -1436,25 +1348,13 @@
         <w:rPr>
           <w:lang w:val="en-US"/>
         </w:rPr>
-        <w:t xml:space="preserve">In a nutshell, we </w:t>
-      </w:r>
-      <w:r>
-        <w:rPr>
-          <w:lang w:val="en-US"/>
-        </w:rPr>
-        <w:t>propose</w:t>
-      </w:r>
-      <w:r>
-        <w:rPr>
-          <w:lang w:val="en-US"/>
-        </w:rPr>
-        <w:t>d</w:t>
-      </w:r>
-      <w:r>
-        <w:rPr>
-          <w:lang w:val="en-US"/>
-        </w:rPr>
-        <w:t xml:space="preserve"> a taxonomy with two distinct types: deviation-based naturalness and human-likeness-based naturalness</w:t>
+        <w:t>In a nutshell, we proposed a taxonomy with two distinct types: deviation-based naturalness and human-likeness-based natural</w:t>
+      </w:r>
+      <w:r>
+        <w:rPr>
+          <w:lang w:val="en-US"/>
+        </w:rPr>
+        <w:t>ness</w:t>
       </w:r>
       <w:r>
         <w:rPr>
@@ -1649,7 +1549,7 @@
             <w:rPr>
               <w:lang w:val="en-US"/>
             </w:rPr>
-            <w:instrText>ADDIN CitaviPlaceholder{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}</w:instrText>
+            <w:instrText>ADDIN CitaviPlaceholder{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}</w:instrText>
           </w:r>
           <w:r>
             <w:rPr>
@@ -1700,7 +1600,7 @@
             <w:rPr>
               <w:lang w:val="en-US"/>
             </w:rPr>
-            <w:instrText>ADDIN CitaviPlaceholder{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}</w:instrText>
+            <w:instrText>ADDIN CitaviPlaceholder{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}</w:instrText>
           </w:r>
           <w:r>
             <w:rPr>
@@ -1889,7 +1789,7 @@
             <w:rPr>
               <w:lang w:val="en-US"/>
             </w:rPr>
-            <w:instrText>ADDIN CitaviPlaceholder{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}</w:instrText>
+            <w:instrText>ADDIN CitaviPlaceholder{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}</w:instrText>
           </w:r>
           <w:r>
             <w:rPr>
@@ -1940,7 +1840,7 @@
             <w:rPr>
               <w:lang w:val="en-US"/>
             </w:rPr>
-            <w:instrText>ADDIN CitaviPlaceholder{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}</w:instrText>
+            <w:instrText>ADDIN CitaviPlaceholder{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}</w:instrText>
           </w:r>
           <w:r>
             <w:rPr>
@@ -2033,35 +1933,32 @@
       <w:pPr>
         <w:spacing w:line="480" w:lineRule="auto"/>
         <w:rPr>
-          <w:color w:val="C00000"/>
-          <w:lang w:val="en-US"/>
-        </w:rPr>
-      </w:pPr>
-      <w:r>
-        <w:rPr>
-          <w:lang w:val="en-US"/>
-        </w:rPr>
-        <w:t xml:space="preserve">We welcome the opportunity to </w:t>
-      </w:r>
-      <w:r>
-        <w:rPr>
-          <w:color w:val="C00000"/>
+          <w:lang w:val="en-US"/>
+        </w:rPr>
+      </w:pPr>
+      <w:r>
+        <w:rPr>
+          <w:lang w:val="en-US"/>
+        </w:rPr>
+        <w:t xml:space="preserve">We welcome </w:t>
+      </w:r>
+      <w:r>
+        <w:rPr>
+          <w:lang w:val="en-US"/>
+        </w:rPr>
+        <w:t xml:space="preserve">the opportunity to </w:t>
+      </w:r>
+      <w:r>
+        <w:rPr>
           <w:lang w:val="en-US"/>
         </w:rPr>
         <w:t>comment on</w:t>
       </w:r>
       <w:r>
         <w:rPr>
-          <w:color w:val="C00000"/>
-          <w:lang w:val="en-US"/>
-        </w:rPr>
-        <w:t xml:space="preserve"> </w:t>
-      </w:r>
-      <w:r>
-        <w:rPr>
-          <w:lang w:val="en-US"/>
-        </w:rPr>
-        <w:t xml:space="preserve">Pinheiro´s letter. </w:t>
+          <w:lang w:val="en-US"/>
+        </w:rPr>
+        <w:t xml:space="preserve"> Pinheiro´s letter. </w:t>
       </w:r>
       <w:r>
         <w:rPr>
@@ -2097,7 +1994,13 @@
         <w:rPr>
           <w:lang w:val="en-US"/>
         </w:rPr>
-        <w:t xml:space="preserve">attention. Above all, however, we want to emphasize that this is not in conflict but in complete accordance with our </w:t>
+        <w:t xml:space="preserve">attention. Above all, however, we want </w:t>
+      </w:r>
+      <w:r>
+        <w:rPr>
+          <w:lang w:val="en-US"/>
+        </w:rPr>
+        <w:t xml:space="preserve">to emphasize that this is not in conflict but in complete accordance with our </w:t>
       </w:r>
       <w:r>
         <w:rPr>
@@ -2135,7 +2038,7 @@
             <w:rPr>
               <w:lang w:val="en-US"/>
             </w:rPr>
-            <w:instrText>ADDIN CitaviPlaceholder{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}</w:instrText>
+            <w:instrText>ADDIN CitaviPlaceholder{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}</w:instrText>
           </w:r>
           <w:r>
             <w:rPr>
@@ -2186,7 +2089,7 @@
             <w:rPr>
               <w:lang w:val="en-US"/>
             </w:rPr>
-            <w:instrText>ADDIN CitaviPlaceholder{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}</w:instrText>
+            <w:instrText>ADDIN CitaviPlaceholder{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}</w:instrText>
           </w:r>
           <w:r>
             <w:rPr>
@@ -2243,7 +2146,7 @@
             <w:rPr>
               <w:lang w:val="en-US"/>
             </w:rPr>
-            <w:instrText>ADDIN CitaviPlaceholder{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}</w:instrText>
+            <w:instrText>ADDIN CitaviPlaceholder{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}</w:instrText>
           </w:r>
           <w:r>
             <w:rPr>
@@ -2294,7 +2197,7 @@
             <w:rPr>
               <w:lang w:val="en-US"/>
             </w:rPr>
-            <w:instrText>ADDIN CitaviPlaceholder{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}</w:instrText>
+            <w:instrText>ADDIN CitaviPlaceholder{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}</w:instrText>
           </w:r>
           <w:r>
             <w:rPr>
@@ -2320,95 +2223,76 @@
         <w:rPr>
           <w:lang w:val="en-US"/>
         </w:rPr>
-        <w:t xml:space="preserve">. </w:t>
-      </w:r>
-      <w:r>
-        <w:rPr>
-          <w:color w:val="C00000"/>
-          <w:lang w:val="en-US"/>
-        </w:rPr>
-        <w:t>In the next two paragraphs,</w:t>
-      </w:r>
-      <w:r>
-        <w:rPr>
-          <w:color w:val="C00000"/>
+        <w:t>. In the next two paragraphs,</w:t>
+      </w:r>
+      <w:r>
+        <w:rPr>
           <w:lang w:val="en-US"/>
         </w:rPr>
         <w:t xml:space="preserve"> </w:t>
       </w:r>
       <w:r>
         <w:rPr>
-          <w:color w:val="C00000"/>
           <w:lang w:val="en-US"/>
         </w:rPr>
         <w:t xml:space="preserve">we resolve these potential misunderstandings </w:t>
       </w:r>
       <w:r>
         <w:rPr>
-          <w:color w:val="C00000"/>
           <w:lang w:val="en-US"/>
         </w:rPr>
         <w:t>and</w:t>
       </w:r>
       <w:r>
         <w:rPr>
-          <w:color w:val="C00000"/>
           <w:lang w:val="en-US"/>
         </w:rPr>
         <w:t xml:space="preserve"> show how self-voice research is easily integrated into our framework and especially its concept of authenticity. In the final paragraph, we briefly</w:t>
       </w:r>
       <w:r>
         <w:rPr>
-          <w:color w:val="C00000"/>
           <w:lang w:val="en-US"/>
         </w:rPr>
         <w:t xml:space="preserve"> expand on the </w:t>
       </w:r>
       <w:r>
         <w:rPr>
-          <w:color w:val="C00000"/>
           <w:lang w:val="en-US"/>
         </w:rPr>
         <w:t xml:space="preserve">important </w:t>
       </w:r>
       <w:r>
         <w:rPr>
-          <w:color w:val="C00000"/>
           <w:lang w:val="en-US"/>
         </w:rPr>
         <w:t xml:space="preserve">points Pinheiro </w:t>
       </w:r>
       <w:r>
         <w:rPr>
-          <w:color w:val="C00000"/>
           <w:lang w:val="en-US"/>
         </w:rPr>
         <w:t xml:space="preserve">raised </w:t>
       </w:r>
       <w:r>
         <w:rPr>
-          <w:color w:val="C00000"/>
           <w:lang w:val="en-US"/>
         </w:rPr>
         <w:t>around</w:t>
       </w:r>
       <w:r>
         <w:rPr>
-          <w:color w:val="C00000"/>
           <w:lang w:val="en-US"/>
         </w:rPr>
         <w:t xml:space="preserve"> current challenges around research on self-voice </w:t>
       </w:r>
       <w:r>
         <w:rPr>
-          <w:color w:val="C00000"/>
           <w:lang w:val="en-US"/>
         </w:rPr>
         <w:t>processing</w:t>
       </w:r>
       <w:r>
         <w:rPr>
-          <w:color w:val="C00000"/>
           <w:lang w:val="en-US"/>
         </w:rPr>
         <w:t xml:space="preserve">. </w:t>
@@ -2416,11 +2300,15 @@
     </w:p>
     <w:p>
       <w:pPr>
+        <w:pStyle w:val="Listenabsatz"/>
+        <w:numPr>
+          <w:ilvl w:val="0"/>
+          <w:numId w:val="7"/>
+        </w:numPr>
         <w:spacing w:line="480" w:lineRule="auto"/>
         <w:rPr>
           <w:b/>
           <w:bCs/>
-          <w:color w:val="C00000"/>
           <w:lang w:val="en-US"/>
         </w:rPr>
       </w:pPr>
@@ -2428,67 +2316,145 @@
         <w:rPr>
           <w:b/>
           <w:bCs/>
-          <w:color w:val="C00000"/>
-          <w:lang w:val="en-US"/>
-        </w:rPr>
-        <w:t>V</w:t>
+          <w:lang w:val="en-US"/>
+        </w:rPr>
+        <w:t>VOICE NATURALNESS – A MATTER OF SUBJECTIVE IMPRESSIONS</w:t>
       </w:r>
       <w:r>
         <w:rPr>
           <w:b/>
           <w:bCs/>
-          <w:color w:val="C00000"/>
-          <w:lang w:val="en-US"/>
-        </w:rPr>
-        <w:t xml:space="preserve">oice naturalness </w:t>
-      </w:r>
-      <w:r>
-        <w:rPr>
-          <w:b/>
-          <w:bCs/>
-          <w:color w:val="C00000"/>
-          <w:lang w:val="en-US"/>
-        </w:rPr>
-        <w:t xml:space="preserve">– </w:t>
-      </w:r>
-      <w:r>
-        <w:rPr>
-          <w:b/>
-          <w:bCs/>
-          <w:color w:val="C00000"/>
-          <w:lang w:val="en-US"/>
-        </w:rPr>
-        <w:t>a matter of subjective impressions</w:t>
+          <w:lang w:val="en-US"/>
+        </w:rPr>
+        <w:t xml:space="preserve"> </w:t>
       </w:r>
     </w:p>
     <w:p>
       <w:pPr>
         <w:spacing w:line="480" w:lineRule="auto"/>
         <w:rPr>
-          <w:color w:val="C00000"/>
-          <w:lang w:val="en-US"/>
-        </w:rPr>
-      </w:pPr>
-      <w:r>
-        <w:rPr>
-          <w:color w:val="C00000"/>
+          <w:lang w:val="en-US"/>
+        </w:rPr>
+      </w:pPr>
+      <w:r>
+        <w:rPr>
           <w:lang w:val="en-US"/>
         </w:rPr>
         <w:t xml:space="preserve">Defining naturalness is challenging, </w:t>
       </w:r>
       <w:r>
         <w:rPr>
-          <w:color w:val="C00000"/>
           <w:lang w:val="en-US"/>
         </w:rPr>
         <w:t>and was a key objective in</w:t>
       </w:r>
       <w:r>
         <w:rPr>
-          <w:color w:val="C00000"/>
-          <w:lang w:val="en-US"/>
-        </w:rPr>
-        <w:t xml:space="preserve"> Nussbaum et al. (2025). </w:t>
+          <w:lang w:val="en-US"/>
+        </w:rPr>
+        <w:t xml:space="preserve"> </w:t>
+      </w:r>
+      <w:sdt>
+        <w:sdtPr>
+          <w:rPr>
+            <w:lang w:val="en-US"/>
+          </w:rPr>
+          <w:alias w:val="To edit, see citavi.com/edit"/>
+          <w:tag w:val="CitaviPlaceholder#eeae354f-a8ec-480f-9ead-13da52a61c8f"/>
+          <w:id w:val="55824619"/>
+          <w:placeholder>
+            <w:docPart w:val="DefaultPlaceholder_-1854013440"/>
+          </w:placeholder>
+        </w:sdtPr>
+        <w:sdtContent>
+          <w:r>
+            <w:rPr>
+              <w:lang w:val="en-US"/>
+            </w:rPr>
+            <w:fldChar w:fldCharType="begin"/>
+          </w:r>
+          <w:r>
+            <w:rPr>
+              <w:lang w:val="en-US"/>
+            </w:rPr>
+            <w:instrText>ADDIN CitaviPlaceholder{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}</w:instrText>
+          </w:r>
+          <w:r>
+            <w:rPr>
+              <w:lang w:val="en-US"/>
+            </w:rPr>
+            <w:fldChar w:fldCharType="separate"/>
+          </w:r>
+          <w:r>
+            <w:rPr>
+              <w:lang w:val="en-US"/>
+            </w:rPr>
+            <w:t>Nussbaum et al.</w:t>
+          </w:r>
+          <w:r>
+            <w:rPr>
+              <w:lang w:val="en-US"/>
+            </w:rPr>
+            <w:fldChar w:fldCharType="end"/>
+          </w:r>
+        </w:sdtContent>
+      </w:sdt>
+      <w:r>
+        <w:rPr>
+          <w:lang w:val="en-US"/>
+        </w:rPr>
+        <w:t xml:space="preserve"> </w:t>
+      </w:r>
+      <w:sdt>
+        <w:sdtPr>
+          <w:rPr>
+            <w:lang w:val="en-US"/>
+          </w:rPr>
+          <w:alias w:val="To edit, see citavi.com/edit"/>
+          <w:tag w:val="CitaviPlaceholder#e940d6e6-dc9c-4051-9bbe-d37096ebcdd0"/>
+          <w:id w:val="1035241265"/>
+          <w:placeholder>
+            <w:docPart w:val="DefaultPlaceholder_-1854013440"/>
+          </w:placeholder>
+        </w:sdtPr>
+        <w:sdtContent>
+          <w:r>
+            <w:rPr>
+              <w:lang w:val="en-US"/>
+            </w:rPr>
+            <w:fldChar w:fldCharType="begin"/>
+          </w:r>
+          <w:r>
+            <w:rPr>
+              <w:lang w:val="en-US"/>
+            </w:rPr>
+            <w:instrText>ADDIN CitaviPlaceholder{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}</w:instrText>
+          </w:r>
+          <w:r>
+            <w:rPr>
+              <w:lang w:val="en-US"/>
+            </w:rPr>
+            <w:fldChar w:fldCharType="separate"/>
+          </w:r>
+          <w:r>
+            <w:rPr>
+              <w:lang w:val="en-US"/>
+            </w:rPr>
+            <w:t>(2025)</w:t>
+          </w:r>
+          <w:r>
+            <w:rPr>
+              <w:lang w:val="en-US"/>
+            </w:rPr>
+            <w:fldChar w:fldCharType="end"/>
+          </w:r>
+        </w:sdtContent>
+      </w:sdt>
+      <w:r>
+        <w:rPr>
+          <w:lang w:val="en-US"/>
+        </w:rPr>
+        <w:t xml:space="preserve">. </w:t>
       </w:r>
       <w:sdt>
         <w:sdtPr>
@@ -2513,7 +2479,7 @@
             <w:rPr>
               <w:lang w:val="en-US"/>
             </w:rPr>
-            <w:instrText>ADDIN CitaviPlaceholder{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}</w:instrText>
+            <w:instrText>ADDIN CitaviPlaceholder{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}</w:instrText>
           </w:r>
           <w:r>
             <w:rPr>
@@ -2564,7 +2530,7 @@
             <w:rPr>
               <w:lang w:val="en-US"/>
             </w:rPr>
-            <w:instrText>ADDIN CitaviPlaceholder{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}</w:instrText>
+            <w:instrText>ADDIN CitaviPlaceholder{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}</w:instrText>
           </w:r>
           <w:r>
             <w:rPr>
@@ -2618,21 +2584,18 @@
       </w:r>
       <w:r>
         <w:rPr>
-          <w:color w:val="C00000"/>
           <w:lang w:val="en-US"/>
         </w:rPr>
         <w:t xml:space="preserve">proposed </w:t>
       </w:r>
       <w:r>
         <w:rPr>
-          <w:color w:val="C00000"/>
           <w:lang w:val="en-US"/>
         </w:rPr>
         <w:t>d</w:t>
       </w:r>
       <w:r>
         <w:rPr>
-          <w:color w:val="C00000"/>
           <w:lang w:val="en-US"/>
         </w:rPr>
         <w:t>efinition</w:t>
@@ -2750,7 +2713,7 @@
             <w:rPr>
               <w:lang w:val="en-US"/>
             </w:rPr>
-            <w:instrText>ADDIN CitaviPlaceholder{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}</w:instrText>
+            <w:instrText>ADDIN CitaviPlaceholder{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}</w:instrText>
           </w:r>
           <w:r>
             <w:rPr>
@@ -2867,7 +2830,7 @@
             <w:rPr>
               <w:lang w:val="en-US"/>
             </w:rPr>
-            <w:instrText>ADDIN CitaviPlaceholder{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}</w:instrText>
+            <w:instrText>ADDIN CitaviPlaceholder{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}</w:instrText>
           </w:r>
           <w:r>
             <w:rPr>
@@ -2918,7 +2881,7 @@
             <w:rPr>
               <w:lang w:val="en-US"/>
             </w:rPr>
-            <w:instrText>ADDIN CitaviPlaceholder{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}</w:instrText>
+            <w:instrText>ADDIN CitaviPlaceholder{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}</w:instrText>
           </w:r>
           <w:r>
             <w:rPr>
@@ -3011,7 +2974,7 @@
             <w:rPr>
               <w:lang w:val="en-US"/>
             </w:rPr>
-            <w:instrText>ADDIN CitaviPlaceholder{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}</w:instrText>
+            <w:instrText>ADDIN CitaviPlaceholder{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}</w:instrText>
           </w:r>
           <w:r>
             <w:rPr>
@@ -3067,25 +3030,10 @@
         <w:rPr>
           <w:lang w:val="en-US"/>
         </w:rPr>
-        <w:t>, and is therefore formed in “</w:t>
-      </w:r>
-      <w:r>
-        <w:rPr>
-          <w:color w:val="C00000"/>
-          <w:lang w:val="en-US"/>
-        </w:rPr>
-        <w:t xml:space="preserve">the ear of the </w:t>
-      </w:r>
-      <w:r>
-        <w:rPr>
-          <w:color w:val="C00000"/>
-          <w:lang w:val="en-US"/>
-        </w:rPr>
-        <w:t>beholder”</w:t>
-      </w:r>
-      <w:r>
-        <w:rPr>
-          <w:color w:val="C00000"/>
+        <w:t>, and is therefore formed in “the ear of the beholder”</w:t>
+      </w:r>
+      <w:r>
+        <w:rPr>
           <w:lang w:val="en-US"/>
         </w:rPr>
         <w:t xml:space="preserve"> </w:t>
@@ -3093,7 +3041,6 @@
       <w:sdt>
         <w:sdtPr>
           <w:rPr>
-            <w:color w:val="C00000"/>
             <w:lang w:val="en-US"/>
           </w:rPr>
           <w:alias w:val="To edit, see citavi.com/edit"/>
@@ -3106,35 +3053,30 @@
         <w:sdtContent>
           <w:r>
             <w:rPr>
-              <w:color w:val="C00000"/>
               <w:lang w:val="en-US"/>
             </w:rPr>
             <w:fldChar w:fldCharType="begin"/>
           </w:r>
           <w:r>
             <w:rPr>
-              <w:color w:val="C00000"/>
-              <w:lang w:val="en-US"/>
-            </w:rPr>
-            <w:instrText>ADDIN CitaviPlaceholder{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}</w:instrText>
-          </w:r>
-          <w:r>
-            <w:rPr>
-              <w:color w:val="C00000"/>
+              <w:lang w:val="en-US"/>
+            </w:rPr>
+            <w:instrText>ADDIN CitaviPlaceholder{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}</w:instrText>
+          </w:r>
+          <w:r>
+            <w:rPr>
               <w:lang w:val="en-US"/>
             </w:rPr>
             <w:fldChar w:fldCharType="separate"/>
           </w:r>
           <w:r>
             <w:rPr>
-              <w:color w:val="C00000"/>
               <w:lang w:val="en-US"/>
             </w:rPr>
             <w:t>(for empirical evidence, see e.g. Kapolowicz et al., 2022; Lee, 2010)</w:t>
           </w:r>
           <w:r>
             <w:rPr>
-              <w:color w:val="C00000"/>
               <w:lang w:val="en-US"/>
             </w:rPr>
             <w:fldChar w:fldCharType="end"/>
@@ -3143,252 +3085,180 @@
       </w:sdt>
       <w:r>
         <w:rPr>
-          <w:color w:val="C00000"/>
           <w:lang w:val="en-US"/>
         </w:rPr>
         <w:t>.</w:t>
       </w:r>
       <w:r>
         <w:rPr>
-          <w:color w:val="C00000"/>
           <w:lang w:val="en-US"/>
         </w:rPr>
         <w:t xml:space="preserve"> Any paraphrasing </w:t>
       </w:r>
       <w:r>
         <w:rPr>
-          <w:color w:val="C00000"/>
           <w:lang w:val="en-US"/>
         </w:rPr>
         <w:t xml:space="preserve">of </w:t>
       </w:r>
       <w:r>
         <w:rPr>
-          <w:color w:val="C00000"/>
           <w:lang w:val="en-US"/>
         </w:rPr>
         <w:t xml:space="preserve">voice naturalness that omits this subjective component is not only scientifically incomplete, but potentially harmful, because </w:t>
       </w:r>
       <w:r>
         <w:rPr>
-          <w:color w:val="C00000"/>
           <w:lang w:val="en-US"/>
         </w:rPr>
         <w:t>the</w:t>
       </w:r>
       <w:r>
         <w:rPr>
-          <w:color w:val="C00000"/>
           <w:lang w:val="en-US"/>
         </w:rPr>
         <w:t xml:space="preserve"> </w:t>
       </w:r>
       <w:r>
         <w:rPr>
-          <w:color w:val="C00000"/>
-          <w:lang w:val="en-US"/>
-        </w:rPr>
-        <w:t xml:space="preserve">implication – even if unintentional - </w:t>
-      </w:r>
-      <w:r>
-        <w:rPr>
-          <w:color w:val="C00000"/>
-          <w:lang w:val="en-US"/>
-        </w:rPr>
-        <w:t>that</w:t>
-      </w:r>
-      <w:r>
-        <w:rPr>
-          <w:color w:val="C00000"/>
+          <w:lang w:val="en-US"/>
+        </w:rPr>
+        <w:t>implication – even if unintentional - that</w:t>
+      </w:r>
+      <w:r>
+        <w:rPr>
           <w:lang w:val="en-US"/>
         </w:rPr>
         <w:t xml:space="preserve"> there is an objective ground truth of </w:t>
       </w:r>
       <w:r>
         <w:rPr>
-          <w:color w:val="C00000"/>
           <w:lang w:val="en-US"/>
         </w:rPr>
         <w:t xml:space="preserve">what constitutes </w:t>
       </w:r>
       <w:r>
         <w:rPr>
-          <w:color w:val="C00000"/>
           <w:lang w:val="en-US"/>
         </w:rPr>
         <w:t>naturalness in</w:t>
       </w:r>
       <w:r>
         <w:rPr>
-          <w:color w:val="C00000"/>
           <w:lang w:val="en-US"/>
         </w:rPr>
         <w:t xml:space="preserve"> voices gives rise to discrimination </w:t>
       </w:r>
       <w:r>
         <w:rPr>
-          <w:color w:val="C00000"/>
           <w:lang w:val="en-US"/>
         </w:rPr>
         <w:t>and repression of vocal diversity.</w:t>
       </w:r>
       <w:r>
         <w:rPr>
-          <w:color w:val="C00000"/>
           <w:lang w:val="en-US"/>
         </w:rPr>
         <w:t xml:space="preserve"> Vocal minorities, who locate themselves outside of the distribution of </w:t>
       </w:r>
       <w:r>
         <w:rPr>
-          <w:color w:val="C00000"/>
           <w:lang w:val="en-US"/>
         </w:rPr>
         <w:t>“</w:t>
       </w:r>
       <w:r>
         <w:rPr>
-          <w:color w:val="C00000"/>
           <w:lang w:val="en-US"/>
         </w:rPr>
         <w:t>typical</w:t>
       </w:r>
       <w:r>
         <w:rPr>
-          <w:color w:val="C00000"/>
           <w:lang w:val="en-US"/>
         </w:rPr>
         <w:t>”</w:t>
       </w:r>
       <w:r>
         <w:rPr>
-          <w:color w:val="C00000"/>
-          <w:lang w:val="en-US"/>
-        </w:rPr>
-        <w:t xml:space="preserve"> acoustic patterns, </w:t>
-      </w:r>
-      <w:r>
-        <w:rPr>
-          <w:color w:val="C00000"/>
-          <w:lang w:val="en-US"/>
-        </w:rPr>
-        <w:t xml:space="preserve">would be labelled as unnatural, although they may </w:t>
-      </w:r>
-      <w:r>
-        <w:rPr>
-          <w:color w:val="C00000"/>
+          <w:lang w:val="en-US"/>
+        </w:rPr>
+        <w:t xml:space="preserve"> acoustic patterns, would be labelled as unnatural, although they may </w:t>
+      </w:r>
+      <w:r>
+        <w:rPr>
           <w:lang w:val="en-US"/>
         </w:rPr>
         <w:t xml:space="preserve">simply express their </w:t>
       </w:r>
       <w:r>
         <w:rPr>
-          <w:color w:val="C00000"/>
           <w:lang w:val="en-US"/>
         </w:rPr>
         <w:t xml:space="preserve">natural </w:t>
       </w:r>
       <w:r>
         <w:rPr>
-          <w:color w:val="C00000"/>
           <w:lang w:val="en-US"/>
         </w:rPr>
         <w:t>individuality.</w:t>
       </w:r>
       <w:r>
         <w:rPr>
-          <w:color w:val="C00000"/>
           <w:lang w:val="en-US"/>
         </w:rPr>
         <w:t xml:space="preserve"> </w:t>
       </w:r>
       <w:r>
         <w:rPr>
-          <w:color w:val="C00000"/>
           <w:lang w:val="en-US"/>
         </w:rPr>
         <w:t xml:space="preserve">To counteract such potential harm, we share the responsibility in making an active effort though our scientific debates </w:t>
       </w:r>
       <w:r>
         <w:rPr>
-          <w:color w:val="C00000"/>
           <w:lang w:val="en-US"/>
         </w:rPr>
         <w:t>by</w:t>
       </w:r>
       <w:r>
         <w:rPr>
-          <w:color w:val="C00000"/>
           <w:lang w:val="en-US"/>
         </w:rPr>
         <w:t xml:space="preserve"> reflect</w:t>
       </w:r>
       <w:r>
         <w:rPr>
-          <w:color w:val="C00000"/>
           <w:lang w:val="en-US"/>
         </w:rPr>
         <w:t>ing</w:t>
       </w:r>
       <w:r>
         <w:rPr>
-          <w:color w:val="C00000"/>
           <w:lang w:val="en-US"/>
         </w:rPr>
         <w:t xml:space="preserve"> on the choice of wording and potential misunderstandings that could arise from it.</w:t>
       </w:r>
       <w:r>
         <w:rPr>
-          <w:color w:val="C00000"/>
           <w:lang w:val="en-US"/>
         </w:rPr>
         <w:t xml:space="preserve"> Note that for </w:t>
       </w:r>
       <w:r>
         <w:rPr>
-          <w:color w:val="C00000"/>
           <w:lang w:val="en-US"/>
         </w:rPr>
         <w:t>the same</w:t>
       </w:r>
       <w:r>
         <w:rPr>
-          <w:color w:val="C00000"/>
-          <w:lang w:val="en-US"/>
-        </w:rPr>
-        <w:t xml:space="preserve"> reason, we also recommend caution with words like “appropriateness” as a </w:t>
-      </w:r>
-      <w:r>
-        <w:rPr>
-          <w:color w:val="C00000"/>
-          <w:lang w:val="en-US"/>
-        </w:rPr>
-        <w:t>reconceptualiz</w:t>
-      </w:r>
-      <w:r>
-        <w:rPr>
-          <w:color w:val="C00000"/>
-          <w:lang w:val="en-US"/>
-        </w:rPr>
-        <w:t>ation of</w:t>
-      </w:r>
-      <w:r>
-        <w:rPr>
-          <w:color w:val="C00000"/>
-          <w:lang w:val="en-US"/>
-        </w:rPr>
-        <w:t xml:space="preserve"> naturalness</w:t>
-      </w:r>
-      <w:r>
-        <w:rPr>
-          <w:color w:val="C00000"/>
-          <w:lang w:val="en-US"/>
-        </w:rPr>
-        <w:t xml:space="preserve"> (Pinheiro, 2025, p. 4046), which may carry an additional evaluative layer which could be perceived as hurtful by the </w:t>
-      </w:r>
-      <w:r>
-        <w:rPr>
-          <w:color w:val="C00000"/>
+          <w:lang w:val="en-US"/>
+        </w:rPr>
+        <w:t xml:space="preserve"> reason, we also recommend caution with words like “appropriateness” as a reconceptualization of naturalness (Pinheiro, 2025, p. 4046), which may carry an additional evaluative layer which could be perceived as hurtful by the </w:t>
+      </w:r>
+      <w:r>
+        <w:rPr>
           <w:lang w:val="en-US"/>
         </w:rPr>
         <w:lastRenderedPageBreak/>
@@ -3396,21 +3266,18 @@
       </w:r>
       <w:r>
         <w:rPr>
-          <w:color w:val="C00000"/>
           <w:lang w:val="en-US"/>
         </w:rPr>
         <w:t>On the conceptual understanding beneath,</w:t>
       </w:r>
       <w:r>
         <w:rPr>
-          <w:color w:val="C00000"/>
           <w:lang w:val="en-US"/>
         </w:rPr>
         <w:t xml:space="preserve"> however,</w:t>
       </w:r>
       <w:r>
         <w:rPr>
-          <w:color w:val="C00000"/>
           <w:lang w:val="en-US"/>
         </w:rPr>
         <w:t xml:space="preserve"> </w:t>
@@ -3438,7 +3305,7 @@
             <w:rPr>
               <w:lang w:val="en-US"/>
             </w:rPr>
-            <w:instrText>ADDIN CitaviPlaceholder{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}</w:instrText>
+            <w:instrText>ADDIN CitaviPlaceholder{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}</w:instrText>
           </w:r>
           <w:r>
             <w:rPr>
@@ -3489,7 +3356,7 @@
             <w:rPr>
               <w:lang w:val="en-US"/>
             </w:rPr>
-            <w:instrText>ADDIN CitaviPlaceholder{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}</w:instrText>
+            <w:instrText>ADDIN CitaviPlaceholder{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}</w:instrText>
           </w:r>
           <w:r>
             <w:rPr>
@@ -3539,27 +3406,7 @@
         <w:rPr>
           <w:lang w:val="en-US"/>
         </w:rPr>
-        <w:t>W</w:t>
-      </w:r>
-      <w:r>
-        <w:rPr>
-          <w:color w:val="C00000"/>
-          <w:lang w:val="en-US"/>
-        </w:rPr>
-        <w:t>e are fully aligned with</w:t>
-      </w:r>
-      <w:r>
-        <w:rPr>
-          <w:color w:val="C00000"/>
-          <w:lang w:val="en-US"/>
-        </w:rPr>
-        <w:t xml:space="preserve"> </w:t>
-      </w:r>
-      <w:r>
-        <w:rPr>
-          <w:lang w:val="en-US"/>
-        </w:rPr>
-        <w:t>this -</w:t>
+        <w:t>We are fully aligned with this -</w:t>
       </w:r>
       <w:r>
         <w:rPr>
@@ -3626,7 +3473,7 @@
             <w:rPr>
               <w:lang w:val="en-US"/>
             </w:rPr>
-            <w:instrText>ADDIN CitaviPlaceholder{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}</w:instrText>
+            <w:instrText>ADDIN CitaviPlaceholder{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}</w:instrText>
           </w:r>
           <w:r>
             <w:rPr>
@@ -3677,7 +3524,7 @@
             <w:rPr>
               <w:lang w:val="en-US"/>
             </w:rPr>
-            <w:instrText>ADDIN CitaviPlaceholder{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}</w:instrText>
+            <w:instrText>ADDIN CitaviPlaceholder{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}</w:instrText>
           </w:r>
           <w:r>
             <w:rPr>
@@ -3713,82 +3560,48 @@
       </w:r>
       <w:r>
         <w:rPr>
-          <w:color w:val="C00000"/>
-          <w:lang w:val="en-US"/>
-        </w:rPr>
-        <w:t xml:space="preserve"> </w:t>
-      </w:r>
-      <w:commentRangeStart w:id="2"/>
-      <w:r>
-        <w:rPr>
-          <w:color w:val="C00000"/>
-          <w:lang w:val="en-US"/>
-        </w:rPr>
-        <w:t>W</w:t>
-      </w:r>
-      <w:r>
-        <w:rPr>
-          <w:color w:val="C00000"/>
-          <w:lang w:val="en-US"/>
-        </w:rPr>
-        <w:t>e</w:t>
-      </w:r>
-      <w:commentRangeEnd w:id="2"/>
-      <w:r>
-        <w:rPr>
-          <w:rStyle w:val="Kommentarzeichen"/>
-          <w:color w:val="C00000"/>
-          <w:sz w:val="22"/>
-          <w:szCs w:val="22"/>
-          <w:lang w:val="en-US"/>
-        </w:rPr>
-        <w:commentReference w:id="2"/>
-      </w:r>
-      <w:r>
-        <w:rPr>
-          <w:color w:val="C00000"/>
-          <w:lang w:val="en-US"/>
-        </w:rPr>
-        <w:t xml:space="preserve"> </w:t>
-      </w:r>
-      <w:r>
-        <w:rPr>
-          <w:color w:val="C00000"/>
+          <w:lang w:val="en-US"/>
+        </w:rPr>
+        <w:t xml:space="preserve"> W</w:t>
+      </w:r>
+      <w:r>
+        <w:rPr>
+          <w:lang w:val="en-US"/>
+        </w:rPr>
+        <w:t xml:space="preserve">e </w:t>
+      </w:r>
+      <w:r>
+        <w:rPr>
           <w:lang w:val="en-US"/>
         </w:rPr>
         <w:t xml:space="preserve">maintain that a full </w:t>
       </w:r>
       <w:r>
         <w:rPr>
-          <w:color w:val="C00000"/>
           <w:lang w:val="en-US"/>
         </w:rPr>
         <w:t xml:space="preserve">understanding of voice naturalness </w:t>
       </w:r>
       <w:r>
         <w:rPr>
-          <w:color w:val="C00000"/>
           <w:lang w:val="en-US"/>
         </w:rPr>
         <w:t>requires more systematic research that assesses</w:t>
       </w:r>
       <w:r>
         <w:rPr>
-          <w:color w:val="C00000"/>
           <w:lang w:val="en-US"/>
         </w:rPr>
         <w:t xml:space="preserve"> differences across listeners and contexts, </w:t>
       </w:r>
       <w:r>
         <w:rPr>
-          <w:color w:val="C00000"/>
           <w:lang w:val="en-US"/>
         </w:rPr>
         <w:t>addressing societal aspects of speech production as well</w:t>
       </w:r>
       <w:r>
         <w:rPr>
-          <w:color w:val="C00000"/>
           <w:lang w:val="en-US"/>
         </w:rPr>
         <w:t xml:space="preserve">. </w:t>
@@ -3796,6 +3609,11 @@
     </w:p>
     <w:p>
       <w:pPr>
+        <w:pStyle w:val="Listenabsatz"/>
+        <w:numPr>
+          <w:ilvl w:val="0"/>
+          <w:numId w:val="7"/>
+        </w:numPr>
         <w:spacing w:line="480" w:lineRule="auto"/>
         <w:rPr>
           <w:b/>
@@ -3809,7 +3627,7 @@
           <w:bCs/>
           <w:lang w:val="en-US"/>
         </w:rPr>
-        <w:t>Linking v</w:t>
+        <w:t xml:space="preserve">LINKING </w:t>
       </w:r>
       <w:r>
         <w:rPr>
@@ -3817,7 +3635,7 @@
           <w:bCs/>
           <w:lang w:val="en-US"/>
         </w:rPr>
-        <w:t>oice naturalness</w:t>
+        <w:t>VOICE NATURALNESS</w:t>
       </w:r>
       <w:r>
         <w:rPr>
@@ -3825,7 +3643,7 @@
           <w:bCs/>
           <w:lang w:val="en-US"/>
         </w:rPr>
-        <w:t xml:space="preserve"> and authenticity</w:t>
+        <w:t xml:space="preserve"> AND AUTHENTICITY TO SELF-VOICE PROCESSING</w:t>
       </w:r>
       <w:r>
         <w:rPr>
@@ -3833,23 +3651,7 @@
           <w:bCs/>
           <w:lang w:val="en-US"/>
         </w:rPr>
-        <w:t xml:space="preserve"> to self-voice </w:t>
-      </w:r>
-      <w:r>
-        <w:rPr>
-          <w:b/>
-          <w:bCs/>
-          <w:lang w:val="en-US"/>
-        </w:rPr>
-        <w:t>processin</w:t>
-      </w:r>
-      <w:r>
-        <w:rPr>
-          <w:b/>
-          <w:bCs/>
-          <w:lang w:val="en-US"/>
-        </w:rPr>
-        <w:t xml:space="preserve">g </w:t>
+        <w:t xml:space="preserve"> </w:t>
       </w:r>
     </w:p>
     <w:p>
@@ -3888,7 +3690,7 @@
             <w:rPr>
               <w:lang w:val="en-US"/>
             </w:rPr>
-            <w:instrText>ADDIN CitaviPlaceholder{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}</w:instrText>
+            <w:instrText>ADDIN CitaviPlaceholder{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}</w:instrText>
           </w:r>
           <w:r>
             <w:rPr>
@@ -3939,7 +3741,7 @@
             <w:rPr>
               <w:lang w:val="en-US"/>
             </w:rPr>
-            <w:instrText>ADDIN CitaviPlaceholder{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}</w:instrText>
+            <w:instrText>ADDIN CitaviPlaceholder{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}</w:instrText>
           </w:r>
           <w:r>
             <w:rPr>
@@ -3990,7 +3792,7 @@
             <w:rPr>
               <w:lang w:val="en-US"/>
             </w:rPr>
-            <w:instrText>ADDIN CitaviPlaceholder{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}</w:instrText>
+            <w:instrText>ADDIN CitaviPlaceholder{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}</w:instrText>
           </w:r>
           <w:r>
             <w:rPr>
@@ -4041,7 +3843,7 @@
             <w:rPr>
               <w:lang w:val="en-US"/>
             </w:rPr>
-            <w:instrText>ADDIN CitaviPlaceholder{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}</w:instrText>
+            <w:instrText>ADDIN CitaviPlaceholder{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}</w:instrText>
           </w:r>
           <w:r>
             <w:rPr>
@@ -4071,35 +3873,36 @@
       </w:r>
       <w:r>
         <w:rPr>
-          <w:color w:val="C00000"/>
-          <w:lang w:val="en-US"/>
-        </w:rPr>
-        <w:t xml:space="preserve">Note </w:t>
-      </w:r>
-      <w:r>
-        <w:rPr>
-          <w:color w:val="C00000"/>
-          <w:lang w:val="en-US"/>
-        </w:rPr>
-        <w:t>that w</w:t>
-      </w:r>
-      <w:r>
-        <w:rPr>
-          <w:color w:val="C00000"/>
-          <w:lang w:val="en-US"/>
-        </w:rPr>
-        <w:t xml:space="preserve">e intentionally decided to only briefly touch on the issue, </w:t>
-      </w:r>
-      <w:r>
-        <w:rPr>
-          <w:color w:val="C00000"/>
+          <w:lang w:val="en-US"/>
+        </w:rPr>
+        <w:t>Note that w</w:t>
+      </w:r>
+      <w:r>
+        <w:rPr>
+          <w:lang w:val="en-US"/>
+        </w:rPr>
+        <w:t>e intentionally decided to only briefly touch on th</w:t>
+      </w:r>
+      <w:r>
+        <w:rPr>
+          <w:lang w:val="en-US"/>
+        </w:rPr>
+        <w:t>is</w:t>
+      </w:r>
+      <w:r>
+        <w:rPr>
+          <w:lang w:val="en-US"/>
+        </w:rPr>
+        <w:t xml:space="preserve"> issue, </w:t>
+      </w:r>
+      <w:r>
+        <w:rPr>
           <w:lang w:val="en-US"/>
         </w:rPr>
         <w:t>but it provided</w:t>
       </w:r>
       <w:r>
         <w:rPr>
-          <w:color w:val="C00000"/>
           <w:lang w:val="en-US"/>
         </w:rPr>
         <w:t xml:space="preserve"> substantial motivation for understanding voice naturalness: </w:t>
@@ -4133,7 +3936,7 @@
             <w:rPr>
               <w:lang w:val="en-US"/>
             </w:rPr>
-            <w:instrText>ADDIN CitaviPlaceholder{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}</w:instrText>
+            <w:instrText>ADDIN CitaviPlaceholder{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}</w:instrText>
           </w:r>
           <w:r>
             <w:rPr>
@@ -4184,7 +3987,7 @@
             <w:rPr>
               <w:lang w:val="en-US"/>
             </w:rPr>
-            <w:instrText>ADDIN CitaviPlaceholder{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}</w:instrText>
+            <w:instrText>ADDIN CitaviPlaceholder{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}</w:instrText>
           </w:r>
           <w:r>
             <w:rPr>
@@ -4235,7 +4038,7 @@
             <w:rPr>
               <w:lang w:val="en-US"/>
             </w:rPr>
-            <w:instrText>ADDIN CitaviPlaceholder{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}</w:instrText>
+            <w:instrText>ADDIN CitaviPlaceholder{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}</w:instrText>
           </w:r>
           <w:r>
             <w:rPr>
@@ -4286,7 +4089,7 @@
             <w:rPr>
               <w:lang w:val="en-US"/>
             </w:rPr>
-            <w:instrText>ADDIN CitaviPlaceholder{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}</w:instrText>
+            <w:instrText>ADDIN CitaviPlaceholder{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}</w:instrText>
           </w:r>
           <w:r>
             <w:rPr>
@@ -4336,7 +4139,13 @@
         <w:rPr>
           <w:lang w:val="en-US"/>
         </w:rPr>
-        <w:t xml:space="preserve"> like “their own natural voice”.</w:t>
+        <w:t xml:space="preserve"> like </w:t>
+      </w:r>
+      <w:r>
+        <w:rPr>
+          <w:lang w:val="en-US"/>
+        </w:rPr>
+        <w:t>“their own natural voice”.</w:t>
       </w:r>
       <w:r>
         <w:rPr>
@@ -4399,7 +4208,7 @@
             <w:rPr>
               <w:lang w:val="en-US"/>
             </w:rPr>
-            <w:instrText>ADDIN CitaviPlaceholder{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}</w:instrText>
+            <w:instrText>ADDIN CitaviPlaceholder{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}</w:instrText>
           </w:r>
           <w:r>
             <w:rPr>
@@ -4450,7 +4259,7 @@
             <w:rPr>
               <w:lang w:val="en-US"/>
             </w:rPr>
-            <w:instrText>ADDIN CitaviPlaceholder{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}</w:instrText>
+            <w:instrText>ADDIN CitaviPlaceholder{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}</w:instrText>
           </w:r>
           <w:r>
             <w:rPr>
@@ -4583,7 +4392,7 @@
             <w:rPr>
               <w:lang w:val="en-US"/>
             </w:rPr>
-            <w:instrText>ADDIN CitaviPlaceholder{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}</w:instrText>
+            <w:instrText>ADDIN CitaviPlaceholder{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}</w:instrText>
           </w:r>
           <w:r>
             <w:rPr>
@@ -4634,7 +4443,7 @@
             <w:rPr>
               <w:lang w:val="en-US"/>
             </w:rPr>
-            <w:instrText>ADDIN CitaviPlaceholder{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}</w:instrText>
+            <w:instrText>ADDIN CitaviPlaceholder{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}</w:instrText>
           </w:r>
           <w:r>
             <w:rPr>
@@ -4727,7 +4536,7 @@
             <w:rPr>
               <w:lang w:val="en-US"/>
             </w:rPr>
-            <w:instrText>ADDIN CitaviPlaceholder{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}</w:instrText>
+            <w:instrText>ADDIN CitaviPlaceholder{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}</w:instrText>
           </w:r>
           <w:r>
             <w:rPr>
@@ -4739,7 +4548,21 @@
             <w:rPr>
               <w:lang w:val="en-US"/>
             </w:rPr>
-            <w:t>(e.g.,Roswandowitz et al., 2024)</w:t>
+            <w:t>(</w:t>
+          </w:r>
+          <w:proofErr w:type="gramStart"/>
+          <w:r>
+            <w:rPr>
+              <w:lang w:val="en-US"/>
+            </w:rPr>
+            <w:t>e.g.,Roswandowitz</w:t>
+          </w:r>
+          <w:proofErr w:type="gramEnd"/>
+          <w:r>
+            <w:rPr>
+              <w:lang w:val="en-US"/>
+            </w:rPr>
+            <w:t xml:space="preserve"> et al., 2024)</w:t>
           </w:r>
           <w:r>
             <w:rPr>
@@ -4827,7 +4650,13 @@
         <w:rPr>
           <w:lang w:val="en-US"/>
         </w:rPr>
-        <w:t xml:space="preserve"> assessment of authenticity for other speakers’ identities</w:t>
+        <w:t xml:space="preserve"> assessment of </w:t>
+      </w:r>
+      <w:r>
+        <w:rPr>
+          <w:lang w:val="en-US"/>
+        </w:rPr>
+        <w:t>authenticity for other speakers’ identities</w:t>
       </w:r>
       <w:r>
         <w:rPr>
@@ -4839,14 +4668,7 @@
         <w:rPr>
           <w:lang w:val="en-US"/>
         </w:rPr>
-        <w:t xml:space="preserve"> </w:t>
-      </w:r>
-      <w:r>
-        <w:rPr>
-          <w:color w:val="C00000"/>
-          <w:lang w:val="en-US"/>
-        </w:rPr>
-        <w:t>their commonalities and differences require further empirical investigation</w:t>
+        <w:t xml:space="preserve"> their commonalities and differences require further empirical investigation</w:t>
       </w:r>
       <w:r>
         <w:rPr>
@@ -4877,7 +4699,7 @@
             <w:rPr>
               <w:lang w:val="en-US"/>
             </w:rPr>
-            <w:instrText>ADDIN CitaviPlaceholder{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}</w:instrText>
+            <w:instrText>ADDIN CitaviPlaceholder{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}</w:instrText>
           </w:r>
           <w:r>
             <w:rPr>
@@ -4928,7 +4750,7 @@
             <w:rPr>
               <w:lang w:val="en-US"/>
             </w:rPr>
-            <w:instrText>ADDIN CitaviPlaceholder{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}</w:instrText>
+            <w:instrText>ADDIN CitaviPlaceholder{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}</w:instrText>
           </w:r>
           <w:r>
             <w:rPr>
@@ -4997,7 +4819,7 @@
             <w:rPr>
               <w:lang w:val="en-US"/>
             </w:rPr>
-            <w:instrText>ADDIN CitaviPlaceholder{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}</w:instrText>
+            <w:instrText>ADDIN CitaviPlaceholder{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}</w:instrText>
           </w:r>
           <w:r>
             <w:rPr>
@@ -5027,16 +4849,9 @@
       </w:r>
       <w:r>
         <w:rPr>
-          <w:color w:val="C00000"/>
-          <w:lang w:val="en-US"/>
-        </w:rPr>
-        <w:t xml:space="preserve">To this end, </w:t>
-      </w:r>
-      <w:r>
-        <w:rPr>
-          <w:lang w:val="en-US"/>
-        </w:rPr>
-        <w:t>t</w:t>
+          <w:lang w:val="en-US"/>
+        </w:rPr>
+        <w:t>To this end, t</w:t>
       </w:r>
       <w:r>
         <w:rPr>
@@ -5071,6 +4886,11 @@
     </w:p>
     <w:p>
       <w:pPr>
+        <w:pStyle w:val="Listenabsatz"/>
+        <w:numPr>
+          <w:ilvl w:val="0"/>
+          <w:numId w:val="7"/>
+        </w:numPr>
         <w:spacing w:line="480" w:lineRule="auto"/>
         <w:rPr>
           <w:b/>
@@ -5084,31 +4904,7 @@
           <w:bCs/>
           <w:lang w:val="en-US"/>
         </w:rPr>
-        <w:t>Current Challenges for</w:t>
-      </w:r>
-      <w:r>
-        <w:rPr>
-          <w:b/>
-          <w:bCs/>
-          <w:lang w:val="en-US"/>
-        </w:rPr>
-        <w:t xml:space="preserve"> Understanding</w:t>
-      </w:r>
-      <w:r>
-        <w:rPr>
-          <w:b/>
-          <w:bCs/>
-          <w:lang w:val="en-US"/>
-        </w:rPr>
-        <w:t xml:space="preserve"> Self-Voice </w:t>
-      </w:r>
-      <w:r>
-        <w:rPr>
-          <w:b/>
-          <w:bCs/>
-          <w:lang w:val="en-US"/>
-        </w:rPr>
-        <w:t>Processing</w:t>
+        <w:t>CURRENT CHALLENGES FOR UNDERSTANDING SELF-VOICE PROCESSING</w:t>
       </w:r>
     </w:p>
     <w:p>
@@ -5128,7 +4924,109 @@
         <w:rPr>
           <w:lang w:val="en-US"/>
         </w:rPr>
-        <w:t>complement the points raised by Pinheiro by reflecting on current challenges for self-voice research</w:t>
+        <w:t xml:space="preserve">complement the points raised by </w:t>
+      </w:r>
+      <w:sdt>
+        <w:sdtPr>
+          <w:rPr>
+            <w:lang w:val="en-US"/>
+          </w:rPr>
+          <w:alias w:val="To edit, see citavi.com/edit"/>
+          <w:tag w:val="CitaviPlaceholder#fae6a382-15d1-4d1b-9c97-3d2669f2b7f8"/>
+          <w:id w:val="-301697905"/>
+          <w:placeholder>
+            <w:docPart w:val="DefaultPlaceholder_-1854013440"/>
+          </w:placeholder>
+        </w:sdtPr>
+        <w:sdtContent>
+          <w:r>
+            <w:rPr>
+              <w:lang w:val="en-US"/>
+            </w:rPr>
+            <w:fldChar w:fldCharType="begin"/>
+          </w:r>
+          <w:r>
+            <w:rPr>
+              <w:lang w:val="en-US"/>
+            </w:rPr>
+            <w:instrText>ADDIN CitaviPlaceholder{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}</w:instrText>
+          </w:r>
+          <w:r>
+            <w:rPr>
+              <w:lang w:val="en-US"/>
+            </w:rPr>
+            <w:fldChar w:fldCharType="separate"/>
+          </w:r>
+          <w:r>
+            <w:rPr>
+              <w:lang w:val="en-US"/>
+            </w:rPr>
+            <w:t>Pinheiro</w:t>
+          </w:r>
+          <w:r>
+            <w:rPr>
+              <w:lang w:val="en-US"/>
+            </w:rPr>
+            <w:fldChar w:fldCharType="end"/>
+          </w:r>
+        </w:sdtContent>
+      </w:sdt>
+      <w:r>
+        <w:rPr>
+          <w:lang w:val="en-US"/>
+        </w:rPr>
+        <w:t xml:space="preserve"> </w:t>
+      </w:r>
+      <w:sdt>
+        <w:sdtPr>
+          <w:rPr>
+            <w:lang w:val="en-US"/>
+          </w:rPr>
+          <w:alias w:val="To edit, see citavi.com/edit"/>
+          <w:tag w:val="CitaviPlaceholder#559b4b83-7ff9-4167-8107-61a5abb7b3f0"/>
+          <w:id w:val="-79910804"/>
+          <w:placeholder>
+            <w:docPart w:val="DefaultPlaceholder_-1854013440"/>
+          </w:placeholder>
+        </w:sdtPr>
+        <w:sdtContent>
+          <w:r>
+            <w:rPr>
+              <w:lang w:val="en-US"/>
+            </w:rPr>
+            <w:fldChar w:fldCharType="begin"/>
+          </w:r>
+          <w:r>
+            <w:rPr>
+              <w:lang w:val="en-US"/>
+            </w:rPr>
+            <w:instrText>ADDIN CitaviPlaceholder{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}</w:instrText>
+          </w:r>
+          <w:r>
+            <w:rPr>
+              <w:lang w:val="en-US"/>
+            </w:rPr>
+            <w:fldChar w:fldCharType="separate"/>
+          </w:r>
+          <w:r>
+            <w:rPr>
+              <w:lang w:val="en-US"/>
+            </w:rPr>
+            <w:t>(2025)</w:t>
+          </w:r>
+          <w:r>
+            <w:rPr>
+              <w:lang w:val="en-US"/>
+            </w:rPr>
+            <w:fldChar w:fldCharType="end"/>
+          </w:r>
+        </w:sdtContent>
+      </w:sdt>
+      <w:r>
+        <w:rPr>
+          <w:lang w:val="en-US"/>
+        </w:rPr>
+        <w:t xml:space="preserve"> by reflecting on current challenges for self-voice research</w:t>
       </w:r>
       <w:r>
         <w:rPr>
@@ -5164,7 +5062,21 @@
         <w:rPr>
           <w:lang w:val="en-US"/>
         </w:rPr>
-        <w:t xml:space="preserve">research on the self-voice </w:t>
+        <w:t xml:space="preserve">research on </w:t>
+      </w:r>
+      <w:proofErr w:type="gramStart"/>
+      <w:r>
+        <w:rPr>
+          <w:lang w:val="en-US"/>
+        </w:rPr>
+        <w:t>the self</w:t>
+      </w:r>
+      <w:proofErr w:type="gramEnd"/>
+      <w:r>
+        <w:rPr>
+          <w:lang w:val="en-US"/>
+        </w:rPr>
+        <w:t xml:space="preserve">-voice </w:t>
       </w:r>
       <w:r>
         <w:rPr>
@@ -5243,7 +5155,7 @@
             <w:rPr>
               <w:lang w:val="en-US"/>
             </w:rPr>
-            <w:instrText>ADDIN CitaviPlaceholder{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}</w:instrText>
+            <w:instrText>ADDIN CitaviPlaceholder{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}</w:instrText>
           </w:r>
           <w:r>
             <w:rPr>
@@ -5318,7 +5230,7 @@
             <w:rPr>
               <w:lang w:val="en-US"/>
             </w:rPr>
-            <w:instrText>ADDIN CitaviPlaceholder{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}</w:instrText>
+            <w:instrText>ADDIN CitaviPlaceholder{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}</w:instrText>
           </w:r>
           <w:r>
             <w:rPr>
@@ -5423,7 +5335,7 @@
             <w:rPr>
               <w:lang w:val="en-US"/>
             </w:rPr>
-            <w:instrText>ADDIN CitaviPlaceholder{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}</w:instrText>
+            <w:instrText>ADDIN CitaviPlaceholder{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}</w:instrText>
           </w:r>
           <w:r>
             <w:rPr>
@@ -5459,34 +5371,119 @@
           <w:lang w:val="en-US"/>
         </w:rPr>
       </w:pPr>
-      <w:commentRangeStart w:id="3"/>
-      <w:r>
-        <w:rPr>
-          <w:lang w:val="en-US"/>
-        </w:rPr>
-        <w:t>Another</w:t>
-      </w:r>
-      <w:commentRangeEnd w:id="3"/>
-      <w:r>
-        <w:rPr>
-          <w:rStyle w:val="Kommentarzeichen"/>
-          <w:sz w:val="22"/>
-          <w:szCs w:val="22"/>
-          <w:lang w:val="en-US"/>
-        </w:rPr>
-        <w:commentReference w:id="3"/>
-      </w:r>
-      <w:r>
-        <w:rPr>
-          <w:lang w:val="en-US"/>
-        </w:rPr>
-        <w:t xml:space="preserve"> topic that is related to the</w:t>
-      </w:r>
-      <w:r>
-        <w:rPr>
-          <w:lang w:val="en-US"/>
-        </w:rPr>
-        <w:t xml:space="preserve"> self-voice, not mentioned by Pinheiro, is kinship recognition</w:t>
+      <w:r>
+        <w:rPr>
+          <w:lang w:val="en-US"/>
+        </w:rPr>
+        <w:t>Another topic that is related to the</w:t>
+      </w:r>
+      <w:r>
+        <w:rPr>
+          <w:lang w:val="en-US"/>
+        </w:rPr>
+        <w:t xml:space="preserve"> self-voice, not mentioned by </w:t>
+      </w:r>
+      <w:sdt>
+        <w:sdtPr>
+          <w:rPr>
+            <w:lang w:val="en-US"/>
+          </w:rPr>
+          <w:alias w:val="To edit, see citavi.com/edit"/>
+          <w:tag w:val="CitaviPlaceholder#ca9de320-3f24-45b9-9960-3476b549829e"/>
+          <w:id w:val="-924723154"/>
+          <w:placeholder>
+            <w:docPart w:val="DefaultPlaceholder_-1854013440"/>
+          </w:placeholder>
+        </w:sdtPr>
+        <w:sdtContent>
+          <w:r>
+            <w:rPr>
+              <w:lang w:val="en-US"/>
+            </w:rPr>
+            <w:fldChar w:fldCharType="begin"/>
+          </w:r>
+          <w:r>
+            <w:rPr>
+              <w:lang w:val="en-US"/>
+            </w:rPr>
+            <w:instrText>ADDIN CitaviPlaceholder{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}</w:instrText>
+          </w:r>
+          <w:r>
+            <w:rPr>
+              <w:lang w:val="en-US"/>
+            </w:rPr>
+            <w:fldChar w:fldCharType="separate"/>
+          </w:r>
+          <w:r>
+            <w:rPr>
+              <w:lang w:val="en-US"/>
+            </w:rPr>
+            <w:t>Pinheiro</w:t>
+          </w:r>
+          <w:r>
+            <w:rPr>
+              <w:lang w:val="en-US"/>
+            </w:rPr>
+            <w:fldChar w:fldCharType="end"/>
+          </w:r>
+        </w:sdtContent>
+      </w:sdt>
+      <w:r>
+        <w:rPr>
+          <w:lang w:val="en-US"/>
+        </w:rPr>
+        <w:t xml:space="preserve"> </w:t>
+      </w:r>
+      <w:sdt>
+        <w:sdtPr>
+          <w:rPr>
+            <w:lang w:val="en-US"/>
+          </w:rPr>
+          <w:alias w:val="To edit, see citavi.com/edit"/>
+          <w:tag w:val="CitaviPlaceholder#6923f7c4-892e-4353-9216-963b54a6a3b4"/>
+          <w:id w:val="2121729126"/>
+          <w:placeholder>
+            <w:docPart w:val="DefaultPlaceholder_-1854013440"/>
+          </w:placeholder>
+        </w:sdtPr>
+        <w:sdtContent>
+          <w:r>
+            <w:rPr>
+              <w:lang w:val="en-US"/>
+            </w:rPr>
+            <w:fldChar w:fldCharType="begin"/>
+          </w:r>
+          <w:r>
+            <w:rPr>
+              <w:lang w:val="en-US"/>
+            </w:rPr>
+            <w:instrText>ADDIN CitaviPlaceholder{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}</w:instrText>
+          </w:r>
+          <w:r>
+            <w:rPr>
+              <w:lang w:val="en-US"/>
+            </w:rPr>
+            <w:fldChar w:fldCharType="separate"/>
+          </w:r>
+          <w:r>
+            <w:rPr>
+              <w:lang w:val="en-US"/>
+            </w:rPr>
+            <w:t>(2025)</w:t>
+          </w:r>
+          <w:r>
+            <w:rPr>
+              <w:lang w:val="en-US"/>
+            </w:rPr>
+            <w:fldChar w:fldCharType="end"/>
+          </w:r>
+        </w:sdtContent>
+      </w:sdt>
+      <w:r>
+        <w:rPr>
+          <w:lang w:val="en-US"/>
+        </w:rPr>
+        <w:t>, is kinship recognition</w:t>
       </w:r>
       <w:r>
         <w:rPr>
@@ -5523,7 +5520,7 @@
             <w:rPr>
               <w:lang w:val="en-US"/>
             </w:rPr>
-            <w:instrText>ADDIN CitaviPlaceholder{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}</w:instrText>
+            <w:instrText>ADDIN CitaviPlaceholder{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}</w:instrText>
           </w:r>
           <w:r>
             <w:rPr>
@@ -5574,7 +5571,7 @@
             <w:rPr>
               <w:lang w:val="en-US"/>
             </w:rPr>
-            <w:instrText>ADDIN CitaviPlaceholder{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}</w:instrText>
+            <w:instrText>ADDIN CitaviPlaceholder{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}</w:instrText>
           </w:r>
           <w:r>
             <w:rPr>
@@ -5661,7 +5658,7 @@
             <w:rPr>
               <w:lang w:val="en-US"/>
             </w:rPr>
-            <w:instrText>ADDIN CitaviPlaceholder{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}</w:instrText>
+            <w:instrText>ADDIN CitaviPlaceholder{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}</w:instrText>
           </w:r>
           <w:r>
             <w:rPr>
@@ -5712,7 +5709,7 @@
             <w:rPr>
               <w:lang w:val="en-US"/>
             </w:rPr>
-            <w:instrText>ADDIN CitaviPlaceholder{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}</w:instrText>
+            <w:instrText>ADDIN CitaviPlaceholder{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}</w:instrText>
           </w:r>
           <w:r>
             <w:rPr>
@@ -5798,7 +5795,7 @@
             <w:rPr>
               <w:lang w:val="en-US"/>
             </w:rPr>
-            <w:instrText>ADDIN CitaviPlaceholder{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}</w:instrText>
+            <w:instrText>ADDIN CitaviPlaceholder{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}</w:instrText>
           </w:r>
           <w:r>
             <w:rPr>
@@ -5898,7 +5895,13 @@
         <w:rPr>
           <w:lang w:val="en-US"/>
         </w:rPr>
-        <w:t>, as well as an integrative framework</w:t>
+        <w:t xml:space="preserve">, as well as an integrative </w:t>
+      </w:r>
+      <w:r>
+        <w:rPr>
+          <w:lang w:val="en-US"/>
+        </w:rPr>
+        <w:t>framework</w:t>
       </w:r>
       <w:r>
         <w:rPr>
@@ -5910,25 +5913,13 @@
         <w:rPr>
           <w:lang w:val="en-US"/>
         </w:rPr>
-        <w:t>acknowledge</w:t>
-      </w:r>
-      <w:r>
-        <w:rPr>
-          <w:lang w:val="en-US"/>
-        </w:rPr>
-        <w:t xml:space="preserve"> </w:t>
-      </w:r>
-      <w:r>
-        <w:rPr>
-          <w:lang w:val="en-US"/>
-        </w:rPr>
-        <w:t>recent</w:t>
-      </w:r>
-      <w:r>
-        <w:rPr>
-          <w:lang w:val="en-US"/>
-        </w:rPr>
-        <w:t xml:space="preserve"> </w:t>
+        <w:t xml:space="preserve">acknowledge </w:t>
+      </w:r>
+      <w:r>
+        <w:rPr>
+          <w:lang w:val="en-US"/>
+        </w:rPr>
+        <w:t xml:space="preserve">recent </w:t>
       </w:r>
       <w:r>
         <w:rPr>
@@ -5965,7 +5956,7 @@
             <w:rPr>
               <w:lang w:val="en-US"/>
             </w:rPr>
-            <w:instrText>ADDIN CitaviPlaceholder{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}</w:instrText>
+            <w:instrText>ADDIN CitaviPlaceholder{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}</w:instrText>
           </w:r>
           <w:r>
             <w:rPr>
@@ -5997,73 +5988,177 @@
         <w:rPr>
           <w:lang w:val="en-US"/>
         </w:rPr>
+        <w:t xml:space="preserve"> although </w:t>
+      </w:r>
+      <w:r>
+        <w:rPr>
+          <w:lang w:val="en-US"/>
+        </w:rPr>
+        <w:t>it is regrettable that it</w:t>
+      </w:r>
+      <w:r>
+        <w:rPr>
+          <w:lang w:val="en-US"/>
+        </w:rPr>
+        <w:t xml:space="preserve"> does not make </w:t>
+      </w:r>
+      <w:r>
+        <w:rPr>
+          <w:lang w:val="en-US"/>
+        </w:rPr>
+        <w:t>links</w:t>
+      </w:r>
+      <w:r>
+        <w:rPr>
+          <w:lang w:val="en-US"/>
+        </w:rPr>
+        <w:t xml:space="preserve"> to </w:t>
+      </w:r>
+      <w:r>
+        <w:rPr>
+          <w:lang w:val="en-US"/>
+        </w:rPr>
+        <w:t>the</w:t>
+      </w:r>
+      <w:r>
+        <w:rPr>
+          <w:lang w:val="en-US"/>
+        </w:rPr>
+        <w:t xml:space="preserve"> conceptual framework for voice naturalness. We </w:t>
+      </w:r>
+      <w:r>
+        <w:rPr>
+          <w:lang w:val="en-US"/>
+        </w:rPr>
+        <w:t xml:space="preserve">add that future consideration of </w:t>
+      </w:r>
+      <w:proofErr w:type="gramStart"/>
+      <w:r>
+        <w:rPr>
+          <w:lang w:val="en-US"/>
+        </w:rPr>
+        <w:t>kinship perception</w:t>
+      </w:r>
+      <w:proofErr w:type="gramEnd"/>
+      <w:r>
+        <w:rPr>
+          <w:lang w:val="en-US"/>
+        </w:rPr>
+        <w:t xml:space="preserve"> might promote further understanding of a putative relationship between naturalness and self-relevance</w:t>
+      </w:r>
+      <w:r>
+        <w:rPr>
+          <w:lang w:val="en-US"/>
+        </w:rPr>
+        <w:t>.</w:t>
+      </w:r>
+      <w:r>
+        <w:rPr>
+          <w:lang w:val="en-US"/>
+        </w:rPr>
+        <w:t xml:space="preserve"> W</w:t>
+      </w:r>
+      <w:r>
+        <w:rPr>
+          <w:lang w:val="en-US"/>
+        </w:rPr>
+        <w:t>e</w:t>
+      </w:r>
+      <w:r>
+        <w:rPr>
+          <w:lang w:val="en-US"/>
+        </w:rPr>
         <w:t xml:space="preserve"> </w:t>
       </w:r>
-      <w:commentRangeStart w:id="4"/>
-      <w:r>
-        <w:rPr>
-          <w:color w:val="C00000"/>
-          <w:lang w:val="en-US"/>
-        </w:rPr>
-        <w:t xml:space="preserve">although </w:t>
-      </w:r>
-      <w:commentRangeEnd w:id="4"/>
-      <w:r>
-        <w:rPr>
-          <w:rStyle w:val="Kommentarzeichen"/>
-          <w:color w:val="C00000"/>
-          <w:sz w:val="22"/>
-          <w:szCs w:val="22"/>
-          <w:lang w:val="en-US"/>
-        </w:rPr>
-        <w:commentReference w:id="4"/>
-      </w:r>
-      <w:r>
-        <w:rPr>
-          <w:color w:val="C00000"/>
-          <w:lang w:val="en-US"/>
-        </w:rPr>
-        <w:t xml:space="preserve">we regret it does not make </w:t>
-      </w:r>
-      <w:r>
-        <w:rPr>
-          <w:color w:val="C00000"/>
-          <w:lang w:val="en-US"/>
-        </w:rPr>
-        <w:t>links</w:t>
-      </w:r>
-      <w:r>
-        <w:rPr>
-          <w:color w:val="C00000"/>
-          <w:lang w:val="en-US"/>
-        </w:rPr>
-        <w:t xml:space="preserve"> to our conceptual framework for voice naturalness</w:t>
-      </w:r>
-      <w:r>
-        <w:rPr>
-          <w:lang w:val="en-US"/>
-        </w:rPr>
-        <w:t xml:space="preserve">. </w:t>
-      </w:r>
-      <w:r>
-        <w:rPr>
-          <w:color w:val="C00000"/>
-          <w:lang w:val="en-US"/>
-        </w:rPr>
-        <w:t xml:space="preserve">We </w:t>
-      </w:r>
-      <w:r>
-        <w:rPr>
-          <w:color w:val="C00000"/>
-          <w:lang w:val="en-US"/>
-        </w:rPr>
-        <w:t xml:space="preserve">add that </w:t>
-      </w:r>
-      <w:r>
-        <w:rPr>
-          <w:lang w:val="en-US"/>
-        </w:rPr>
-        <w:t>future consideration of kinship perception might promote further understanding of a putative relationship between naturalness and self-relevance</w:t>
+      <w:r>
+        <w:rPr>
+          <w:lang w:val="en-US"/>
+        </w:rPr>
+        <w:t>look forward to</w:t>
+      </w:r>
+      <w:r>
+        <w:rPr>
+          <w:lang w:val="en-US"/>
+        </w:rPr>
+        <w:t xml:space="preserve"> </w:t>
+      </w:r>
+      <w:r>
+        <w:rPr>
+          <w:lang w:val="en-US"/>
+        </w:rPr>
+        <w:t xml:space="preserve">empirical </w:t>
+      </w:r>
+      <w:r>
+        <w:rPr>
+          <w:lang w:val="en-US"/>
+        </w:rPr>
+        <w:t>contributions that</w:t>
+      </w:r>
+      <w:r>
+        <w:rPr>
+          <w:lang w:val="en-US"/>
+        </w:rPr>
+        <w:t xml:space="preserve"> </w:t>
+      </w:r>
+      <w:r>
+        <w:rPr>
+          <w:lang w:val="en-US"/>
+        </w:rPr>
+        <w:t>increase our</w:t>
+      </w:r>
+      <w:r>
+        <w:rPr>
+          <w:lang w:val="en-US"/>
+        </w:rPr>
+        <w:t xml:space="preserve"> </w:t>
+      </w:r>
+      <w:r>
+        <w:rPr>
+          <w:lang w:val="en-US"/>
+        </w:rPr>
+        <w:t>understanding</w:t>
+      </w:r>
+      <w:r>
+        <w:rPr>
+          <w:lang w:val="en-US"/>
+        </w:rPr>
+        <w:t xml:space="preserve"> </w:t>
+      </w:r>
+      <w:r>
+        <w:rPr>
+          <w:lang w:val="en-US"/>
+        </w:rPr>
+        <w:t xml:space="preserve">of both </w:t>
+      </w:r>
+      <w:r>
+        <w:rPr>
+          <w:lang w:val="en-US"/>
+        </w:rPr>
+        <w:t xml:space="preserve">self-voice </w:t>
+      </w:r>
+      <w:r>
+        <w:rPr>
+          <w:lang w:val="en-US"/>
+        </w:rPr>
+        <w:t>processing</w:t>
+      </w:r>
+      <w:r>
+        <w:rPr>
+          <w:lang w:val="en-US"/>
+        </w:rPr>
+        <w:t xml:space="preserve"> </w:t>
+      </w:r>
+      <w:r>
+        <w:rPr>
+          <w:lang w:val="en-US"/>
+        </w:rPr>
+        <w:t xml:space="preserve">and voice </w:t>
+      </w:r>
+      <w:r>
+        <w:rPr>
+          <w:lang w:val="en-US"/>
+        </w:rPr>
+        <w:t>naturalness impressions</w:t>
       </w:r>
       <w:r>
         <w:rPr>
@@ -6071,136 +6166,28 @@
         </w:rPr>
         <w:t>.</w:t>
       </w:r>
-      <w:r>
-        <w:rPr>
-          <w:lang w:val="en-US"/>
-        </w:rPr>
-        <w:t xml:space="preserve"> W</w:t>
-      </w:r>
-      <w:r>
-        <w:rPr>
-          <w:lang w:val="en-US"/>
-        </w:rPr>
-        <w:t>e</w:t>
-      </w:r>
-      <w:r>
-        <w:rPr>
-          <w:lang w:val="en-US"/>
-        </w:rPr>
-        <w:t xml:space="preserve"> </w:t>
-      </w:r>
-      <w:r>
-        <w:rPr>
-          <w:lang w:val="en-US"/>
-        </w:rPr>
-        <w:t>look forward to</w:t>
-      </w:r>
-      <w:r>
-        <w:rPr>
-          <w:lang w:val="en-US"/>
-        </w:rPr>
-        <w:t xml:space="preserve"> </w:t>
-      </w:r>
-      <w:r>
-        <w:rPr>
-          <w:lang w:val="en-US"/>
-        </w:rPr>
-        <w:t xml:space="preserve">empirical </w:t>
-      </w:r>
-      <w:r>
-        <w:rPr>
-          <w:lang w:val="en-US"/>
-        </w:rPr>
-        <w:t>contributions that</w:t>
-      </w:r>
-      <w:r>
-        <w:rPr>
-          <w:lang w:val="en-US"/>
-        </w:rPr>
-        <w:t xml:space="preserve"> </w:t>
-      </w:r>
-      <w:r>
-        <w:rPr>
-          <w:lang w:val="en-US"/>
-        </w:rPr>
-        <w:t>increase our</w:t>
-      </w:r>
-      <w:r>
-        <w:rPr>
-          <w:lang w:val="en-US"/>
-        </w:rPr>
-        <w:t xml:space="preserve"> </w:t>
-      </w:r>
-      <w:r>
-        <w:rPr>
-          <w:lang w:val="en-US"/>
-        </w:rPr>
-        <w:t>understanding</w:t>
-      </w:r>
-      <w:r>
-        <w:rPr>
-          <w:lang w:val="en-US"/>
-        </w:rPr>
-        <w:t xml:space="preserve"> </w:t>
-      </w:r>
-      <w:r>
-        <w:rPr>
-          <w:lang w:val="en-US"/>
-        </w:rPr>
-        <w:t xml:space="preserve">of both </w:t>
-      </w:r>
-      <w:r>
-        <w:rPr>
-          <w:lang w:val="en-US"/>
-        </w:rPr>
-        <w:t xml:space="preserve">self-voice </w:t>
-      </w:r>
-      <w:r>
-        <w:rPr>
-          <w:lang w:val="en-US"/>
-        </w:rPr>
-        <w:t>processing</w:t>
-      </w:r>
-      <w:r>
-        <w:rPr>
-          <w:lang w:val="en-US"/>
-        </w:rPr>
-        <w:t xml:space="preserve"> </w:t>
-      </w:r>
-      <w:r>
-        <w:rPr>
-          <w:lang w:val="en-US"/>
-        </w:rPr>
-        <w:t xml:space="preserve">and voice </w:t>
-      </w:r>
-      <w:r>
-        <w:rPr>
-          <w:lang w:val="en-US"/>
-        </w:rPr>
-        <w:t xml:space="preserve">naturalness </w:t>
-      </w:r>
-      <w:commentRangeStart w:id="5"/>
-      <w:r>
-        <w:rPr>
-          <w:lang w:val="en-US"/>
-        </w:rPr>
-        <w:t>impressions</w:t>
-      </w:r>
-      <w:commentRangeEnd w:id="5"/>
-      <w:r>
-        <w:rPr>
-          <w:rStyle w:val="Kommentarzeichen"/>
-          <w:sz w:val="22"/>
-          <w:szCs w:val="22"/>
-          <w:lang w:val="en-US"/>
-        </w:rPr>
-        <w:commentReference w:id="5"/>
-      </w:r>
-      <w:r>
-        <w:rPr>
-          <w:lang w:val="en-US"/>
-        </w:rPr>
-        <w:t>.</w:t>
+    </w:p>
+    <w:p>
+      <w:pPr>
+        <w:pStyle w:val="Listenabsatz"/>
+        <w:numPr>
+          <w:ilvl w:val="0"/>
+          <w:numId w:val="7"/>
+        </w:numPr>
+        <w:spacing w:line="480" w:lineRule="auto"/>
+        <w:rPr>
+          <w:b/>
+          <w:bCs/>
+          <w:lang w:val="en-US"/>
+        </w:rPr>
+      </w:pPr>
+      <w:r>
+        <w:rPr>
+          <w:b/>
+          <w:bCs/>
+          <w:lang w:val="en-US"/>
+        </w:rPr>
+        <w:t>ACKNOWLEDGEMENTS</w:t>
       </w:r>
     </w:p>
     <w:p>
@@ -6220,28 +6207,61 @@
       <w:r>
         <w:rPr>
           <w:rFonts w:cstheme="minorHAnsi"/>
-          <w:b/>
           <w:bCs/>
-          <w:color w:val="1D1B1B"/>
-          <w:lang w:val="en-US"/>
-        </w:rPr>
-        <w:t>Acknowledgments</w:t>
-      </w:r>
-    </w:p>
-    <w:p>
-      <w:pPr>
-        <w:autoSpaceDE w:val="0"/>
-        <w:autoSpaceDN w:val="0"/>
-        <w:adjustRightInd w:val="0"/>
-        <w:spacing w:after="0" w:line="480" w:lineRule="auto"/>
+          <w:lang w:val="en-US"/>
+        </w:rPr>
+        <w:t xml:space="preserve">We thank Manuel </w:t>
+      </w:r>
+      <w:proofErr w:type="spellStart"/>
+      <w:r>
         <w:rPr>
           <w:rFonts w:cstheme="minorHAnsi"/>
-          <w:b/>
           <w:bCs/>
-          <w:color w:val="1D1B1B"/>
-          <w:lang w:val="en-US"/>
-        </w:rPr>
-      </w:pPr>
+          <w:lang w:val="en-US"/>
+        </w:rPr>
+        <w:t>Pöhlmann</w:t>
+      </w:r>
+      <w:proofErr w:type="spellEnd"/>
+      <w:r>
+        <w:rPr>
+          <w:rFonts w:cstheme="minorHAnsi"/>
+          <w:bCs/>
+          <w:lang w:val="en-US"/>
+        </w:rPr>
+        <w:t xml:space="preserve"> </w:t>
+      </w:r>
+      <w:r>
+        <w:rPr>
+          <w:rFonts w:cstheme="minorHAnsi"/>
+          <w:bCs/>
+          <w:lang w:val="en-US"/>
+        </w:rPr>
+        <w:t xml:space="preserve">and three anonymous reviewers </w:t>
+      </w:r>
+      <w:r>
+        <w:rPr>
+          <w:rFonts w:cstheme="minorHAnsi"/>
+          <w:bCs/>
+          <w:lang w:val="en-US"/>
+        </w:rPr>
+        <w:t xml:space="preserve">for helpful suggestions </w:t>
+      </w:r>
+      <w:r>
+        <w:rPr>
+          <w:rFonts w:cstheme="minorHAnsi"/>
+          <w:bCs/>
+          <w:lang w:val="en-US"/>
+        </w:rPr>
+        <w:t>on</w:t>
+      </w:r>
+      <w:r>
+        <w:rPr>
+          <w:rFonts w:cstheme="minorHAnsi"/>
+          <w:bCs/>
+          <w:lang w:val="en-US"/>
+        </w:rPr>
+        <w:t xml:space="preserve"> a previous version of this work. The authors gratefully acknowledge the award of funding through an EU-MSCA doctoral network “Voice Communication </w:t>
+      </w:r>
       <w:r>
         <w:rPr>
           <w:rFonts w:cstheme="minorHAnsi"/>
@@ -6249,8 +6269,42 @@
           <w:color w:val="1D1B1B"/>
           <w:lang w:val="en-US"/>
         </w:rPr>
-        <w:t xml:space="preserve">We thank Manuel Pöhlmann </w:t>
-      </w:r>
+        <w:t>Sciences” (action 101168998).</w:t>
+      </w:r>
+    </w:p>
+    <w:p>
+      <w:pPr>
+        <w:pStyle w:val="Listenabsatz"/>
+        <w:numPr>
+          <w:ilvl w:val="0"/>
+          <w:numId w:val="7"/>
+        </w:numPr>
+        <w:spacing w:line="480" w:lineRule="auto"/>
+        <w:rPr>
+          <w:b/>
+          <w:bCs/>
+          <w:lang w:val="en-US"/>
+        </w:rPr>
+      </w:pPr>
+      <w:r>
+        <w:rPr>
+          <w:b/>
+          <w:bCs/>
+          <w:lang w:val="en-US"/>
+        </w:rPr>
+        <w:t>AUTHOR DECLARATIONS</w:t>
+      </w:r>
+    </w:p>
+    <w:p>
+      <w:pPr>
+        <w:pStyle w:val="CitaviBibliographyEntry"/>
+        <w:spacing w:line="480" w:lineRule="auto"/>
+        <w:rPr>
+          <w:b/>
+          <w:bCs/>
+          <w:lang w:val="en-US"/>
+        </w:rPr>
+      </w:pPr>
       <w:r>
         <w:rPr>
           <w:rFonts w:cstheme="minorHAnsi"/>
@@ -6258,124 +6312,38 @@
           <w:color w:val="1D1B1B"/>
           <w:lang w:val="en-US"/>
         </w:rPr>
-        <w:t xml:space="preserve">and </w:t>
-      </w:r>
-      <w:r>
-        <w:rPr>
-          <w:rFonts w:cstheme="minorHAnsi"/>
+        <w:t>The authors have no conflicts to disclose</w:t>
+      </w:r>
+      <w:r>
+        <w:rPr>
+          <w:b/>
           <w:bCs/>
-          <w:color w:val="C00000"/>
-          <w:lang w:val="en-US"/>
-        </w:rPr>
-        <w:t xml:space="preserve">three anonymous reviewers </w:t>
-      </w:r>
-      <w:r>
-        <w:rPr>
-          <w:rFonts w:cstheme="minorHAnsi"/>
-          <w:bCs/>
-          <w:color w:val="1D1B1B"/>
-          <w:lang w:val="en-US"/>
-        </w:rPr>
-        <w:t xml:space="preserve">for helpful suggestions </w:t>
-      </w:r>
-      <w:r>
-        <w:rPr>
-          <w:rFonts w:cstheme="minorHAnsi"/>
-          <w:bCs/>
-          <w:color w:val="1D1B1B"/>
-          <w:lang w:val="en-US"/>
-        </w:rPr>
-        <w:t>on</w:t>
-      </w:r>
-      <w:r>
-        <w:rPr>
-          <w:rFonts w:cstheme="minorHAnsi"/>
-          <w:bCs/>
-          <w:color w:val="1D1B1B"/>
-          <w:lang w:val="en-US"/>
-        </w:rPr>
-        <w:t xml:space="preserve"> a previous version of this work. </w:t>
-      </w:r>
-      <w:r>
-        <w:rPr>
-          <w:rFonts w:cstheme="minorHAnsi"/>
-          <w:bCs/>
-          <w:color w:val="1D1B1B"/>
-          <w:lang w:val="en-US"/>
-        </w:rPr>
-        <w:t>The authors gratefully acknowledge the award of funding through an EU-MSCA doctoral network “Voice Communication Sciences” (action 101168998).</w:t>
+          <w:lang w:val="en-US"/>
+        </w:rPr>
+        <w:t>.</w:t>
       </w:r>
     </w:p>
     <w:p>
       <w:pPr>
-        <w:autoSpaceDE w:val="0"/>
-        <w:autoSpaceDN w:val="0"/>
-        <w:adjustRightInd w:val="0"/>
-        <w:spacing w:after="0" w:line="480" w:lineRule="auto"/>
-        <w:rPr>
-          <w:rFonts w:cstheme="minorHAnsi"/>
+        <w:pStyle w:val="Listenabsatz"/>
+        <w:numPr>
+          <w:ilvl w:val="0"/>
+          <w:numId w:val="7"/>
+        </w:numPr>
+        <w:spacing w:line="480" w:lineRule="auto"/>
+        <w:rPr>
           <w:b/>
           <w:bCs/>
-          <w:color w:val="1D1B1B"/>
-          <w:lang w:val="en-US"/>
-        </w:rPr>
-      </w:pPr>
-      <w:r>
-        <w:rPr>
-          <w:rFonts w:cstheme="minorHAnsi"/>
+          <w:lang w:val="en-US"/>
+        </w:rPr>
+      </w:pPr>
+      <w:r>
+        <w:rPr>
           <w:b/>
           <w:bCs/>
-          <w:color w:val="1D1B1B"/>
-          <w:lang w:val="en-US"/>
-        </w:rPr>
-        <w:t>Author Declarations</w:t>
-      </w:r>
-    </w:p>
-    <w:p>
-      <w:pPr>
-        <w:pStyle w:val="CitaviBibliographyEntry"/>
-        <w:spacing w:line="480" w:lineRule="auto"/>
-        <w:rPr>
-          <w:b/>
-          <w:bCs/>
-          <w:lang w:val="en-US"/>
-        </w:rPr>
-      </w:pPr>
-      <w:r>
-        <w:rPr>
-          <w:rFonts w:cstheme="minorHAnsi"/>
-          <w:bCs/>
-          <w:color w:val="1D1B1B"/>
-          <w:lang w:val="en-US"/>
-        </w:rPr>
-        <w:t>The authors have no conflicts to disclose</w:t>
-      </w:r>
-      <w:r>
-        <w:rPr>
-          <w:b/>
-          <w:bCs/>
-          <w:lang w:val="en-US"/>
-        </w:rPr>
-        <w:t>.</w:t>
-      </w:r>
-    </w:p>
-    <w:p>
-      <w:pPr>
-        <w:pStyle w:val="CitaviBibliographyEntry"/>
-        <w:spacing w:line="480" w:lineRule="auto"/>
-        <w:rPr>
-          <w:b/>
-          <w:bCs/>
-          <w:lang w:val="en-US"/>
-        </w:rPr>
-      </w:pPr>
-      <w:r>
-        <w:rPr>
-          <w:b/>
-          <w:bCs/>
-          <w:lang w:val="en-US"/>
-        </w:rPr>
-        <w:t>Data Availability</w:t>
+          <w:lang w:val="en-US"/>
+        </w:rPr>
+        <w:t>DATA AVAILABILITY</w:t>
       </w:r>
     </w:p>
     <w:p>
@@ -6448,14 +6416,14 @@
               <w:lang w:val="en-US"/>
             </w:rPr>
           </w:pPr>
-          <w:bookmarkStart w:id="6" w:name="_CTVL0012dd5f700c4e04db09175a3ec98625a13"/>
+          <w:bookmarkStart w:id="1" w:name="_CTVL0012dd5f700c4e04db09175a3ec98625a13"/>
           <w:r>
             <w:rPr>
               <w:lang w:val="en-US"/>
             </w:rPr>
             <w:t>DeBruine, L. M., Smith, F. G., Jones, B. C., Roberts, S. C., Petrie, M., &amp; Spector, T. D. (2009). Kin recognition signals in adult faces.</w:t>
           </w:r>
-          <w:bookmarkEnd w:id="6"/>
+          <w:bookmarkEnd w:id="1"/>
           <w:r>
             <w:rPr>
               <w:lang w:val="en-US"/>
@@ -6493,7 +6461,7 @@
           <w:pPr>
             <w:pStyle w:val="CitaviBibliographyEntry"/>
           </w:pPr>
-          <w:bookmarkStart w:id="7" w:name="_CTVL001ea1526d28f4a4bfd8cbb27222a58911f"/>
+          <w:bookmarkStart w:id="2" w:name="_CTVL001ea1526d28f4a4bfd8cbb27222a58911f"/>
           <w:r>
             <w:t xml:space="preserve">Frühholz, S., &amp; Schweinberger, S. R. (2021). </w:t>
           </w:r>
@@ -6503,7 +6471,7 @@
             </w:rPr>
             <w:t>Nonverbal auditory communication - Evidence for integrated neural systems for voice signal production and perception.</w:t>
           </w:r>
-          <w:bookmarkEnd w:id="7"/>
+          <w:bookmarkEnd w:id="2"/>
           <w:r>
             <w:rPr>
               <w:lang w:val="en-US"/>
@@ -6536,7 +6504,7 @@
               <w:lang w:val="en-US"/>
             </w:rPr>
           </w:pPr>
-          <w:bookmarkStart w:id="8" w:name="_CTVL001ae80c5ee55574e2a8031ca141080f218"/>
+          <w:bookmarkStart w:id="3" w:name="_CTVL001ae80c5ee55574e2a8031ca141080f218"/>
           <w:r>
             <w:t xml:space="preserve">Hyppa-Martin, J., Lilley, J., Chen, M., Friese, J., Schmidt, C., &amp; Bunnell, H. T. (2024). </w:t>
           </w:r>
@@ -6546,7 +6514,7 @@
             </w:rPr>
             <w:t>A large-scale comparison of two voice synthesis techniques on intelligibility, naturalness, preferences, and attitudes toward voices banked by individuals with amyotrophic lateral sclerosis.</w:t>
           </w:r>
-          <w:bookmarkEnd w:id="8"/>
+          <w:bookmarkEnd w:id="3"/>
           <w:r>
             <w:rPr>
               <w:lang w:val="en-US"/>
@@ -6587,21 +6555,15 @@
               <w:lang w:val="en-US"/>
             </w:rPr>
           </w:pPr>
-          <w:bookmarkStart w:id="9" w:name="_CTVL0011668ab7cd410419e9aefa6881534a39a"/>
-          <w:r>
-            <w:rPr>
-              <w:lang w:val="en-US"/>
-            </w:rPr>
-            <w:t xml:space="preserve">Kapolowicz, M. R., Guest, D. R., Montazeri, V., Baese-Berk, M. M., &amp; Assmann, P. F. (2022). Effects of Spectral Envelope and Fundamental Frequency Shifts on the Perception of Foreign-Accented </w:t>
-          </w:r>
+          <w:bookmarkStart w:id="4" w:name="_CTVL0011668ab7cd410419e9aefa6881534a39a"/>
           <w:r>
             <w:rPr>
               <w:lang w:val="en-US"/>
             </w:rPr>
             <w:lastRenderedPageBreak/>
-            <w:t>Speech.</w:t>
-          </w:r>
-          <w:bookmarkEnd w:id="9"/>
+            <w:t>Kapolowicz, M. R., Guest, D. R., Montazeri, V., Baese-Berk, M. M., &amp; Assmann, P. F. (2022). Effects of Spectral Envelope and Fundamental Frequency Shifts on the Perception of Foreign-Accented Speech.</w:t>
+          </w:r>
+          <w:bookmarkEnd w:id="4"/>
           <w:r>
             <w:rPr>
               <w:lang w:val="en-US"/>
@@ -6642,14 +6604,14 @@
               <w:lang w:val="en-US"/>
             </w:rPr>
           </w:pPr>
-          <w:bookmarkStart w:id="10" w:name="_CTVL0016dbd513c46ad443c91d5cd8367ad72bb"/>
+          <w:bookmarkStart w:id="5" w:name="_CTVL0016dbd513c46ad443c91d5cd8367ad72bb"/>
           <w:r>
             <w:rPr>
               <w:lang w:val="en-US"/>
             </w:rPr>
             <w:t>Kovács, G., Göschel, L., Pawlik, S. M., &amp; Tramacere, A. (2025). The neural dynamics of current and past self-face perception: Challenging the privilege access hypothesis.</w:t>
           </w:r>
-          <w:bookmarkEnd w:id="10"/>
+          <w:bookmarkEnd w:id="5"/>
           <w:r>
             <w:rPr>
               <w:lang w:val="en-US"/>
@@ -6690,14 +6652,14 @@
               <w:lang w:val="en-US"/>
             </w:rPr>
           </w:pPr>
-          <w:bookmarkStart w:id="11" w:name="_CTVL001119f069538084cc0afa0ce98f08c90db"/>
+          <w:bookmarkStart w:id="6" w:name="_CTVL001119f069538084cc0afa0ce98f08c90db"/>
           <w:r>
             <w:rPr>
               <w:lang w:val="en-US"/>
             </w:rPr>
             <w:t>Lavan, N., Irvine, M., Rosi, V., &amp; McGettigan, C. (2025). Voice clones sound realistic but not (yet) hyperrealistic.</w:t>
           </w:r>
-          <w:bookmarkEnd w:id="11"/>
+          <w:bookmarkEnd w:id="6"/>
           <w:r>
             <w:rPr>
               <w:lang w:val="en-US"/>
@@ -6738,7 +6700,7 @@
               <w:lang w:val="en-US"/>
             </w:rPr>
           </w:pPr>
-          <w:bookmarkStart w:id="12" w:name="_CTVL001336c0a9a324c431a956472a7daab8a11"/>
+          <w:bookmarkStart w:id="7" w:name="_CTVL001336c0a9a324c431a956472a7daab8a11"/>
           <w:r>
             <w:rPr>
               <w:lang w:val="en-US"/>
@@ -6771,7 +6733,7 @@
             </w:rPr>
             <w:t xml:space="preserve"> cognitive style affect social responses to computers.</w:t>
           </w:r>
-          <w:bookmarkEnd w:id="12"/>
+          <w:bookmarkEnd w:id="7"/>
           <w:r>
             <w:rPr>
               <w:lang w:val="en-US"/>
@@ -6812,14 +6774,14 @@
               <w:lang w:val="en-US"/>
             </w:rPr>
           </w:pPr>
-          <w:bookmarkStart w:id="13" w:name="_CTVL001929ae89f05734acbb13c08fb32e0991f"/>
+          <w:bookmarkStart w:id="8" w:name="_CTVL001929ae89f05734acbb13c08fb32e0991f"/>
           <w:r>
             <w:rPr>
               <w:lang w:val="en-US"/>
             </w:rPr>
             <w:t>Maloney, L. T., &amp; Dal Martello, M. F. (2006). Kin recognition and the perceived facial similarity of children.</w:t>
           </w:r>
-          <w:bookmarkEnd w:id="13"/>
+          <w:bookmarkEnd w:id="8"/>
           <w:r>
             <w:rPr>
               <w:lang w:val="en-US"/>
@@ -6860,14 +6822,14 @@
               <w:lang w:val="en-US"/>
             </w:rPr>
           </w:pPr>
-          <w:bookmarkStart w:id="14" w:name="_CTVL001a41221023d83451484034bf88cfe9a4a"/>
+          <w:bookmarkStart w:id="9" w:name="_CTVL001a41221023d83451484034bf88cfe9a4a"/>
           <w:r>
             <w:rPr>
               <w:lang w:val="en-US"/>
             </w:rPr>
             <w:t>Mateo, J. M. (2015). Perspectives: Hamilton's Legacy: Mechanisms of Kin Recognition in Humans.</w:t>
           </w:r>
-          <w:bookmarkEnd w:id="14"/>
+          <w:bookmarkEnd w:id="9"/>
           <w:r>
             <w:rPr>
               <w:lang w:val="en-US"/>
@@ -6905,14 +6867,14 @@
           <w:pPr>
             <w:pStyle w:val="CitaviBibliographyEntry"/>
           </w:pPr>
-          <w:bookmarkStart w:id="15" w:name="_CTVL0015b69d468d9074575b75d44ca5cf2c5d1"/>
+          <w:bookmarkStart w:id="10" w:name="_CTVL0015b69d468d9074575b75d44ca5cf2c5d1"/>
           <w:r>
             <w:rPr>
               <w:lang w:val="en-US"/>
             </w:rPr>
             <w:t>Maurer, D., &amp; Landis, T. (1990). Role of bone conduction in the self-perception of speech.</w:t>
           </w:r>
-          <w:bookmarkEnd w:id="15"/>
+          <w:bookmarkEnd w:id="10"/>
           <w:r>
             <w:rPr>
               <w:lang w:val="en-US"/>
@@ -6945,7 +6907,7 @@
               <w:lang w:val="en-US"/>
             </w:rPr>
           </w:pPr>
-          <w:bookmarkStart w:id="16" w:name="_CTVL001872a0bd54a2d42f483613d3eb82d0fe3"/>
+          <w:bookmarkStart w:id="11" w:name="_CTVL001872a0bd54a2d42f483613d3eb82d0fe3"/>
           <w:r>
             <w:t xml:space="preserve">Nussbaum, C., Frühholz, S., &amp; Schweinberger, S. R. (2025). </w:t>
           </w:r>
@@ -6955,7 +6917,7 @@
             </w:rPr>
             <w:t>Understanding voice naturalness.</w:t>
           </w:r>
-          <w:bookmarkEnd w:id="16"/>
+          <w:bookmarkEnd w:id="11"/>
           <w:r>
             <w:rPr>
               <w:lang w:val="en-US"/>
@@ -6996,14 +6958,14 @@
               <w:lang w:val="en-US"/>
             </w:rPr>
           </w:pPr>
-          <w:bookmarkStart w:id="17" w:name="_CTVL001caa0761a4b40485d8947aa87caf17b69"/>
+          <w:bookmarkStart w:id="12" w:name="_CTVL001caa0761a4b40485d8947aa87caf17b69"/>
           <w:r>
             <w:rPr>
               <w:lang w:val="en-US"/>
             </w:rPr>
             <w:t>Orepic, P., Kannape, O. A., Faivre, N., &amp; Blanke, O. (2023). Bone conduction facilitates self-other voice discrimination.</w:t>
           </w:r>
-          <w:bookmarkEnd w:id="17"/>
+          <w:bookmarkEnd w:id="12"/>
           <w:r>
             <w:rPr>
               <w:lang w:val="en-US"/>
@@ -7044,14 +7006,14 @@
               <w:lang w:val="en-US"/>
             </w:rPr>
           </w:pPr>
-          <w:bookmarkStart w:id="18" w:name="_CTVL0010ac44d77870a43299b6dc953088d6398"/>
+          <w:bookmarkStart w:id="13" w:name="_CTVL0010ac44d77870a43299b6dc953088d6398"/>
           <w:r>
             <w:rPr>
               <w:lang w:val="en-US"/>
             </w:rPr>
             <w:t>Orepic, P., &amp; Pinheiro, A. P. (2026). From Voice to Self: An Integrative Framework on Self-Voice Processing.</w:t>
           </w:r>
-          <w:bookmarkEnd w:id="18"/>
+          <w:bookmarkEnd w:id="13"/>
           <w:r>
             <w:rPr>
               <w:lang w:val="en-US"/>
@@ -7079,14 +7041,14 @@
               <w:lang w:val="en-US"/>
             </w:rPr>
           </w:pPr>
-          <w:bookmarkStart w:id="19" w:name="_CTVL001b9676ab1e5684c59b62432858caa6e4f"/>
+          <w:bookmarkStart w:id="14" w:name="_CTVL001b9676ab1e5684c59b62432858caa6e4f"/>
           <w:r>
             <w:rPr>
               <w:lang w:val="en-US"/>
             </w:rPr>
             <w:t>Pandey, A., Le Maguer, S., &amp; Harte, N. (2025). What is Naturalness? In</w:t>
           </w:r>
-          <w:bookmarkEnd w:id="19"/>
+          <w:bookmarkEnd w:id="14"/>
           <w:r>
             <w:rPr>
               <w:lang w:val="en-US"/>
@@ -7114,14 +7076,14 @@
               <w:lang w:val="en-US"/>
             </w:rPr>
           </w:pPr>
-          <w:bookmarkStart w:id="20" w:name="_CTVL0015455222ba26a4de58c36fd167329696a"/>
+          <w:bookmarkStart w:id="15" w:name="_CTVL0015455222ba26a4de58c36fd167329696a"/>
           <w:r>
             <w:rPr>
               <w:lang w:val="en-US"/>
             </w:rPr>
             <w:t>Pinheiro, A. P. (2025). Beyond acoustics: Self-relevance as a key to voice naturalness (L).</w:t>
           </w:r>
-          <w:bookmarkEnd w:id="20"/>
+          <w:bookmarkEnd w:id="15"/>
           <w:r>
             <w:rPr>
               <w:lang w:val="en-US"/>
@@ -7162,14 +7124,14 @@
               <w:lang w:val="en-US"/>
             </w:rPr>
           </w:pPr>
-          <w:bookmarkStart w:id="21" w:name="_CTVL001a39a77e7e22244a7a4f44c22f73ff172"/>
+          <w:bookmarkStart w:id="16" w:name="_CTVL001a39a77e7e22244a7a4f44c22f73ff172"/>
           <w:r>
             <w:rPr>
               <w:lang w:val="en-US"/>
             </w:rPr>
             <w:t>Pinheiro, A. P., Sarzedas, J., Roberto, M. S., &amp; Kotz, S. A. (2023). Attention and emotion shape self-voice prioritization in speech processing.</w:t>
           </w:r>
-          <w:bookmarkEnd w:id="21"/>
+          <w:bookmarkEnd w:id="16"/>
           <w:r>
             <w:rPr>
               <w:lang w:val="en-US"/>
@@ -7207,14 +7169,14 @@
           <w:pPr>
 